--- a/docs/Rescue Report.docx
+++ b/docs/Rescue Report.docx
@@ -668,6 +668,4057 @@
       </w:tr>
     </w:tbl>
     <w:p/>
+    <w:p>
+      <w:pPr>
+        <w:rPr>
+          <w:b/>
+          <w:bCs/>
+        </w:rPr>
+      </w:pPr>
+      <w:r>
+        <w:rPr>
+          <w:b/>
+          <w:bCs/>
+        </w:rPr>
+        <w:t>Finding 02 — No Authentication (Open API)</w:t>
+      </w:r>
+    </w:p>
+    <w:p>
+      <w:r>
+        <w:rPr>
+          <w:b/>
+          <w:bCs/>
+        </w:rPr>
+        <w:t>Severity:</w:t>
+      </w:r>
+      <w:r>
+        <w:t xml:space="preserve"> Critical</w:t>
+      </w:r>
+      <w:r>
+        <w:br/>
+      </w:r>
+      <w:r>
+        <w:rPr>
+          <w:b/>
+          <w:bCs/>
+        </w:rPr>
+        <w:t>Category:</w:t>
+      </w:r>
+      <w:r>
+        <w:t xml:space="preserve"> Authentication and Authorization</w:t>
+      </w:r>
+      <w:r>
+        <w:br/>
+      </w:r>
+      <w:r>
+        <w:rPr>
+          <w:b/>
+          <w:bCs/>
+        </w:rPr>
+        <w:t>Status:</w:t>
+      </w:r>
+      <w:r>
+        <w:t xml:space="preserve"> Fixed and verified — unauthenticated API response handling</w:t>
+      </w:r>
+    </w:p>
+    <w:p>
+      <w:pPr>
+        <w:rPr>
+          <w:b/>
+          <w:bCs/>
+        </w:rPr>
+      </w:pPr>
+      <w:r>
+        <w:rPr>
+          <w:b/>
+          <w:bCs/>
+        </w:rPr>
+        <w:t>1. Finding</w:t>
+      </w:r>
+    </w:p>
+    <w:p>
+      <w:r>
+        <w:t>The supplied audit report identifies APIs that were reportedly accessible without authentication. The original vulnerable implementation was not independently reproduced during this investigation, so this report distinguishes the audit's claim from the behavior observed in the current codebase.</w:t>
+      </w:r>
+    </w:p>
+    <w:p>
+      <w:pPr>
+        <w:rPr>
+          <w:b/>
+          <w:bCs/>
+        </w:rPr>
+      </w:pPr>
+      <w:r>
+        <w:rPr>
+          <w:b/>
+          <w:bCs/>
+        </w:rPr>
+        <w:t>2. Investigation</w:t>
+      </w:r>
+    </w:p>
+    <w:p>
+      <w:r>
+        <w:t>Inspection of the existing code found authentication and ownership controls already present:</w:t>
+      </w:r>
+    </w:p>
+    <w:p>
+      <w:pPr>
+        <w:numPr>
+          <w:ilvl w:val="0"/>
+          <w:numId w:val="1"/>
+        </w:numPr>
+      </w:pPr>
+      <w:r>
+        <w:t>src/lib/session.ts reads the ledgerline_session cookie and verifies the session.</w:t>
+      </w:r>
+    </w:p>
+    <w:p>
+      <w:pPr>
+        <w:numPr>
+          <w:ilvl w:val="0"/>
+          <w:numId w:val="1"/>
+        </w:numPr>
+      </w:pPr>
+      <w:r>
+        <w:t>src/lib/require-owner.ts provides a shared helper for obtaining the signed-in user's ID.</w:t>
+      </w:r>
+    </w:p>
+    <w:p>
+      <w:pPr>
+        <w:numPr>
+          <w:ilvl w:val="0"/>
+          <w:numId w:val="1"/>
+        </w:numPr>
+      </w:pPr>
+      <w:r>
+        <w:t>API routes use requireOwner() to obtain the authenticated owner ID.</w:t>
+      </w:r>
+    </w:p>
+    <w:p>
+      <w:pPr>
+        <w:numPr>
+          <w:ilvl w:val="0"/>
+          <w:numId w:val="1"/>
+        </w:numPr>
+      </w:pPr>
+      <w:r>
+        <w:lastRenderedPageBreak/>
+        <w:t>Database queries use owner-based filters, with individual resource ownership checks where applicable.</w:t>
+      </w:r>
+    </w:p>
+    <w:p>
+      <w:r>
+        <w:t>These controls existed before the remediation described below. This work does not claim that the entire authentication system was newly implemented.</w:t>
+      </w:r>
+    </w:p>
+    <w:p>
+      <w:pPr>
+        <w:rPr>
+          <w:b/>
+          <w:bCs/>
+        </w:rPr>
+      </w:pPr>
+      <w:r>
+        <w:rPr>
+          <w:b/>
+          <w:bCs/>
+        </w:rPr>
+        <w:t>3. Problem Reproduced</w:t>
+      </w:r>
+    </w:p>
+    <w:p>
+      <w:r>
+        <w:t xml:space="preserve">During testing, an unauthenticated request to GET /api/clients returned </w:t>
+      </w:r>
+      <w:r>
+        <w:rPr>
+          <w:b/>
+          <w:bCs/>
+        </w:rPr>
+        <w:t>HTTP 500 Internal Server Error</w:t>
+      </w:r>
+      <w:r>
+        <w:t xml:space="preserve"> instead of an appropriate unauthorized response.</w:t>
+      </w:r>
+    </w:p>
+    <w:p>
+      <w:r>
+        <w:t>The shared requireOwner() helper threw an UnauthorizedError, but the route handlers were written to return thrown Response objects. This mismatch meant that the authentication failure was handled incorrectly.</w:t>
+      </w:r>
+    </w:p>
+    <w:p>
+      <w:pPr>
+        <w:rPr>
+          <w:b/>
+          <w:bCs/>
+        </w:rPr>
+      </w:pPr>
+      <w:r>
+        <w:rPr>
+          <w:b/>
+          <w:bCs/>
+        </w:rPr>
+        <w:t>4. Remediation</w:t>
+      </w:r>
+    </w:p>
+    <w:p>
+      <w:r>
+        <w:t>Updated src/lib/require-owner.ts so that when no valid session is available, requireOwner() throws a JSON Response with:</w:t>
+      </w:r>
+    </w:p>
+    <w:p>
+      <w:pPr>
+        <w:numPr>
+          <w:ilvl w:val="0"/>
+          <w:numId w:val="2"/>
+        </w:numPr>
+      </w:pPr>
+      <w:r>
+        <w:t>HTTP status: 401 Unauthorized</w:t>
+      </w:r>
+    </w:p>
+    <w:p>
+      <w:pPr>
+        <w:numPr>
+          <w:ilvl w:val="0"/>
+          <w:numId w:val="2"/>
+        </w:numPr>
+      </w:pPr>
+      <w:r>
+        <w:t>Content type: application/json</w:t>
+      </w:r>
+    </w:p>
+    <w:p>
+      <w:pPr>
+        <w:numPr>
+          <w:ilvl w:val="0"/>
+          <w:numId w:val="2"/>
+        </w:numPr>
+      </w:pPr>
+      <w:r>
+        <w:t>Response body: {"error":"Please sign in to continue."}</w:t>
+      </w:r>
+    </w:p>
+    <w:p>
+      <w:r>
+        <w:t>The existing route handlers can then return this response through their err instanceof Response checks.</w:t>
+      </w:r>
+    </w:p>
+    <w:p>
+      <w:pPr>
+        <w:rPr>
+          <w:b/>
+          <w:bCs/>
+        </w:rPr>
+      </w:pPr>
+      <w:r>
+        <w:rPr>
+          <w:b/>
+          <w:bCs/>
+        </w:rPr>
+        <w:t>5. Verification</w:t>
+      </w:r>
+    </w:p>
+    <w:p>
+      <w:r>
+        <w:t>Unauthenticated requests were tested against the following endpoints:</w:t>
+      </w:r>
+    </w:p>
+    <w:tbl>
+      <w:tblPr>
+        <w:tblW w:w="0" w:type="auto"/>
+        <w:tblCellSpacing w:w="15" w:type="dxa"/>
+        <w:tblCellMar>
+          <w:top w:w="15" w:type="dxa"/>
+          <w:left w:w="15" w:type="dxa"/>
+          <w:bottom w:w="15" w:type="dxa"/>
+          <w:right w:w="15" w:type="dxa"/>
+        </w:tblCellMar>
+        <w:tblLook w:val="04A0" w:firstRow="1" w:lastRow="0" w:firstColumn="1" w:lastColumn="0" w:noHBand="0" w:noVBand="1"/>
+      </w:tblPr>
+      <w:tblGrid>
+        <w:gridCol w:w="2272"/>
+        <w:gridCol w:w="1005"/>
+      </w:tblGrid>
+      <w:tr>
+        <w:trPr>
+          <w:tblCellSpacing w:w="15" w:type="dxa"/>
+        </w:trPr>
+        <w:tc>
+          <w:tcPr>
+            <w:tcW w:w="0" w:type="auto"/>
+            <w:vAlign w:val="center"/>
+            <w:hideMark/>
+          </w:tcPr>
+          <w:p>
+            <w:pPr>
+              <w:rPr>
+                <w:b/>
+                <w:bCs/>
+              </w:rPr>
+            </w:pPr>
+            <w:r>
+              <w:rPr>
+                <w:b/>
+                <w:bCs/>
+              </w:rPr>
+              <w:t>Endpoint</w:t>
+            </w:r>
+          </w:p>
+        </w:tc>
+        <w:tc>
+          <w:tcPr>
+            <w:tcW w:w="0" w:type="auto"/>
+            <w:vAlign w:val="center"/>
+            <w:hideMark/>
+          </w:tcPr>
+          <w:p>
+            <w:pPr>
+              <w:rPr>
+                <w:b/>
+                <w:bCs/>
+              </w:rPr>
+            </w:pPr>
+            <w:r>
+              <w:rPr>
+                <w:b/>
+                <w:bCs/>
+              </w:rPr>
+              <w:t>Result</w:t>
+            </w:r>
+          </w:p>
+        </w:tc>
+      </w:tr>
+      <w:tr>
+        <w:trPr>
+          <w:tblCellSpacing w:w="15" w:type="dxa"/>
+        </w:trPr>
+        <w:tc>
+          <w:tcPr>
+            <w:tcW w:w="0" w:type="auto"/>
+            <w:vAlign w:val="center"/>
+            <w:hideMark/>
+          </w:tcPr>
+          <w:p>
+            <w:r>
+              <w:t>GET /api/clients</w:t>
+            </w:r>
+          </w:p>
+        </w:tc>
+        <w:tc>
+          <w:tcPr>
+            <w:tcW w:w="0" w:type="auto"/>
+            <w:vAlign w:val="center"/>
+            <w:hideMark/>
+          </w:tcPr>
+          <w:p>
+            <w:r>
+              <w:t>HTTP 401</w:t>
+            </w:r>
+          </w:p>
+        </w:tc>
+      </w:tr>
+      <w:tr>
+        <w:trPr>
+          <w:tblCellSpacing w:w="15" w:type="dxa"/>
+        </w:trPr>
+        <w:tc>
+          <w:tcPr>
+            <w:tcW w:w="0" w:type="auto"/>
+            <w:vAlign w:val="center"/>
+            <w:hideMark/>
+          </w:tcPr>
+          <w:p>
+            <w:r>
+              <w:t>GET /api/invoices</w:t>
+            </w:r>
+          </w:p>
+        </w:tc>
+        <w:tc>
+          <w:tcPr>
+            <w:tcW w:w="0" w:type="auto"/>
+            <w:vAlign w:val="center"/>
+            <w:hideMark/>
+          </w:tcPr>
+          <w:p>
+            <w:r>
+              <w:t>HTTP 401</w:t>
+            </w:r>
+          </w:p>
+        </w:tc>
+      </w:tr>
+      <w:tr>
+        <w:trPr>
+          <w:tblCellSpacing w:w="15" w:type="dxa"/>
+        </w:trPr>
+        <w:tc>
+          <w:tcPr>
+            <w:tcW w:w="0" w:type="auto"/>
+            <w:vAlign w:val="center"/>
+            <w:hideMark/>
+          </w:tcPr>
+          <w:p>
+            <w:r>
+              <w:t>GET /api/payments</w:t>
+            </w:r>
+          </w:p>
+        </w:tc>
+        <w:tc>
+          <w:tcPr>
+            <w:tcW w:w="0" w:type="auto"/>
+            <w:vAlign w:val="center"/>
+            <w:hideMark/>
+          </w:tcPr>
+          <w:p>
+            <w:r>
+              <w:t>HTTP 401</w:t>
+            </w:r>
+          </w:p>
+        </w:tc>
+      </w:tr>
+      <w:tr>
+        <w:trPr>
+          <w:tblCellSpacing w:w="15" w:type="dxa"/>
+        </w:trPr>
+        <w:tc>
+          <w:tcPr>
+            <w:tcW w:w="0" w:type="auto"/>
+            <w:vAlign w:val="center"/>
+            <w:hideMark/>
+          </w:tcPr>
+          <w:p>
+            <w:r>
+              <w:t>GET /api/subscriptions</w:t>
+            </w:r>
+          </w:p>
+        </w:tc>
+        <w:tc>
+          <w:tcPr>
+            <w:tcW w:w="0" w:type="auto"/>
+            <w:vAlign w:val="center"/>
+            <w:hideMark/>
+          </w:tcPr>
+          <w:p>
+            <w:r>
+              <w:t>HTTP 401</w:t>
+            </w:r>
+          </w:p>
+        </w:tc>
+      </w:tr>
+    </w:tbl>
+    <w:p>
+      <w:r>
+        <w:t>All four returned the expected JSON error message. The TypeScript check, npx.cmd tsc --noEmit, also completed without errors.</w:t>
+      </w:r>
+    </w:p>
+    <w:p>
+      <w:pPr>
+        <w:rPr>
+          <w:b/>
+          <w:bCs/>
+        </w:rPr>
+      </w:pPr>
+      <w:r>
+        <w:rPr>
+          <w:b/>
+          <w:bCs/>
+        </w:rPr>
+        <w:t>6. Outcome and Limitations</w:t>
+      </w:r>
+    </w:p>
+    <w:p>
+      <w:r>
+        <w:lastRenderedPageBreak/>
+        <w:t>The incorrect HTTP 500 response for unauthenticated requests was corrected and verified across four API endpoints.</w:t>
+      </w:r>
+    </w:p>
+    <w:p>
+      <w:r>
+        <w:t>This testing confirms the observed unauthenticated behavior for those endpoints; it does not establish that every route has been exhaustively tested or that cross-user access is impossible in every scenario. Database-level Row-Level Security (RLS) was not assumed or verified as part of these checks.</w:t>
+      </w:r>
+    </w:p>
+    <w:p>
+      <w:r>
+        <w:rPr>
+          <w:b/>
+          <w:bCs/>
+        </w:rPr>
+        <w:t>Conclusion:</w:t>
+      </w:r>
+      <w:r>
+        <w:t xml:space="preserve"> The shared authentication error-handling issue is fixed and verified locally. Broader authorization testing and production verification remain separate tasks.</w:t>
+      </w:r>
+    </w:p>
+    <w:p/>
+    <w:p/>
+    <w:p>
+      <w:pPr>
+        <w:rPr>
+          <w:b/>
+          <w:bCs/>
+        </w:rPr>
+      </w:pPr>
+      <w:r>
+        <w:rPr>
+          <w:b/>
+          <w:bCs/>
+        </w:rPr>
+        <w:t>Finding 03 — Production Build Failure</w:t>
+      </w:r>
+    </w:p>
+    <w:p>
+      <w:r>
+        <w:rPr>
+          <w:b/>
+          <w:bCs/>
+        </w:rPr>
+        <w:t>Severity:</w:t>
+      </w:r>
+      <w:r>
+        <w:t xml:space="preserve"> High</w:t>
+      </w:r>
+      <w:r>
+        <w:br/>
+      </w:r>
+      <w:r>
+        <w:rPr>
+          <w:b/>
+          <w:bCs/>
+        </w:rPr>
+        <w:t>Category:</w:t>
+      </w:r>
+      <w:r>
+        <w:t xml:space="preserve"> Build and Deployment Reliability</w:t>
+      </w:r>
+      <w:r>
+        <w:br/>
+      </w:r>
+      <w:r>
+        <w:rPr>
+          <w:b/>
+          <w:bCs/>
+        </w:rPr>
+        <w:t>Status:</w:t>
+      </w:r>
+      <w:r>
+        <w:t xml:space="preserve"> Resolved locally; production deployment not yet verified</w:t>
+      </w:r>
+    </w:p>
+    <w:p>
+      <w:r>
+        <w:rPr>
+          <w:b/>
+          <w:bCs/>
+        </w:rPr>
+        <w:t>Finding:</w:t>
+      </w:r>
+      <w:r>
+        <w:t xml:space="preserve"> The default production build failed with Turbopack errors involving Next.js Google Font processing and the internal font module.</w:t>
+      </w:r>
+    </w:p>
+    <w:p>
+      <w:r>
+        <w:rPr>
+          <w:b/>
+          <w:bCs/>
+        </w:rPr>
+        <w:t>Investigation:</w:t>
+      </w:r>
+      <w:r>
+        <w:t xml:space="preserve"> The application uses Next.js 16.2.6 and imports four Google Fonts through next/font/google in src/app/layout.tsx. Running npx.cmd next build --webpack completed successfully, indicating that the failure was associated with the default Turbopack build path.</w:t>
+      </w:r>
+    </w:p>
+    <w:p>
+      <w:r>
+        <w:rPr>
+          <w:b/>
+          <w:bCs/>
+        </w:rPr>
+        <w:t>Remediation:</w:t>
+      </w:r>
+      <w:r>
+        <w:t xml:space="preserve"> Updated the build script in package.json from next build to next build --webpack.</w:t>
+      </w:r>
+    </w:p>
+    <w:p>
+      <w:r>
+        <w:rPr>
+          <w:b/>
+          <w:bCs/>
+        </w:rPr>
+        <w:t>Verification:</w:t>
+      </w:r>
+      <w:r>
+        <w:t xml:space="preserve"> Ran npm.cmd run build. The production build completed successfully, TypeScript compilation passed, and all 15 static pages were generated. The output listed the application's page and API routes.</w:t>
+      </w:r>
+    </w:p>
+    <w:p>
+      <w:r>
+        <w:rPr>
+          <w:b/>
+          <w:bCs/>
+        </w:rPr>
+        <w:t>Remaining note:</w:t>
+      </w:r>
+      <w:r>
+        <w:t xml:space="preserve"> A Node.js module.register() deprecation warning appeared during the build but did not cause failure. The change has been verified locally; the production deployment pipeline and live application still need separate verification.</w:t>
+      </w:r>
+    </w:p>
+    <w:p>
+      <w:r>
+        <w:rPr>
+          <w:b/>
+          <w:bCs/>
+        </w:rPr>
+        <w:t>Outcome:</w:t>
+      </w:r>
+      <w:r>
+        <w:t xml:space="preserve"> The standard local production build command now succeeds using Webpack. This improves build reliability without changing the application's intended functionality.</w:t>
+      </w:r>
+    </w:p>
+    <w:p/>
+    <w:p/>
+    <w:p/>
+    <w:p>
+      <w:pPr>
+        <w:rPr>
+          <w:b/>
+          <w:bCs/>
+        </w:rPr>
+      </w:pPr>
+      <w:r>
+        <w:rPr>
+          <w:b/>
+          <w:bCs/>
+        </w:rPr>
+        <w:lastRenderedPageBreak/>
+        <w:t>Finding 0</w:t>
+      </w:r>
+      <w:r>
+        <w:rPr>
+          <w:b/>
+          <w:bCs/>
+        </w:rPr>
+        <w:t>4</w:t>
+      </w:r>
+      <w:r>
+        <w:rPr>
+          <w:b/>
+          <w:bCs/>
+        </w:rPr>
+        <w:t>: Missing Row-Level Security (IDOR — Insecure Direct Object Reference)</w:t>
+      </w:r>
+    </w:p>
+    <w:p>
+      <w:r>
+        <w:rPr>
+          <w:b/>
+          <w:bCs/>
+        </w:rPr>
+        <w:t>Severity:</w:t>
+      </w:r>
+      <w:r>
+        <w:t xml:space="preserve"> High</w:t>
+      </w:r>
+      <w:r>
+        <w:br/>
+      </w:r>
+      <w:r>
+        <w:rPr>
+          <w:b/>
+          <w:bCs/>
+        </w:rPr>
+        <w:t>Category:</w:t>
+      </w:r>
+      <w:r>
+        <w:t xml:space="preserve"> Security / Database Structure</w:t>
+      </w:r>
+      <w:r>
+        <w:br/>
+      </w:r>
+      <w:r>
+        <w:rPr>
+          <w:b/>
+          <w:bCs/>
+        </w:rPr>
+        <w:t>Status:</w:t>
+      </w:r>
+      <w:r>
+        <w:t xml:space="preserve"> Partially Remediated — Application-Level Ownership Checks Verified; Database RLS Unresolved</w:t>
+      </w:r>
+    </w:p>
+    <w:p>
+      <w:pPr>
+        <w:rPr>
+          <w:b/>
+          <w:bCs/>
+        </w:rPr>
+      </w:pPr>
+      <w:r>
+        <w:rPr>
+          <w:b/>
+          <w:bCs/>
+        </w:rPr>
+        <w:t>1. What Was Wrong</w:t>
+      </w:r>
+    </w:p>
+    <w:p>
+      <w:r>
+        <w:t>The original audit identified an insecure direct object reference (IDOR) risk in which a user could potentially access another user's invoice by supplying its ID. Similar risks could affect client records and other resources if database queries relied only on record IDs instead of verifying ownership.</w:t>
+      </w:r>
+    </w:p>
+    <w:p>
+      <w:r>
+        <w:t>The application must ensure that each authenticated user can access and modify only records belonging to their account. Database Row-Level Security (RLS) provides an additional protection layer by enforcing access policies at the database level.</w:t>
+      </w:r>
+    </w:p>
+    <w:p>
+      <w:pPr>
+        <w:rPr>
+          <w:b/>
+          <w:bCs/>
+        </w:rPr>
+      </w:pPr>
+      <w:r>
+        <w:rPr>
+          <w:b/>
+          <w:bCs/>
+        </w:rPr>
+        <w:t>2. Why It Was Risky</w:t>
+      </w:r>
+    </w:p>
+    <w:p>
+      <w:pPr>
+        <w:numPr>
+          <w:ilvl w:val="0"/>
+          <w:numId w:val="7"/>
+        </w:numPr>
+      </w:pPr>
+      <w:r>
+        <w:rPr>
+          <w:b/>
+          <w:bCs/>
+        </w:rPr>
+        <w:t>Privacy violation:</w:t>
+      </w:r>
+      <w:r>
+        <w:t xml:space="preserve"> Users could potentially access other customers' personal and financial information.</w:t>
+      </w:r>
+    </w:p>
+    <w:p>
+      <w:pPr>
+        <w:numPr>
+          <w:ilvl w:val="0"/>
+          <w:numId w:val="7"/>
+        </w:numPr>
+      </w:pPr>
+      <w:r>
+        <w:rPr>
+          <w:b/>
+          <w:bCs/>
+        </w:rPr>
+        <w:t>Unauthorized modifications:</w:t>
+      </w:r>
+      <w:r>
+        <w:t xml:space="preserve"> An attacker could potentially alter another user's invoices, payment records, or client information.</w:t>
+      </w:r>
+    </w:p>
+    <w:p>
+      <w:pPr>
+        <w:numPr>
+          <w:ilvl w:val="0"/>
+          <w:numId w:val="7"/>
+        </w:numPr>
+      </w:pPr>
+      <w:r>
+        <w:rPr>
+          <w:b/>
+          <w:bCs/>
+        </w:rPr>
+        <w:t>Broken access control:</w:t>
+      </w:r>
+      <w:r>
+        <w:t xml:space="preserve"> Relying only on record IDs without verifying ownership could expose sensitive business data.</w:t>
+      </w:r>
+    </w:p>
+    <w:p>
+      <w:pPr>
+        <w:numPr>
+          <w:ilvl w:val="0"/>
+          <w:numId w:val="7"/>
+        </w:numPr>
+      </w:pPr>
+      <w:r>
+        <w:rPr>
+          <w:b/>
+          <w:bCs/>
+        </w:rPr>
+        <w:t>Database security gap:</w:t>
+      </w:r>
+      <w:r>
+        <w:t xml:space="preserve"> Without RLS policies, database access paths that bypass application-level authorization may not receive equivalent row-level protection.</w:t>
+      </w:r>
+    </w:p>
+    <w:p>
+      <w:pPr>
+        <w:rPr>
+          <w:b/>
+          <w:bCs/>
+        </w:rPr>
+      </w:pPr>
+      <w:r>
+        <w:rPr>
+          <w:b/>
+          <w:bCs/>
+        </w:rPr>
+        <w:t>3. Remediation Performed</w:t>
+      </w:r>
+    </w:p>
+    <w:p>
+      <w:r>
+        <w:t>The existing application already contained several ownership controls. During this rescue, the following protections were reviewed and strengthened:</w:t>
+      </w:r>
+    </w:p>
+    <w:p>
+      <w:pPr>
+        <w:numPr>
+          <w:ilvl w:val="0"/>
+          <w:numId w:val="8"/>
+        </w:numPr>
+      </w:pPr>
+      <w:r>
+        <w:rPr>
+          <w:b/>
+          <w:bCs/>
+        </w:rPr>
+        <w:t>Invoice ownership checks:</w:t>
+      </w:r>
+      <w:r>
+        <w:t xml:space="preserve"> The ownedInvoice(ownerId, id) helper filters invoices using both the invoice ID and the authenticated owner's ID.</w:t>
+      </w:r>
+    </w:p>
+    <w:p>
+      <w:pPr>
+        <w:numPr>
+          <w:ilvl w:val="0"/>
+          <w:numId w:val="8"/>
+        </w:numPr>
+      </w:pPr>
+      <w:r>
+        <w:rPr>
+          <w:b/>
+          <w:bCs/>
+        </w:rPr>
+        <w:t>Client ownership checks:</w:t>
+      </w:r>
+      <w:r>
+        <w:t xml:space="preserve"> The ownedClient(ownerId, id) helper filters clients using both the client ID and the authenticated owner's ID.</w:t>
+      </w:r>
+    </w:p>
+    <w:p>
+      <w:pPr>
+        <w:numPr>
+          <w:ilvl w:val="0"/>
+          <w:numId w:val="8"/>
+        </w:numPr>
+      </w:pPr>
+      <w:r>
+        <w:rPr>
+          <w:b/>
+          <w:bCs/>
+        </w:rPr>
+        <w:t>Invoice mutations:</w:t>
+      </w:r>
+      <w:r>
+        <w:t xml:space="preserve"> The send, void, and pay update operations were changed to include both the invoice ID and owner ID in their database update conditions.</w:t>
+      </w:r>
+    </w:p>
+    <w:p>
+      <w:pPr>
+        <w:numPr>
+          <w:ilvl w:val="0"/>
+          <w:numId w:val="8"/>
+        </w:numPr>
+      </w:pPr>
+      <w:r>
+        <w:rPr>
+          <w:b/>
+          <w:bCs/>
+        </w:rPr>
+        <w:lastRenderedPageBreak/>
+        <w:t>Client mutations:</w:t>
+      </w:r>
+      <w:r>
+        <w:t xml:space="preserve"> The client update and delete operations were changed to include both the client ID and owner ID in their database conditions.</w:t>
+      </w:r>
+    </w:p>
+    <w:p>
+      <w:pPr>
+        <w:numPr>
+          <w:ilvl w:val="0"/>
+          <w:numId w:val="8"/>
+        </w:numPr>
+      </w:pPr>
+      <w:r>
+        <w:rPr>
+          <w:b/>
+          <w:bCs/>
+        </w:rPr>
+        <w:t>Subscription mutation:</w:t>
+      </w:r>
+      <w:r>
+        <w:t xml:space="preserve"> The subscription status update operation was changed to filter by both subscription ID and owner ID.</w:t>
+      </w:r>
+    </w:p>
+    <w:p>
+      <w:pPr>
+        <w:numPr>
+          <w:ilvl w:val="0"/>
+          <w:numId w:val="8"/>
+        </w:numPr>
+      </w:pPr>
+      <w:r>
+        <w:rPr>
+          <w:b/>
+          <w:bCs/>
+        </w:rPr>
+        <w:t>Database schema review:</w:t>
+      </w:r>
+      <w:r>
+        <w:t xml:space="preserve"> The existing schema was inspected. Owner foreign keys referencing users.id, with cascading deletion, were already present in the reviewed schema. These were verified as existing controls rather than claimed as newly implemented changes.</w:t>
+      </w:r>
+    </w:p>
+    <w:p>
+      <w:r>
+        <w:rPr>
+          <w:b/>
+          <w:bCs/>
+        </w:rPr>
+        <w:t>Files reviewed or modified:</w:t>
+      </w:r>
+    </w:p>
+    <w:p>
+      <w:pPr>
+        <w:numPr>
+          <w:ilvl w:val="0"/>
+          <w:numId w:val="9"/>
+        </w:numPr>
+      </w:pPr>
+      <w:r>
+        <w:t>src/db/schema.ts — inspected existing ownership foreign keys.</w:t>
+      </w:r>
+    </w:p>
+    <w:p>
+      <w:pPr>
+        <w:numPr>
+          <w:ilvl w:val="0"/>
+          <w:numId w:val="9"/>
+        </w:numPr>
+      </w:pPr>
+      <w:r>
+        <w:t>src/app/api/invoices/[id]/route.ts — strengthened ownership conditions on invoice updates.</w:t>
+      </w:r>
+    </w:p>
+    <w:p>
+      <w:pPr>
+        <w:numPr>
+          <w:ilvl w:val="0"/>
+          <w:numId w:val="9"/>
+        </w:numPr>
+      </w:pPr>
+      <w:r>
+        <w:t>src/app/api/clients/[id]/route.ts — strengthened ownership conditions on client updates and deletion.</w:t>
+      </w:r>
+    </w:p>
+    <w:p>
+      <w:pPr>
+        <w:numPr>
+          <w:ilvl w:val="0"/>
+          <w:numId w:val="9"/>
+        </w:numPr>
+      </w:pPr>
+      <w:r>
+        <w:t>src/app/api/subscriptions/[id]/route.ts — strengthened ownership conditions on subscription updates.</w:t>
+      </w:r>
+    </w:p>
+    <w:p>
+      <w:pPr>
+        <w:rPr>
+          <w:b/>
+          <w:bCs/>
+        </w:rPr>
+      </w:pPr>
+      <w:r>
+        <w:rPr>
+          <w:b/>
+          <w:bCs/>
+        </w:rPr>
+        <w:t>4. Verification Performed</w:t>
+      </w:r>
+    </w:p>
+    <w:p>
+      <w:r>
+        <w:t>The application was tested locally using two separate user accounts.</w:t>
+      </w:r>
+    </w:p>
+    <w:tbl>
+      <w:tblPr>
+        <w:tblW w:w="0" w:type="auto"/>
+        <w:tblCellSpacing w:w="15" w:type="dxa"/>
+        <w:tblCellMar>
+          <w:top w:w="15" w:type="dxa"/>
+          <w:left w:w="15" w:type="dxa"/>
+          <w:bottom w:w="15" w:type="dxa"/>
+          <w:right w:w="15" w:type="dxa"/>
+        </w:tblCellMar>
+        <w:tblLook w:val="04A0" w:firstRow="1" w:lastRow="0" w:firstColumn="1" w:lastColumn="0" w:noHBand="0" w:noVBand="1"/>
+      </w:tblPr>
+      <w:tblGrid>
+        <w:gridCol w:w="4118"/>
+        <w:gridCol w:w="4251"/>
+        <w:gridCol w:w="991"/>
+      </w:tblGrid>
+      <w:tr>
+        <w:trPr>
+          <w:tblCellSpacing w:w="15" w:type="dxa"/>
+        </w:trPr>
+        <w:tc>
+          <w:tcPr>
+            <w:tcW w:w="0" w:type="auto"/>
+            <w:vAlign w:val="center"/>
+            <w:hideMark/>
+          </w:tcPr>
+          <w:p>
+            <w:pPr>
+              <w:rPr>
+                <w:b/>
+                <w:bCs/>
+              </w:rPr>
+            </w:pPr>
+            <w:r>
+              <w:rPr>
+                <w:b/>
+                <w:bCs/>
+              </w:rPr>
+              <w:t>Test</w:t>
+            </w:r>
+          </w:p>
+        </w:tc>
+        <w:tc>
+          <w:tcPr>
+            <w:tcW w:w="0" w:type="auto"/>
+            <w:vAlign w:val="center"/>
+            <w:hideMark/>
+          </w:tcPr>
+          <w:p>
+            <w:pPr>
+              <w:rPr>
+                <w:b/>
+                <w:bCs/>
+              </w:rPr>
+            </w:pPr>
+            <w:r>
+              <w:rPr>
+                <w:b/>
+                <w:bCs/>
+              </w:rPr>
+              <w:t>Observed result</w:t>
+            </w:r>
+          </w:p>
+        </w:tc>
+        <w:tc>
+          <w:tcPr>
+            <w:tcW w:w="0" w:type="auto"/>
+            <w:vAlign w:val="center"/>
+            <w:hideMark/>
+          </w:tcPr>
+          <w:p>
+            <w:pPr>
+              <w:rPr>
+                <w:b/>
+                <w:bCs/>
+              </w:rPr>
+            </w:pPr>
+            <w:r>
+              <w:rPr>
+                <w:b/>
+                <w:bCs/>
+              </w:rPr>
+              <w:t>Outcome</w:t>
+            </w:r>
+          </w:p>
+        </w:tc>
+      </w:tr>
+      <w:tr>
+        <w:trPr>
+          <w:tblCellSpacing w:w="15" w:type="dxa"/>
+        </w:trPr>
+        <w:tc>
+          <w:tcPr>
+            <w:tcW w:w="0" w:type="auto"/>
+            <w:vAlign w:val="center"/>
+            <w:hideMark/>
+          </w:tcPr>
+          <w:p>
+            <w:r>
+              <w:t>Unauthenticated requests to protected API endpoints</w:t>
+            </w:r>
+          </w:p>
+        </w:tc>
+        <w:tc>
+          <w:tcPr>
+            <w:tcW w:w="0" w:type="auto"/>
+            <w:vAlign w:val="center"/>
+            <w:hideMark/>
+          </w:tcPr>
+          <w:p>
+            <w:r>
+              <w:t>HTTP 401</w:t>
+            </w:r>
+          </w:p>
+        </w:tc>
+        <w:tc>
+          <w:tcPr>
+            <w:tcW w:w="0" w:type="auto"/>
+            <w:vAlign w:val="center"/>
+            <w:hideMark/>
+          </w:tcPr>
+          <w:p>
+            <w:r>
+              <w:t>Passed</w:t>
+            </w:r>
+          </w:p>
+        </w:tc>
+      </w:tr>
+      <w:tr>
+        <w:trPr>
+          <w:tblCellSpacing w:w="15" w:type="dxa"/>
+        </w:trPr>
+        <w:tc>
+          <w:tcPr>
+            <w:tcW w:w="0" w:type="auto"/>
+            <w:vAlign w:val="center"/>
+            <w:hideMark/>
+          </w:tcPr>
+          <w:p>
+            <w:r>
+              <w:t>User B requests the invoice list</w:t>
+            </w:r>
+          </w:p>
+        </w:tc>
+        <w:tc>
+          <w:tcPr>
+            <w:tcW w:w="0" w:type="auto"/>
+            <w:vAlign w:val="center"/>
+            <w:hideMark/>
+          </w:tcPr>
+          <w:p>
+            <w:r>
+              <w:t>HTTP 200 with an empty invoice list</w:t>
+            </w:r>
+          </w:p>
+        </w:tc>
+        <w:tc>
+          <w:tcPr>
+            <w:tcW w:w="0" w:type="auto"/>
+            <w:vAlign w:val="center"/>
+            <w:hideMark/>
+          </w:tcPr>
+          <w:p>
+            <w:r>
+              <w:t>Passed</w:t>
+            </w:r>
+          </w:p>
+        </w:tc>
+      </w:tr>
+      <w:tr>
+        <w:trPr>
+          <w:tblCellSpacing w:w="15" w:type="dxa"/>
+        </w:trPr>
+        <w:tc>
+          <w:tcPr>
+            <w:tcW w:w="0" w:type="auto"/>
+            <w:vAlign w:val="center"/>
+            <w:hideMark/>
+          </w:tcPr>
+          <w:p>
+            <w:r>
+              <w:t>User B requests User A's invoice by ID</w:t>
+            </w:r>
+          </w:p>
+        </w:tc>
+        <w:tc>
+          <w:tcPr>
+            <w:tcW w:w="0" w:type="auto"/>
+            <w:vAlign w:val="center"/>
+            <w:hideMark/>
+          </w:tcPr>
+          <w:p>
+            <w:r>
+              <w:t>HTTP 404, Invoice not found.</w:t>
+            </w:r>
+          </w:p>
+        </w:tc>
+        <w:tc>
+          <w:tcPr>
+            <w:tcW w:w="0" w:type="auto"/>
+            <w:vAlign w:val="center"/>
+            <w:hideMark/>
+          </w:tcPr>
+          <w:p>
+            <w:r>
+              <w:t>Passed</w:t>
+            </w:r>
+          </w:p>
+        </w:tc>
+      </w:tr>
+      <w:tr>
+        <w:trPr>
+          <w:tblCellSpacing w:w="15" w:type="dxa"/>
+        </w:trPr>
+        <w:tc>
+          <w:tcPr>
+            <w:tcW w:w="0" w:type="auto"/>
+            <w:vAlign w:val="center"/>
+            <w:hideMark/>
+          </w:tcPr>
+          <w:p>
+            <w:r>
+              <w:t>User B requests User A's client by ID</w:t>
+            </w:r>
+          </w:p>
+        </w:tc>
+        <w:tc>
+          <w:tcPr>
+            <w:tcW w:w="0" w:type="auto"/>
+            <w:vAlign w:val="center"/>
+            <w:hideMark/>
+          </w:tcPr>
+          <w:p>
+            <w:r>
+              <w:t>HTTP 404, Client not found.</w:t>
+            </w:r>
+          </w:p>
+        </w:tc>
+        <w:tc>
+          <w:tcPr>
+            <w:tcW w:w="0" w:type="auto"/>
+            <w:vAlign w:val="center"/>
+            <w:hideMark/>
+          </w:tcPr>
+          <w:p>
+            <w:r>
+              <w:t>Passed</w:t>
+            </w:r>
+          </w:p>
+        </w:tc>
+      </w:tr>
+      <w:tr>
+        <w:trPr>
+          <w:tblCellSpacing w:w="15" w:type="dxa"/>
+        </w:trPr>
+        <w:tc>
+          <w:tcPr>
+            <w:tcW w:w="0" w:type="auto"/>
+            <w:vAlign w:val="center"/>
+            <w:hideMark/>
+          </w:tcPr>
+          <w:p>
+            <w:r>
+              <w:t>User B attempts to update User A's client</w:t>
+            </w:r>
+          </w:p>
+        </w:tc>
+        <w:tc>
+          <w:tcPr>
+            <w:tcW w:w="0" w:type="auto"/>
+            <w:vAlign w:val="center"/>
+            <w:hideMark/>
+          </w:tcPr>
+          <w:p>
+            <w:r>
+              <w:t>HTTP 404, Client not found.</w:t>
+            </w:r>
+          </w:p>
+        </w:tc>
+        <w:tc>
+          <w:tcPr>
+            <w:tcW w:w="0" w:type="auto"/>
+            <w:vAlign w:val="center"/>
+            <w:hideMark/>
+          </w:tcPr>
+          <w:p>
+            <w:r>
+              <w:t>Passed</w:t>
+            </w:r>
+          </w:p>
+        </w:tc>
+      </w:tr>
+      <w:tr>
+        <w:trPr>
+          <w:tblCellSpacing w:w="15" w:type="dxa"/>
+        </w:trPr>
+        <w:tc>
+          <w:tcPr>
+            <w:tcW w:w="0" w:type="auto"/>
+            <w:vAlign w:val="center"/>
+            <w:hideMark/>
+          </w:tcPr>
+          <w:p>
+            <w:r>
+              <w:t>User B attempts to void User A's invoice</w:t>
+            </w:r>
+          </w:p>
+        </w:tc>
+        <w:tc>
+          <w:tcPr>
+            <w:tcW w:w="0" w:type="auto"/>
+            <w:vAlign w:val="center"/>
+            <w:hideMark/>
+          </w:tcPr>
+          <w:p>
+            <w:r>
+              <w:t>HTTP 404, Invoice not found.</w:t>
+            </w:r>
+          </w:p>
+        </w:tc>
+        <w:tc>
+          <w:tcPr>
+            <w:tcW w:w="0" w:type="auto"/>
+            <w:vAlign w:val="center"/>
+            <w:hideMark/>
+          </w:tcPr>
+          <w:p>
+            <w:r>
+              <w:t>Passed</w:t>
+            </w:r>
+          </w:p>
+        </w:tc>
+      </w:tr>
+      <w:tr>
+        <w:trPr>
+          <w:tblCellSpacing w:w="15" w:type="dxa"/>
+        </w:trPr>
+        <w:tc>
+          <w:tcPr>
+            <w:tcW w:w="0" w:type="auto"/>
+            <w:vAlign w:val="center"/>
+            <w:hideMark/>
+          </w:tcPr>
+          <w:p>
+            <w:r>
+              <w:t>Database verification after the attempted invoice void</w:t>
+            </w:r>
+          </w:p>
+        </w:tc>
+        <w:tc>
+          <w:tcPr>
+            <w:tcW w:w="0" w:type="auto"/>
+            <w:vAlign w:val="center"/>
+            <w:hideMark/>
+          </w:tcPr>
+          <w:p>
+            <w:r>
+              <w:t>Invoice remained owned by User A and retained status paid</w:t>
+            </w:r>
+          </w:p>
+        </w:tc>
+        <w:tc>
+          <w:tcPr>
+            <w:tcW w:w="0" w:type="auto"/>
+            <w:vAlign w:val="center"/>
+            <w:hideMark/>
+          </w:tcPr>
+          <w:p>
+            <w:r>
+              <w:t>Passed</w:t>
+            </w:r>
+          </w:p>
+        </w:tc>
+      </w:tr>
+    </w:tbl>
+    <w:p>
+      <w:r>
+        <w:lastRenderedPageBreak/>
+        <w:t>The TypeScript check completed successfully with npx.cmd tsc --noEmit. The production build also completed successfully using the configured webpack build command.</w:t>
+      </w:r>
+    </w:p>
+    <w:p>
+      <w:pPr>
+        <w:rPr>
+          <w:b/>
+          <w:bCs/>
+        </w:rPr>
+      </w:pPr>
+      <w:r>
+        <w:rPr>
+          <w:b/>
+          <w:bCs/>
+        </w:rPr>
+        <w:t>5. Remaining Issue: Database RLS</w:t>
+      </w:r>
+    </w:p>
+    <w:p>
+      <w:r>
+        <w:t>The PostgreSQL catalog was inspected for seven tables: users, clients, invoices, invoice_items, subscriptions, payments, and audit_logs.</w:t>
+      </w:r>
+    </w:p>
+    <w:p>
+      <w:r>
+        <w:t>The inspection confirmed that Row-Level Security was disabled on all seven tables. A separate query against pg_policies returned no policies for those tables.</w:t>
+      </w:r>
+    </w:p>
+    <w:p>
+      <w:r>
+        <w:t>Application-level ownership checks and database-level RLS are different protections. The successful API tests demonstrate that the tested application endpoints rejected the selected cross-user requests; they do not demonstrate that the database independently enforces user isolation.</w:t>
+      </w:r>
+    </w:p>
+    <w:p>
+      <w:pPr>
+        <w:rPr>
+          <w:b/>
+          <w:bCs/>
+        </w:rPr>
+      </w:pPr>
+      <w:r>
+        <w:rPr>
+          <w:b/>
+          <w:bCs/>
+        </w:rPr>
+        <w:t>6. Final Assessment</w:t>
+      </w:r>
+    </w:p>
+    <w:p>
+      <w:r>
+        <w:rPr>
+          <w:b/>
+          <w:bCs/>
+        </w:rPr>
+        <w:t>Finding 0</w:t>
+      </w:r>
+      <w:r>
+        <w:rPr>
+          <w:b/>
+          <w:bCs/>
+        </w:rPr>
+        <w:t>4</w:t>
+      </w:r>
+      <w:r>
+        <w:rPr>
+          <w:b/>
+          <w:bCs/>
+        </w:rPr>
+        <w:t xml:space="preserve"> is partially remediated.</w:t>
+      </w:r>
+      <w:r>
+        <w:t xml:space="preserve"> The selected cross-user invoice and client access tests, the tested client update, and the tested invoice void operation all behaved as expected. The invoice's original status was preserved.</w:t>
+      </w:r>
+    </w:p>
+    <w:p>
+      <w:r>
+        <w:t>Database-level RLS remains unresolved. This report does not claim that RLS policies were implemented or that every resource and mutation path was exhaustively tested.</w:t>
+      </w:r>
+    </w:p>
+    <w:p>
+      <w:r>
+        <w:rPr>
+          <w:b/>
+          <w:bCs/>
+        </w:rPr>
+        <w:t>Recommended follow-up:</w:t>
+      </w:r>
+      <w:r>
+        <w:t xml:space="preserve"> Design and test appropriate database RLS policies for the application's actual database connection and access model before claiming defense-in-depth database isolation.</w:t>
+      </w:r>
+    </w:p>
+    <w:p/>
+    <w:p>
+      <w:pPr>
+        <w:rPr>
+          <w:b/>
+          <w:bCs/>
+        </w:rPr>
+      </w:pPr>
+      <w:r>
+        <w:rPr>
+          <w:b/>
+          <w:bCs/>
+        </w:rPr>
+        <w:t>Finding 0</w:t>
+      </w:r>
+      <w:r>
+        <w:rPr>
+          <w:b/>
+          <w:bCs/>
+        </w:rPr>
+        <w:t>5</w:t>
+      </w:r>
+      <w:r>
+        <w:rPr>
+          <w:b/>
+          <w:bCs/>
+        </w:rPr>
+        <w:t xml:space="preserve"> — Plaintext Passwords</w:t>
+      </w:r>
+    </w:p>
+    <w:p>
+      <w:r>
+        <w:rPr>
+          <w:b/>
+          <w:bCs/>
+        </w:rPr>
+        <w:t>Severity:</w:t>
+      </w:r>
+      <w:r>
+        <w:t xml:space="preserve"> Critical</w:t>
+      </w:r>
+      <w:r>
+        <w:br/>
+      </w:r>
+      <w:r>
+        <w:rPr>
+          <w:b/>
+          <w:bCs/>
+        </w:rPr>
+        <w:t>Category:</w:t>
+      </w:r>
+      <w:r>
+        <w:t xml:space="preserve"> Authentication / Security</w:t>
+      </w:r>
+      <w:r>
+        <w:br/>
+      </w:r>
+      <w:r>
+        <w:rPr>
+          <w:b/>
+          <w:bCs/>
+        </w:rPr>
+        <w:t>Status:</w:t>
+      </w:r>
+      <w:r>
+        <w:t xml:space="preserve"> Remediation Verified for Inspected Code and Current Database Records; No New Code Changes Made During This Audit Step</w:t>
+      </w:r>
+    </w:p>
+    <w:p>
+      <w:pPr>
+        <w:rPr>
+          <w:b/>
+          <w:bCs/>
+        </w:rPr>
+      </w:pPr>
+      <w:r>
+        <w:rPr>
+          <w:b/>
+          <w:bCs/>
+        </w:rPr>
+        <w:t>1. Original flaw</w:t>
+      </w:r>
+    </w:p>
+    <w:p>
+      <w:r>
+        <w:t>The audit report identifies an earlier implementation that stored passwords directly and compared submitted passwords using ordinary string equality. If the database were exposed, attackers could read the stored passwords.</w:t>
+      </w:r>
+    </w:p>
+    <w:p>
+      <w:pPr>
+        <w:rPr>
+          <w:b/>
+          <w:bCs/>
+        </w:rPr>
+      </w:pPr>
+      <w:r>
+        <w:rPr>
+          <w:b/>
+          <w:bCs/>
+        </w:rPr>
+        <w:t>2. Existing remediation inspected</w:t>
+      </w:r>
+    </w:p>
+    <w:p>
+      <w:r>
+        <w:lastRenderedPageBreak/>
+        <w:t>The current code already contains the following protections:</w:t>
+      </w:r>
+    </w:p>
+    <w:p>
+      <w:pPr>
+        <w:numPr>
+          <w:ilvl w:val="0"/>
+          <w:numId w:val="10"/>
+        </w:numPr>
+      </w:pPr>
+      <w:r>
+        <w:rPr>
+          <w:b/>
+          <w:bCs/>
+        </w:rPr>
+        <w:t>src/db/schema.ts:</w:t>
+      </w:r>
+      <w:r>
+        <w:t xml:space="preserve"> The users table uses a non-null password_hash column.</w:t>
+      </w:r>
+    </w:p>
+    <w:p>
+      <w:pPr>
+        <w:numPr>
+          <w:ilvl w:val="0"/>
+          <w:numId w:val="10"/>
+        </w:numPr>
+      </w:pPr>
+      <w:r>
+        <w:rPr>
+          <w:b/>
+          <w:bCs/>
+        </w:rPr>
+        <w:t>src/lib/auth.ts:</w:t>
+      </w:r>
+      <w:r>
+        <w:t xml:space="preserve"> hashPassword() generates a random 16-byte salt, derives a 64-byte hash using Node.js scryptSync, and stores the result in salt:hash format.</w:t>
+      </w:r>
+    </w:p>
+    <w:p>
+      <w:pPr>
+        <w:numPr>
+          <w:ilvl w:val="0"/>
+          <w:numId w:val="10"/>
+        </w:numPr>
+      </w:pPr>
+      <w:r>
+        <w:rPr>
+          <w:b/>
+          <w:bCs/>
+        </w:rPr>
+        <w:t>src/lib/auth.ts:</w:t>
+      </w:r>
+      <w:r>
+        <w:t xml:space="preserve"> verifyPassword() derives the submitted password's hash and uses timingSafeEqual() for comparison.</w:t>
+      </w:r>
+    </w:p>
+    <w:p>
+      <w:pPr>
+        <w:numPr>
+          <w:ilvl w:val="0"/>
+          <w:numId w:val="10"/>
+        </w:numPr>
+      </w:pPr>
+      <w:r>
+        <w:rPr>
+          <w:b/>
+          <w:bCs/>
+        </w:rPr>
+        <w:t>src/app/api/auth/login/route.ts:</w:t>
+      </w:r>
+      <w:r>
+        <w:t xml:space="preserve"> Login verifies the submitted password against user.passwordHash rather than comparing it directly with a stored plaintext password.</w:t>
+      </w:r>
+    </w:p>
+    <w:p>
+      <w:pPr>
+        <w:numPr>
+          <w:ilvl w:val="0"/>
+          <w:numId w:val="10"/>
+        </w:numPr>
+      </w:pPr>
+      <w:r>
+        <w:rPr>
+          <w:b/>
+          <w:bCs/>
+        </w:rPr>
+        <w:t>src/db/seed.ts:</w:t>
+      </w:r>
+      <w:r>
+        <w:t xml:space="preserve"> The demo user's password is hashed before it is inserted into the database.</w:t>
+      </w:r>
+    </w:p>
+    <w:p>
+      <w:r>
+        <w:t>These protections were already present when this finding was inspected. No new password-hashing code was added during this audit step.</w:t>
+      </w:r>
+    </w:p>
+    <w:p>
+      <w:pPr>
+        <w:rPr>
+          <w:b/>
+          <w:bCs/>
+        </w:rPr>
+      </w:pPr>
+      <w:r>
+        <w:rPr>
+          <w:b/>
+          <w:bCs/>
+        </w:rPr>
+        <w:t>3. Verification performed</w:t>
+      </w:r>
+    </w:p>
+    <w:tbl>
+      <w:tblPr>
+        <w:tblW w:w="0" w:type="auto"/>
+        <w:tblCellSpacing w:w="15" w:type="dxa"/>
+        <w:tblCellMar>
+          <w:top w:w="15" w:type="dxa"/>
+          <w:left w:w="15" w:type="dxa"/>
+          <w:bottom w:w="15" w:type="dxa"/>
+          <w:right w:w="15" w:type="dxa"/>
+        </w:tblCellMar>
+        <w:tblLook w:val="04A0" w:firstRow="1" w:lastRow="0" w:firstColumn="1" w:lastColumn="0" w:noHBand="0" w:noVBand="1"/>
+      </w:tblPr>
+      <w:tblGrid>
+        <w:gridCol w:w="3239"/>
+        <w:gridCol w:w="6121"/>
+      </w:tblGrid>
+      <w:tr>
+        <w:trPr>
+          <w:tblCellSpacing w:w="15" w:type="dxa"/>
+        </w:trPr>
+        <w:tc>
+          <w:tcPr>
+            <w:tcW w:w="0" w:type="auto"/>
+            <w:vAlign w:val="center"/>
+            <w:hideMark/>
+          </w:tcPr>
+          <w:p>
+            <w:pPr>
+              <w:rPr>
+                <w:b/>
+                <w:bCs/>
+              </w:rPr>
+            </w:pPr>
+            <w:r>
+              <w:rPr>
+                <w:b/>
+                <w:bCs/>
+              </w:rPr>
+              <w:t>Verification</w:t>
+            </w:r>
+          </w:p>
+        </w:tc>
+        <w:tc>
+          <w:tcPr>
+            <w:tcW w:w="0" w:type="auto"/>
+            <w:vAlign w:val="center"/>
+            <w:hideMark/>
+          </w:tcPr>
+          <w:p>
+            <w:pPr>
+              <w:rPr>
+                <w:b/>
+                <w:bCs/>
+              </w:rPr>
+            </w:pPr>
+            <w:r>
+              <w:rPr>
+                <w:b/>
+                <w:bCs/>
+              </w:rPr>
+              <w:t>Result</w:t>
+            </w:r>
+          </w:p>
+        </w:tc>
+      </w:tr>
+      <w:tr>
+        <w:trPr>
+          <w:tblCellSpacing w:w="15" w:type="dxa"/>
+        </w:trPr>
+        <w:tc>
+          <w:tcPr>
+            <w:tcW w:w="0" w:type="auto"/>
+            <w:vAlign w:val="center"/>
+            <w:hideMark/>
+          </w:tcPr>
+          <w:p>
+            <w:r>
+              <w:t>Inspected password-hashing implementation</w:t>
+            </w:r>
+          </w:p>
+        </w:tc>
+        <w:tc>
+          <w:tcPr>
+            <w:tcW w:w="0" w:type="auto"/>
+            <w:vAlign w:val="center"/>
+            <w:hideMark/>
+          </w:tcPr>
+          <w:p>
+            <w:r>
+              <w:t>Random per-user salt and scrypt hash confirmed</w:t>
+            </w:r>
+          </w:p>
+        </w:tc>
+      </w:tr>
+      <w:tr>
+        <w:trPr>
+          <w:tblCellSpacing w:w="15" w:type="dxa"/>
+        </w:trPr>
+        <w:tc>
+          <w:tcPr>
+            <w:tcW w:w="0" w:type="auto"/>
+            <w:vAlign w:val="center"/>
+            <w:hideMark/>
+          </w:tcPr>
+          <w:p>
+            <w:r>
+              <w:t>Inspected password verification</w:t>
+            </w:r>
+          </w:p>
+        </w:tc>
+        <w:tc>
+          <w:tcPr>
+            <w:tcW w:w="0" w:type="auto"/>
+            <w:vAlign w:val="center"/>
+            <w:hideMark/>
+          </w:tcPr>
+          <w:p>
+            <w:r>
+              <w:t>Hash derivation and timing-safe comparison confirmed</w:t>
+            </w:r>
+          </w:p>
+        </w:tc>
+      </w:tr>
+      <w:tr>
+        <w:trPr>
+          <w:tblCellSpacing w:w="15" w:type="dxa"/>
+        </w:trPr>
+        <w:tc>
+          <w:tcPr>
+            <w:tcW w:w="0" w:type="auto"/>
+            <w:vAlign w:val="center"/>
+            <w:hideMark/>
+          </w:tcPr>
+          <w:p>
+            <w:r>
+              <w:t>Inspected login route</w:t>
+            </w:r>
+          </w:p>
+        </w:tc>
+        <w:tc>
+          <w:tcPr>
+            <w:tcW w:w="0" w:type="auto"/>
+            <w:vAlign w:val="center"/>
+            <w:hideMark/>
+          </w:tcPr>
+          <w:p>
+            <w:r>
+              <w:t>Uses verifyPassword() against user.passwordHash</w:t>
+            </w:r>
+          </w:p>
+        </w:tc>
+      </w:tr>
+      <w:tr>
+        <w:trPr>
+          <w:tblCellSpacing w:w="15" w:type="dxa"/>
+        </w:trPr>
+        <w:tc>
+          <w:tcPr>
+            <w:tcW w:w="0" w:type="auto"/>
+            <w:vAlign w:val="center"/>
+            <w:hideMark/>
+          </w:tcPr>
+          <w:p>
+            <w:r>
+              <w:t>Searched src for user inserts and password-related code</w:t>
+            </w:r>
+          </w:p>
+        </w:tc>
+        <w:tc>
+          <w:tcPr>
+            <w:tcW w:w="0" w:type="auto"/>
+            <w:vAlign w:val="center"/>
+            <w:hideMark/>
+          </w:tcPr>
+          <w:p>
+            <w:r>
+              <w:t>Found the schema, seed script, and hashing implementation; no separate user-creation path appeared in the search results</w:t>
+            </w:r>
+          </w:p>
+        </w:tc>
+      </w:tr>
+      <w:tr>
+        <w:trPr>
+          <w:tblCellSpacing w:w="15" w:type="dxa"/>
+        </w:trPr>
+        <w:tc>
+          <w:tcPr>
+            <w:tcW w:w="0" w:type="auto"/>
+            <w:vAlign w:val="center"/>
+            <w:hideMark/>
+          </w:tcPr>
+          <w:p>
+            <w:r>
+              <w:t>Inspected current database password format</w:t>
+            </w:r>
+          </w:p>
+        </w:tc>
+        <w:tc>
+          <w:tcPr>
+            <w:tcW w:w="0" w:type="auto"/>
+            <w:vAlign w:val="center"/>
+            <w:hideMark/>
+          </w:tcPr>
+          <w:p>
+            <w:r>
+              <w:t>Passed: 2 users, 2 correctly formatted hashes, 0 missing or unexpected formats</w:t>
+            </w:r>
+          </w:p>
+        </w:tc>
+      </w:tr>
+    </w:tbl>
+    <w:p>
+      <w:r>
+        <w:t>The database check used a read-only SQL query against public.users. It checked the expected format of a 32-character hexadecimal salt, a colon, and a 128-character hexadecimal hash without displaying the stored hashes.</w:t>
+      </w:r>
+    </w:p>
+    <w:p>
+      <w:pPr>
+        <w:rPr>
+          <w:b/>
+          <w:bCs/>
+        </w:rPr>
+      </w:pPr>
+      <w:r>
+        <w:rPr>
+          <w:b/>
+          <w:bCs/>
+        </w:rPr>
+        <w:t>4. Security notes and limitations</w:t>
+      </w:r>
+    </w:p>
+    <w:p>
+      <w:pPr>
+        <w:numPr>
+          <w:ilvl w:val="0"/>
+          <w:numId w:val="11"/>
+        </w:numPr>
+      </w:pPr>
+      <w:r>
+        <w:t>The database format check does not independently prove that each stored hash was correctly derived from its user's actual password.</w:t>
+      </w:r>
+    </w:p>
+    <w:p>
+      <w:pPr>
+        <w:numPr>
+          <w:ilvl w:val="0"/>
+          <w:numId w:val="11"/>
+        </w:numPr>
+      </w:pPr>
+      <w:r>
+        <w:lastRenderedPageBreak/>
+        <w:t>Historical backups, external databases, and repository history were not audited for previously stored plaintext passwords.</w:t>
+      </w:r>
+    </w:p>
+    <w:p>
+      <w:pPr>
+        <w:numPr>
+          <w:ilvl w:val="0"/>
+          <w:numId w:val="11"/>
+        </w:numPr>
+      </w:pPr>
+      <w:r>
+        <w:t>The demo credentials printed by the seed script are intended for demonstration only and must not be reused as production credentials.</w:t>
+      </w:r>
+    </w:p>
+    <w:p>
+      <w:pPr>
+        <w:numPr>
+          <w:ilvl w:val="0"/>
+          <w:numId w:val="11"/>
+        </w:numPr>
+      </w:pPr>
+      <w:r>
+        <w:t>The inspected code uses synchronous scryptSync; production performance should be reviewed under concurrent login load.</w:t>
+      </w:r>
+    </w:p>
+    <w:p>
+      <w:pPr>
+        <w:rPr>
+          <w:b/>
+          <w:bCs/>
+        </w:rPr>
+      </w:pPr>
+      <w:r>
+        <w:rPr>
+          <w:b/>
+          <w:bCs/>
+        </w:rPr>
+        <w:t>5. Final assessment</w:t>
+      </w:r>
+    </w:p>
+    <w:p>
+      <w:r>
+        <w:rPr>
+          <w:b/>
+          <w:bCs/>
+        </w:rPr>
+        <w:t>Finding 0</w:t>
+      </w:r>
+      <w:r>
+        <w:rPr>
+          <w:b/>
+          <w:bCs/>
+        </w:rPr>
+        <w:t>5</w:t>
+      </w:r>
+      <w:r>
+        <w:rPr>
+          <w:b/>
+          <w:bCs/>
+        </w:rPr>
+        <w:t xml:space="preserve"> is remediated in the inspected application code, and the two current database records have the expected hash format.</w:t>
+      </w:r>
+      <w:r>
+        <w:t xml:space="preserve"> The evidence supports this conclusion for the inspected implementation and database records, not for uninspected backups or historical data.</w:t>
+      </w:r>
+    </w:p>
+    <w:p>
+      <w:r>
+        <w:rPr>
+          <w:b/>
+          <w:bCs/>
+        </w:rPr>
+        <w:t>No new code changes were made for Finding 04.</w:t>
+      </w:r>
+      <w:r>
+        <w:t xml:space="preserve"> The work completed here consisted of code inspection, a search for password-writing paths, and read-only database verification.</w:t>
+      </w:r>
+    </w:p>
+    <w:p/>
+    <w:p>
+      <w:pPr>
+        <w:rPr>
+          <w:b/>
+          <w:bCs/>
+        </w:rPr>
+      </w:pPr>
+      <w:r>
+        <w:rPr>
+          <w:b/>
+          <w:bCs/>
+        </w:rPr>
+        <w:t>Finding 0</w:t>
+      </w:r>
+      <w:r>
+        <w:rPr>
+          <w:b/>
+          <w:bCs/>
+        </w:rPr>
+        <w:t>6</w:t>
+      </w:r>
+      <w:r>
+        <w:rPr>
+          <w:b/>
+          <w:bCs/>
+        </w:rPr>
+        <w:t>: No Input Validation on Invoice Creation</w:t>
+      </w:r>
+    </w:p>
+    <w:p>
+      <w:r>
+        <w:rPr>
+          <w:b/>
+          <w:bCs/>
+        </w:rPr>
+        <w:t>Severity:</w:t>
+      </w:r>
+      <w:r>
+        <w:t xml:space="preserve"> High</w:t>
+      </w:r>
+      <w:r>
+        <w:br/>
+      </w:r>
+      <w:r>
+        <w:rPr>
+          <w:b/>
+          <w:bCs/>
+        </w:rPr>
+        <w:t>Category:</w:t>
+      </w:r>
+      <w:r>
+        <w:t xml:space="preserve"> Input Validation / Financial Integrity</w:t>
+      </w:r>
+      <w:r>
+        <w:br/>
+      </w:r>
+      <w:r>
+        <w:rPr>
+          <w:b/>
+          <w:bCs/>
+        </w:rPr>
+        <w:t>Affected File:</w:t>
+      </w:r>
+      <w:r>
+        <w:t xml:space="preserve"> src/app/api/invoices/route.ts</w:t>
+      </w:r>
+      <w:r>
+        <w:br/>
+      </w:r>
+      <w:r>
+        <w:rPr>
+          <w:b/>
+          <w:bCs/>
+        </w:rPr>
+        <w:t>Remediation Status:</w:t>
+      </w:r>
+      <w:r>
+        <w:t xml:space="preserve"> Partially Remediated — Code Improvements Implemented; Runtime API Validation Tests Pending</w:t>
+      </w:r>
+    </w:p>
+    <w:p>
+      <w:pPr>
+        <w:rPr>
+          <w:b/>
+          <w:bCs/>
+        </w:rPr>
+      </w:pPr>
+      <w:r>
+        <w:rPr>
+          <w:b/>
+          <w:bCs/>
+        </w:rPr>
+        <w:t>1. Original Problem</w:t>
+      </w:r>
+    </w:p>
+    <w:p>
+      <w:r>
+        <w:t>The original invoice creation endpoint accepted request data without sufficient validation. It trusted client-supplied values for fields such as the client ID, invoice number, tax rate, line items, and invoice total.</w:t>
+      </w:r>
+    </w:p>
+    <w:p>
+      <w:r>
+        <w:t>This created several risks:</w:t>
+      </w:r>
+    </w:p>
+    <w:p>
+      <w:pPr>
+        <w:numPr>
+          <w:ilvl w:val="0"/>
+          <w:numId w:val="12"/>
+        </w:numPr>
+      </w:pPr>
+      <w:r>
+        <w:rPr>
+          <w:b/>
+          <w:bCs/>
+        </w:rPr>
+        <w:t>Financial manipulation:</w:t>
+      </w:r>
+      <w:r>
+        <w:t xml:space="preserve"> A client could submit an incorrect invoice total instead of relying on server-calculated amounts.</w:t>
+      </w:r>
+    </w:p>
+    <w:p>
+      <w:pPr>
+        <w:numPr>
+          <w:ilvl w:val="0"/>
+          <w:numId w:val="12"/>
+        </w:numPr>
+      </w:pPr>
+      <w:r>
+        <w:rPr>
+          <w:b/>
+          <w:bCs/>
+        </w:rPr>
+        <w:t>Invalid input:</w:t>
+      </w:r>
+      <w:r>
+        <w:t xml:space="preserve"> Missing fields, malformed JSON, invalid dates, or incorrect data types could cause errors or corrupt records.</w:t>
+      </w:r>
+    </w:p>
+    <w:p>
+      <w:pPr>
+        <w:numPr>
+          <w:ilvl w:val="0"/>
+          <w:numId w:val="12"/>
+        </w:numPr>
+      </w:pPr>
+      <w:r>
+        <w:rPr>
+          <w:b/>
+          <w:bCs/>
+        </w:rPr>
+        <w:t>Incorrect tax calculations:</w:t>
+      </w:r>
+      <w:r>
+        <w:t xml:space="preserve"> Negative or excessively large tax rates could produce invalid invoice amounts.</w:t>
+      </w:r>
+    </w:p>
+    <w:p>
+      <w:pPr>
+        <w:numPr>
+          <w:ilvl w:val="0"/>
+          <w:numId w:val="12"/>
+        </w:numPr>
+      </w:pPr>
+      <w:r>
+        <w:rPr>
+          <w:b/>
+          <w:bCs/>
+        </w:rPr>
+        <w:lastRenderedPageBreak/>
+        <w:t>Invalid line items:</w:t>
+      </w:r>
+      <w:r>
+        <w:t xml:space="preserve"> Empty descriptions, non-positive quantities, or negative prices could enter the invoice workflow.</w:t>
+      </w:r>
+    </w:p>
+    <w:p>
+      <w:pPr>
+        <w:numPr>
+          <w:ilvl w:val="0"/>
+          <w:numId w:val="12"/>
+        </w:numPr>
+      </w:pPr>
+      <w:r>
+        <w:rPr>
+          <w:b/>
+          <w:bCs/>
+        </w:rPr>
+        <w:t>Cross-user data access:</w:t>
+      </w:r>
+      <w:r>
+        <w:t xml:space="preserve"> An invoice could potentially reference a client belonging to another account if ownership was not checked.</w:t>
+      </w:r>
+    </w:p>
+    <w:p>
+      <w:pPr>
+        <w:rPr>
+          <w:b/>
+          <w:bCs/>
+        </w:rPr>
+      </w:pPr>
+      <w:r>
+        <w:rPr>
+          <w:b/>
+          <w:bCs/>
+        </w:rPr>
+        <w:t>2. Business and Security Impact</w:t>
+      </w:r>
+    </w:p>
+    <w:p>
+      <w:r>
+        <w:t>Invoice creation is a financially sensitive operation. Incorrect validation can undermine the accuracy of invoices, damage customer trust, and create inconsistent database records.</w:t>
+      </w:r>
+    </w:p>
+    <w:p>
+      <w:r>
+        <w:t>The most important concern was ensuring that invoice amounts were calculated by the server rather than accepted directly from an untrusted client request.</w:t>
+      </w:r>
+    </w:p>
+    <w:p>
+      <w:r>
+        <w:t>The endpoint also needed to reject invalid input with understandable HTTP responses instead of allowing malformed requests to proceed into database operations.</w:t>
+      </w:r>
+    </w:p>
+    <w:p>
+      <w:pPr>
+        <w:rPr>
+          <w:b/>
+          <w:bCs/>
+        </w:rPr>
+      </w:pPr>
+      <w:r>
+        <w:rPr>
+          <w:b/>
+          <w:bCs/>
+        </w:rPr>
+        <w:t>3. Remediation Implemented</w:t>
+      </w:r>
+    </w:p>
+    <w:p>
+      <w:r>
+        <w:t>The invoice creation handler in src/app/api/invoices/route.ts was updated to introduce stricter request parsing and validation.</w:t>
+      </w:r>
+    </w:p>
+    <w:p>
+      <w:pPr>
+        <w:rPr>
+          <w:b/>
+          <w:bCs/>
+        </w:rPr>
+      </w:pPr>
+      <w:r>
+        <w:rPr>
+          <w:b/>
+          <w:bCs/>
+        </w:rPr>
+        <w:t>A. Safe JSON Parsing</w:t>
+      </w:r>
+    </w:p>
+    <w:p>
+      <w:r>
+        <w:t>The endpoint now attempts to parse the request body inside a try/catch block.</w:t>
+      </w:r>
+    </w:p>
+    <w:p>
+      <w:r>
+        <w:t>If the request contains malformed JSON, it returns HTTP 400 with the message:</w:t>
+      </w:r>
+    </w:p>
+    <w:p>
+      <w:r>
+        <w:t>Invalid JSON request body.</w:t>
+      </w:r>
+    </w:p>
+    <w:p>
+      <w:r>
+        <w:t>The endpoint also rejects null values, arrays, and other non-object request bodies.</w:t>
+      </w:r>
+    </w:p>
+    <w:p>
+      <w:pPr>
+        <w:rPr>
+          <w:b/>
+          <w:bCs/>
+        </w:rPr>
+      </w:pPr>
+      <w:r>
+        <w:rPr>
+          <w:b/>
+          <w:bCs/>
+        </w:rPr>
+        <w:t>B. Client Validation and Ownership</w:t>
+      </w:r>
+    </w:p>
+    <w:p>
+      <w:r>
+        <w:t>The API checks that clientId is a non-empty string and verifies that the selected client belongs to the authenticated owner.</w:t>
+      </w:r>
+    </w:p>
+    <w:p>
+      <w:r>
+        <w:t>The database query filters using both the client ID and owner ID. If the client does not belong to that owner, the endpoint returns an error rather than creating an invoice for that client.</w:t>
+      </w:r>
+    </w:p>
+    <w:p>
+      <w:pPr>
+        <w:rPr>
+          <w:b/>
+          <w:bCs/>
+        </w:rPr>
+      </w:pPr>
+      <w:r>
+        <w:rPr>
+          <w:b/>
+          <w:bCs/>
+        </w:rPr>
+        <w:t>C. Line-Item Validation</w:t>
+      </w:r>
+    </w:p>
+    <w:p>
+      <w:r>
+        <w:t>The API requires at least one line item.</w:t>
+      </w:r>
+    </w:p>
+    <w:p>
+      <w:r>
+        <w:t>Each item must:</w:t>
+      </w:r>
+    </w:p>
+    <w:p>
+      <w:pPr>
+        <w:numPr>
+          <w:ilvl w:val="0"/>
+          <w:numId w:val="13"/>
+        </w:numPr>
+      </w:pPr>
+      <w:r>
+        <w:t>Be an object rather than an array or null value.</w:t>
+      </w:r>
+    </w:p>
+    <w:p>
+      <w:pPr>
+        <w:numPr>
+          <w:ilvl w:val="0"/>
+          <w:numId w:val="13"/>
+        </w:numPr>
+      </w:pPr>
+      <w:r>
+        <w:lastRenderedPageBreak/>
+        <w:t>Contain a non-empty description.</w:t>
+      </w:r>
+    </w:p>
+    <w:p>
+      <w:pPr>
+        <w:numPr>
+          <w:ilvl w:val="0"/>
+          <w:numId w:val="13"/>
+        </w:numPr>
+      </w:pPr>
+      <w:r>
+        <w:t>Provide quantity and unit price as strings or numbers.</w:t>
+      </w:r>
+    </w:p>
+    <w:p>
+      <w:pPr>
+        <w:numPr>
+          <w:ilvl w:val="0"/>
+          <w:numId w:val="13"/>
+        </w:numPr>
+      </w:pPr>
+      <w:r>
+        <w:t>Have a finite quantity greater than zero.</w:t>
+      </w:r>
+    </w:p>
+    <w:p>
+      <w:pPr>
+        <w:numPr>
+          <w:ilvl w:val="0"/>
+          <w:numId w:val="13"/>
+        </w:numPr>
+      </w:pPr>
+      <w:r>
+        <w:t>Have a finite unit price greater than or equal to zero.</w:t>
+      </w:r>
+    </w:p>
+    <w:p>
+      <w:r>
+        <w:t>Descriptions are trimmed before being saved.</w:t>
+      </w:r>
+    </w:p>
+    <w:p>
+      <w:pPr>
+        <w:rPr>
+          <w:b/>
+          <w:bCs/>
+        </w:rPr>
+      </w:pPr>
+      <w:r>
+        <w:rPr>
+          <w:b/>
+          <w:bCs/>
+        </w:rPr>
+        <w:t>D. Tax-Rate Validation</w:t>
+      </w:r>
+    </w:p>
+    <w:p>
+      <w:r>
+        <w:t>The tax rate must be a finite number between 0 and 100, inclusive.</w:t>
+      </w:r>
+    </w:p>
+    <w:p>
+      <w:r>
+        <w:t>Invalid values are rejected with HTTP 400 rather than being used in invoice calculations.</w:t>
+      </w:r>
+    </w:p>
+    <w:p>
+      <w:pPr>
+        <w:rPr>
+          <w:b/>
+          <w:bCs/>
+        </w:rPr>
+      </w:pPr>
+      <w:r>
+        <w:rPr>
+          <w:b/>
+          <w:bCs/>
+        </w:rPr>
+        <w:t>E. Server-Side Financial Calculations</w:t>
+      </w:r>
+    </w:p>
+    <w:p>
+      <w:r>
+        <w:t>The server calculates the subtotal from the validated line items:</w:t>
+      </w:r>
+    </w:p>
+    <w:p>
+      <w:r>
+        <w:t>Subtotal = Sum of (Quantity × Unit Price)</w:t>
+      </w:r>
+    </w:p>
+    <w:p>
+      <w:r>
+        <w:t>It then calculates the tax amount and final total using the validated tax rate.</w:t>
+      </w:r>
+    </w:p>
+    <w:p>
+      <w:r>
+        <w:t>The API does not rely on a client-supplied invoice total. It also checks that the calculated subtotal and total are finite before proceeding.</w:t>
+      </w:r>
+    </w:p>
+    <w:p>
+      <w:r>
+        <w:t>This improves financial integrity by making the server responsible for calculating invoice amounts.</w:t>
+      </w:r>
+    </w:p>
+    <w:p>
+      <w:pPr>
+        <w:rPr>
+          <w:b/>
+          <w:bCs/>
+        </w:rPr>
+      </w:pPr>
+      <w:r>
+        <w:rPr>
+          <w:b/>
+          <w:bCs/>
+        </w:rPr>
+        <w:t>F. Date and Notes Validation</w:t>
+      </w:r>
+    </w:p>
+    <w:p>
+      <w:r>
+        <w:t>The API checks that supplied issue and due dates are strings and that the resulting date values are valid.</w:t>
+      </w:r>
+    </w:p>
+    <w:p>
+      <w:r>
+        <w:t>If a date is omitted, the handler applies a default. If the due date is omitted, it defaults to 14 days after the issue date.</w:t>
+      </w:r>
+    </w:p>
+    <w:p>
+      <w:r>
+        <w:t>Invoice notes must be strings when supplied. Notes are trimmed, and empty notes are stored as null.</w:t>
+      </w:r>
+    </w:p>
+    <w:p>
+      <w:pPr>
+        <w:rPr>
+          <w:b/>
+          <w:bCs/>
+        </w:rPr>
+      </w:pPr>
+      <w:r>
+        <w:rPr>
+          <w:b/>
+          <w:bCs/>
+        </w:rPr>
+        <w:t>G. Automatic Invoice Numbering</w:t>
+      </w:r>
+    </w:p>
+    <w:p>
+      <w:r>
+        <w:t>The API generates invoice numbers on the server in the format:</w:t>
+      </w:r>
+    </w:p>
+    <w:p>
+      <w:r>
+        <w:t>INV-2026-001</w:t>
+      </w:r>
+    </w:p>
+    <w:p>
+      <w:r>
+        <w:t>The sequence is scoped to the authenticated owner and invoice year. The invoice number is not accepted directly from the request body.</w:t>
+      </w:r>
+    </w:p>
+    <w:p>
+      <w:r>
+        <w:lastRenderedPageBreak/>
+        <w:t>This reduces the risk of users selecting arbitrary invoice numbers. However, concurrent invoice creation and database-level uniqueness still require separate verification.</w:t>
+      </w:r>
+    </w:p>
+    <w:p>
+      <w:pPr>
+        <w:rPr>
+          <w:b/>
+          <w:bCs/>
+        </w:rPr>
+      </w:pPr>
+      <w:r>
+        <w:rPr>
+          <w:b/>
+          <w:bCs/>
+        </w:rPr>
+        <w:t>H. Database Transaction</w:t>
+      </w:r>
+    </w:p>
+    <w:p>
+      <w:r>
+        <w:t>The invoice and its line items are inserted inside a database transaction.</w:t>
+      </w:r>
+    </w:p>
+    <w:p>
+      <w:r>
+        <w:t>This helps ensure that the invoice and associated items are saved together. If the transaction fails, the database can roll back the combined operation instead of leaving an incomplete invoice.</w:t>
+      </w:r>
+    </w:p>
+    <w:p>
+      <w:pPr>
+        <w:rPr>
+          <w:b/>
+          <w:bCs/>
+        </w:rPr>
+      </w:pPr>
+      <w:r>
+        <w:rPr>
+          <w:b/>
+          <w:bCs/>
+        </w:rPr>
+        <w:t>I. Error Handling</w:t>
+      </w:r>
+    </w:p>
+    <w:p>
+      <w:r>
+        <w:t>Validation failures return HTTP 400 responses with specific error messages.</w:t>
+      </w:r>
+    </w:p>
+    <w:p>
+      <w:r>
+        <w:t>Unexpected errors are logged on the server and return a generic HTTP 500 response:</w:t>
+      </w:r>
+    </w:p>
+    <w:p>
+      <w:r>
+        <w:t>Couldn't create the invoice.</w:t>
+      </w:r>
+    </w:p>
+    <w:p>
+      <w:r>
+        <w:t>This avoids exposing internal exception details through the API response.</w:t>
+      </w:r>
+    </w:p>
+    <w:p>
+      <w:pPr>
+        <w:rPr>
+          <w:b/>
+          <w:bCs/>
+        </w:rPr>
+      </w:pPr>
+      <w:r>
+        <w:rPr>
+          <w:b/>
+          <w:bCs/>
+        </w:rPr>
+        <w:t>4. Files and Components Involved</w:t>
+      </w:r>
+    </w:p>
+    <w:p>
+      <w:r>
+        <w:rPr>
+          <w:b/>
+          <w:bCs/>
+        </w:rPr>
+        <w:t>Primary file modified:</w:t>
+      </w:r>
+    </w:p>
+    <w:p>
+      <w:pPr>
+        <w:numPr>
+          <w:ilvl w:val="0"/>
+          <w:numId w:val="14"/>
+        </w:numPr>
+      </w:pPr>
+      <w:r>
+        <w:t>src/app/api/invoices/route.ts</w:t>
+      </w:r>
+    </w:p>
+    <w:p>
+      <w:r>
+        <w:t>The updated POST handler contains the request parsing, ownership checks, line-item validation, tax validation, server-side calculations, date checks, automatic invoice numbering, and transactional database inserts.</w:t>
+      </w:r>
+    </w:p>
+    <w:p>
+      <w:pPr>
+        <w:rPr>
+          <w:b/>
+          <w:bCs/>
+        </w:rPr>
+      </w:pPr>
+      <w:r>
+        <w:rPr>
+          <w:b/>
+          <w:bCs/>
+        </w:rPr>
+        <w:t>5. Verification Results</w:t>
+      </w:r>
+    </w:p>
+    <w:p>
+      <w:r>
+        <w:t>The following checks have been completed during the rescue process.</w:t>
+      </w:r>
+    </w:p>
+    <w:tbl>
+      <w:tblPr>
+        <w:tblW w:w="0" w:type="auto"/>
+        <w:tblCellSpacing w:w="15" w:type="dxa"/>
+        <w:tblCellMar>
+          <w:top w:w="15" w:type="dxa"/>
+          <w:left w:w="15" w:type="dxa"/>
+          <w:bottom w:w="15" w:type="dxa"/>
+          <w:right w:w="15" w:type="dxa"/>
+        </w:tblCellMar>
+        <w:tblLook w:val="04A0" w:firstRow="1" w:lastRow="0" w:firstColumn="1" w:lastColumn="0" w:noHBand="0" w:noVBand="1"/>
+      </w:tblPr>
+      <w:tblGrid>
+        <w:gridCol w:w="3372"/>
+        <w:gridCol w:w="845"/>
+        <w:gridCol w:w="5143"/>
+      </w:tblGrid>
+      <w:tr>
+        <w:trPr>
+          <w:tblCellSpacing w:w="15" w:type="dxa"/>
+        </w:trPr>
+        <w:tc>
+          <w:tcPr>
+            <w:tcW w:w="0" w:type="auto"/>
+            <w:vAlign w:val="center"/>
+            <w:hideMark/>
+          </w:tcPr>
+          <w:p>
+            <w:pPr>
+              <w:rPr>
+                <w:b/>
+                <w:bCs/>
+              </w:rPr>
+            </w:pPr>
+            <w:r>
+              <w:rPr>
+                <w:b/>
+                <w:bCs/>
+              </w:rPr>
+              <w:t>Verification Check</w:t>
+            </w:r>
+          </w:p>
+        </w:tc>
+        <w:tc>
+          <w:tcPr>
+            <w:tcW w:w="0" w:type="auto"/>
+            <w:vAlign w:val="center"/>
+            <w:hideMark/>
+          </w:tcPr>
+          <w:p>
+            <w:pPr>
+              <w:rPr>
+                <w:b/>
+                <w:bCs/>
+              </w:rPr>
+            </w:pPr>
+            <w:r>
+              <w:rPr>
+                <w:b/>
+                <w:bCs/>
+              </w:rPr>
+              <w:t>Result</w:t>
+            </w:r>
+          </w:p>
+        </w:tc>
+        <w:tc>
+          <w:tcPr>
+            <w:tcW w:w="0" w:type="auto"/>
+            <w:vAlign w:val="center"/>
+            <w:hideMark/>
+          </w:tcPr>
+          <w:p>
+            <w:pPr>
+              <w:rPr>
+                <w:b/>
+                <w:bCs/>
+              </w:rPr>
+            </w:pPr>
+            <w:r>
+              <w:rPr>
+                <w:b/>
+                <w:bCs/>
+              </w:rPr>
+              <w:t>Evidence</w:t>
+            </w:r>
+          </w:p>
+        </w:tc>
+      </w:tr>
+      <w:tr>
+        <w:trPr>
+          <w:tblCellSpacing w:w="15" w:type="dxa"/>
+        </w:trPr>
+        <w:tc>
+          <w:tcPr>
+            <w:tcW w:w="0" w:type="auto"/>
+            <w:vAlign w:val="center"/>
+            <w:hideMark/>
+          </w:tcPr>
+          <w:p>
+            <w:r>
+              <w:t>TypeScript compilation</w:t>
+            </w:r>
+          </w:p>
+        </w:tc>
+        <w:tc>
+          <w:tcPr>
+            <w:tcW w:w="0" w:type="auto"/>
+            <w:vAlign w:val="center"/>
+            <w:hideMark/>
+          </w:tcPr>
+          <w:p>
+            <w:r>
+              <w:t>Passed</w:t>
+            </w:r>
+          </w:p>
+        </w:tc>
+        <w:tc>
+          <w:tcPr>
+            <w:tcW w:w="0" w:type="auto"/>
+            <w:vAlign w:val="center"/>
+            <w:hideMark/>
+          </w:tcPr>
+          <w:p>
+            <w:r>
+              <w:t>npx.cmd tsc --noEmit completed without errors after the updated handler was applied.</w:t>
+            </w:r>
+          </w:p>
+        </w:tc>
+      </w:tr>
+      <w:tr>
+        <w:trPr>
+          <w:tblCellSpacing w:w="15" w:type="dxa"/>
+        </w:trPr>
+        <w:tc>
+          <w:tcPr>
+            <w:tcW w:w="0" w:type="auto"/>
+            <w:vAlign w:val="center"/>
+            <w:hideMark/>
+          </w:tcPr>
+          <w:p>
+            <w:r>
+              <w:t>Authenticated invoice API access</w:t>
+            </w:r>
+          </w:p>
+        </w:tc>
+        <w:tc>
+          <w:tcPr>
+            <w:tcW w:w="0" w:type="auto"/>
+            <w:vAlign w:val="center"/>
+            <w:hideMark/>
+          </w:tcPr>
+          <w:p>
+            <w:r>
+              <w:t>Passed</w:t>
+            </w:r>
+          </w:p>
+        </w:tc>
+        <w:tc>
+          <w:tcPr>
+            <w:tcW w:w="0" w:type="auto"/>
+            <w:vAlign w:val="center"/>
+            <w:hideMark/>
+          </w:tcPr>
+          <w:p>
+            <w:r>
+              <w:t>Opening /api/invoices in the signed-in Edge browser returned invoice JSON.</w:t>
+            </w:r>
+          </w:p>
+        </w:tc>
+      </w:tr>
+      <w:tr>
+        <w:trPr>
+          <w:tblCellSpacing w:w="15" w:type="dxa"/>
+        </w:trPr>
+        <w:tc>
+          <w:tcPr>
+            <w:tcW w:w="0" w:type="auto"/>
+            <w:vAlign w:val="center"/>
+            <w:hideMark/>
+          </w:tcPr>
+          <w:p>
+            <w:r>
+              <w:t>Invoice creation form accessibility</w:t>
+            </w:r>
+          </w:p>
+        </w:tc>
+        <w:tc>
+          <w:tcPr>
+            <w:tcW w:w="0" w:type="auto"/>
+            <w:vAlign w:val="center"/>
+            <w:hideMark/>
+          </w:tcPr>
+          <w:p>
+            <w:r>
+              <w:t>Passed</w:t>
+            </w:r>
+          </w:p>
+        </w:tc>
+        <w:tc>
+          <w:tcPr>
+            <w:tcW w:w="0" w:type="auto"/>
+            <w:vAlign w:val="center"/>
+            <w:hideMark/>
+          </w:tcPr>
+          <w:p>
+            <w:r>
+              <w:t>The existing invoice creation form opened successfully.</w:t>
+            </w:r>
+          </w:p>
+        </w:tc>
+      </w:tr>
+      <w:tr>
+        <w:trPr>
+          <w:tblCellSpacing w:w="15" w:type="dxa"/>
+        </w:trPr>
+        <w:tc>
+          <w:tcPr>
+            <w:tcW w:w="0" w:type="auto"/>
+            <w:vAlign w:val="center"/>
+            <w:hideMark/>
+          </w:tcPr>
+          <w:p>
+            <w:r>
+              <w:lastRenderedPageBreak/>
+              <w:t>Missing required information in the UI</w:t>
+            </w:r>
+          </w:p>
+        </w:tc>
+        <w:tc>
+          <w:tcPr>
+            <w:tcW w:w="0" w:type="auto"/>
+            <w:vAlign w:val="center"/>
+            <w:hideMark/>
+          </w:tcPr>
+          <w:p>
+            <w:r>
+              <w:t>Passed</w:t>
+            </w:r>
+          </w:p>
+        </w:tc>
+        <w:tc>
+          <w:tcPr>
+            <w:tcW w:w="0" w:type="auto"/>
+            <w:vAlign w:val="center"/>
+            <w:hideMark/>
+          </w:tcPr>
+          <w:p>
+            <w:r>
+              <w:t>Submitting the form without selecting a client or adding line items displayed a validation message.</w:t>
+            </w:r>
+          </w:p>
+        </w:tc>
+      </w:tr>
+      <w:tr>
+        <w:trPr>
+          <w:tblCellSpacing w:w="15" w:type="dxa"/>
+        </w:trPr>
+        <w:tc>
+          <w:tcPr>
+            <w:tcW w:w="0" w:type="auto"/>
+            <w:vAlign w:val="center"/>
+            <w:hideMark/>
+          </w:tcPr>
+          <w:p>
+            <w:r>
+              <w:t>Malformed JSON submitted directly to the POST endpoint</w:t>
+            </w:r>
+          </w:p>
+        </w:tc>
+        <w:tc>
+          <w:tcPr>
+            <w:tcW w:w="0" w:type="auto"/>
+            <w:vAlign w:val="center"/>
+            <w:hideMark/>
+          </w:tcPr>
+          <w:p>
+            <w:r>
+              <w:t>Pending</w:t>
+            </w:r>
+          </w:p>
+        </w:tc>
+        <w:tc>
+          <w:tcPr>
+            <w:tcW w:w="0" w:type="auto"/>
+            <w:vAlign w:val="center"/>
+            <w:hideMark/>
+          </w:tcPr>
+          <w:p>
+            <w:r>
+              <w:t>The request has not yet been tested successfully at runtime.</w:t>
+            </w:r>
+          </w:p>
+        </w:tc>
+      </w:tr>
+      <w:tr>
+        <w:trPr>
+          <w:tblCellSpacing w:w="15" w:type="dxa"/>
+        </w:trPr>
+        <w:tc>
+          <w:tcPr>
+            <w:tcW w:w="0" w:type="auto"/>
+            <w:vAlign w:val="center"/>
+            <w:hideMark/>
+          </w:tcPr>
+          <w:p>
+            <w:r>
+              <w:t>Invalid tax-rate API request</w:t>
+            </w:r>
+          </w:p>
+        </w:tc>
+        <w:tc>
+          <w:tcPr>
+            <w:tcW w:w="0" w:type="auto"/>
+            <w:vAlign w:val="center"/>
+            <w:hideMark/>
+          </w:tcPr>
+          <w:p>
+            <w:r>
+              <w:t>Pending</w:t>
+            </w:r>
+          </w:p>
+        </w:tc>
+        <w:tc>
+          <w:tcPr>
+            <w:tcW w:w="0" w:type="auto"/>
+            <w:vAlign w:val="center"/>
+            <w:hideMark/>
+          </w:tcPr>
+          <w:p>
+            <w:r>
+              <w:t>A direct authenticated POST test has not been completed.</w:t>
+            </w:r>
+          </w:p>
+        </w:tc>
+      </w:tr>
+      <w:tr>
+        <w:trPr>
+          <w:tblCellSpacing w:w="15" w:type="dxa"/>
+        </w:trPr>
+        <w:tc>
+          <w:tcPr>
+            <w:tcW w:w="0" w:type="auto"/>
+            <w:vAlign w:val="center"/>
+            <w:hideMark/>
+          </w:tcPr>
+          <w:p>
+            <w:r>
+              <w:t>Invalid quantity, price, and date API requests</w:t>
+            </w:r>
+          </w:p>
+        </w:tc>
+        <w:tc>
+          <w:tcPr>
+            <w:tcW w:w="0" w:type="auto"/>
+            <w:vAlign w:val="center"/>
+            <w:hideMark/>
+          </w:tcPr>
+          <w:p>
+            <w:r>
+              <w:t>Pending</w:t>
+            </w:r>
+          </w:p>
+        </w:tc>
+        <w:tc>
+          <w:tcPr>
+            <w:tcW w:w="0" w:type="auto"/>
+            <w:vAlign w:val="center"/>
+            <w:hideMark/>
+          </w:tcPr>
+          <w:p>
+            <w:r>
+              <w:t>These cases have not yet been tested directly.</w:t>
+            </w:r>
+          </w:p>
+        </w:tc>
+      </w:tr>
+      <w:tr>
+        <w:trPr>
+          <w:tblCellSpacing w:w="15" w:type="dxa"/>
+        </w:trPr>
+        <w:tc>
+          <w:tcPr>
+            <w:tcW w:w="0" w:type="auto"/>
+            <w:vAlign w:val="center"/>
+            <w:hideMark/>
+          </w:tcPr>
+          <w:p>
+            <w:r>
+              <w:t>Verification that invalid POST requests create no records</w:t>
+            </w:r>
+          </w:p>
+        </w:tc>
+        <w:tc>
+          <w:tcPr>
+            <w:tcW w:w="0" w:type="auto"/>
+            <w:vAlign w:val="center"/>
+            <w:hideMark/>
+          </w:tcPr>
+          <w:p>
+            <w:r>
+              <w:t>Pending</w:t>
+            </w:r>
+          </w:p>
+        </w:tc>
+        <w:tc>
+          <w:tcPr>
+            <w:tcW w:w="0" w:type="auto"/>
+            <w:vAlign w:val="center"/>
+            <w:hideMark/>
+          </w:tcPr>
+          <w:p>
+            <w:r>
+              <w:t>Database state has not been checked after a completed set of invalid-request tests.</w:t>
+            </w:r>
+          </w:p>
+        </w:tc>
+      </w:tr>
+    </w:tbl>
+    <w:p>
+      <w:r>
+        <w:rPr>
+          <w:b/>
+          <w:bCs/>
+        </w:rPr>
+        <w:t>Important:</w:t>
+      </w:r>
+      <w:r>
+        <w:t xml:space="preserve"> The successful browser test confirms that the authenticated GET endpoint works. The form validation test confirms that the user interface provides feedback for missing information. Neither test independently proves that the POST endpoint rejects every invalid request.</w:t>
+      </w:r>
+    </w:p>
+    <w:p>
+      <w:pPr>
+        <w:rPr>
+          <w:b/>
+          <w:bCs/>
+        </w:rPr>
+      </w:pPr>
+      <w:r>
+        <w:rPr>
+          <w:b/>
+          <w:bCs/>
+        </w:rPr>
+        <w:t>6. Remaining Risks and Recommended Improvements</w:t>
+      </w:r>
+    </w:p>
+    <w:p>
+      <w:r>
+        <w:t>Although the validation has been improved, further hardening is recommended before treating this endpoint as production-ready.</w:t>
+      </w:r>
+    </w:p>
+    <w:p>
+      <w:pPr>
+        <w:numPr>
+          <w:ilvl w:val="0"/>
+          <w:numId w:val="15"/>
+        </w:numPr>
+      </w:pPr>
+      <w:r>
+        <w:rPr>
+          <w:b/>
+          <w:bCs/>
+        </w:rPr>
+        <w:t>Blank numeric strings:</w:t>
+      </w:r>
+      <w:r>
+        <w:t xml:space="preserve"> JavaScript converts an empty string to zero with Number(""). An empty unit-price string may therefore be accepted as zero. Numeric strings should be checked for blank values before conversion.</w:t>
+      </w:r>
+    </w:p>
+    <w:p>
+      <w:pPr>
+        <w:numPr>
+          <w:ilvl w:val="0"/>
+          <w:numId w:val="15"/>
+        </w:numPr>
+      </w:pPr>
+      <w:r>
+        <w:rPr>
+          <w:b/>
+          <w:bCs/>
+        </w:rPr>
+        <w:t>Input size limits:</w:t>
+      </w:r>
+      <w:r>
+        <w:t xml:space="preserve"> Add reasonable maximum lengths for descriptions and notes, along with a maximum number of line items.</w:t>
+      </w:r>
+    </w:p>
+    <w:p>
+      <w:pPr>
+        <w:numPr>
+          <w:ilvl w:val="0"/>
+          <w:numId w:val="15"/>
+        </w:numPr>
+      </w:pPr>
+      <w:r>
+        <w:rPr>
+          <w:b/>
+          <w:bCs/>
+        </w:rPr>
+        <w:t>Financial limits:</w:t>
+      </w:r>
+      <w:r>
+        <w:t xml:space="preserve"> Define supported maximum quantities, unit prices, and invoice totals to prevent excessively large values and database precision problems.</w:t>
+      </w:r>
+    </w:p>
+    <w:p>
+      <w:pPr>
+        <w:numPr>
+          <w:ilvl w:val="0"/>
+          <w:numId w:val="15"/>
+        </w:numPr>
+      </w:pPr>
+      <w:r>
+        <w:rPr>
+          <w:b/>
+          <w:bCs/>
+        </w:rPr>
+        <w:t>Date relationships:</w:t>
+      </w:r>
+      <w:r>
+        <w:t xml:space="preserve"> Consider rejecting invoices whose due date is earlier than their issue date, according to the application's business rules.</w:t>
+      </w:r>
+    </w:p>
+    <w:p>
+      <w:pPr>
+        <w:numPr>
+          <w:ilvl w:val="0"/>
+          <w:numId w:val="15"/>
+        </w:numPr>
+      </w:pPr>
+      <w:r>
+        <w:rPr>
+          <w:b/>
+          <w:bCs/>
+        </w:rPr>
+        <w:t>Invoice-number concurrency:</w:t>
+      </w:r>
+      <w:r>
+        <w:t xml:space="preserve"> Protect invoice numbering against simultaneous requests, using an appropriate database constraint or concurrency-safe sequence mechanism.</w:t>
+      </w:r>
+    </w:p>
+    <w:p>
+      <w:pPr>
+        <w:numPr>
+          <w:ilvl w:val="0"/>
+          <w:numId w:val="15"/>
+        </w:numPr>
+      </w:pPr>
+      <w:r>
+        <w:rPr>
+          <w:b/>
+          <w:bCs/>
+        </w:rPr>
+        <w:t>HTML rendering:</w:t>
+      </w:r>
+      <w:r>
+        <w:t xml:space="preserve"> React normally escapes text rendered through JSX, but all rendering contexts should be reviewed before concluding that cross-site scripting risks are fully addressed.</w:t>
+      </w:r>
+    </w:p>
+    <w:p>
+      <w:pPr>
+        <w:numPr>
+          <w:ilvl w:val="0"/>
+          <w:numId w:val="15"/>
+        </w:numPr>
+      </w:pPr>
+      <w:r>
+        <w:rPr>
+          <w:b/>
+          <w:bCs/>
+        </w:rPr>
+        <w:lastRenderedPageBreak/>
+        <w:t>Automated API tests:</w:t>
+      </w:r>
+      <w:r>
+        <w:t xml:space="preserve"> Add tests for malformed JSON, incorrect data types, invalid tax rates, invalid dates, empty line items, unauthorized client IDs, and extreme numeric values.</w:t>
+      </w:r>
+    </w:p>
+    <w:p>
+      <w:pPr>
+        <w:numPr>
+          <w:ilvl w:val="0"/>
+          <w:numId w:val="15"/>
+        </w:numPr>
+      </w:pPr>
+      <w:r>
+        <w:rPr>
+          <w:b/>
+          <w:bCs/>
+        </w:rPr>
+        <w:t>Database integrity:</w:t>
+      </w:r>
+      <w:r>
+        <w:t xml:space="preserve"> Verify the relevant schema constraints and confirm that failed requests leave no unintended records behind.</w:t>
+      </w:r>
+    </w:p>
+    <w:p>
+      <w:pPr>
+        <w:rPr>
+          <w:b/>
+          <w:bCs/>
+        </w:rPr>
+      </w:pPr>
+      <w:r>
+        <w:rPr>
+          <w:b/>
+          <w:bCs/>
+        </w:rPr>
+        <w:t>7. Final Assessment</w:t>
+      </w:r>
+    </w:p>
+    <w:p>
+      <w:r>
+        <w:t>The original lack of input validation has been addressed through significant improvements to the invoice creation handler. The updated implementation validates the request structure, verifies client ownership, checks line items and tax rates, calculates financial totals on the server, validates dates and notes, and inserts invoices and line items transactionally.</w:t>
+      </w:r>
+    </w:p>
+    <w:p>
+      <w:r>
+        <w:t>TypeScript compilation passed, the authenticated invoice GET endpoint returned data in Edge, and the existing invoice form displayed validation feedback when required information was missing.</w:t>
+      </w:r>
+    </w:p>
+    <w:p>
+      <w:r>
+        <w:t>However, direct runtime tests of the POST endpoint's validation rules remain incomplete. Additional boundary checks and concurrency protection are also recommended.</w:t>
+      </w:r>
+    </w:p>
+    <w:p>
+      <w:r>
+        <w:rPr>
+          <w:b/>
+          <w:bCs/>
+        </w:rPr>
+        <w:t>Final status: Partially Remediated — Core Validation Improvements Implemented; Full Runtime Verification and Additional Hardening Required.</w:t>
+      </w:r>
+    </w:p>
+    <w:p/>
+    <w:p>
+      <w:pPr>
+        <w:rPr>
+          <w:b/>
+          <w:bCs/>
+        </w:rPr>
+      </w:pPr>
+      <w:r>
+        <w:rPr>
+          <w:b/>
+          <w:bCs/>
+        </w:rPr>
+        <w:t>Verification Update — October 29, 2026</w:t>
+      </w:r>
+    </w:p>
+    <w:p>
+      <w:r>
+        <w:rPr>
+          <w:b/>
+          <w:bCs/>
+        </w:rPr>
+        <w:t>Status: Partially Remediated — Error Handling Improvements Implemented; Targeted Runtime Tests Passed</w:t>
+      </w:r>
+    </w:p>
+    <w:p>
+      <w:pPr>
+        <w:rPr>
+          <w:b/>
+          <w:bCs/>
+        </w:rPr>
+      </w:pPr>
+      <w:r>
+        <w:rPr>
+          <w:b/>
+          <w:bCs/>
+        </w:rPr>
+        <w:t>1. Changes inspected</w:t>
+      </w:r>
+    </w:p>
+    <w:p>
+      <w:pPr>
+        <w:numPr>
+          <w:ilvl w:val="0"/>
+          <w:numId w:val="16"/>
+        </w:numPr>
+      </w:pPr>
+      <w:r>
+        <w:t>Added the shared Feedback component in src/components/ui.tsx.</w:t>
+      </w:r>
+    </w:p>
+    <w:p>
+      <w:pPr>
+        <w:numPr>
+          <w:ilvl w:val="0"/>
+          <w:numId w:val="16"/>
+        </w:numPr>
+      </w:pPr>
+      <w:r>
+        <w:t>Login and client creation forms display error feedback and loading indicators.</w:t>
+      </w:r>
+    </w:p>
+    <w:p>
+      <w:pPr>
+        <w:numPr>
+          <w:ilvl w:val="0"/>
+          <w:numId w:val="16"/>
+        </w:numPr>
+      </w:pPr>
+      <w:r>
+        <w:t>Invoice creation handles API errors and network failures.</w:t>
+      </w:r>
+    </w:p>
+    <w:p>
+      <w:pPr>
+        <w:numPr>
+          <w:ilvl w:val="0"/>
+          <w:numId w:val="16"/>
+        </w:numPr>
+      </w:pPr>
+      <w:r>
+        <w:t>Invoice and subscription forms now report client-list loading failures instead of silently ignoring them.</w:t>
+      </w:r>
+    </w:p>
+    <w:p>
+      <w:pPr>
+        <w:numPr>
+          <w:ilvl w:val="0"/>
+          <w:numId w:val="16"/>
+        </w:numPr>
+      </w:pPr>
+      <w:r>
+        <w:t>Client creation rejects malformed JSON and invalid required fields.</w:t>
+      </w:r>
+    </w:p>
+    <w:p>
+      <w:pPr>
+        <w:numPr>
+          <w:ilvl w:val="0"/>
+          <w:numId w:val="16"/>
+        </w:numPr>
+      </w:pPr>
+      <w:r>
+        <w:t>Subscription creation validates the request structure, client ownership, plan name, amount, billing interval, billing date, and status.</w:t>
+      </w:r>
+    </w:p>
+    <w:p>
+      <w:pPr>
+        <w:rPr>
+          <w:b/>
+          <w:bCs/>
+        </w:rPr>
+      </w:pPr>
+      <w:r>
+        <w:rPr>
+          <w:b/>
+          <w:bCs/>
+        </w:rPr>
+        <w:lastRenderedPageBreak/>
+        <w:t>2. Runtime verification</w:t>
+      </w:r>
+    </w:p>
+    <w:tbl>
+      <w:tblPr>
+        <w:tblW w:w="0" w:type="auto"/>
+        <w:tblCellSpacing w:w="15" w:type="dxa"/>
+        <w:tblCellMar>
+          <w:top w:w="15" w:type="dxa"/>
+          <w:left w:w="15" w:type="dxa"/>
+          <w:bottom w:w="15" w:type="dxa"/>
+          <w:right w:w="15" w:type="dxa"/>
+        </w:tblCellMar>
+        <w:tblLook w:val="04A0" w:firstRow="1" w:lastRow="0" w:firstColumn="1" w:lastColumn="0" w:noHBand="0" w:noVBand="1"/>
+      </w:tblPr>
+      <w:tblGrid>
+        <w:gridCol w:w="3567"/>
+        <w:gridCol w:w="5050"/>
+        <w:gridCol w:w="743"/>
+      </w:tblGrid>
+      <w:tr>
+        <w:trPr>
+          <w:tblCellSpacing w:w="15" w:type="dxa"/>
+        </w:trPr>
+        <w:tc>
+          <w:tcPr>
+            <w:tcW w:w="0" w:type="auto"/>
+            <w:vAlign w:val="center"/>
+            <w:hideMark/>
+          </w:tcPr>
+          <w:p>
+            <w:pPr>
+              <w:rPr>
+                <w:b/>
+                <w:bCs/>
+              </w:rPr>
+            </w:pPr>
+            <w:r>
+              <w:rPr>
+                <w:b/>
+                <w:bCs/>
+              </w:rPr>
+              <w:t>Test</w:t>
+            </w:r>
+          </w:p>
+        </w:tc>
+        <w:tc>
+          <w:tcPr>
+            <w:tcW w:w="0" w:type="auto"/>
+            <w:vAlign w:val="center"/>
+            <w:hideMark/>
+          </w:tcPr>
+          <w:p>
+            <w:pPr>
+              <w:rPr>
+                <w:b/>
+                <w:bCs/>
+              </w:rPr>
+            </w:pPr>
+            <w:r>
+              <w:rPr>
+                <w:b/>
+                <w:bCs/>
+              </w:rPr>
+              <w:t>Observed result</w:t>
+            </w:r>
+          </w:p>
+        </w:tc>
+        <w:tc>
+          <w:tcPr>
+            <w:tcW w:w="0" w:type="auto"/>
+            <w:vAlign w:val="center"/>
+            <w:hideMark/>
+          </w:tcPr>
+          <w:p>
+            <w:pPr>
+              <w:rPr>
+                <w:b/>
+                <w:bCs/>
+              </w:rPr>
+            </w:pPr>
+            <w:r>
+              <w:rPr>
+                <w:b/>
+                <w:bCs/>
+              </w:rPr>
+              <w:t>Status</w:t>
+            </w:r>
+          </w:p>
+        </w:tc>
+      </w:tr>
+      <w:tr>
+        <w:trPr>
+          <w:tblCellSpacing w:w="15" w:type="dxa"/>
+        </w:trPr>
+        <w:tc>
+          <w:tcPr>
+            <w:tcW w:w="0" w:type="auto"/>
+            <w:vAlign w:val="center"/>
+            <w:hideMark/>
+          </w:tcPr>
+          <w:p>
+            <w:r>
+              <w:t>Malformed JSON — POST /api/clients</w:t>
+            </w:r>
+          </w:p>
+        </w:tc>
+        <w:tc>
+          <w:tcPr>
+            <w:tcW w:w="0" w:type="auto"/>
+            <w:vAlign w:val="center"/>
+            <w:hideMark/>
+          </w:tcPr>
+          <w:p>
+            <w:r>
+              <w:t>HTTP 400; Invalid JSON request body.</w:t>
+            </w:r>
+          </w:p>
+        </w:tc>
+        <w:tc>
+          <w:tcPr>
+            <w:tcW w:w="0" w:type="auto"/>
+            <w:vAlign w:val="center"/>
+            <w:hideMark/>
+          </w:tcPr>
+          <w:p>
+            <w:r>
+              <w:t>Passed</w:t>
+            </w:r>
+          </w:p>
+        </w:tc>
+      </w:tr>
+      <w:tr>
+        <w:trPr>
+          <w:tblCellSpacing w:w="15" w:type="dxa"/>
+        </w:trPr>
+        <w:tc>
+          <w:tcPr>
+            <w:tcW w:w="0" w:type="auto"/>
+            <w:vAlign w:val="center"/>
+            <w:hideMark/>
+          </w:tcPr>
+          <w:p>
+            <w:r>
+              <w:t>Malformed JSON — POST /api/subscriptions</w:t>
+            </w:r>
+          </w:p>
+        </w:tc>
+        <w:tc>
+          <w:tcPr>
+            <w:tcW w:w="0" w:type="auto"/>
+            <w:vAlign w:val="center"/>
+            <w:hideMark/>
+          </w:tcPr>
+          <w:p>
+            <w:r>
+              <w:t>HTTP 400; Invalid JSON request body.</w:t>
+            </w:r>
+          </w:p>
+        </w:tc>
+        <w:tc>
+          <w:tcPr>
+            <w:tcW w:w="0" w:type="auto"/>
+            <w:vAlign w:val="center"/>
+            <w:hideMark/>
+          </w:tcPr>
+          <w:p>
+            <w:r>
+              <w:t>Passed</w:t>
+            </w:r>
+          </w:p>
+        </w:tc>
+      </w:tr>
+      <w:tr>
+        <w:trPr>
+          <w:tblCellSpacing w:w="15" w:type="dxa"/>
+        </w:trPr>
+        <w:tc>
+          <w:tcPr>
+            <w:tcW w:w="0" w:type="auto"/>
+            <w:vAlign w:val="center"/>
+            <w:hideMark/>
+          </w:tcPr>
+          <w:p>
+            <w:r>
+              <w:t>Negative subscription amount</w:t>
+            </w:r>
+          </w:p>
+        </w:tc>
+        <w:tc>
+          <w:tcPr>
+            <w:tcW w:w="0" w:type="auto"/>
+            <w:vAlign w:val="center"/>
+            <w:hideMark/>
+          </w:tcPr>
+          <w:p>
+            <w:r>
+              <w:t>HTTP 400; Amount must be a positive number.</w:t>
+            </w:r>
+          </w:p>
+        </w:tc>
+        <w:tc>
+          <w:tcPr>
+            <w:tcW w:w="0" w:type="auto"/>
+            <w:vAlign w:val="center"/>
+            <w:hideMark/>
+          </w:tcPr>
+          <w:p>
+            <w:r>
+              <w:t>Passed</w:t>
+            </w:r>
+          </w:p>
+        </w:tc>
+      </w:tr>
+      <w:tr>
+        <w:trPr>
+          <w:tblCellSpacing w:w="15" w:type="dxa"/>
+        </w:trPr>
+        <w:tc>
+          <w:tcPr>
+            <w:tcW w:w="0" w:type="auto"/>
+            <w:vAlign w:val="center"/>
+            <w:hideMark/>
+          </w:tcPr>
+          <w:p>
+            <w:r>
+              <w:t>Invalid billing interval (weekly)</w:t>
+            </w:r>
+          </w:p>
+        </w:tc>
+        <w:tc>
+          <w:tcPr>
+            <w:tcW w:w="0" w:type="auto"/>
+            <w:vAlign w:val="center"/>
+            <w:hideMark/>
+          </w:tcPr>
+          <w:p>
+            <w:r>
+              <w:t>HTTP 400; Pick a valid billing interval.</w:t>
+            </w:r>
+          </w:p>
+        </w:tc>
+        <w:tc>
+          <w:tcPr>
+            <w:tcW w:w="0" w:type="auto"/>
+            <w:vAlign w:val="center"/>
+            <w:hideMark/>
+          </w:tcPr>
+          <w:p>
+            <w:r>
+              <w:t>Passed</w:t>
+            </w:r>
+          </w:p>
+        </w:tc>
+      </w:tr>
+      <w:tr>
+        <w:trPr>
+          <w:tblCellSpacing w:w="15" w:type="dxa"/>
+        </w:trPr>
+        <w:tc>
+          <w:tcPr>
+            <w:tcW w:w="0" w:type="auto"/>
+            <w:vAlign w:val="center"/>
+            <w:hideMark/>
+          </w:tcPr>
+          <w:p>
+            <w:r>
+              <w:t>Invalid subscription status (unknown)</w:t>
+            </w:r>
+          </w:p>
+        </w:tc>
+        <w:tc>
+          <w:tcPr>
+            <w:tcW w:w="0" w:type="auto"/>
+            <w:vAlign w:val="center"/>
+            <w:hideMark/>
+          </w:tcPr>
+          <w:p>
+            <w:r>
+              <w:t>HTTP 400; Pick a valid subscription status.</w:t>
+            </w:r>
+          </w:p>
+        </w:tc>
+        <w:tc>
+          <w:tcPr>
+            <w:tcW w:w="0" w:type="auto"/>
+            <w:vAlign w:val="center"/>
+            <w:hideMark/>
+          </w:tcPr>
+          <w:p>
+            <w:r>
+              <w:t>Passed</w:t>
+            </w:r>
+          </w:p>
+        </w:tc>
+      </w:tr>
+      <w:tr>
+        <w:trPr>
+          <w:tblCellSpacing w:w="15" w:type="dxa"/>
+        </w:trPr>
+        <w:tc>
+          <w:tcPr>
+            <w:tcW w:w="0" w:type="auto"/>
+            <w:vAlign w:val="center"/>
+            <w:hideMark/>
+          </w:tcPr>
+          <w:p>
+            <w:r>
+              <w:t>Invalid next billing date</w:t>
+            </w:r>
+          </w:p>
+        </w:tc>
+        <w:tc>
+          <w:tcPr>
+            <w:tcW w:w="0" w:type="auto"/>
+            <w:vAlign w:val="center"/>
+            <w:hideMark/>
+          </w:tcPr>
+          <w:p>
+            <w:r>
+              <w:t>HTTP 400; Pick a valid next billing date.</w:t>
+            </w:r>
+          </w:p>
+        </w:tc>
+        <w:tc>
+          <w:tcPr>
+            <w:tcW w:w="0" w:type="auto"/>
+            <w:vAlign w:val="center"/>
+            <w:hideMark/>
+          </w:tcPr>
+          <w:p>
+            <w:r>
+              <w:t>Passed</w:t>
+            </w:r>
+          </w:p>
+        </w:tc>
+      </w:tr>
+      <w:tr>
+        <w:trPr>
+          <w:tblCellSpacing w:w="15" w:type="dxa"/>
+        </w:trPr>
+        <w:tc>
+          <w:tcPr>
+            <w:tcW w:w="0" w:type="auto"/>
+            <w:vAlign w:val="center"/>
+            <w:hideMark/>
+          </w:tcPr>
+          <w:p>
+            <w:r>
+              <w:t>Invalid login credentials</w:t>
+            </w:r>
+          </w:p>
+        </w:tc>
+        <w:tc>
+          <w:tcPr>
+            <w:tcW w:w="0" w:type="auto"/>
+            <w:vAlign w:val="center"/>
+            <w:hideMark/>
+          </w:tcPr>
+          <w:p>
+            <w:r>
+              <w:t>Specific sign-in error displayed</w:t>
+            </w:r>
+          </w:p>
+        </w:tc>
+        <w:tc>
+          <w:tcPr>
+            <w:tcW w:w="0" w:type="auto"/>
+            <w:vAlign w:val="center"/>
+            <w:hideMark/>
+          </w:tcPr>
+          <w:p>
+            <w:r>
+              <w:t>Passed</w:t>
+            </w:r>
+          </w:p>
+        </w:tc>
+      </w:tr>
+      <w:tr>
+        <w:trPr>
+          <w:tblCellSpacing w:w="15" w:type="dxa"/>
+        </w:trPr>
+        <w:tc>
+          <w:tcPr>
+            <w:tcW w:w="0" w:type="auto"/>
+            <w:vAlign w:val="center"/>
+            <w:hideMark/>
+          </w:tcPr>
+          <w:p>
+            <w:r>
+              <w:t>Valid client creation</w:t>
+            </w:r>
+          </w:p>
+        </w:tc>
+        <w:tc>
+          <w:tcPr>
+            <w:tcW w:w="0" w:type="auto"/>
+            <w:vAlign w:val="center"/>
+            <w:hideMark/>
+          </w:tcPr>
+          <w:p>
+            <w:r>
+              <w:t>Client saved successfully</w:t>
+            </w:r>
+          </w:p>
+        </w:tc>
+        <w:tc>
+          <w:tcPr>
+            <w:tcW w:w="0" w:type="auto"/>
+            <w:vAlign w:val="center"/>
+            <w:hideMark/>
+          </w:tcPr>
+          <w:p>
+            <w:r>
+              <w:t>Passed</w:t>
+            </w:r>
+          </w:p>
+        </w:tc>
+      </w:tr>
+      <w:tr>
+        <w:trPr>
+          <w:tblCellSpacing w:w="15" w:type="dxa"/>
+        </w:trPr>
+        <w:tc>
+          <w:tcPr>
+            <w:tcW w:w="0" w:type="auto"/>
+            <w:vAlign w:val="center"/>
+            <w:hideMark/>
+          </w:tcPr>
+          <w:p>
+            <w:r>
+              <w:t>Valid subscription creation</w:t>
+            </w:r>
+          </w:p>
+        </w:tc>
+        <w:tc>
+          <w:tcPr>
+            <w:tcW w:w="0" w:type="auto"/>
+            <w:vAlign w:val="center"/>
+            <w:hideMark/>
+          </w:tcPr>
+          <w:p>
+            <w:r>
+              <w:t>Subscription saved successfully</w:t>
+            </w:r>
+          </w:p>
+        </w:tc>
+        <w:tc>
+          <w:tcPr>
+            <w:tcW w:w="0" w:type="auto"/>
+            <w:vAlign w:val="center"/>
+            <w:hideMark/>
+          </w:tcPr>
+          <w:p>
+            <w:r>
+              <w:t>Passed</w:t>
+            </w:r>
+          </w:p>
+        </w:tc>
+      </w:tr>
+      <w:tr>
+        <w:trPr>
+          <w:tblCellSpacing w:w="15" w:type="dxa"/>
+        </w:trPr>
+        <w:tc>
+          <w:tcPr>
+            <w:tcW w:w="0" w:type="auto"/>
+            <w:vAlign w:val="center"/>
+            <w:hideMark/>
+          </w:tcPr>
+          <w:p>
+            <w:r>
+              <w:t>Invoice form with missing required information</w:t>
+            </w:r>
+          </w:p>
+        </w:tc>
+        <w:tc>
+          <w:tcPr>
+            <w:tcW w:w="0" w:type="auto"/>
+            <w:vAlign w:val="center"/>
+            <w:hideMark/>
+          </w:tcPr>
+          <w:p>
+            <w:r>
+              <w:t>Form validation feedback displayed</w:t>
+            </w:r>
+          </w:p>
+        </w:tc>
+        <w:tc>
+          <w:tcPr>
+            <w:tcW w:w="0" w:type="auto"/>
+            <w:vAlign w:val="center"/>
+            <w:hideMark/>
+          </w:tcPr>
+          <w:p>
+            <w:r>
+              <w:t>Passed</w:t>
+            </w:r>
+          </w:p>
+        </w:tc>
+      </w:tr>
+      <w:tr>
+        <w:trPr>
+          <w:tblCellSpacing w:w="15" w:type="dxa"/>
+        </w:trPr>
+        <w:tc>
+          <w:tcPr>
+            <w:tcW w:w="0" w:type="auto"/>
+            <w:vAlign w:val="center"/>
+            <w:hideMark/>
+          </w:tcPr>
+          <w:p>
+            <w:r>
+              <w:t>TypeScript compilation</w:t>
+            </w:r>
+          </w:p>
+        </w:tc>
+        <w:tc>
+          <w:tcPr>
+            <w:tcW w:w="0" w:type="auto"/>
+            <w:vAlign w:val="center"/>
+            <w:hideMark/>
+          </w:tcPr>
+          <w:p>
+            <w:r>
+              <w:t>npx.cmd tsc --noEmit completed without errors after the inspected changes</w:t>
+            </w:r>
+          </w:p>
+        </w:tc>
+        <w:tc>
+          <w:tcPr>
+            <w:tcW w:w="0" w:type="auto"/>
+            <w:vAlign w:val="center"/>
+            <w:hideMark/>
+          </w:tcPr>
+          <w:p>
+            <w:r>
+              <w:t>Passed</w:t>
+            </w:r>
+          </w:p>
+        </w:tc>
+      </w:tr>
+    </w:tbl>
+    <w:p>
+      <w:r>
+        <w:t>The successful subscription test created a real test record in the database. It should be removed through the application if it is no longer needed.</w:t>
+      </w:r>
+    </w:p>
+    <w:p>
+      <w:pPr>
+        <w:rPr>
+          <w:b/>
+          <w:bCs/>
+        </w:rPr>
+      </w:pPr>
+      <w:r>
+        <w:rPr>
+          <w:b/>
+          <w:bCs/>
+        </w:rPr>
+        <w:t>3. Remaining limitations</w:t>
+      </w:r>
+    </w:p>
+    <w:p>
+      <w:pPr>
+        <w:numPr>
+          <w:ilvl w:val="0"/>
+          <w:numId w:val="17"/>
+        </w:numPr>
+      </w:pPr>
+      <w:r>
+        <w:t>Failure messages for loading clients have not yet been tested by deliberately failing the request.</w:t>
+      </w:r>
+    </w:p>
+    <w:p>
+      <w:pPr>
+        <w:numPr>
+          <w:ilvl w:val="0"/>
+          <w:numId w:val="17"/>
+        </w:numPr>
+      </w:pPr>
+      <w:r>
+        <w:t>Network failures and unexpected server errors have not been tested across every form.</w:t>
+      </w:r>
+    </w:p>
+    <w:p>
+      <w:pPr>
+        <w:numPr>
+          <w:ilvl w:val="0"/>
+          <w:numId w:val="17"/>
+        </w:numPr>
+      </w:pPr>
+      <w:r>
+        <w:t>Every API route has not been individually inspected, so application-wide standardization cannot yet be claimed.</w:t>
+      </w:r>
+    </w:p>
+    <w:p>
+      <w:pPr>
+        <w:numPr>
+          <w:ilvl w:val="0"/>
+          <w:numId w:val="17"/>
+        </w:numPr>
+      </w:pPr>
+      <w:r>
+        <w:lastRenderedPageBreak/>
+        <w:t>The shared feedback component uses role="status" and aria-live="polite"; accessibility behavior for urgent errors still needs review.</w:t>
+      </w:r>
+    </w:p>
+    <w:p>
+      <w:pPr>
+        <w:rPr>
+          <w:b/>
+          <w:bCs/>
+        </w:rPr>
+      </w:pPr>
+      <w:r>
+        <w:rPr>
+          <w:b/>
+          <w:bCs/>
+        </w:rPr>
+        <w:t>4. Final assessment</w:t>
+      </w:r>
+    </w:p>
+    <w:p>
+      <w:r>
+        <w:t>The inspected changes improve error visibility and reject the tested malformed client and subscription requests. The login, client creation, and subscription creation flows also display useful feedback during the tested scenarios.</w:t>
+      </w:r>
+    </w:p>
+    <w:p>
+      <w:r>
+        <w:t>However, the evidence does not establish that all error paths across the application have been verified.</w:t>
+      </w:r>
+    </w:p>
+    <w:p>
+      <w:r>
+        <w:rPr>
+          <w:b/>
+          <w:bCs/>
+        </w:rPr>
+        <w:t>Final status: Partially Remediated — Tested Error-Handling Improvements Verified; Full Application-Wide Verification Incomplete.</w:t>
+      </w:r>
+    </w:p>
+    <w:p/>
     <w:sectPr>
       <w:pgSz w:w="12240" w:h="15840"/>
       <w:pgMar w:top="1440" w:right="1440" w:bottom="1440" w:left="1440" w:header="720" w:footer="720" w:gutter="0"/>
@@ -676,6 +4727,2523 @@
     </w:sectPr>
   </w:body>
 </w:document>
+</file>
+
+<file path=word/numbering.xml><?xml version="1.0" encoding="utf-8"?>
+<w:numbering xmlns:wpc="http://schemas.microsoft.com/office/word/2010/wordprocessingCanvas" xmlns:cx="http://schemas.microsoft.com/office/drawing/2014/chartex" xmlns:cx1="http://schemas.microsoft.com/office/drawing/2015/9/8/chartex" xmlns:cx2="http://schemas.microsoft.com/office/drawing/2015/10/21/chartex" xmlns:cx3="http://schemas.microsoft.com/office/drawing/2016/5/9/chartex" xmlns:cx4="http://schemas.microsoft.com/office/drawing/2016/5/10/chartex" xmlns:cx5="http://schemas.microsoft.com/office/drawing/2016/5/11/chartex" xmlns:cx6="http://schemas.microsoft.com/office/drawing/2016/5/12/chartex" xmlns:cx7="http://schemas.microsoft.com/office/drawing/2016/5/13/chartex" xmlns:cx8="http://schemas.microsoft.com/office/drawing/2016/5/14/chartex" xmlns:mc="http://schemas.openxmlformats.org/markup-compatibility/2006" xmlns:aink="http://schemas.microsoft.com/office/drawing/2016/ink" xmlns:am3d="http://schemas.microsoft.com/office/drawing/2017/model3d" xmlns:o="urn:schemas-microsoft-com:office:office" xmlns:oel="http://schemas.microsoft.com/office/2019/extlst" xmlns:r="http://schemas.openxmlformats.org/officeDocument/2006/relationships" xmlns:m="http://schemas.openxmlformats.org/officeDocument/2006/math" xmlns:v="urn:schemas-microsoft-com:vml" xmlns:wp14="http://schemas.microsoft.com/office/word/2010/wordprocessingDrawing" xmlns:wp="http://schemas.openxmlformats.org/drawingml/2006/wordprocessingDrawing" xmlns:w10="urn:schemas-microsoft-com:office:word" xmlns:w="http://schemas.openxmlformats.org/wordprocessingml/2006/main" xmlns:w14="http://schemas.microsoft.com/office/word/2010/wordml" xmlns:w15="http://schemas.microsoft.com/office/word/2012/wordml" xmlns:w16cex="http://schemas.microsoft.com/office/word/2018/wordml/cex" xmlns:w16cid="http://schemas.microsoft.com/office/word/2016/wordml/cid" xmlns:w16="http://schemas.microsoft.com/office/word/2018/wordml" xmlns:w16sdtdh="http://schemas.microsoft.com/office/word/2020/wordml/sdtdatahash" xmlns:w16se="http://schemas.microsoft.com/office/word/2015/wordml/symex" xmlns:wpg="http://schemas.microsoft.com/office/word/2010/wordprocessingGroup" xmlns:wpi="http://schemas.microsoft.com/office/word/2010/wordprocessingInk" xmlns:wne="http://schemas.microsoft.com/office/word/2006/wordml" xmlns:wps="http://schemas.microsoft.com/office/word/2010/wordprocessingShape" mc:Ignorable="w14 w15 w16se w16cid w16 w16cex w16sdtdh wp14">
+  <w:abstractNum w:abstractNumId="0" w15:restartNumberingAfterBreak="0">
+    <w:nsid w:val="07F57651"/>
+    <w:multiLevelType w:val="multilevel"/>
+    <w:tmpl w:val="C78240EE"/>
+    <w:lvl w:ilvl="0">
+      <w:start w:val="1"/>
+      <w:numFmt w:val="bullet"/>
+      <w:lvlText w:val=""/>
+      <w:lvlJc w:val="left"/>
+      <w:pPr>
+        <w:tabs>
+          <w:tab w:val="num" w:pos="720"/>
+        </w:tabs>
+        <w:ind w:left="720" w:hanging="360"/>
+      </w:pPr>
+      <w:rPr>
+        <w:rFonts w:ascii="Symbol" w:hAnsi="Symbol" w:hint="default"/>
+        <w:sz w:val="20"/>
+      </w:rPr>
+    </w:lvl>
+    <w:lvl w:ilvl="1" w:tentative="1">
+      <w:start w:val="1"/>
+      <w:numFmt w:val="bullet"/>
+      <w:lvlText w:val="o"/>
+      <w:lvlJc w:val="left"/>
+      <w:pPr>
+        <w:tabs>
+          <w:tab w:val="num" w:pos="1440"/>
+        </w:tabs>
+        <w:ind w:left="1440" w:hanging="360"/>
+      </w:pPr>
+      <w:rPr>
+        <w:rFonts w:ascii="Courier New" w:hAnsi="Courier New" w:hint="default"/>
+        <w:sz w:val="20"/>
+      </w:rPr>
+    </w:lvl>
+    <w:lvl w:ilvl="2" w:tentative="1">
+      <w:start w:val="1"/>
+      <w:numFmt w:val="bullet"/>
+      <w:lvlText w:val=""/>
+      <w:lvlJc w:val="left"/>
+      <w:pPr>
+        <w:tabs>
+          <w:tab w:val="num" w:pos="2160"/>
+        </w:tabs>
+        <w:ind w:left="2160" w:hanging="360"/>
+      </w:pPr>
+      <w:rPr>
+        <w:rFonts w:ascii="Wingdings" w:hAnsi="Wingdings" w:hint="default"/>
+        <w:sz w:val="20"/>
+      </w:rPr>
+    </w:lvl>
+    <w:lvl w:ilvl="3" w:tentative="1">
+      <w:start w:val="1"/>
+      <w:numFmt w:val="bullet"/>
+      <w:lvlText w:val=""/>
+      <w:lvlJc w:val="left"/>
+      <w:pPr>
+        <w:tabs>
+          <w:tab w:val="num" w:pos="2880"/>
+        </w:tabs>
+        <w:ind w:left="2880" w:hanging="360"/>
+      </w:pPr>
+      <w:rPr>
+        <w:rFonts w:ascii="Wingdings" w:hAnsi="Wingdings" w:hint="default"/>
+        <w:sz w:val="20"/>
+      </w:rPr>
+    </w:lvl>
+    <w:lvl w:ilvl="4" w:tentative="1">
+      <w:start w:val="1"/>
+      <w:numFmt w:val="bullet"/>
+      <w:lvlText w:val=""/>
+      <w:lvlJc w:val="left"/>
+      <w:pPr>
+        <w:tabs>
+          <w:tab w:val="num" w:pos="3600"/>
+        </w:tabs>
+        <w:ind w:left="3600" w:hanging="360"/>
+      </w:pPr>
+      <w:rPr>
+        <w:rFonts w:ascii="Wingdings" w:hAnsi="Wingdings" w:hint="default"/>
+        <w:sz w:val="20"/>
+      </w:rPr>
+    </w:lvl>
+    <w:lvl w:ilvl="5" w:tentative="1">
+      <w:start w:val="1"/>
+      <w:numFmt w:val="bullet"/>
+      <w:lvlText w:val=""/>
+      <w:lvlJc w:val="left"/>
+      <w:pPr>
+        <w:tabs>
+          <w:tab w:val="num" w:pos="4320"/>
+        </w:tabs>
+        <w:ind w:left="4320" w:hanging="360"/>
+      </w:pPr>
+      <w:rPr>
+        <w:rFonts w:ascii="Wingdings" w:hAnsi="Wingdings" w:hint="default"/>
+        <w:sz w:val="20"/>
+      </w:rPr>
+    </w:lvl>
+    <w:lvl w:ilvl="6" w:tentative="1">
+      <w:start w:val="1"/>
+      <w:numFmt w:val="bullet"/>
+      <w:lvlText w:val=""/>
+      <w:lvlJc w:val="left"/>
+      <w:pPr>
+        <w:tabs>
+          <w:tab w:val="num" w:pos="5040"/>
+        </w:tabs>
+        <w:ind w:left="5040" w:hanging="360"/>
+      </w:pPr>
+      <w:rPr>
+        <w:rFonts w:ascii="Wingdings" w:hAnsi="Wingdings" w:hint="default"/>
+        <w:sz w:val="20"/>
+      </w:rPr>
+    </w:lvl>
+    <w:lvl w:ilvl="7" w:tentative="1">
+      <w:start w:val="1"/>
+      <w:numFmt w:val="bullet"/>
+      <w:lvlText w:val=""/>
+      <w:lvlJc w:val="left"/>
+      <w:pPr>
+        <w:tabs>
+          <w:tab w:val="num" w:pos="5760"/>
+        </w:tabs>
+        <w:ind w:left="5760" w:hanging="360"/>
+      </w:pPr>
+      <w:rPr>
+        <w:rFonts w:ascii="Wingdings" w:hAnsi="Wingdings" w:hint="default"/>
+        <w:sz w:val="20"/>
+      </w:rPr>
+    </w:lvl>
+    <w:lvl w:ilvl="8" w:tentative="1">
+      <w:start w:val="1"/>
+      <w:numFmt w:val="bullet"/>
+      <w:lvlText w:val=""/>
+      <w:lvlJc w:val="left"/>
+      <w:pPr>
+        <w:tabs>
+          <w:tab w:val="num" w:pos="6480"/>
+        </w:tabs>
+        <w:ind w:left="6480" w:hanging="360"/>
+      </w:pPr>
+      <w:rPr>
+        <w:rFonts w:ascii="Wingdings" w:hAnsi="Wingdings" w:hint="default"/>
+        <w:sz w:val="20"/>
+      </w:rPr>
+    </w:lvl>
+  </w:abstractNum>
+  <w:abstractNum w:abstractNumId="1" w15:restartNumberingAfterBreak="0">
+    <w:nsid w:val="08596C8D"/>
+    <w:multiLevelType w:val="multilevel"/>
+    <w:tmpl w:val="4DAAE6EC"/>
+    <w:lvl w:ilvl="0">
+      <w:start w:val="1"/>
+      <w:numFmt w:val="bullet"/>
+      <w:lvlText w:val=""/>
+      <w:lvlJc w:val="left"/>
+      <w:pPr>
+        <w:tabs>
+          <w:tab w:val="num" w:pos="720"/>
+        </w:tabs>
+        <w:ind w:left="720" w:hanging="360"/>
+      </w:pPr>
+      <w:rPr>
+        <w:rFonts w:ascii="Symbol" w:hAnsi="Symbol" w:hint="default"/>
+        <w:sz w:val="20"/>
+      </w:rPr>
+    </w:lvl>
+    <w:lvl w:ilvl="1" w:tentative="1">
+      <w:start w:val="1"/>
+      <w:numFmt w:val="bullet"/>
+      <w:lvlText w:val="o"/>
+      <w:lvlJc w:val="left"/>
+      <w:pPr>
+        <w:tabs>
+          <w:tab w:val="num" w:pos="1440"/>
+        </w:tabs>
+        <w:ind w:left="1440" w:hanging="360"/>
+      </w:pPr>
+      <w:rPr>
+        <w:rFonts w:ascii="Courier New" w:hAnsi="Courier New" w:hint="default"/>
+        <w:sz w:val="20"/>
+      </w:rPr>
+    </w:lvl>
+    <w:lvl w:ilvl="2" w:tentative="1">
+      <w:start w:val="1"/>
+      <w:numFmt w:val="bullet"/>
+      <w:lvlText w:val=""/>
+      <w:lvlJc w:val="left"/>
+      <w:pPr>
+        <w:tabs>
+          <w:tab w:val="num" w:pos="2160"/>
+        </w:tabs>
+        <w:ind w:left="2160" w:hanging="360"/>
+      </w:pPr>
+      <w:rPr>
+        <w:rFonts w:ascii="Wingdings" w:hAnsi="Wingdings" w:hint="default"/>
+        <w:sz w:val="20"/>
+      </w:rPr>
+    </w:lvl>
+    <w:lvl w:ilvl="3" w:tentative="1">
+      <w:start w:val="1"/>
+      <w:numFmt w:val="bullet"/>
+      <w:lvlText w:val=""/>
+      <w:lvlJc w:val="left"/>
+      <w:pPr>
+        <w:tabs>
+          <w:tab w:val="num" w:pos="2880"/>
+        </w:tabs>
+        <w:ind w:left="2880" w:hanging="360"/>
+      </w:pPr>
+      <w:rPr>
+        <w:rFonts w:ascii="Wingdings" w:hAnsi="Wingdings" w:hint="default"/>
+        <w:sz w:val="20"/>
+      </w:rPr>
+    </w:lvl>
+    <w:lvl w:ilvl="4" w:tentative="1">
+      <w:start w:val="1"/>
+      <w:numFmt w:val="bullet"/>
+      <w:lvlText w:val=""/>
+      <w:lvlJc w:val="left"/>
+      <w:pPr>
+        <w:tabs>
+          <w:tab w:val="num" w:pos="3600"/>
+        </w:tabs>
+        <w:ind w:left="3600" w:hanging="360"/>
+      </w:pPr>
+      <w:rPr>
+        <w:rFonts w:ascii="Wingdings" w:hAnsi="Wingdings" w:hint="default"/>
+        <w:sz w:val="20"/>
+      </w:rPr>
+    </w:lvl>
+    <w:lvl w:ilvl="5" w:tentative="1">
+      <w:start w:val="1"/>
+      <w:numFmt w:val="bullet"/>
+      <w:lvlText w:val=""/>
+      <w:lvlJc w:val="left"/>
+      <w:pPr>
+        <w:tabs>
+          <w:tab w:val="num" w:pos="4320"/>
+        </w:tabs>
+        <w:ind w:left="4320" w:hanging="360"/>
+      </w:pPr>
+      <w:rPr>
+        <w:rFonts w:ascii="Wingdings" w:hAnsi="Wingdings" w:hint="default"/>
+        <w:sz w:val="20"/>
+      </w:rPr>
+    </w:lvl>
+    <w:lvl w:ilvl="6" w:tentative="1">
+      <w:start w:val="1"/>
+      <w:numFmt w:val="bullet"/>
+      <w:lvlText w:val=""/>
+      <w:lvlJc w:val="left"/>
+      <w:pPr>
+        <w:tabs>
+          <w:tab w:val="num" w:pos="5040"/>
+        </w:tabs>
+        <w:ind w:left="5040" w:hanging="360"/>
+      </w:pPr>
+      <w:rPr>
+        <w:rFonts w:ascii="Wingdings" w:hAnsi="Wingdings" w:hint="default"/>
+        <w:sz w:val="20"/>
+      </w:rPr>
+    </w:lvl>
+    <w:lvl w:ilvl="7" w:tentative="1">
+      <w:start w:val="1"/>
+      <w:numFmt w:val="bullet"/>
+      <w:lvlText w:val=""/>
+      <w:lvlJc w:val="left"/>
+      <w:pPr>
+        <w:tabs>
+          <w:tab w:val="num" w:pos="5760"/>
+        </w:tabs>
+        <w:ind w:left="5760" w:hanging="360"/>
+      </w:pPr>
+      <w:rPr>
+        <w:rFonts w:ascii="Wingdings" w:hAnsi="Wingdings" w:hint="default"/>
+        <w:sz w:val="20"/>
+      </w:rPr>
+    </w:lvl>
+    <w:lvl w:ilvl="8" w:tentative="1">
+      <w:start w:val="1"/>
+      <w:numFmt w:val="bullet"/>
+      <w:lvlText w:val=""/>
+      <w:lvlJc w:val="left"/>
+      <w:pPr>
+        <w:tabs>
+          <w:tab w:val="num" w:pos="6480"/>
+        </w:tabs>
+        <w:ind w:left="6480" w:hanging="360"/>
+      </w:pPr>
+      <w:rPr>
+        <w:rFonts w:ascii="Wingdings" w:hAnsi="Wingdings" w:hint="default"/>
+        <w:sz w:val="20"/>
+      </w:rPr>
+    </w:lvl>
+  </w:abstractNum>
+  <w:abstractNum w:abstractNumId="2" w15:restartNumberingAfterBreak="0">
+    <w:nsid w:val="20A91D42"/>
+    <w:multiLevelType w:val="multilevel"/>
+    <w:tmpl w:val="521ED768"/>
+    <w:lvl w:ilvl="0">
+      <w:start w:val="1"/>
+      <w:numFmt w:val="bullet"/>
+      <w:lvlText w:val=""/>
+      <w:lvlJc w:val="left"/>
+      <w:pPr>
+        <w:tabs>
+          <w:tab w:val="num" w:pos="720"/>
+        </w:tabs>
+        <w:ind w:left="720" w:hanging="360"/>
+      </w:pPr>
+      <w:rPr>
+        <w:rFonts w:ascii="Symbol" w:hAnsi="Symbol" w:hint="default"/>
+        <w:sz w:val="20"/>
+      </w:rPr>
+    </w:lvl>
+    <w:lvl w:ilvl="1" w:tentative="1">
+      <w:start w:val="1"/>
+      <w:numFmt w:val="bullet"/>
+      <w:lvlText w:val="o"/>
+      <w:lvlJc w:val="left"/>
+      <w:pPr>
+        <w:tabs>
+          <w:tab w:val="num" w:pos="1440"/>
+        </w:tabs>
+        <w:ind w:left="1440" w:hanging="360"/>
+      </w:pPr>
+      <w:rPr>
+        <w:rFonts w:ascii="Courier New" w:hAnsi="Courier New" w:hint="default"/>
+        <w:sz w:val="20"/>
+      </w:rPr>
+    </w:lvl>
+    <w:lvl w:ilvl="2" w:tentative="1">
+      <w:start w:val="1"/>
+      <w:numFmt w:val="bullet"/>
+      <w:lvlText w:val=""/>
+      <w:lvlJc w:val="left"/>
+      <w:pPr>
+        <w:tabs>
+          <w:tab w:val="num" w:pos="2160"/>
+        </w:tabs>
+        <w:ind w:left="2160" w:hanging="360"/>
+      </w:pPr>
+      <w:rPr>
+        <w:rFonts w:ascii="Wingdings" w:hAnsi="Wingdings" w:hint="default"/>
+        <w:sz w:val="20"/>
+      </w:rPr>
+    </w:lvl>
+    <w:lvl w:ilvl="3" w:tentative="1">
+      <w:start w:val="1"/>
+      <w:numFmt w:val="bullet"/>
+      <w:lvlText w:val=""/>
+      <w:lvlJc w:val="left"/>
+      <w:pPr>
+        <w:tabs>
+          <w:tab w:val="num" w:pos="2880"/>
+        </w:tabs>
+        <w:ind w:left="2880" w:hanging="360"/>
+      </w:pPr>
+      <w:rPr>
+        <w:rFonts w:ascii="Wingdings" w:hAnsi="Wingdings" w:hint="default"/>
+        <w:sz w:val="20"/>
+      </w:rPr>
+    </w:lvl>
+    <w:lvl w:ilvl="4" w:tentative="1">
+      <w:start w:val="1"/>
+      <w:numFmt w:val="bullet"/>
+      <w:lvlText w:val=""/>
+      <w:lvlJc w:val="left"/>
+      <w:pPr>
+        <w:tabs>
+          <w:tab w:val="num" w:pos="3600"/>
+        </w:tabs>
+        <w:ind w:left="3600" w:hanging="360"/>
+      </w:pPr>
+      <w:rPr>
+        <w:rFonts w:ascii="Wingdings" w:hAnsi="Wingdings" w:hint="default"/>
+        <w:sz w:val="20"/>
+      </w:rPr>
+    </w:lvl>
+    <w:lvl w:ilvl="5" w:tentative="1">
+      <w:start w:val="1"/>
+      <w:numFmt w:val="bullet"/>
+      <w:lvlText w:val=""/>
+      <w:lvlJc w:val="left"/>
+      <w:pPr>
+        <w:tabs>
+          <w:tab w:val="num" w:pos="4320"/>
+        </w:tabs>
+        <w:ind w:left="4320" w:hanging="360"/>
+      </w:pPr>
+      <w:rPr>
+        <w:rFonts w:ascii="Wingdings" w:hAnsi="Wingdings" w:hint="default"/>
+        <w:sz w:val="20"/>
+      </w:rPr>
+    </w:lvl>
+    <w:lvl w:ilvl="6" w:tentative="1">
+      <w:start w:val="1"/>
+      <w:numFmt w:val="bullet"/>
+      <w:lvlText w:val=""/>
+      <w:lvlJc w:val="left"/>
+      <w:pPr>
+        <w:tabs>
+          <w:tab w:val="num" w:pos="5040"/>
+        </w:tabs>
+        <w:ind w:left="5040" w:hanging="360"/>
+      </w:pPr>
+      <w:rPr>
+        <w:rFonts w:ascii="Wingdings" w:hAnsi="Wingdings" w:hint="default"/>
+        <w:sz w:val="20"/>
+      </w:rPr>
+    </w:lvl>
+    <w:lvl w:ilvl="7" w:tentative="1">
+      <w:start w:val="1"/>
+      <w:numFmt w:val="bullet"/>
+      <w:lvlText w:val=""/>
+      <w:lvlJc w:val="left"/>
+      <w:pPr>
+        <w:tabs>
+          <w:tab w:val="num" w:pos="5760"/>
+        </w:tabs>
+        <w:ind w:left="5760" w:hanging="360"/>
+      </w:pPr>
+      <w:rPr>
+        <w:rFonts w:ascii="Wingdings" w:hAnsi="Wingdings" w:hint="default"/>
+        <w:sz w:val="20"/>
+      </w:rPr>
+    </w:lvl>
+    <w:lvl w:ilvl="8" w:tentative="1">
+      <w:start w:val="1"/>
+      <w:numFmt w:val="bullet"/>
+      <w:lvlText w:val=""/>
+      <w:lvlJc w:val="left"/>
+      <w:pPr>
+        <w:tabs>
+          <w:tab w:val="num" w:pos="6480"/>
+        </w:tabs>
+        <w:ind w:left="6480" w:hanging="360"/>
+      </w:pPr>
+      <w:rPr>
+        <w:rFonts w:ascii="Wingdings" w:hAnsi="Wingdings" w:hint="default"/>
+        <w:sz w:val="20"/>
+      </w:rPr>
+    </w:lvl>
+  </w:abstractNum>
+  <w:abstractNum w:abstractNumId="3" w15:restartNumberingAfterBreak="0">
+    <w:nsid w:val="2647274E"/>
+    <w:multiLevelType w:val="multilevel"/>
+    <w:tmpl w:val="13144B14"/>
+    <w:lvl w:ilvl="0">
+      <w:start w:val="1"/>
+      <w:numFmt w:val="bullet"/>
+      <w:lvlText w:val=""/>
+      <w:lvlJc w:val="left"/>
+      <w:pPr>
+        <w:tabs>
+          <w:tab w:val="num" w:pos="720"/>
+        </w:tabs>
+        <w:ind w:left="720" w:hanging="360"/>
+      </w:pPr>
+      <w:rPr>
+        <w:rFonts w:ascii="Symbol" w:hAnsi="Symbol" w:hint="default"/>
+        <w:sz w:val="20"/>
+      </w:rPr>
+    </w:lvl>
+    <w:lvl w:ilvl="1" w:tentative="1">
+      <w:start w:val="1"/>
+      <w:numFmt w:val="bullet"/>
+      <w:lvlText w:val="o"/>
+      <w:lvlJc w:val="left"/>
+      <w:pPr>
+        <w:tabs>
+          <w:tab w:val="num" w:pos="1440"/>
+        </w:tabs>
+        <w:ind w:left="1440" w:hanging="360"/>
+      </w:pPr>
+      <w:rPr>
+        <w:rFonts w:ascii="Courier New" w:hAnsi="Courier New" w:hint="default"/>
+        <w:sz w:val="20"/>
+      </w:rPr>
+    </w:lvl>
+    <w:lvl w:ilvl="2" w:tentative="1">
+      <w:start w:val="1"/>
+      <w:numFmt w:val="bullet"/>
+      <w:lvlText w:val=""/>
+      <w:lvlJc w:val="left"/>
+      <w:pPr>
+        <w:tabs>
+          <w:tab w:val="num" w:pos="2160"/>
+        </w:tabs>
+        <w:ind w:left="2160" w:hanging="360"/>
+      </w:pPr>
+      <w:rPr>
+        <w:rFonts w:ascii="Wingdings" w:hAnsi="Wingdings" w:hint="default"/>
+        <w:sz w:val="20"/>
+      </w:rPr>
+    </w:lvl>
+    <w:lvl w:ilvl="3" w:tentative="1">
+      <w:start w:val="1"/>
+      <w:numFmt w:val="bullet"/>
+      <w:lvlText w:val=""/>
+      <w:lvlJc w:val="left"/>
+      <w:pPr>
+        <w:tabs>
+          <w:tab w:val="num" w:pos="2880"/>
+        </w:tabs>
+        <w:ind w:left="2880" w:hanging="360"/>
+      </w:pPr>
+      <w:rPr>
+        <w:rFonts w:ascii="Wingdings" w:hAnsi="Wingdings" w:hint="default"/>
+        <w:sz w:val="20"/>
+      </w:rPr>
+    </w:lvl>
+    <w:lvl w:ilvl="4" w:tentative="1">
+      <w:start w:val="1"/>
+      <w:numFmt w:val="bullet"/>
+      <w:lvlText w:val=""/>
+      <w:lvlJc w:val="left"/>
+      <w:pPr>
+        <w:tabs>
+          <w:tab w:val="num" w:pos="3600"/>
+        </w:tabs>
+        <w:ind w:left="3600" w:hanging="360"/>
+      </w:pPr>
+      <w:rPr>
+        <w:rFonts w:ascii="Wingdings" w:hAnsi="Wingdings" w:hint="default"/>
+        <w:sz w:val="20"/>
+      </w:rPr>
+    </w:lvl>
+    <w:lvl w:ilvl="5" w:tentative="1">
+      <w:start w:val="1"/>
+      <w:numFmt w:val="bullet"/>
+      <w:lvlText w:val=""/>
+      <w:lvlJc w:val="left"/>
+      <w:pPr>
+        <w:tabs>
+          <w:tab w:val="num" w:pos="4320"/>
+        </w:tabs>
+        <w:ind w:left="4320" w:hanging="360"/>
+      </w:pPr>
+      <w:rPr>
+        <w:rFonts w:ascii="Wingdings" w:hAnsi="Wingdings" w:hint="default"/>
+        <w:sz w:val="20"/>
+      </w:rPr>
+    </w:lvl>
+    <w:lvl w:ilvl="6" w:tentative="1">
+      <w:start w:val="1"/>
+      <w:numFmt w:val="bullet"/>
+      <w:lvlText w:val=""/>
+      <w:lvlJc w:val="left"/>
+      <w:pPr>
+        <w:tabs>
+          <w:tab w:val="num" w:pos="5040"/>
+        </w:tabs>
+        <w:ind w:left="5040" w:hanging="360"/>
+      </w:pPr>
+      <w:rPr>
+        <w:rFonts w:ascii="Wingdings" w:hAnsi="Wingdings" w:hint="default"/>
+        <w:sz w:val="20"/>
+      </w:rPr>
+    </w:lvl>
+    <w:lvl w:ilvl="7" w:tentative="1">
+      <w:start w:val="1"/>
+      <w:numFmt w:val="bullet"/>
+      <w:lvlText w:val=""/>
+      <w:lvlJc w:val="left"/>
+      <w:pPr>
+        <w:tabs>
+          <w:tab w:val="num" w:pos="5760"/>
+        </w:tabs>
+        <w:ind w:left="5760" w:hanging="360"/>
+      </w:pPr>
+      <w:rPr>
+        <w:rFonts w:ascii="Wingdings" w:hAnsi="Wingdings" w:hint="default"/>
+        <w:sz w:val="20"/>
+      </w:rPr>
+    </w:lvl>
+    <w:lvl w:ilvl="8" w:tentative="1">
+      <w:start w:val="1"/>
+      <w:numFmt w:val="bullet"/>
+      <w:lvlText w:val=""/>
+      <w:lvlJc w:val="left"/>
+      <w:pPr>
+        <w:tabs>
+          <w:tab w:val="num" w:pos="6480"/>
+        </w:tabs>
+        <w:ind w:left="6480" w:hanging="360"/>
+      </w:pPr>
+      <w:rPr>
+        <w:rFonts w:ascii="Wingdings" w:hAnsi="Wingdings" w:hint="default"/>
+        <w:sz w:val="20"/>
+      </w:rPr>
+    </w:lvl>
+  </w:abstractNum>
+  <w:abstractNum w:abstractNumId="4" w15:restartNumberingAfterBreak="0">
+    <w:nsid w:val="336D11D6"/>
+    <w:multiLevelType w:val="multilevel"/>
+    <w:tmpl w:val="CB0AF25C"/>
+    <w:lvl w:ilvl="0">
+      <w:start w:val="1"/>
+      <w:numFmt w:val="bullet"/>
+      <w:lvlText w:val=""/>
+      <w:lvlJc w:val="left"/>
+      <w:pPr>
+        <w:tabs>
+          <w:tab w:val="num" w:pos="720"/>
+        </w:tabs>
+        <w:ind w:left="720" w:hanging="360"/>
+      </w:pPr>
+      <w:rPr>
+        <w:rFonts w:ascii="Symbol" w:hAnsi="Symbol" w:hint="default"/>
+        <w:sz w:val="20"/>
+      </w:rPr>
+    </w:lvl>
+    <w:lvl w:ilvl="1" w:tentative="1">
+      <w:start w:val="1"/>
+      <w:numFmt w:val="bullet"/>
+      <w:lvlText w:val="o"/>
+      <w:lvlJc w:val="left"/>
+      <w:pPr>
+        <w:tabs>
+          <w:tab w:val="num" w:pos="1440"/>
+        </w:tabs>
+        <w:ind w:left="1440" w:hanging="360"/>
+      </w:pPr>
+      <w:rPr>
+        <w:rFonts w:ascii="Courier New" w:hAnsi="Courier New" w:hint="default"/>
+        <w:sz w:val="20"/>
+      </w:rPr>
+    </w:lvl>
+    <w:lvl w:ilvl="2" w:tentative="1">
+      <w:start w:val="1"/>
+      <w:numFmt w:val="bullet"/>
+      <w:lvlText w:val=""/>
+      <w:lvlJc w:val="left"/>
+      <w:pPr>
+        <w:tabs>
+          <w:tab w:val="num" w:pos="2160"/>
+        </w:tabs>
+        <w:ind w:left="2160" w:hanging="360"/>
+      </w:pPr>
+      <w:rPr>
+        <w:rFonts w:ascii="Wingdings" w:hAnsi="Wingdings" w:hint="default"/>
+        <w:sz w:val="20"/>
+      </w:rPr>
+    </w:lvl>
+    <w:lvl w:ilvl="3" w:tentative="1">
+      <w:start w:val="1"/>
+      <w:numFmt w:val="bullet"/>
+      <w:lvlText w:val=""/>
+      <w:lvlJc w:val="left"/>
+      <w:pPr>
+        <w:tabs>
+          <w:tab w:val="num" w:pos="2880"/>
+        </w:tabs>
+        <w:ind w:left="2880" w:hanging="360"/>
+      </w:pPr>
+      <w:rPr>
+        <w:rFonts w:ascii="Wingdings" w:hAnsi="Wingdings" w:hint="default"/>
+        <w:sz w:val="20"/>
+      </w:rPr>
+    </w:lvl>
+    <w:lvl w:ilvl="4" w:tentative="1">
+      <w:start w:val="1"/>
+      <w:numFmt w:val="bullet"/>
+      <w:lvlText w:val=""/>
+      <w:lvlJc w:val="left"/>
+      <w:pPr>
+        <w:tabs>
+          <w:tab w:val="num" w:pos="3600"/>
+        </w:tabs>
+        <w:ind w:left="3600" w:hanging="360"/>
+      </w:pPr>
+      <w:rPr>
+        <w:rFonts w:ascii="Wingdings" w:hAnsi="Wingdings" w:hint="default"/>
+        <w:sz w:val="20"/>
+      </w:rPr>
+    </w:lvl>
+    <w:lvl w:ilvl="5" w:tentative="1">
+      <w:start w:val="1"/>
+      <w:numFmt w:val="bullet"/>
+      <w:lvlText w:val=""/>
+      <w:lvlJc w:val="left"/>
+      <w:pPr>
+        <w:tabs>
+          <w:tab w:val="num" w:pos="4320"/>
+        </w:tabs>
+        <w:ind w:left="4320" w:hanging="360"/>
+      </w:pPr>
+      <w:rPr>
+        <w:rFonts w:ascii="Wingdings" w:hAnsi="Wingdings" w:hint="default"/>
+        <w:sz w:val="20"/>
+      </w:rPr>
+    </w:lvl>
+    <w:lvl w:ilvl="6" w:tentative="1">
+      <w:start w:val="1"/>
+      <w:numFmt w:val="bullet"/>
+      <w:lvlText w:val=""/>
+      <w:lvlJc w:val="left"/>
+      <w:pPr>
+        <w:tabs>
+          <w:tab w:val="num" w:pos="5040"/>
+        </w:tabs>
+        <w:ind w:left="5040" w:hanging="360"/>
+      </w:pPr>
+      <w:rPr>
+        <w:rFonts w:ascii="Wingdings" w:hAnsi="Wingdings" w:hint="default"/>
+        <w:sz w:val="20"/>
+      </w:rPr>
+    </w:lvl>
+    <w:lvl w:ilvl="7" w:tentative="1">
+      <w:start w:val="1"/>
+      <w:numFmt w:val="bullet"/>
+      <w:lvlText w:val=""/>
+      <w:lvlJc w:val="left"/>
+      <w:pPr>
+        <w:tabs>
+          <w:tab w:val="num" w:pos="5760"/>
+        </w:tabs>
+        <w:ind w:left="5760" w:hanging="360"/>
+      </w:pPr>
+      <w:rPr>
+        <w:rFonts w:ascii="Wingdings" w:hAnsi="Wingdings" w:hint="default"/>
+        <w:sz w:val="20"/>
+      </w:rPr>
+    </w:lvl>
+    <w:lvl w:ilvl="8" w:tentative="1">
+      <w:start w:val="1"/>
+      <w:numFmt w:val="bullet"/>
+      <w:lvlText w:val=""/>
+      <w:lvlJc w:val="left"/>
+      <w:pPr>
+        <w:tabs>
+          <w:tab w:val="num" w:pos="6480"/>
+        </w:tabs>
+        <w:ind w:left="6480" w:hanging="360"/>
+      </w:pPr>
+      <w:rPr>
+        <w:rFonts w:ascii="Wingdings" w:hAnsi="Wingdings" w:hint="default"/>
+        <w:sz w:val="20"/>
+      </w:rPr>
+    </w:lvl>
+  </w:abstractNum>
+  <w:abstractNum w:abstractNumId="5" w15:restartNumberingAfterBreak="0">
+    <w:nsid w:val="34320D9D"/>
+    <w:multiLevelType w:val="multilevel"/>
+    <w:tmpl w:val="E14486C4"/>
+    <w:lvl w:ilvl="0">
+      <w:start w:val="1"/>
+      <w:numFmt w:val="bullet"/>
+      <w:lvlText w:val=""/>
+      <w:lvlJc w:val="left"/>
+      <w:pPr>
+        <w:tabs>
+          <w:tab w:val="num" w:pos="720"/>
+        </w:tabs>
+        <w:ind w:left="720" w:hanging="360"/>
+      </w:pPr>
+      <w:rPr>
+        <w:rFonts w:ascii="Symbol" w:hAnsi="Symbol" w:hint="default"/>
+        <w:sz w:val="20"/>
+      </w:rPr>
+    </w:lvl>
+    <w:lvl w:ilvl="1" w:tentative="1">
+      <w:start w:val="1"/>
+      <w:numFmt w:val="bullet"/>
+      <w:lvlText w:val="o"/>
+      <w:lvlJc w:val="left"/>
+      <w:pPr>
+        <w:tabs>
+          <w:tab w:val="num" w:pos="1440"/>
+        </w:tabs>
+        <w:ind w:left="1440" w:hanging="360"/>
+      </w:pPr>
+      <w:rPr>
+        <w:rFonts w:ascii="Courier New" w:hAnsi="Courier New" w:hint="default"/>
+        <w:sz w:val="20"/>
+      </w:rPr>
+    </w:lvl>
+    <w:lvl w:ilvl="2" w:tentative="1">
+      <w:start w:val="1"/>
+      <w:numFmt w:val="bullet"/>
+      <w:lvlText w:val=""/>
+      <w:lvlJc w:val="left"/>
+      <w:pPr>
+        <w:tabs>
+          <w:tab w:val="num" w:pos="2160"/>
+        </w:tabs>
+        <w:ind w:left="2160" w:hanging="360"/>
+      </w:pPr>
+      <w:rPr>
+        <w:rFonts w:ascii="Wingdings" w:hAnsi="Wingdings" w:hint="default"/>
+        <w:sz w:val="20"/>
+      </w:rPr>
+    </w:lvl>
+    <w:lvl w:ilvl="3" w:tentative="1">
+      <w:start w:val="1"/>
+      <w:numFmt w:val="bullet"/>
+      <w:lvlText w:val=""/>
+      <w:lvlJc w:val="left"/>
+      <w:pPr>
+        <w:tabs>
+          <w:tab w:val="num" w:pos="2880"/>
+        </w:tabs>
+        <w:ind w:left="2880" w:hanging="360"/>
+      </w:pPr>
+      <w:rPr>
+        <w:rFonts w:ascii="Wingdings" w:hAnsi="Wingdings" w:hint="default"/>
+        <w:sz w:val="20"/>
+      </w:rPr>
+    </w:lvl>
+    <w:lvl w:ilvl="4" w:tentative="1">
+      <w:start w:val="1"/>
+      <w:numFmt w:val="bullet"/>
+      <w:lvlText w:val=""/>
+      <w:lvlJc w:val="left"/>
+      <w:pPr>
+        <w:tabs>
+          <w:tab w:val="num" w:pos="3600"/>
+        </w:tabs>
+        <w:ind w:left="3600" w:hanging="360"/>
+      </w:pPr>
+      <w:rPr>
+        <w:rFonts w:ascii="Wingdings" w:hAnsi="Wingdings" w:hint="default"/>
+        <w:sz w:val="20"/>
+      </w:rPr>
+    </w:lvl>
+    <w:lvl w:ilvl="5" w:tentative="1">
+      <w:start w:val="1"/>
+      <w:numFmt w:val="bullet"/>
+      <w:lvlText w:val=""/>
+      <w:lvlJc w:val="left"/>
+      <w:pPr>
+        <w:tabs>
+          <w:tab w:val="num" w:pos="4320"/>
+        </w:tabs>
+        <w:ind w:left="4320" w:hanging="360"/>
+      </w:pPr>
+      <w:rPr>
+        <w:rFonts w:ascii="Wingdings" w:hAnsi="Wingdings" w:hint="default"/>
+        <w:sz w:val="20"/>
+      </w:rPr>
+    </w:lvl>
+    <w:lvl w:ilvl="6" w:tentative="1">
+      <w:start w:val="1"/>
+      <w:numFmt w:val="bullet"/>
+      <w:lvlText w:val=""/>
+      <w:lvlJc w:val="left"/>
+      <w:pPr>
+        <w:tabs>
+          <w:tab w:val="num" w:pos="5040"/>
+        </w:tabs>
+        <w:ind w:left="5040" w:hanging="360"/>
+      </w:pPr>
+      <w:rPr>
+        <w:rFonts w:ascii="Wingdings" w:hAnsi="Wingdings" w:hint="default"/>
+        <w:sz w:val="20"/>
+      </w:rPr>
+    </w:lvl>
+    <w:lvl w:ilvl="7" w:tentative="1">
+      <w:start w:val="1"/>
+      <w:numFmt w:val="bullet"/>
+      <w:lvlText w:val=""/>
+      <w:lvlJc w:val="left"/>
+      <w:pPr>
+        <w:tabs>
+          <w:tab w:val="num" w:pos="5760"/>
+        </w:tabs>
+        <w:ind w:left="5760" w:hanging="360"/>
+      </w:pPr>
+      <w:rPr>
+        <w:rFonts w:ascii="Wingdings" w:hAnsi="Wingdings" w:hint="default"/>
+        <w:sz w:val="20"/>
+      </w:rPr>
+    </w:lvl>
+    <w:lvl w:ilvl="8" w:tentative="1">
+      <w:start w:val="1"/>
+      <w:numFmt w:val="bullet"/>
+      <w:lvlText w:val=""/>
+      <w:lvlJc w:val="left"/>
+      <w:pPr>
+        <w:tabs>
+          <w:tab w:val="num" w:pos="6480"/>
+        </w:tabs>
+        <w:ind w:left="6480" w:hanging="360"/>
+      </w:pPr>
+      <w:rPr>
+        <w:rFonts w:ascii="Wingdings" w:hAnsi="Wingdings" w:hint="default"/>
+        <w:sz w:val="20"/>
+      </w:rPr>
+    </w:lvl>
+  </w:abstractNum>
+  <w:abstractNum w:abstractNumId="6" w15:restartNumberingAfterBreak="0">
+    <w:nsid w:val="420741C5"/>
+    <w:multiLevelType w:val="multilevel"/>
+    <w:tmpl w:val="ADF8951A"/>
+    <w:lvl w:ilvl="0">
+      <w:start w:val="1"/>
+      <w:numFmt w:val="bullet"/>
+      <w:lvlText w:val=""/>
+      <w:lvlJc w:val="left"/>
+      <w:pPr>
+        <w:tabs>
+          <w:tab w:val="num" w:pos="720"/>
+        </w:tabs>
+        <w:ind w:left="720" w:hanging="360"/>
+      </w:pPr>
+      <w:rPr>
+        <w:rFonts w:ascii="Symbol" w:hAnsi="Symbol" w:hint="default"/>
+        <w:sz w:val="20"/>
+      </w:rPr>
+    </w:lvl>
+    <w:lvl w:ilvl="1" w:tentative="1">
+      <w:start w:val="1"/>
+      <w:numFmt w:val="bullet"/>
+      <w:lvlText w:val="o"/>
+      <w:lvlJc w:val="left"/>
+      <w:pPr>
+        <w:tabs>
+          <w:tab w:val="num" w:pos="1440"/>
+        </w:tabs>
+        <w:ind w:left="1440" w:hanging="360"/>
+      </w:pPr>
+      <w:rPr>
+        <w:rFonts w:ascii="Courier New" w:hAnsi="Courier New" w:hint="default"/>
+        <w:sz w:val="20"/>
+      </w:rPr>
+    </w:lvl>
+    <w:lvl w:ilvl="2" w:tentative="1">
+      <w:start w:val="1"/>
+      <w:numFmt w:val="bullet"/>
+      <w:lvlText w:val=""/>
+      <w:lvlJc w:val="left"/>
+      <w:pPr>
+        <w:tabs>
+          <w:tab w:val="num" w:pos="2160"/>
+        </w:tabs>
+        <w:ind w:left="2160" w:hanging="360"/>
+      </w:pPr>
+      <w:rPr>
+        <w:rFonts w:ascii="Wingdings" w:hAnsi="Wingdings" w:hint="default"/>
+        <w:sz w:val="20"/>
+      </w:rPr>
+    </w:lvl>
+    <w:lvl w:ilvl="3" w:tentative="1">
+      <w:start w:val="1"/>
+      <w:numFmt w:val="bullet"/>
+      <w:lvlText w:val=""/>
+      <w:lvlJc w:val="left"/>
+      <w:pPr>
+        <w:tabs>
+          <w:tab w:val="num" w:pos="2880"/>
+        </w:tabs>
+        <w:ind w:left="2880" w:hanging="360"/>
+      </w:pPr>
+      <w:rPr>
+        <w:rFonts w:ascii="Wingdings" w:hAnsi="Wingdings" w:hint="default"/>
+        <w:sz w:val="20"/>
+      </w:rPr>
+    </w:lvl>
+    <w:lvl w:ilvl="4" w:tentative="1">
+      <w:start w:val="1"/>
+      <w:numFmt w:val="bullet"/>
+      <w:lvlText w:val=""/>
+      <w:lvlJc w:val="left"/>
+      <w:pPr>
+        <w:tabs>
+          <w:tab w:val="num" w:pos="3600"/>
+        </w:tabs>
+        <w:ind w:left="3600" w:hanging="360"/>
+      </w:pPr>
+      <w:rPr>
+        <w:rFonts w:ascii="Wingdings" w:hAnsi="Wingdings" w:hint="default"/>
+        <w:sz w:val="20"/>
+      </w:rPr>
+    </w:lvl>
+    <w:lvl w:ilvl="5" w:tentative="1">
+      <w:start w:val="1"/>
+      <w:numFmt w:val="bullet"/>
+      <w:lvlText w:val=""/>
+      <w:lvlJc w:val="left"/>
+      <w:pPr>
+        <w:tabs>
+          <w:tab w:val="num" w:pos="4320"/>
+        </w:tabs>
+        <w:ind w:left="4320" w:hanging="360"/>
+      </w:pPr>
+      <w:rPr>
+        <w:rFonts w:ascii="Wingdings" w:hAnsi="Wingdings" w:hint="default"/>
+        <w:sz w:val="20"/>
+      </w:rPr>
+    </w:lvl>
+    <w:lvl w:ilvl="6" w:tentative="1">
+      <w:start w:val="1"/>
+      <w:numFmt w:val="bullet"/>
+      <w:lvlText w:val=""/>
+      <w:lvlJc w:val="left"/>
+      <w:pPr>
+        <w:tabs>
+          <w:tab w:val="num" w:pos="5040"/>
+        </w:tabs>
+        <w:ind w:left="5040" w:hanging="360"/>
+      </w:pPr>
+      <w:rPr>
+        <w:rFonts w:ascii="Wingdings" w:hAnsi="Wingdings" w:hint="default"/>
+        <w:sz w:val="20"/>
+      </w:rPr>
+    </w:lvl>
+    <w:lvl w:ilvl="7" w:tentative="1">
+      <w:start w:val="1"/>
+      <w:numFmt w:val="bullet"/>
+      <w:lvlText w:val=""/>
+      <w:lvlJc w:val="left"/>
+      <w:pPr>
+        <w:tabs>
+          <w:tab w:val="num" w:pos="5760"/>
+        </w:tabs>
+        <w:ind w:left="5760" w:hanging="360"/>
+      </w:pPr>
+      <w:rPr>
+        <w:rFonts w:ascii="Wingdings" w:hAnsi="Wingdings" w:hint="default"/>
+        <w:sz w:val="20"/>
+      </w:rPr>
+    </w:lvl>
+    <w:lvl w:ilvl="8" w:tentative="1">
+      <w:start w:val="1"/>
+      <w:numFmt w:val="bullet"/>
+      <w:lvlText w:val=""/>
+      <w:lvlJc w:val="left"/>
+      <w:pPr>
+        <w:tabs>
+          <w:tab w:val="num" w:pos="6480"/>
+        </w:tabs>
+        <w:ind w:left="6480" w:hanging="360"/>
+      </w:pPr>
+      <w:rPr>
+        <w:rFonts w:ascii="Wingdings" w:hAnsi="Wingdings" w:hint="default"/>
+        <w:sz w:val="20"/>
+      </w:rPr>
+    </w:lvl>
+  </w:abstractNum>
+  <w:abstractNum w:abstractNumId="7" w15:restartNumberingAfterBreak="0">
+    <w:nsid w:val="456B647E"/>
+    <w:multiLevelType w:val="multilevel"/>
+    <w:tmpl w:val="207E01CA"/>
+    <w:lvl w:ilvl="0">
+      <w:start w:val="1"/>
+      <w:numFmt w:val="bullet"/>
+      <w:lvlText w:val=""/>
+      <w:lvlJc w:val="left"/>
+      <w:pPr>
+        <w:tabs>
+          <w:tab w:val="num" w:pos="720"/>
+        </w:tabs>
+        <w:ind w:left="720" w:hanging="360"/>
+      </w:pPr>
+      <w:rPr>
+        <w:rFonts w:ascii="Symbol" w:hAnsi="Symbol" w:hint="default"/>
+        <w:sz w:val="20"/>
+      </w:rPr>
+    </w:lvl>
+    <w:lvl w:ilvl="1" w:tentative="1">
+      <w:start w:val="1"/>
+      <w:numFmt w:val="bullet"/>
+      <w:lvlText w:val="o"/>
+      <w:lvlJc w:val="left"/>
+      <w:pPr>
+        <w:tabs>
+          <w:tab w:val="num" w:pos="1440"/>
+        </w:tabs>
+        <w:ind w:left="1440" w:hanging="360"/>
+      </w:pPr>
+      <w:rPr>
+        <w:rFonts w:ascii="Courier New" w:hAnsi="Courier New" w:hint="default"/>
+        <w:sz w:val="20"/>
+      </w:rPr>
+    </w:lvl>
+    <w:lvl w:ilvl="2" w:tentative="1">
+      <w:start w:val="1"/>
+      <w:numFmt w:val="bullet"/>
+      <w:lvlText w:val=""/>
+      <w:lvlJc w:val="left"/>
+      <w:pPr>
+        <w:tabs>
+          <w:tab w:val="num" w:pos="2160"/>
+        </w:tabs>
+        <w:ind w:left="2160" w:hanging="360"/>
+      </w:pPr>
+      <w:rPr>
+        <w:rFonts w:ascii="Wingdings" w:hAnsi="Wingdings" w:hint="default"/>
+        <w:sz w:val="20"/>
+      </w:rPr>
+    </w:lvl>
+    <w:lvl w:ilvl="3" w:tentative="1">
+      <w:start w:val="1"/>
+      <w:numFmt w:val="bullet"/>
+      <w:lvlText w:val=""/>
+      <w:lvlJc w:val="left"/>
+      <w:pPr>
+        <w:tabs>
+          <w:tab w:val="num" w:pos="2880"/>
+        </w:tabs>
+        <w:ind w:left="2880" w:hanging="360"/>
+      </w:pPr>
+      <w:rPr>
+        <w:rFonts w:ascii="Wingdings" w:hAnsi="Wingdings" w:hint="default"/>
+        <w:sz w:val="20"/>
+      </w:rPr>
+    </w:lvl>
+    <w:lvl w:ilvl="4" w:tentative="1">
+      <w:start w:val="1"/>
+      <w:numFmt w:val="bullet"/>
+      <w:lvlText w:val=""/>
+      <w:lvlJc w:val="left"/>
+      <w:pPr>
+        <w:tabs>
+          <w:tab w:val="num" w:pos="3600"/>
+        </w:tabs>
+        <w:ind w:left="3600" w:hanging="360"/>
+      </w:pPr>
+      <w:rPr>
+        <w:rFonts w:ascii="Wingdings" w:hAnsi="Wingdings" w:hint="default"/>
+        <w:sz w:val="20"/>
+      </w:rPr>
+    </w:lvl>
+    <w:lvl w:ilvl="5" w:tentative="1">
+      <w:start w:val="1"/>
+      <w:numFmt w:val="bullet"/>
+      <w:lvlText w:val=""/>
+      <w:lvlJc w:val="left"/>
+      <w:pPr>
+        <w:tabs>
+          <w:tab w:val="num" w:pos="4320"/>
+        </w:tabs>
+        <w:ind w:left="4320" w:hanging="360"/>
+      </w:pPr>
+      <w:rPr>
+        <w:rFonts w:ascii="Wingdings" w:hAnsi="Wingdings" w:hint="default"/>
+        <w:sz w:val="20"/>
+      </w:rPr>
+    </w:lvl>
+    <w:lvl w:ilvl="6" w:tentative="1">
+      <w:start w:val="1"/>
+      <w:numFmt w:val="bullet"/>
+      <w:lvlText w:val=""/>
+      <w:lvlJc w:val="left"/>
+      <w:pPr>
+        <w:tabs>
+          <w:tab w:val="num" w:pos="5040"/>
+        </w:tabs>
+        <w:ind w:left="5040" w:hanging="360"/>
+      </w:pPr>
+      <w:rPr>
+        <w:rFonts w:ascii="Wingdings" w:hAnsi="Wingdings" w:hint="default"/>
+        <w:sz w:val="20"/>
+      </w:rPr>
+    </w:lvl>
+    <w:lvl w:ilvl="7" w:tentative="1">
+      <w:start w:val="1"/>
+      <w:numFmt w:val="bullet"/>
+      <w:lvlText w:val=""/>
+      <w:lvlJc w:val="left"/>
+      <w:pPr>
+        <w:tabs>
+          <w:tab w:val="num" w:pos="5760"/>
+        </w:tabs>
+        <w:ind w:left="5760" w:hanging="360"/>
+      </w:pPr>
+      <w:rPr>
+        <w:rFonts w:ascii="Wingdings" w:hAnsi="Wingdings" w:hint="default"/>
+        <w:sz w:val="20"/>
+      </w:rPr>
+    </w:lvl>
+    <w:lvl w:ilvl="8" w:tentative="1">
+      <w:start w:val="1"/>
+      <w:numFmt w:val="bullet"/>
+      <w:lvlText w:val=""/>
+      <w:lvlJc w:val="left"/>
+      <w:pPr>
+        <w:tabs>
+          <w:tab w:val="num" w:pos="6480"/>
+        </w:tabs>
+        <w:ind w:left="6480" w:hanging="360"/>
+      </w:pPr>
+      <w:rPr>
+        <w:rFonts w:ascii="Wingdings" w:hAnsi="Wingdings" w:hint="default"/>
+        <w:sz w:val="20"/>
+      </w:rPr>
+    </w:lvl>
+  </w:abstractNum>
+  <w:abstractNum w:abstractNumId="8" w15:restartNumberingAfterBreak="0">
+    <w:nsid w:val="4DC37E5E"/>
+    <w:multiLevelType w:val="multilevel"/>
+    <w:tmpl w:val="44943224"/>
+    <w:lvl w:ilvl="0">
+      <w:start w:val="1"/>
+      <w:numFmt w:val="bullet"/>
+      <w:lvlText w:val=""/>
+      <w:lvlJc w:val="left"/>
+      <w:pPr>
+        <w:tabs>
+          <w:tab w:val="num" w:pos="720"/>
+        </w:tabs>
+        <w:ind w:left="720" w:hanging="360"/>
+      </w:pPr>
+      <w:rPr>
+        <w:rFonts w:ascii="Symbol" w:hAnsi="Symbol" w:hint="default"/>
+        <w:sz w:val="20"/>
+      </w:rPr>
+    </w:lvl>
+    <w:lvl w:ilvl="1" w:tentative="1">
+      <w:start w:val="1"/>
+      <w:numFmt w:val="bullet"/>
+      <w:lvlText w:val="o"/>
+      <w:lvlJc w:val="left"/>
+      <w:pPr>
+        <w:tabs>
+          <w:tab w:val="num" w:pos="1440"/>
+        </w:tabs>
+        <w:ind w:left="1440" w:hanging="360"/>
+      </w:pPr>
+      <w:rPr>
+        <w:rFonts w:ascii="Courier New" w:hAnsi="Courier New" w:hint="default"/>
+        <w:sz w:val="20"/>
+      </w:rPr>
+    </w:lvl>
+    <w:lvl w:ilvl="2" w:tentative="1">
+      <w:start w:val="1"/>
+      <w:numFmt w:val="bullet"/>
+      <w:lvlText w:val=""/>
+      <w:lvlJc w:val="left"/>
+      <w:pPr>
+        <w:tabs>
+          <w:tab w:val="num" w:pos="2160"/>
+        </w:tabs>
+        <w:ind w:left="2160" w:hanging="360"/>
+      </w:pPr>
+      <w:rPr>
+        <w:rFonts w:ascii="Wingdings" w:hAnsi="Wingdings" w:hint="default"/>
+        <w:sz w:val="20"/>
+      </w:rPr>
+    </w:lvl>
+    <w:lvl w:ilvl="3" w:tentative="1">
+      <w:start w:val="1"/>
+      <w:numFmt w:val="bullet"/>
+      <w:lvlText w:val=""/>
+      <w:lvlJc w:val="left"/>
+      <w:pPr>
+        <w:tabs>
+          <w:tab w:val="num" w:pos="2880"/>
+        </w:tabs>
+        <w:ind w:left="2880" w:hanging="360"/>
+      </w:pPr>
+      <w:rPr>
+        <w:rFonts w:ascii="Wingdings" w:hAnsi="Wingdings" w:hint="default"/>
+        <w:sz w:val="20"/>
+      </w:rPr>
+    </w:lvl>
+    <w:lvl w:ilvl="4" w:tentative="1">
+      <w:start w:val="1"/>
+      <w:numFmt w:val="bullet"/>
+      <w:lvlText w:val=""/>
+      <w:lvlJc w:val="left"/>
+      <w:pPr>
+        <w:tabs>
+          <w:tab w:val="num" w:pos="3600"/>
+        </w:tabs>
+        <w:ind w:left="3600" w:hanging="360"/>
+      </w:pPr>
+      <w:rPr>
+        <w:rFonts w:ascii="Wingdings" w:hAnsi="Wingdings" w:hint="default"/>
+        <w:sz w:val="20"/>
+      </w:rPr>
+    </w:lvl>
+    <w:lvl w:ilvl="5" w:tentative="1">
+      <w:start w:val="1"/>
+      <w:numFmt w:val="bullet"/>
+      <w:lvlText w:val=""/>
+      <w:lvlJc w:val="left"/>
+      <w:pPr>
+        <w:tabs>
+          <w:tab w:val="num" w:pos="4320"/>
+        </w:tabs>
+        <w:ind w:left="4320" w:hanging="360"/>
+      </w:pPr>
+      <w:rPr>
+        <w:rFonts w:ascii="Wingdings" w:hAnsi="Wingdings" w:hint="default"/>
+        <w:sz w:val="20"/>
+      </w:rPr>
+    </w:lvl>
+    <w:lvl w:ilvl="6" w:tentative="1">
+      <w:start w:val="1"/>
+      <w:numFmt w:val="bullet"/>
+      <w:lvlText w:val=""/>
+      <w:lvlJc w:val="left"/>
+      <w:pPr>
+        <w:tabs>
+          <w:tab w:val="num" w:pos="5040"/>
+        </w:tabs>
+        <w:ind w:left="5040" w:hanging="360"/>
+      </w:pPr>
+      <w:rPr>
+        <w:rFonts w:ascii="Wingdings" w:hAnsi="Wingdings" w:hint="default"/>
+        <w:sz w:val="20"/>
+      </w:rPr>
+    </w:lvl>
+    <w:lvl w:ilvl="7" w:tentative="1">
+      <w:start w:val="1"/>
+      <w:numFmt w:val="bullet"/>
+      <w:lvlText w:val=""/>
+      <w:lvlJc w:val="left"/>
+      <w:pPr>
+        <w:tabs>
+          <w:tab w:val="num" w:pos="5760"/>
+        </w:tabs>
+        <w:ind w:left="5760" w:hanging="360"/>
+      </w:pPr>
+      <w:rPr>
+        <w:rFonts w:ascii="Wingdings" w:hAnsi="Wingdings" w:hint="default"/>
+        <w:sz w:val="20"/>
+      </w:rPr>
+    </w:lvl>
+    <w:lvl w:ilvl="8" w:tentative="1">
+      <w:start w:val="1"/>
+      <w:numFmt w:val="bullet"/>
+      <w:lvlText w:val=""/>
+      <w:lvlJc w:val="left"/>
+      <w:pPr>
+        <w:tabs>
+          <w:tab w:val="num" w:pos="6480"/>
+        </w:tabs>
+        <w:ind w:left="6480" w:hanging="360"/>
+      </w:pPr>
+      <w:rPr>
+        <w:rFonts w:ascii="Wingdings" w:hAnsi="Wingdings" w:hint="default"/>
+        <w:sz w:val="20"/>
+      </w:rPr>
+    </w:lvl>
+  </w:abstractNum>
+  <w:abstractNum w:abstractNumId="9" w15:restartNumberingAfterBreak="0">
+    <w:nsid w:val="4EF01481"/>
+    <w:multiLevelType w:val="multilevel"/>
+    <w:tmpl w:val="A11E9930"/>
+    <w:lvl w:ilvl="0">
+      <w:start w:val="1"/>
+      <w:numFmt w:val="bullet"/>
+      <w:lvlText w:val=""/>
+      <w:lvlJc w:val="left"/>
+      <w:pPr>
+        <w:tabs>
+          <w:tab w:val="num" w:pos="720"/>
+        </w:tabs>
+        <w:ind w:left="720" w:hanging="360"/>
+      </w:pPr>
+      <w:rPr>
+        <w:rFonts w:ascii="Symbol" w:hAnsi="Symbol" w:hint="default"/>
+        <w:sz w:val="20"/>
+      </w:rPr>
+    </w:lvl>
+    <w:lvl w:ilvl="1" w:tentative="1">
+      <w:start w:val="1"/>
+      <w:numFmt w:val="bullet"/>
+      <w:lvlText w:val="o"/>
+      <w:lvlJc w:val="left"/>
+      <w:pPr>
+        <w:tabs>
+          <w:tab w:val="num" w:pos="1440"/>
+        </w:tabs>
+        <w:ind w:left="1440" w:hanging="360"/>
+      </w:pPr>
+      <w:rPr>
+        <w:rFonts w:ascii="Courier New" w:hAnsi="Courier New" w:hint="default"/>
+        <w:sz w:val="20"/>
+      </w:rPr>
+    </w:lvl>
+    <w:lvl w:ilvl="2" w:tentative="1">
+      <w:start w:val="1"/>
+      <w:numFmt w:val="bullet"/>
+      <w:lvlText w:val=""/>
+      <w:lvlJc w:val="left"/>
+      <w:pPr>
+        <w:tabs>
+          <w:tab w:val="num" w:pos="2160"/>
+        </w:tabs>
+        <w:ind w:left="2160" w:hanging="360"/>
+      </w:pPr>
+      <w:rPr>
+        <w:rFonts w:ascii="Wingdings" w:hAnsi="Wingdings" w:hint="default"/>
+        <w:sz w:val="20"/>
+      </w:rPr>
+    </w:lvl>
+    <w:lvl w:ilvl="3" w:tentative="1">
+      <w:start w:val="1"/>
+      <w:numFmt w:val="bullet"/>
+      <w:lvlText w:val=""/>
+      <w:lvlJc w:val="left"/>
+      <w:pPr>
+        <w:tabs>
+          <w:tab w:val="num" w:pos="2880"/>
+        </w:tabs>
+        <w:ind w:left="2880" w:hanging="360"/>
+      </w:pPr>
+      <w:rPr>
+        <w:rFonts w:ascii="Wingdings" w:hAnsi="Wingdings" w:hint="default"/>
+        <w:sz w:val="20"/>
+      </w:rPr>
+    </w:lvl>
+    <w:lvl w:ilvl="4" w:tentative="1">
+      <w:start w:val="1"/>
+      <w:numFmt w:val="bullet"/>
+      <w:lvlText w:val=""/>
+      <w:lvlJc w:val="left"/>
+      <w:pPr>
+        <w:tabs>
+          <w:tab w:val="num" w:pos="3600"/>
+        </w:tabs>
+        <w:ind w:left="3600" w:hanging="360"/>
+      </w:pPr>
+      <w:rPr>
+        <w:rFonts w:ascii="Wingdings" w:hAnsi="Wingdings" w:hint="default"/>
+        <w:sz w:val="20"/>
+      </w:rPr>
+    </w:lvl>
+    <w:lvl w:ilvl="5" w:tentative="1">
+      <w:start w:val="1"/>
+      <w:numFmt w:val="bullet"/>
+      <w:lvlText w:val=""/>
+      <w:lvlJc w:val="left"/>
+      <w:pPr>
+        <w:tabs>
+          <w:tab w:val="num" w:pos="4320"/>
+        </w:tabs>
+        <w:ind w:left="4320" w:hanging="360"/>
+      </w:pPr>
+      <w:rPr>
+        <w:rFonts w:ascii="Wingdings" w:hAnsi="Wingdings" w:hint="default"/>
+        <w:sz w:val="20"/>
+      </w:rPr>
+    </w:lvl>
+    <w:lvl w:ilvl="6" w:tentative="1">
+      <w:start w:val="1"/>
+      <w:numFmt w:val="bullet"/>
+      <w:lvlText w:val=""/>
+      <w:lvlJc w:val="left"/>
+      <w:pPr>
+        <w:tabs>
+          <w:tab w:val="num" w:pos="5040"/>
+        </w:tabs>
+        <w:ind w:left="5040" w:hanging="360"/>
+      </w:pPr>
+      <w:rPr>
+        <w:rFonts w:ascii="Wingdings" w:hAnsi="Wingdings" w:hint="default"/>
+        <w:sz w:val="20"/>
+      </w:rPr>
+    </w:lvl>
+    <w:lvl w:ilvl="7" w:tentative="1">
+      <w:start w:val="1"/>
+      <w:numFmt w:val="bullet"/>
+      <w:lvlText w:val=""/>
+      <w:lvlJc w:val="left"/>
+      <w:pPr>
+        <w:tabs>
+          <w:tab w:val="num" w:pos="5760"/>
+        </w:tabs>
+        <w:ind w:left="5760" w:hanging="360"/>
+      </w:pPr>
+      <w:rPr>
+        <w:rFonts w:ascii="Wingdings" w:hAnsi="Wingdings" w:hint="default"/>
+        <w:sz w:val="20"/>
+      </w:rPr>
+    </w:lvl>
+    <w:lvl w:ilvl="8" w:tentative="1">
+      <w:start w:val="1"/>
+      <w:numFmt w:val="bullet"/>
+      <w:lvlText w:val=""/>
+      <w:lvlJc w:val="left"/>
+      <w:pPr>
+        <w:tabs>
+          <w:tab w:val="num" w:pos="6480"/>
+        </w:tabs>
+        <w:ind w:left="6480" w:hanging="360"/>
+      </w:pPr>
+      <w:rPr>
+        <w:rFonts w:ascii="Wingdings" w:hAnsi="Wingdings" w:hint="default"/>
+        <w:sz w:val="20"/>
+      </w:rPr>
+    </w:lvl>
+  </w:abstractNum>
+  <w:abstractNum w:abstractNumId="10" w15:restartNumberingAfterBreak="0">
+    <w:nsid w:val="55457C22"/>
+    <w:multiLevelType w:val="multilevel"/>
+    <w:tmpl w:val="F7866B26"/>
+    <w:lvl w:ilvl="0">
+      <w:start w:val="1"/>
+      <w:numFmt w:val="bullet"/>
+      <w:lvlText w:val=""/>
+      <w:lvlJc w:val="left"/>
+      <w:pPr>
+        <w:tabs>
+          <w:tab w:val="num" w:pos="720"/>
+        </w:tabs>
+        <w:ind w:left="720" w:hanging="360"/>
+      </w:pPr>
+      <w:rPr>
+        <w:rFonts w:ascii="Symbol" w:hAnsi="Symbol" w:hint="default"/>
+        <w:sz w:val="20"/>
+      </w:rPr>
+    </w:lvl>
+    <w:lvl w:ilvl="1" w:tentative="1">
+      <w:start w:val="1"/>
+      <w:numFmt w:val="bullet"/>
+      <w:lvlText w:val="o"/>
+      <w:lvlJc w:val="left"/>
+      <w:pPr>
+        <w:tabs>
+          <w:tab w:val="num" w:pos="1440"/>
+        </w:tabs>
+        <w:ind w:left="1440" w:hanging="360"/>
+      </w:pPr>
+      <w:rPr>
+        <w:rFonts w:ascii="Courier New" w:hAnsi="Courier New" w:hint="default"/>
+        <w:sz w:val="20"/>
+      </w:rPr>
+    </w:lvl>
+    <w:lvl w:ilvl="2" w:tentative="1">
+      <w:start w:val="1"/>
+      <w:numFmt w:val="bullet"/>
+      <w:lvlText w:val=""/>
+      <w:lvlJc w:val="left"/>
+      <w:pPr>
+        <w:tabs>
+          <w:tab w:val="num" w:pos="2160"/>
+        </w:tabs>
+        <w:ind w:left="2160" w:hanging="360"/>
+      </w:pPr>
+      <w:rPr>
+        <w:rFonts w:ascii="Wingdings" w:hAnsi="Wingdings" w:hint="default"/>
+        <w:sz w:val="20"/>
+      </w:rPr>
+    </w:lvl>
+    <w:lvl w:ilvl="3" w:tentative="1">
+      <w:start w:val="1"/>
+      <w:numFmt w:val="bullet"/>
+      <w:lvlText w:val=""/>
+      <w:lvlJc w:val="left"/>
+      <w:pPr>
+        <w:tabs>
+          <w:tab w:val="num" w:pos="2880"/>
+        </w:tabs>
+        <w:ind w:left="2880" w:hanging="360"/>
+      </w:pPr>
+      <w:rPr>
+        <w:rFonts w:ascii="Wingdings" w:hAnsi="Wingdings" w:hint="default"/>
+        <w:sz w:val="20"/>
+      </w:rPr>
+    </w:lvl>
+    <w:lvl w:ilvl="4" w:tentative="1">
+      <w:start w:val="1"/>
+      <w:numFmt w:val="bullet"/>
+      <w:lvlText w:val=""/>
+      <w:lvlJc w:val="left"/>
+      <w:pPr>
+        <w:tabs>
+          <w:tab w:val="num" w:pos="3600"/>
+        </w:tabs>
+        <w:ind w:left="3600" w:hanging="360"/>
+      </w:pPr>
+      <w:rPr>
+        <w:rFonts w:ascii="Wingdings" w:hAnsi="Wingdings" w:hint="default"/>
+        <w:sz w:val="20"/>
+      </w:rPr>
+    </w:lvl>
+    <w:lvl w:ilvl="5" w:tentative="1">
+      <w:start w:val="1"/>
+      <w:numFmt w:val="bullet"/>
+      <w:lvlText w:val=""/>
+      <w:lvlJc w:val="left"/>
+      <w:pPr>
+        <w:tabs>
+          <w:tab w:val="num" w:pos="4320"/>
+        </w:tabs>
+        <w:ind w:left="4320" w:hanging="360"/>
+      </w:pPr>
+      <w:rPr>
+        <w:rFonts w:ascii="Wingdings" w:hAnsi="Wingdings" w:hint="default"/>
+        <w:sz w:val="20"/>
+      </w:rPr>
+    </w:lvl>
+    <w:lvl w:ilvl="6" w:tentative="1">
+      <w:start w:val="1"/>
+      <w:numFmt w:val="bullet"/>
+      <w:lvlText w:val=""/>
+      <w:lvlJc w:val="left"/>
+      <w:pPr>
+        <w:tabs>
+          <w:tab w:val="num" w:pos="5040"/>
+        </w:tabs>
+        <w:ind w:left="5040" w:hanging="360"/>
+      </w:pPr>
+      <w:rPr>
+        <w:rFonts w:ascii="Wingdings" w:hAnsi="Wingdings" w:hint="default"/>
+        <w:sz w:val="20"/>
+      </w:rPr>
+    </w:lvl>
+    <w:lvl w:ilvl="7" w:tentative="1">
+      <w:start w:val="1"/>
+      <w:numFmt w:val="bullet"/>
+      <w:lvlText w:val=""/>
+      <w:lvlJc w:val="left"/>
+      <w:pPr>
+        <w:tabs>
+          <w:tab w:val="num" w:pos="5760"/>
+        </w:tabs>
+        <w:ind w:left="5760" w:hanging="360"/>
+      </w:pPr>
+      <w:rPr>
+        <w:rFonts w:ascii="Wingdings" w:hAnsi="Wingdings" w:hint="default"/>
+        <w:sz w:val="20"/>
+      </w:rPr>
+    </w:lvl>
+    <w:lvl w:ilvl="8" w:tentative="1">
+      <w:start w:val="1"/>
+      <w:numFmt w:val="bullet"/>
+      <w:lvlText w:val=""/>
+      <w:lvlJc w:val="left"/>
+      <w:pPr>
+        <w:tabs>
+          <w:tab w:val="num" w:pos="6480"/>
+        </w:tabs>
+        <w:ind w:left="6480" w:hanging="360"/>
+      </w:pPr>
+      <w:rPr>
+        <w:rFonts w:ascii="Wingdings" w:hAnsi="Wingdings" w:hint="default"/>
+        <w:sz w:val="20"/>
+      </w:rPr>
+    </w:lvl>
+  </w:abstractNum>
+  <w:abstractNum w:abstractNumId="11" w15:restartNumberingAfterBreak="0">
+    <w:nsid w:val="5F7B48E4"/>
+    <w:multiLevelType w:val="multilevel"/>
+    <w:tmpl w:val="1F5670A6"/>
+    <w:lvl w:ilvl="0">
+      <w:start w:val="1"/>
+      <w:numFmt w:val="decimal"/>
+      <w:lvlText w:val="%1."/>
+      <w:lvlJc w:val="left"/>
+      <w:pPr>
+        <w:tabs>
+          <w:tab w:val="num" w:pos="720"/>
+        </w:tabs>
+        <w:ind w:left="720" w:hanging="360"/>
+      </w:pPr>
+    </w:lvl>
+    <w:lvl w:ilvl="1" w:tentative="1">
+      <w:start w:val="1"/>
+      <w:numFmt w:val="decimal"/>
+      <w:lvlText w:val="%2."/>
+      <w:lvlJc w:val="left"/>
+      <w:pPr>
+        <w:tabs>
+          <w:tab w:val="num" w:pos="1440"/>
+        </w:tabs>
+        <w:ind w:left="1440" w:hanging="360"/>
+      </w:pPr>
+    </w:lvl>
+    <w:lvl w:ilvl="2" w:tentative="1">
+      <w:start w:val="1"/>
+      <w:numFmt w:val="decimal"/>
+      <w:lvlText w:val="%3."/>
+      <w:lvlJc w:val="left"/>
+      <w:pPr>
+        <w:tabs>
+          <w:tab w:val="num" w:pos="2160"/>
+        </w:tabs>
+        <w:ind w:left="2160" w:hanging="360"/>
+      </w:pPr>
+    </w:lvl>
+    <w:lvl w:ilvl="3" w:tentative="1">
+      <w:start w:val="1"/>
+      <w:numFmt w:val="decimal"/>
+      <w:lvlText w:val="%4."/>
+      <w:lvlJc w:val="left"/>
+      <w:pPr>
+        <w:tabs>
+          <w:tab w:val="num" w:pos="2880"/>
+        </w:tabs>
+        <w:ind w:left="2880" w:hanging="360"/>
+      </w:pPr>
+    </w:lvl>
+    <w:lvl w:ilvl="4" w:tentative="1">
+      <w:start w:val="1"/>
+      <w:numFmt w:val="decimal"/>
+      <w:lvlText w:val="%5."/>
+      <w:lvlJc w:val="left"/>
+      <w:pPr>
+        <w:tabs>
+          <w:tab w:val="num" w:pos="3600"/>
+        </w:tabs>
+        <w:ind w:left="3600" w:hanging="360"/>
+      </w:pPr>
+    </w:lvl>
+    <w:lvl w:ilvl="5" w:tentative="1">
+      <w:start w:val="1"/>
+      <w:numFmt w:val="decimal"/>
+      <w:lvlText w:val="%6."/>
+      <w:lvlJc w:val="left"/>
+      <w:pPr>
+        <w:tabs>
+          <w:tab w:val="num" w:pos="4320"/>
+        </w:tabs>
+        <w:ind w:left="4320" w:hanging="360"/>
+      </w:pPr>
+    </w:lvl>
+    <w:lvl w:ilvl="6" w:tentative="1">
+      <w:start w:val="1"/>
+      <w:numFmt w:val="decimal"/>
+      <w:lvlText w:val="%7."/>
+      <w:lvlJc w:val="left"/>
+      <w:pPr>
+        <w:tabs>
+          <w:tab w:val="num" w:pos="5040"/>
+        </w:tabs>
+        <w:ind w:left="5040" w:hanging="360"/>
+      </w:pPr>
+    </w:lvl>
+    <w:lvl w:ilvl="7" w:tentative="1">
+      <w:start w:val="1"/>
+      <w:numFmt w:val="decimal"/>
+      <w:lvlText w:val="%8."/>
+      <w:lvlJc w:val="left"/>
+      <w:pPr>
+        <w:tabs>
+          <w:tab w:val="num" w:pos="5760"/>
+        </w:tabs>
+        <w:ind w:left="5760" w:hanging="360"/>
+      </w:pPr>
+    </w:lvl>
+    <w:lvl w:ilvl="8" w:tentative="1">
+      <w:start w:val="1"/>
+      <w:numFmt w:val="decimal"/>
+      <w:lvlText w:val="%9."/>
+      <w:lvlJc w:val="left"/>
+      <w:pPr>
+        <w:tabs>
+          <w:tab w:val="num" w:pos="6480"/>
+        </w:tabs>
+        <w:ind w:left="6480" w:hanging="360"/>
+      </w:pPr>
+    </w:lvl>
+  </w:abstractNum>
+  <w:abstractNum w:abstractNumId="12" w15:restartNumberingAfterBreak="0">
+    <w:nsid w:val="5FF75A6D"/>
+    <w:multiLevelType w:val="multilevel"/>
+    <w:tmpl w:val="A0F66E5C"/>
+    <w:lvl w:ilvl="0">
+      <w:start w:val="1"/>
+      <w:numFmt w:val="bullet"/>
+      <w:lvlText w:val=""/>
+      <w:lvlJc w:val="left"/>
+      <w:pPr>
+        <w:tabs>
+          <w:tab w:val="num" w:pos="720"/>
+        </w:tabs>
+        <w:ind w:left="720" w:hanging="360"/>
+      </w:pPr>
+      <w:rPr>
+        <w:rFonts w:ascii="Symbol" w:hAnsi="Symbol" w:hint="default"/>
+        <w:sz w:val="20"/>
+      </w:rPr>
+    </w:lvl>
+    <w:lvl w:ilvl="1" w:tentative="1">
+      <w:start w:val="1"/>
+      <w:numFmt w:val="bullet"/>
+      <w:lvlText w:val="o"/>
+      <w:lvlJc w:val="left"/>
+      <w:pPr>
+        <w:tabs>
+          <w:tab w:val="num" w:pos="1440"/>
+        </w:tabs>
+        <w:ind w:left="1440" w:hanging="360"/>
+      </w:pPr>
+      <w:rPr>
+        <w:rFonts w:ascii="Courier New" w:hAnsi="Courier New" w:hint="default"/>
+        <w:sz w:val="20"/>
+      </w:rPr>
+    </w:lvl>
+    <w:lvl w:ilvl="2" w:tentative="1">
+      <w:start w:val="1"/>
+      <w:numFmt w:val="bullet"/>
+      <w:lvlText w:val=""/>
+      <w:lvlJc w:val="left"/>
+      <w:pPr>
+        <w:tabs>
+          <w:tab w:val="num" w:pos="2160"/>
+        </w:tabs>
+        <w:ind w:left="2160" w:hanging="360"/>
+      </w:pPr>
+      <w:rPr>
+        <w:rFonts w:ascii="Wingdings" w:hAnsi="Wingdings" w:hint="default"/>
+        <w:sz w:val="20"/>
+      </w:rPr>
+    </w:lvl>
+    <w:lvl w:ilvl="3" w:tentative="1">
+      <w:start w:val="1"/>
+      <w:numFmt w:val="bullet"/>
+      <w:lvlText w:val=""/>
+      <w:lvlJc w:val="left"/>
+      <w:pPr>
+        <w:tabs>
+          <w:tab w:val="num" w:pos="2880"/>
+        </w:tabs>
+        <w:ind w:left="2880" w:hanging="360"/>
+      </w:pPr>
+      <w:rPr>
+        <w:rFonts w:ascii="Wingdings" w:hAnsi="Wingdings" w:hint="default"/>
+        <w:sz w:val="20"/>
+      </w:rPr>
+    </w:lvl>
+    <w:lvl w:ilvl="4" w:tentative="1">
+      <w:start w:val="1"/>
+      <w:numFmt w:val="bullet"/>
+      <w:lvlText w:val=""/>
+      <w:lvlJc w:val="left"/>
+      <w:pPr>
+        <w:tabs>
+          <w:tab w:val="num" w:pos="3600"/>
+        </w:tabs>
+        <w:ind w:left="3600" w:hanging="360"/>
+      </w:pPr>
+      <w:rPr>
+        <w:rFonts w:ascii="Wingdings" w:hAnsi="Wingdings" w:hint="default"/>
+        <w:sz w:val="20"/>
+      </w:rPr>
+    </w:lvl>
+    <w:lvl w:ilvl="5" w:tentative="1">
+      <w:start w:val="1"/>
+      <w:numFmt w:val="bullet"/>
+      <w:lvlText w:val=""/>
+      <w:lvlJc w:val="left"/>
+      <w:pPr>
+        <w:tabs>
+          <w:tab w:val="num" w:pos="4320"/>
+        </w:tabs>
+        <w:ind w:left="4320" w:hanging="360"/>
+      </w:pPr>
+      <w:rPr>
+        <w:rFonts w:ascii="Wingdings" w:hAnsi="Wingdings" w:hint="default"/>
+        <w:sz w:val="20"/>
+      </w:rPr>
+    </w:lvl>
+    <w:lvl w:ilvl="6" w:tentative="1">
+      <w:start w:val="1"/>
+      <w:numFmt w:val="bullet"/>
+      <w:lvlText w:val=""/>
+      <w:lvlJc w:val="left"/>
+      <w:pPr>
+        <w:tabs>
+          <w:tab w:val="num" w:pos="5040"/>
+        </w:tabs>
+        <w:ind w:left="5040" w:hanging="360"/>
+      </w:pPr>
+      <w:rPr>
+        <w:rFonts w:ascii="Wingdings" w:hAnsi="Wingdings" w:hint="default"/>
+        <w:sz w:val="20"/>
+      </w:rPr>
+    </w:lvl>
+    <w:lvl w:ilvl="7" w:tentative="1">
+      <w:start w:val="1"/>
+      <w:numFmt w:val="bullet"/>
+      <w:lvlText w:val=""/>
+      <w:lvlJc w:val="left"/>
+      <w:pPr>
+        <w:tabs>
+          <w:tab w:val="num" w:pos="5760"/>
+        </w:tabs>
+        <w:ind w:left="5760" w:hanging="360"/>
+      </w:pPr>
+      <w:rPr>
+        <w:rFonts w:ascii="Wingdings" w:hAnsi="Wingdings" w:hint="default"/>
+        <w:sz w:val="20"/>
+      </w:rPr>
+    </w:lvl>
+    <w:lvl w:ilvl="8" w:tentative="1">
+      <w:start w:val="1"/>
+      <w:numFmt w:val="bullet"/>
+      <w:lvlText w:val=""/>
+      <w:lvlJc w:val="left"/>
+      <w:pPr>
+        <w:tabs>
+          <w:tab w:val="num" w:pos="6480"/>
+        </w:tabs>
+        <w:ind w:left="6480" w:hanging="360"/>
+      </w:pPr>
+      <w:rPr>
+        <w:rFonts w:ascii="Wingdings" w:hAnsi="Wingdings" w:hint="default"/>
+        <w:sz w:val="20"/>
+      </w:rPr>
+    </w:lvl>
+  </w:abstractNum>
+  <w:abstractNum w:abstractNumId="13" w15:restartNumberingAfterBreak="0">
+    <w:nsid w:val="65DE44F2"/>
+    <w:multiLevelType w:val="multilevel"/>
+    <w:tmpl w:val="8D40347A"/>
+    <w:lvl w:ilvl="0">
+      <w:start w:val="1"/>
+      <w:numFmt w:val="decimal"/>
+      <w:lvlText w:val="%1."/>
+      <w:lvlJc w:val="left"/>
+      <w:pPr>
+        <w:tabs>
+          <w:tab w:val="num" w:pos="720"/>
+        </w:tabs>
+        <w:ind w:left="720" w:hanging="360"/>
+      </w:pPr>
+    </w:lvl>
+    <w:lvl w:ilvl="1" w:tentative="1">
+      <w:start w:val="1"/>
+      <w:numFmt w:val="decimal"/>
+      <w:lvlText w:val="%2."/>
+      <w:lvlJc w:val="left"/>
+      <w:pPr>
+        <w:tabs>
+          <w:tab w:val="num" w:pos="1440"/>
+        </w:tabs>
+        <w:ind w:left="1440" w:hanging="360"/>
+      </w:pPr>
+    </w:lvl>
+    <w:lvl w:ilvl="2" w:tentative="1">
+      <w:start w:val="1"/>
+      <w:numFmt w:val="decimal"/>
+      <w:lvlText w:val="%3."/>
+      <w:lvlJc w:val="left"/>
+      <w:pPr>
+        <w:tabs>
+          <w:tab w:val="num" w:pos="2160"/>
+        </w:tabs>
+        <w:ind w:left="2160" w:hanging="360"/>
+      </w:pPr>
+    </w:lvl>
+    <w:lvl w:ilvl="3" w:tentative="1">
+      <w:start w:val="1"/>
+      <w:numFmt w:val="decimal"/>
+      <w:lvlText w:val="%4."/>
+      <w:lvlJc w:val="left"/>
+      <w:pPr>
+        <w:tabs>
+          <w:tab w:val="num" w:pos="2880"/>
+        </w:tabs>
+        <w:ind w:left="2880" w:hanging="360"/>
+      </w:pPr>
+    </w:lvl>
+    <w:lvl w:ilvl="4" w:tentative="1">
+      <w:start w:val="1"/>
+      <w:numFmt w:val="decimal"/>
+      <w:lvlText w:val="%5."/>
+      <w:lvlJc w:val="left"/>
+      <w:pPr>
+        <w:tabs>
+          <w:tab w:val="num" w:pos="3600"/>
+        </w:tabs>
+        <w:ind w:left="3600" w:hanging="360"/>
+      </w:pPr>
+    </w:lvl>
+    <w:lvl w:ilvl="5" w:tentative="1">
+      <w:start w:val="1"/>
+      <w:numFmt w:val="decimal"/>
+      <w:lvlText w:val="%6."/>
+      <w:lvlJc w:val="left"/>
+      <w:pPr>
+        <w:tabs>
+          <w:tab w:val="num" w:pos="4320"/>
+        </w:tabs>
+        <w:ind w:left="4320" w:hanging="360"/>
+      </w:pPr>
+    </w:lvl>
+    <w:lvl w:ilvl="6" w:tentative="1">
+      <w:start w:val="1"/>
+      <w:numFmt w:val="decimal"/>
+      <w:lvlText w:val="%7."/>
+      <w:lvlJc w:val="left"/>
+      <w:pPr>
+        <w:tabs>
+          <w:tab w:val="num" w:pos="5040"/>
+        </w:tabs>
+        <w:ind w:left="5040" w:hanging="360"/>
+      </w:pPr>
+    </w:lvl>
+    <w:lvl w:ilvl="7" w:tentative="1">
+      <w:start w:val="1"/>
+      <w:numFmt w:val="decimal"/>
+      <w:lvlText w:val="%8."/>
+      <w:lvlJc w:val="left"/>
+      <w:pPr>
+        <w:tabs>
+          <w:tab w:val="num" w:pos="5760"/>
+        </w:tabs>
+        <w:ind w:left="5760" w:hanging="360"/>
+      </w:pPr>
+    </w:lvl>
+    <w:lvl w:ilvl="8" w:tentative="1">
+      <w:start w:val="1"/>
+      <w:numFmt w:val="decimal"/>
+      <w:lvlText w:val="%9."/>
+      <w:lvlJc w:val="left"/>
+      <w:pPr>
+        <w:tabs>
+          <w:tab w:val="num" w:pos="6480"/>
+        </w:tabs>
+        <w:ind w:left="6480" w:hanging="360"/>
+      </w:pPr>
+    </w:lvl>
+  </w:abstractNum>
+  <w:abstractNum w:abstractNumId="14" w15:restartNumberingAfterBreak="0">
+    <w:nsid w:val="73473A48"/>
+    <w:multiLevelType w:val="multilevel"/>
+    <w:tmpl w:val="5AF4D1C0"/>
+    <w:lvl w:ilvl="0">
+      <w:start w:val="1"/>
+      <w:numFmt w:val="bullet"/>
+      <w:lvlText w:val=""/>
+      <w:lvlJc w:val="left"/>
+      <w:pPr>
+        <w:tabs>
+          <w:tab w:val="num" w:pos="720"/>
+        </w:tabs>
+        <w:ind w:left="720" w:hanging="360"/>
+      </w:pPr>
+      <w:rPr>
+        <w:rFonts w:ascii="Symbol" w:hAnsi="Symbol" w:hint="default"/>
+        <w:sz w:val="20"/>
+      </w:rPr>
+    </w:lvl>
+    <w:lvl w:ilvl="1" w:tentative="1">
+      <w:start w:val="1"/>
+      <w:numFmt w:val="bullet"/>
+      <w:lvlText w:val="o"/>
+      <w:lvlJc w:val="left"/>
+      <w:pPr>
+        <w:tabs>
+          <w:tab w:val="num" w:pos="1440"/>
+        </w:tabs>
+        <w:ind w:left="1440" w:hanging="360"/>
+      </w:pPr>
+      <w:rPr>
+        <w:rFonts w:ascii="Courier New" w:hAnsi="Courier New" w:hint="default"/>
+        <w:sz w:val="20"/>
+      </w:rPr>
+    </w:lvl>
+    <w:lvl w:ilvl="2" w:tentative="1">
+      <w:start w:val="1"/>
+      <w:numFmt w:val="bullet"/>
+      <w:lvlText w:val=""/>
+      <w:lvlJc w:val="left"/>
+      <w:pPr>
+        <w:tabs>
+          <w:tab w:val="num" w:pos="2160"/>
+        </w:tabs>
+        <w:ind w:left="2160" w:hanging="360"/>
+      </w:pPr>
+      <w:rPr>
+        <w:rFonts w:ascii="Wingdings" w:hAnsi="Wingdings" w:hint="default"/>
+        <w:sz w:val="20"/>
+      </w:rPr>
+    </w:lvl>
+    <w:lvl w:ilvl="3" w:tentative="1">
+      <w:start w:val="1"/>
+      <w:numFmt w:val="bullet"/>
+      <w:lvlText w:val=""/>
+      <w:lvlJc w:val="left"/>
+      <w:pPr>
+        <w:tabs>
+          <w:tab w:val="num" w:pos="2880"/>
+        </w:tabs>
+        <w:ind w:left="2880" w:hanging="360"/>
+      </w:pPr>
+      <w:rPr>
+        <w:rFonts w:ascii="Wingdings" w:hAnsi="Wingdings" w:hint="default"/>
+        <w:sz w:val="20"/>
+      </w:rPr>
+    </w:lvl>
+    <w:lvl w:ilvl="4" w:tentative="1">
+      <w:start w:val="1"/>
+      <w:numFmt w:val="bullet"/>
+      <w:lvlText w:val=""/>
+      <w:lvlJc w:val="left"/>
+      <w:pPr>
+        <w:tabs>
+          <w:tab w:val="num" w:pos="3600"/>
+        </w:tabs>
+        <w:ind w:left="3600" w:hanging="360"/>
+      </w:pPr>
+      <w:rPr>
+        <w:rFonts w:ascii="Wingdings" w:hAnsi="Wingdings" w:hint="default"/>
+        <w:sz w:val="20"/>
+      </w:rPr>
+    </w:lvl>
+    <w:lvl w:ilvl="5" w:tentative="1">
+      <w:start w:val="1"/>
+      <w:numFmt w:val="bullet"/>
+      <w:lvlText w:val=""/>
+      <w:lvlJc w:val="left"/>
+      <w:pPr>
+        <w:tabs>
+          <w:tab w:val="num" w:pos="4320"/>
+        </w:tabs>
+        <w:ind w:left="4320" w:hanging="360"/>
+      </w:pPr>
+      <w:rPr>
+        <w:rFonts w:ascii="Wingdings" w:hAnsi="Wingdings" w:hint="default"/>
+        <w:sz w:val="20"/>
+      </w:rPr>
+    </w:lvl>
+    <w:lvl w:ilvl="6" w:tentative="1">
+      <w:start w:val="1"/>
+      <w:numFmt w:val="bullet"/>
+      <w:lvlText w:val=""/>
+      <w:lvlJc w:val="left"/>
+      <w:pPr>
+        <w:tabs>
+          <w:tab w:val="num" w:pos="5040"/>
+        </w:tabs>
+        <w:ind w:left="5040" w:hanging="360"/>
+      </w:pPr>
+      <w:rPr>
+        <w:rFonts w:ascii="Wingdings" w:hAnsi="Wingdings" w:hint="default"/>
+        <w:sz w:val="20"/>
+      </w:rPr>
+    </w:lvl>
+    <w:lvl w:ilvl="7" w:tentative="1">
+      <w:start w:val="1"/>
+      <w:numFmt w:val="bullet"/>
+      <w:lvlText w:val=""/>
+      <w:lvlJc w:val="left"/>
+      <w:pPr>
+        <w:tabs>
+          <w:tab w:val="num" w:pos="5760"/>
+        </w:tabs>
+        <w:ind w:left="5760" w:hanging="360"/>
+      </w:pPr>
+      <w:rPr>
+        <w:rFonts w:ascii="Wingdings" w:hAnsi="Wingdings" w:hint="default"/>
+        <w:sz w:val="20"/>
+      </w:rPr>
+    </w:lvl>
+    <w:lvl w:ilvl="8" w:tentative="1">
+      <w:start w:val="1"/>
+      <w:numFmt w:val="bullet"/>
+      <w:lvlText w:val=""/>
+      <w:lvlJc w:val="left"/>
+      <w:pPr>
+        <w:tabs>
+          <w:tab w:val="num" w:pos="6480"/>
+        </w:tabs>
+        <w:ind w:left="6480" w:hanging="360"/>
+      </w:pPr>
+      <w:rPr>
+        <w:rFonts w:ascii="Wingdings" w:hAnsi="Wingdings" w:hint="default"/>
+        <w:sz w:val="20"/>
+      </w:rPr>
+    </w:lvl>
+  </w:abstractNum>
+  <w:abstractNum w:abstractNumId="15" w15:restartNumberingAfterBreak="0">
+    <w:nsid w:val="7546600C"/>
+    <w:multiLevelType w:val="multilevel"/>
+    <w:tmpl w:val="D73828DA"/>
+    <w:lvl w:ilvl="0">
+      <w:start w:val="1"/>
+      <w:numFmt w:val="bullet"/>
+      <w:lvlText w:val=""/>
+      <w:lvlJc w:val="left"/>
+      <w:pPr>
+        <w:tabs>
+          <w:tab w:val="num" w:pos="720"/>
+        </w:tabs>
+        <w:ind w:left="720" w:hanging="360"/>
+      </w:pPr>
+      <w:rPr>
+        <w:rFonts w:ascii="Symbol" w:hAnsi="Symbol" w:hint="default"/>
+        <w:sz w:val="20"/>
+      </w:rPr>
+    </w:lvl>
+    <w:lvl w:ilvl="1" w:tentative="1">
+      <w:start w:val="1"/>
+      <w:numFmt w:val="bullet"/>
+      <w:lvlText w:val="o"/>
+      <w:lvlJc w:val="left"/>
+      <w:pPr>
+        <w:tabs>
+          <w:tab w:val="num" w:pos="1440"/>
+        </w:tabs>
+        <w:ind w:left="1440" w:hanging="360"/>
+      </w:pPr>
+      <w:rPr>
+        <w:rFonts w:ascii="Courier New" w:hAnsi="Courier New" w:hint="default"/>
+        <w:sz w:val="20"/>
+      </w:rPr>
+    </w:lvl>
+    <w:lvl w:ilvl="2" w:tentative="1">
+      <w:start w:val="1"/>
+      <w:numFmt w:val="bullet"/>
+      <w:lvlText w:val=""/>
+      <w:lvlJc w:val="left"/>
+      <w:pPr>
+        <w:tabs>
+          <w:tab w:val="num" w:pos="2160"/>
+        </w:tabs>
+        <w:ind w:left="2160" w:hanging="360"/>
+      </w:pPr>
+      <w:rPr>
+        <w:rFonts w:ascii="Wingdings" w:hAnsi="Wingdings" w:hint="default"/>
+        <w:sz w:val="20"/>
+      </w:rPr>
+    </w:lvl>
+    <w:lvl w:ilvl="3" w:tentative="1">
+      <w:start w:val="1"/>
+      <w:numFmt w:val="bullet"/>
+      <w:lvlText w:val=""/>
+      <w:lvlJc w:val="left"/>
+      <w:pPr>
+        <w:tabs>
+          <w:tab w:val="num" w:pos="2880"/>
+        </w:tabs>
+        <w:ind w:left="2880" w:hanging="360"/>
+      </w:pPr>
+      <w:rPr>
+        <w:rFonts w:ascii="Wingdings" w:hAnsi="Wingdings" w:hint="default"/>
+        <w:sz w:val="20"/>
+      </w:rPr>
+    </w:lvl>
+    <w:lvl w:ilvl="4" w:tentative="1">
+      <w:start w:val="1"/>
+      <w:numFmt w:val="bullet"/>
+      <w:lvlText w:val=""/>
+      <w:lvlJc w:val="left"/>
+      <w:pPr>
+        <w:tabs>
+          <w:tab w:val="num" w:pos="3600"/>
+        </w:tabs>
+        <w:ind w:left="3600" w:hanging="360"/>
+      </w:pPr>
+      <w:rPr>
+        <w:rFonts w:ascii="Wingdings" w:hAnsi="Wingdings" w:hint="default"/>
+        <w:sz w:val="20"/>
+      </w:rPr>
+    </w:lvl>
+    <w:lvl w:ilvl="5" w:tentative="1">
+      <w:start w:val="1"/>
+      <w:numFmt w:val="bullet"/>
+      <w:lvlText w:val=""/>
+      <w:lvlJc w:val="left"/>
+      <w:pPr>
+        <w:tabs>
+          <w:tab w:val="num" w:pos="4320"/>
+        </w:tabs>
+        <w:ind w:left="4320" w:hanging="360"/>
+      </w:pPr>
+      <w:rPr>
+        <w:rFonts w:ascii="Wingdings" w:hAnsi="Wingdings" w:hint="default"/>
+        <w:sz w:val="20"/>
+      </w:rPr>
+    </w:lvl>
+    <w:lvl w:ilvl="6" w:tentative="1">
+      <w:start w:val="1"/>
+      <w:numFmt w:val="bullet"/>
+      <w:lvlText w:val=""/>
+      <w:lvlJc w:val="left"/>
+      <w:pPr>
+        <w:tabs>
+          <w:tab w:val="num" w:pos="5040"/>
+        </w:tabs>
+        <w:ind w:left="5040" w:hanging="360"/>
+      </w:pPr>
+      <w:rPr>
+        <w:rFonts w:ascii="Wingdings" w:hAnsi="Wingdings" w:hint="default"/>
+        <w:sz w:val="20"/>
+      </w:rPr>
+    </w:lvl>
+    <w:lvl w:ilvl="7" w:tentative="1">
+      <w:start w:val="1"/>
+      <w:numFmt w:val="bullet"/>
+      <w:lvlText w:val=""/>
+      <w:lvlJc w:val="left"/>
+      <w:pPr>
+        <w:tabs>
+          <w:tab w:val="num" w:pos="5760"/>
+        </w:tabs>
+        <w:ind w:left="5760" w:hanging="360"/>
+      </w:pPr>
+      <w:rPr>
+        <w:rFonts w:ascii="Wingdings" w:hAnsi="Wingdings" w:hint="default"/>
+        <w:sz w:val="20"/>
+      </w:rPr>
+    </w:lvl>
+    <w:lvl w:ilvl="8" w:tentative="1">
+      <w:start w:val="1"/>
+      <w:numFmt w:val="bullet"/>
+      <w:lvlText w:val=""/>
+      <w:lvlJc w:val="left"/>
+      <w:pPr>
+        <w:tabs>
+          <w:tab w:val="num" w:pos="6480"/>
+        </w:tabs>
+        <w:ind w:left="6480" w:hanging="360"/>
+      </w:pPr>
+      <w:rPr>
+        <w:rFonts w:ascii="Wingdings" w:hAnsi="Wingdings" w:hint="default"/>
+        <w:sz w:val="20"/>
+      </w:rPr>
+    </w:lvl>
+  </w:abstractNum>
+  <w:abstractNum w:abstractNumId="16" w15:restartNumberingAfterBreak="0">
+    <w:nsid w:val="7A7111BF"/>
+    <w:multiLevelType w:val="multilevel"/>
+    <w:tmpl w:val="EA322BA6"/>
+    <w:lvl w:ilvl="0">
+      <w:start w:val="1"/>
+      <w:numFmt w:val="bullet"/>
+      <w:lvlText w:val=""/>
+      <w:lvlJc w:val="left"/>
+      <w:pPr>
+        <w:tabs>
+          <w:tab w:val="num" w:pos="720"/>
+        </w:tabs>
+        <w:ind w:left="720" w:hanging="360"/>
+      </w:pPr>
+      <w:rPr>
+        <w:rFonts w:ascii="Symbol" w:hAnsi="Symbol" w:hint="default"/>
+        <w:sz w:val="20"/>
+      </w:rPr>
+    </w:lvl>
+    <w:lvl w:ilvl="1" w:tentative="1">
+      <w:start w:val="1"/>
+      <w:numFmt w:val="bullet"/>
+      <w:lvlText w:val="o"/>
+      <w:lvlJc w:val="left"/>
+      <w:pPr>
+        <w:tabs>
+          <w:tab w:val="num" w:pos="1440"/>
+        </w:tabs>
+        <w:ind w:left="1440" w:hanging="360"/>
+      </w:pPr>
+      <w:rPr>
+        <w:rFonts w:ascii="Courier New" w:hAnsi="Courier New" w:hint="default"/>
+        <w:sz w:val="20"/>
+      </w:rPr>
+    </w:lvl>
+    <w:lvl w:ilvl="2" w:tentative="1">
+      <w:start w:val="1"/>
+      <w:numFmt w:val="bullet"/>
+      <w:lvlText w:val=""/>
+      <w:lvlJc w:val="left"/>
+      <w:pPr>
+        <w:tabs>
+          <w:tab w:val="num" w:pos="2160"/>
+        </w:tabs>
+        <w:ind w:left="2160" w:hanging="360"/>
+      </w:pPr>
+      <w:rPr>
+        <w:rFonts w:ascii="Wingdings" w:hAnsi="Wingdings" w:hint="default"/>
+        <w:sz w:val="20"/>
+      </w:rPr>
+    </w:lvl>
+    <w:lvl w:ilvl="3" w:tentative="1">
+      <w:start w:val="1"/>
+      <w:numFmt w:val="bullet"/>
+      <w:lvlText w:val=""/>
+      <w:lvlJc w:val="left"/>
+      <w:pPr>
+        <w:tabs>
+          <w:tab w:val="num" w:pos="2880"/>
+        </w:tabs>
+        <w:ind w:left="2880" w:hanging="360"/>
+      </w:pPr>
+      <w:rPr>
+        <w:rFonts w:ascii="Wingdings" w:hAnsi="Wingdings" w:hint="default"/>
+        <w:sz w:val="20"/>
+      </w:rPr>
+    </w:lvl>
+    <w:lvl w:ilvl="4" w:tentative="1">
+      <w:start w:val="1"/>
+      <w:numFmt w:val="bullet"/>
+      <w:lvlText w:val=""/>
+      <w:lvlJc w:val="left"/>
+      <w:pPr>
+        <w:tabs>
+          <w:tab w:val="num" w:pos="3600"/>
+        </w:tabs>
+        <w:ind w:left="3600" w:hanging="360"/>
+      </w:pPr>
+      <w:rPr>
+        <w:rFonts w:ascii="Wingdings" w:hAnsi="Wingdings" w:hint="default"/>
+        <w:sz w:val="20"/>
+      </w:rPr>
+    </w:lvl>
+    <w:lvl w:ilvl="5" w:tentative="1">
+      <w:start w:val="1"/>
+      <w:numFmt w:val="bullet"/>
+      <w:lvlText w:val=""/>
+      <w:lvlJc w:val="left"/>
+      <w:pPr>
+        <w:tabs>
+          <w:tab w:val="num" w:pos="4320"/>
+        </w:tabs>
+        <w:ind w:left="4320" w:hanging="360"/>
+      </w:pPr>
+      <w:rPr>
+        <w:rFonts w:ascii="Wingdings" w:hAnsi="Wingdings" w:hint="default"/>
+        <w:sz w:val="20"/>
+      </w:rPr>
+    </w:lvl>
+    <w:lvl w:ilvl="6" w:tentative="1">
+      <w:start w:val="1"/>
+      <w:numFmt w:val="bullet"/>
+      <w:lvlText w:val=""/>
+      <w:lvlJc w:val="left"/>
+      <w:pPr>
+        <w:tabs>
+          <w:tab w:val="num" w:pos="5040"/>
+        </w:tabs>
+        <w:ind w:left="5040" w:hanging="360"/>
+      </w:pPr>
+      <w:rPr>
+        <w:rFonts w:ascii="Wingdings" w:hAnsi="Wingdings" w:hint="default"/>
+        <w:sz w:val="20"/>
+      </w:rPr>
+    </w:lvl>
+    <w:lvl w:ilvl="7" w:tentative="1">
+      <w:start w:val="1"/>
+      <w:numFmt w:val="bullet"/>
+      <w:lvlText w:val=""/>
+      <w:lvlJc w:val="left"/>
+      <w:pPr>
+        <w:tabs>
+          <w:tab w:val="num" w:pos="5760"/>
+        </w:tabs>
+        <w:ind w:left="5760" w:hanging="360"/>
+      </w:pPr>
+      <w:rPr>
+        <w:rFonts w:ascii="Wingdings" w:hAnsi="Wingdings" w:hint="default"/>
+        <w:sz w:val="20"/>
+      </w:rPr>
+    </w:lvl>
+    <w:lvl w:ilvl="8" w:tentative="1">
+      <w:start w:val="1"/>
+      <w:numFmt w:val="bullet"/>
+      <w:lvlText w:val=""/>
+      <w:lvlJc w:val="left"/>
+      <w:pPr>
+        <w:tabs>
+          <w:tab w:val="num" w:pos="6480"/>
+        </w:tabs>
+        <w:ind w:left="6480" w:hanging="360"/>
+      </w:pPr>
+      <w:rPr>
+        <w:rFonts w:ascii="Wingdings" w:hAnsi="Wingdings" w:hint="default"/>
+        <w:sz w:val="20"/>
+      </w:rPr>
+    </w:lvl>
+  </w:abstractNum>
+  <w:num w:numId="1" w16cid:durableId="1222013107">
+    <w:abstractNumId w:val="3"/>
+  </w:num>
+  <w:num w:numId="2" w16cid:durableId="738668883">
+    <w:abstractNumId w:val="9"/>
+  </w:num>
+  <w:num w:numId="3" w16cid:durableId="5791519">
+    <w:abstractNumId w:val="10"/>
+  </w:num>
+  <w:num w:numId="4" w16cid:durableId="674724245">
+    <w:abstractNumId w:val="12"/>
+  </w:num>
+  <w:num w:numId="5" w16cid:durableId="582569914">
+    <w:abstractNumId w:val="2"/>
+  </w:num>
+  <w:num w:numId="6" w16cid:durableId="1345400040">
+    <w:abstractNumId w:val="15"/>
+  </w:num>
+  <w:num w:numId="7" w16cid:durableId="890074338">
+    <w:abstractNumId w:val="0"/>
+  </w:num>
+  <w:num w:numId="8" w16cid:durableId="431704830">
+    <w:abstractNumId w:val="11"/>
+  </w:num>
+  <w:num w:numId="9" w16cid:durableId="1348828581">
+    <w:abstractNumId w:val="6"/>
+  </w:num>
+  <w:num w:numId="10" w16cid:durableId="1938294600">
+    <w:abstractNumId w:val="7"/>
+  </w:num>
+  <w:num w:numId="11" w16cid:durableId="1950699514">
+    <w:abstractNumId w:val="16"/>
+  </w:num>
+  <w:num w:numId="12" w16cid:durableId="518591842">
+    <w:abstractNumId w:val="4"/>
+  </w:num>
+  <w:num w:numId="13" w16cid:durableId="1219171571">
+    <w:abstractNumId w:val="1"/>
+  </w:num>
+  <w:num w:numId="14" w16cid:durableId="840386719">
+    <w:abstractNumId w:val="14"/>
+  </w:num>
+  <w:num w:numId="15" w16cid:durableId="1090853232">
+    <w:abstractNumId w:val="13"/>
+  </w:num>
+  <w:num w:numId="16" w16cid:durableId="32849798">
+    <w:abstractNumId w:val="8"/>
+  </w:num>
+  <w:num w:numId="17" w16cid:durableId="1398898140">
+    <w:abstractNumId w:val="5"/>
+  </w:num>
+</w:numbering>
 </file>
 
 <file path=word/styles.xml><?xml version="1.0" encoding="utf-8"?>

--- a/docs/Rescue Report.docx
+++ b/docs/Rescue Report.docx
@@ -4719,6 +4719,448 @@
       </w:r>
     </w:p>
     <w:p/>
+    <w:p>
+      <w:pPr>
+        <w:rPr>
+          <w:b/>
+          <w:bCs/>
+        </w:rPr>
+      </w:pPr>
+      <w:r>
+        <w:rPr>
+          <w:b/>
+          <w:bCs/>
+        </w:rPr>
+        <w:t>Finding 07: No Loading, Empty, or Success States</w:t>
+      </w:r>
+    </w:p>
+    <w:p>
+      <w:r>
+        <w:rPr>
+          <w:b/>
+          <w:bCs/>
+        </w:rPr>
+        <w:t>Severity:</w:t>
+      </w:r>
+      <w:r>
+        <w:t xml:space="preserve"> Medium</w:t>
+      </w:r>
+      <w:r>
+        <w:br/>
+      </w:r>
+      <w:r>
+        <w:rPr>
+          <w:b/>
+          <w:bCs/>
+        </w:rPr>
+        <w:t>Category:</w:t>
+      </w:r>
+      <w:r>
+        <w:t xml:space="preserve"> Inconsistent Behavior / User Experience</w:t>
+      </w:r>
+      <w:r>
+        <w:br/>
+      </w:r>
+      <w:r>
+        <w:rPr>
+          <w:b/>
+          <w:bCs/>
+        </w:rPr>
+        <w:t>Status:</w:t>
+      </w:r>
+      <w:r>
+        <w:t xml:space="preserve"> Partially Remediated — Existing UI States Verified; Remaining UX Gaps Identified</w:t>
+      </w:r>
+    </w:p>
+    <w:p>
+      <w:pPr>
+        <w:rPr>
+          <w:b/>
+          <w:bCs/>
+        </w:rPr>
+      </w:pPr>
+      <w:r>
+        <w:rPr>
+          <w:b/>
+          <w:bCs/>
+        </w:rPr>
+        <w:t>1. Original Issue</w:t>
+      </w:r>
+    </w:p>
+    <w:p>
+      <w:r>
+        <w:t>The application lacked consistent user feedback during loading, empty data, and successful operations. Users could encounter blank list pages, unclear waiting periods, or uncertainty about whether an operation had completed.</w:t>
+      </w:r>
+    </w:p>
+    <w:p>
+      <w:pPr>
+        <w:rPr>
+          <w:b/>
+          <w:bCs/>
+        </w:rPr>
+      </w:pPr>
+      <w:r>
+        <w:rPr>
+          <w:b/>
+          <w:bCs/>
+        </w:rPr>
+        <w:t>2. Why It Was Risky</w:t>
+      </w:r>
+    </w:p>
+    <w:p>
+      <w:pPr>
+        <w:numPr>
+          <w:ilvl w:val="0"/>
+          <w:numId w:val="18"/>
+        </w:numPr>
+      </w:pPr>
+      <w:r>
+        <w:rPr>
+          <w:b/>
+          <w:bCs/>
+        </w:rPr>
+        <w:t>Poor user experience:</w:t>
+      </w:r>
+      <w:r>
+        <w:t xml:space="preserve"> Blank pages can make the application appear broken or unresponsive.</w:t>
+      </w:r>
+    </w:p>
+    <w:p>
+      <w:pPr>
+        <w:numPr>
+          <w:ilvl w:val="0"/>
+          <w:numId w:val="18"/>
+        </w:numPr>
+      </w:pPr>
+      <w:r>
+        <w:rPr>
+          <w:b/>
+          <w:bCs/>
+        </w:rPr>
+        <w:t>User confusion:</w:t>
+      </w:r>
+      <w:r>
+        <w:t xml:space="preserve"> Users may not know whether data is loading or whether a list is empty.</w:t>
+      </w:r>
+    </w:p>
+    <w:p>
+      <w:pPr>
+        <w:numPr>
+          <w:ilvl w:val="0"/>
+          <w:numId w:val="18"/>
+        </w:numPr>
+      </w:pPr>
+      <w:r>
+        <w:rPr>
+          <w:b/>
+          <w:bCs/>
+        </w:rPr>
+        <w:t>Duplicate submissions:</w:t>
+      </w:r>
+      <w:r>
+        <w:t xml:space="preserve"> Without disabling buttons during operations, users may submit the same request multiple times.</w:t>
+      </w:r>
+    </w:p>
+    <w:p>
+      <w:pPr>
+        <w:numPr>
+          <w:ilvl w:val="0"/>
+          <w:numId w:val="18"/>
+        </w:numPr>
+      </w:pPr>
+      <w:r>
+        <w:rPr>
+          <w:b/>
+          <w:bCs/>
+        </w:rPr>
+        <w:t>Unclear outcomes:</w:t>
+      </w:r>
+      <w:r>
+        <w:t xml:space="preserve"> Missing confirmation messages can leave users uncertain about successful operations.</w:t>
+      </w:r>
+    </w:p>
+    <w:p>
+      <w:pPr>
+        <w:rPr>
+          <w:b/>
+          <w:bCs/>
+        </w:rPr>
+      </w:pPr>
+      <w:r>
+        <w:rPr>
+          <w:b/>
+          <w:bCs/>
+        </w:rPr>
+        <w:t>3. Remediation and Implementation</w:t>
+      </w:r>
+    </w:p>
+    <w:p>
+      <w:r>
+        <w:t>The existing implementation was inspected and verified.</w:t>
+      </w:r>
+    </w:p>
+    <w:p>
+      <w:pPr>
+        <w:numPr>
+          <w:ilvl w:val="0"/>
+          <w:numId w:val="19"/>
+        </w:numPr>
+      </w:pPr>
+      <w:r>
+        <w:rPr>
+          <w:b/>
+          <w:bCs/>
+        </w:rPr>
+        <w:lastRenderedPageBreak/>
+        <w:t>Empty States:</w:t>
+      </w:r>
+      <w:r>
+        <w:t xml:space="preserve"> The EmptyState component is used on the Clients, Invoices, Payments, and Subscriptions list pages to explain when no records exist and provide relevant guidance or actions.</w:t>
+      </w:r>
+    </w:p>
+    <w:p>
+      <w:pPr>
+        <w:numPr>
+          <w:ilvl w:val="0"/>
+          <w:numId w:val="19"/>
+        </w:numPr>
+      </w:pPr>
+      <w:r>
+        <w:rPr>
+          <w:b/>
+          <w:bCs/>
+        </w:rPr>
+        <w:t>Loading Buttons:</w:t>
+      </w:r>
+      <w:r>
+        <w:t xml:space="preserve"> The shared Button component supports a loading prop and loadingLabel. It changes the button label and disables the button while an operation is in progress, helping prevent duplicate submissions.</w:t>
+      </w:r>
+    </w:p>
+    <w:p>
+      <w:pPr>
+        <w:numPr>
+          <w:ilvl w:val="0"/>
+          <w:numId w:val="19"/>
+        </w:numPr>
+      </w:pPr>
+      <w:r>
+        <w:rPr>
+          <w:b/>
+          <w:bCs/>
+        </w:rPr>
+        <w:t>Form Feedback:</w:t>
+      </w:r>
+      <w:r>
+        <w:t xml:space="preserve"> Client, Invoice, Subscription, and Login forms implement loading indicators through button labels and display error feedback when requests fail.</w:t>
+      </w:r>
+    </w:p>
+    <w:p>
+      <w:pPr>
+        <w:numPr>
+          <w:ilvl w:val="0"/>
+          <w:numId w:val="19"/>
+        </w:numPr>
+      </w:pPr>
+      <w:r>
+        <w:rPr>
+          <w:b/>
+          <w:bCs/>
+        </w:rPr>
+        <w:t>Invoice Action Feedback:</w:t>
+      </w:r>
+      <w:r>
+        <w:t xml:space="preserve"> Invoice actions provide loading labels for sending, voiding, and recording payments, along with error feedback.</w:t>
+      </w:r>
+    </w:p>
+    <w:p>
+      <w:pPr>
+        <w:numPr>
+          <w:ilvl w:val="0"/>
+          <w:numId w:val="19"/>
+        </w:numPr>
+      </w:pPr>
+      <w:r>
+        <w:rPr>
+          <w:b/>
+          <w:bCs/>
+        </w:rPr>
+        <w:t>Shared UI Components:</w:t>
+      </w:r>
+      <w:r>
+        <w:t xml:space="preserve"> EmptyState, Skeleton, CardSkeleton, and Feedback components are available in src/components/ui.tsx.</w:t>
+      </w:r>
+    </w:p>
+    <w:p>
+      <w:pPr>
+        <w:rPr>
+          <w:b/>
+          <w:bCs/>
+        </w:rPr>
+      </w:pPr>
+      <w:r>
+        <w:rPr>
+          <w:b/>
+          <w:bCs/>
+        </w:rPr>
+        <w:t>4. Verification and Testing</w:t>
+      </w:r>
+    </w:p>
+    <w:p>
+      <w:pPr>
+        <w:numPr>
+          <w:ilvl w:val="0"/>
+          <w:numId w:val="20"/>
+        </w:numPr>
+      </w:pPr>
+      <w:r>
+        <w:t>Inspected the Clients, Invoices, Payments, and Subscriptions list pages and confirmed their empty-state implementations.</w:t>
+      </w:r>
+    </w:p>
+    <w:p>
+      <w:pPr>
+        <w:numPr>
+          <w:ilvl w:val="0"/>
+          <w:numId w:val="20"/>
+        </w:numPr>
+      </w:pPr>
+      <w:r>
+        <w:t>Inspected Client, Invoice, Subscription, and Login forms and confirmed loading and error-handling logic.</w:t>
+      </w:r>
+    </w:p>
+    <w:p>
+      <w:pPr>
+        <w:numPr>
+          <w:ilvl w:val="0"/>
+          <w:numId w:val="20"/>
+        </w:numPr>
+      </w:pPr>
+      <w:r>
+        <w:t>Verified that the shared Button component disables itself while loading and supports changing its label.</w:t>
+      </w:r>
+    </w:p>
+    <w:p>
+      <w:pPr>
+        <w:numPr>
+          <w:ilvl w:val="0"/>
+          <w:numId w:val="20"/>
+        </w:numPr>
+      </w:pPr>
+      <w:r>
+        <w:t>Confirmed invoice actions have separate loading states.</w:t>
+      </w:r>
+    </w:p>
+    <w:p>
+      <w:pPr>
+        <w:numPr>
+          <w:ilvl w:val="0"/>
+          <w:numId w:val="20"/>
+        </w:numPr>
+      </w:pPr>
+      <w:r>
+        <w:t>Searched application routes for loading.tsx files; no route-level loading files were found under src/app/(app).</w:t>
+      </w:r>
+    </w:p>
+    <w:p>
+      <w:pPr>
+        <w:numPr>
+          <w:ilvl w:val="0"/>
+          <w:numId w:val="20"/>
+        </w:numPr>
+      </w:pPr>
+      <w:r>
+        <w:t>Searched for actual Skeleton and CardSkeleton usage; their definitions exist, but active usage was not identified in the inspected results.</w:t>
+      </w:r>
+    </w:p>
+    <w:p>
+      <w:pPr>
+        <w:numPr>
+          <w:ilvl w:val="0"/>
+          <w:numId w:val="20"/>
+        </w:numPr>
+      </w:pPr>
+      <w:r>
+        <w:t>Ran npx.cmd tsc --noEmit successfully with no TypeScript errors.</w:t>
+      </w:r>
+    </w:p>
+    <w:p>
+      <w:pPr>
+        <w:rPr>
+          <w:b/>
+          <w:bCs/>
+        </w:rPr>
+      </w:pPr>
+      <w:r>
+        <w:rPr>
+          <w:b/>
+          <w:bCs/>
+        </w:rPr>
+        <w:t>5. Remaining Gaps</w:t>
+      </w:r>
+    </w:p>
+    <w:p>
+      <w:pPr>
+        <w:numPr>
+          <w:ilvl w:val="0"/>
+          <w:numId w:val="21"/>
+        </w:numPr>
+      </w:pPr>
+      <w:r>
+        <w:t>Skeleton components are defined but are not currently used in the inspected pages.</w:t>
+      </w:r>
+    </w:p>
+    <w:p>
+      <w:pPr>
+        <w:numPr>
+          <w:ilvl w:val="0"/>
+          <w:numId w:val="21"/>
+        </w:numPr>
+      </w:pPr>
+      <w:r>
+        <w:t>Dedicated route-level loading screens are not implemented.</w:t>
+      </w:r>
+    </w:p>
+    <w:p>
+      <w:pPr>
+        <w:numPr>
+          <w:ilvl w:val="0"/>
+          <w:numId w:val="21"/>
+        </w:numPr>
+      </w:pPr>
+      <w:r>
+        <w:t>Consistent success confirmation messages across all forms and actions have not yet been verified.</w:t>
+      </w:r>
+    </w:p>
+    <w:p>
+      <w:pPr>
+        <w:rPr>
+          <w:b/>
+          <w:bCs/>
+        </w:rPr>
+      </w:pPr>
+      <w:r>
+        <w:rPr>
+          <w:b/>
+          <w:bCs/>
+        </w:rPr>
+        <w:lastRenderedPageBreak/>
+        <w:t>6. Outcome</w:t>
+      </w:r>
+    </w:p>
+    <w:p>
+      <w:r>
+        <w:t>The main empty states, form loading indicators, duplicate-submission prevention, and error feedback are already implemented. However, skeleton usage, route-level loading screens, and consistent success feedback remain areas for improvement.</w:t>
+      </w:r>
+    </w:p>
+    <w:p>
+      <w:r>
+        <w:rPr>
+          <w:b/>
+          <w:bCs/>
+        </w:rPr>
+        <w:t>Final Assessment: Partially Remediated.</w:t>
+      </w:r>
+    </w:p>
+    <w:p/>
     <w:sectPr>
       <w:pgSz w:w="12240" w:h="15840"/>
       <w:pgMar w:top="1440" w:right="1440" w:bottom="1440" w:left="1440" w:header="720" w:footer="720" w:gutter="0"/>
@@ -4732,6 +5174,155 @@
 <file path=word/numbering.xml><?xml version="1.0" encoding="utf-8"?>
 <w:numbering xmlns:wpc="http://schemas.microsoft.com/office/word/2010/wordprocessingCanvas" xmlns:cx="http://schemas.microsoft.com/office/drawing/2014/chartex" xmlns:cx1="http://schemas.microsoft.com/office/drawing/2015/9/8/chartex" xmlns:cx2="http://schemas.microsoft.com/office/drawing/2015/10/21/chartex" xmlns:cx3="http://schemas.microsoft.com/office/drawing/2016/5/9/chartex" xmlns:cx4="http://schemas.microsoft.com/office/drawing/2016/5/10/chartex" xmlns:cx5="http://schemas.microsoft.com/office/drawing/2016/5/11/chartex" xmlns:cx6="http://schemas.microsoft.com/office/drawing/2016/5/12/chartex" xmlns:cx7="http://schemas.microsoft.com/office/drawing/2016/5/13/chartex" xmlns:cx8="http://schemas.microsoft.com/office/drawing/2016/5/14/chartex" xmlns:mc="http://schemas.openxmlformats.org/markup-compatibility/2006" xmlns:aink="http://schemas.microsoft.com/office/drawing/2016/ink" xmlns:am3d="http://schemas.microsoft.com/office/drawing/2017/model3d" xmlns:o="urn:schemas-microsoft-com:office:office" xmlns:oel="http://schemas.microsoft.com/office/2019/extlst" xmlns:r="http://schemas.openxmlformats.org/officeDocument/2006/relationships" xmlns:m="http://schemas.openxmlformats.org/officeDocument/2006/math" xmlns:v="urn:schemas-microsoft-com:vml" xmlns:wp14="http://schemas.microsoft.com/office/word/2010/wordprocessingDrawing" xmlns:wp="http://schemas.openxmlformats.org/drawingml/2006/wordprocessingDrawing" xmlns:w10="urn:schemas-microsoft-com:office:word" xmlns:w="http://schemas.openxmlformats.org/wordprocessingml/2006/main" xmlns:w14="http://schemas.microsoft.com/office/word/2010/wordml" xmlns:w15="http://schemas.microsoft.com/office/word/2012/wordml" xmlns:w16cex="http://schemas.microsoft.com/office/word/2018/wordml/cex" xmlns:w16cid="http://schemas.microsoft.com/office/word/2016/wordml/cid" xmlns:w16="http://schemas.microsoft.com/office/word/2018/wordml" xmlns:w16sdtdh="http://schemas.microsoft.com/office/word/2020/wordml/sdtdatahash" xmlns:w16se="http://schemas.microsoft.com/office/word/2015/wordml/symex" xmlns:wpg="http://schemas.microsoft.com/office/word/2010/wordprocessingGroup" xmlns:wpi="http://schemas.microsoft.com/office/word/2010/wordprocessingInk" xmlns:wne="http://schemas.microsoft.com/office/word/2006/wordml" xmlns:wps="http://schemas.microsoft.com/office/word/2010/wordprocessingShape" mc:Ignorable="w14 w15 w16se w16cid w16 w16cex w16sdtdh wp14">
   <w:abstractNum w:abstractNumId="0" w15:restartNumberingAfterBreak="0">
+    <w:nsid w:val="07A730AE"/>
+    <w:multiLevelType w:val="multilevel"/>
+    <w:tmpl w:val="7D360CE6"/>
+    <w:lvl w:ilvl="0">
+      <w:start w:val="1"/>
+      <w:numFmt w:val="bullet"/>
+      <w:lvlText w:val=""/>
+      <w:lvlJc w:val="left"/>
+      <w:pPr>
+        <w:tabs>
+          <w:tab w:val="num" w:pos="720"/>
+        </w:tabs>
+        <w:ind w:left="720" w:hanging="360"/>
+      </w:pPr>
+      <w:rPr>
+        <w:rFonts w:ascii="Symbol" w:hAnsi="Symbol" w:hint="default"/>
+        <w:sz w:val="20"/>
+      </w:rPr>
+    </w:lvl>
+    <w:lvl w:ilvl="1" w:tentative="1">
+      <w:start w:val="1"/>
+      <w:numFmt w:val="bullet"/>
+      <w:lvlText w:val="o"/>
+      <w:lvlJc w:val="left"/>
+      <w:pPr>
+        <w:tabs>
+          <w:tab w:val="num" w:pos="1440"/>
+        </w:tabs>
+        <w:ind w:left="1440" w:hanging="360"/>
+      </w:pPr>
+      <w:rPr>
+        <w:rFonts w:ascii="Courier New" w:hAnsi="Courier New" w:hint="default"/>
+        <w:sz w:val="20"/>
+      </w:rPr>
+    </w:lvl>
+    <w:lvl w:ilvl="2" w:tentative="1">
+      <w:start w:val="1"/>
+      <w:numFmt w:val="bullet"/>
+      <w:lvlText w:val=""/>
+      <w:lvlJc w:val="left"/>
+      <w:pPr>
+        <w:tabs>
+          <w:tab w:val="num" w:pos="2160"/>
+        </w:tabs>
+        <w:ind w:left="2160" w:hanging="360"/>
+      </w:pPr>
+      <w:rPr>
+        <w:rFonts w:ascii="Wingdings" w:hAnsi="Wingdings" w:hint="default"/>
+        <w:sz w:val="20"/>
+      </w:rPr>
+    </w:lvl>
+    <w:lvl w:ilvl="3" w:tentative="1">
+      <w:start w:val="1"/>
+      <w:numFmt w:val="bullet"/>
+      <w:lvlText w:val=""/>
+      <w:lvlJc w:val="left"/>
+      <w:pPr>
+        <w:tabs>
+          <w:tab w:val="num" w:pos="2880"/>
+        </w:tabs>
+        <w:ind w:left="2880" w:hanging="360"/>
+      </w:pPr>
+      <w:rPr>
+        <w:rFonts w:ascii="Wingdings" w:hAnsi="Wingdings" w:hint="default"/>
+        <w:sz w:val="20"/>
+      </w:rPr>
+    </w:lvl>
+    <w:lvl w:ilvl="4" w:tentative="1">
+      <w:start w:val="1"/>
+      <w:numFmt w:val="bullet"/>
+      <w:lvlText w:val=""/>
+      <w:lvlJc w:val="left"/>
+      <w:pPr>
+        <w:tabs>
+          <w:tab w:val="num" w:pos="3600"/>
+        </w:tabs>
+        <w:ind w:left="3600" w:hanging="360"/>
+      </w:pPr>
+      <w:rPr>
+        <w:rFonts w:ascii="Wingdings" w:hAnsi="Wingdings" w:hint="default"/>
+        <w:sz w:val="20"/>
+      </w:rPr>
+    </w:lvl>
+    <w:lvl w:ilvl="5" w:tentative="1">
+      <w:start w:val="1"/>
+      <w:numFmt w:val="bullet"/>
+      <w:lvlText w:val=""/>
+      <w:lvlJc w:val="left"/>
+      <w:pPr>
+        <w:tabs>
+          <w:tab w:val="num" w:pos="4320"/>
+        </w:tabs>
+        <w:ind w:left="4320" w:hanging="360"/>
+      </w:pPr>
+      <w:rPr>
+        <w:rFonts w:ascii="Wingdings" w:hAnsi="Wingdings" w:hint="default"/>
+        <w:sz w:val="20"/>
+      </w:rPr>
+    </w:lvl>
+    <w:lvl w:ilvl="6" w:tentative="1">
+      <w:start w:val="1"/>
+      <w:numFmt w:val="bullet"/>
+      <w:lvlText w:val=""/>
+      <w:lvlJc w:val="left"/>
+      <w:pPr>
+        <w:tabs>
+          <w:tab w:val="num" w:pos="5040"/>
+        </w:tabs>
+        <w:ind w:left="5040" w:hanging="360"/>
+      </w:pPr>
+      <w:rPr>
+        <w:rFonts w:ascii="Wingdings" w:hAnsi="Wingdings" w:hint="default"/>
+        <w:sz w:val="20"/>
+      </w:rPr>
+    </w:lvl>
+    <w:lvl w:ilvl="7" w:tentative="1">
+      <w:start w:val="1"/>
+      <w:numFmt w:val="bullet"/>
+      <w:lvlText w:val=""/>
+      <w:lvlJc w:val="left"/>
+      <w:pPr>
+        <w:tabs>
+          <w:tab w:val="num" w:pos="5760"/>
+        </w:tabs>
+        <w:ind w:left="5760" w:hanging="360"/>
+      </w:pPr>
+      <w:rPr>
+        <w:rFonts w:ascii="Wingdings" w:hAnsi="Wingdings" w:hint="default"/>
+        <w:sz w:val="20"/>
+      </w:rPr>
+    </w:lvl>
+    <w:lvl w:ilvl="8" w:tentative="1">
+      <w:start w:val="1"/>
+      <w:numFmt w:val="bullet"/>
+      <w:lvlText w:val=""/>
+      <w:lvlJc w:val="left"/>
+      <w:pPr>
+        <w:tabs>
+          <w:tab w:val="num" w:pos="6480"/>
+        </w:tabs>
+        <w:ind w:left="6480" w:hanging="360"/>
+      </w:pPr>
+      <w:rPr>
+        <w:rFonts w:ascii="Wingdings" w:hAnsi="Wingdings" w:hint="default"/>
+        <w:sz w:val="20"/>
+      </w:rPr>
+    </w:lvl>
+  </w:abstractNum>
+  <w:abstractNum w:abstractNumId="1" w15:restartNumberingAfterBreak="0">
     <w:nsid w:val="07F57651"/>
     <w:multiLevelType w:val="multilevel"/>
     <w:tmpl w:val="C78240EE"/>
@@ -4880,7 +5471,7 @@
       </w:rPr>
     </w:lvl>
   </w:abstractNum>
-  <w:abstractNum w:abstractNumId="1" w15:restartNumberingAfterBreak="0">
+  <w:abstractNum w:abstractNumId="2" w15:restartNumberingAfterBreak="0">
     <w:nsid w:val="08596C8D"/>
     <w:multiLevelType w:val="multilevel"/>
     <w:tmpl w:val="4DAAE6EC"/>
@@ -5029,7 +5620,7 @@
       </w:rPr>
     </w:lvl>
   </w:abstractNum>
-  <w:abstractNum w:abstractNumId="2" w15:restartNumberingAfterBreak="0">
+  <w:abstractNum w:abstractNumId="3" w15:restartNumberingAfterBreak="0">
     <w:nsid w:val="20A91D42"/>
     <w:multiLevelType w:val="multilevel"/>
     <w:tmpl w:val="521ED768"/>
@@ -5178,7 +5769,7 @@
       </w:rPr>
     </w:lvl>
   </w:abstractNum>
-  <w:abstractNum w:abstractNumId="3" w15:restartNumberingAfterBreak="0">
+  <w:abstractNum w:abstractNumId="4" w15:restartNumberingAfterBreak="0">
     <w:nsid w:val="2647274E"/>
     <w:multiLevelType w:val="multilevel"/>
     <w:tmpl w:val="13144B14"/>
@@ -5327,7 +5918,7 @@
       </w:rPr>
     </w:lvl>
   </w:abstractNum>
-  <w:abstractNum w:abstractNumId="4" w15:restartNumberingAfterBreak="0">
+  <w:abstractNum w:abstractNumId="5" w15:restartNumberingAfterBreak="0">
     <w:nsid w:val="336D11D6"/>
     <w:multiLevelType w:val="multilevel"/>
     <w:tmpl w:val="CB0AF25C"/>
@@ -5476,7 +6067,7 @@
       </w:rPr>
     </w:lvl>
   </w:abstractNum>
-  <w:abstractNum w:abstractNumId="5" w15:restartNumberingAfterBreak="0">
+  <w:abstractNum w:abstractNumId="6" w15:restartNumberingAfterBreak="0">
     <w:nsid w:val="34320D9D"/>
     <w:multiLevelType w:val="multilevel"/>
     <w:tmpl w:val="E14486C4"/>
@@ -5625,7 +6216,7 @@
       </w:rPr>
     </w:lvl>
   </w:abstractNum>
-  <w:abstractNum w:abstractNumId="6" w15:restartNumberingAfterBreak="0">
+  <w:abstractNum w:abstractNumId="7" w15:restartNumberingAfterBreak="0">
     <w:nsid w:val="420741C5"/>
     <w:multiLevelType w:val="multilevel"/>
     <w:tmpl w:val="ADF8951A"/>
@@ -5774,7 +6365,7 @@
       </w:rPr>
     </w:lvl>
   </w:abstractNum>
-  <w:abstractNum w:abstractNumId="7" w15:restartNumberingAfterBreak="0">
+  <w:abstractNum w:abstractNumId="8" w15:restartNumberingAfterBreak="0">
     <w:nsid w:val="456B647E"/>
     <w:multiLevelType w:val="multilevel"/>
     <w:tmpl w:val="207E01CA"/>
@@ -5923,7 +6514,120 @@
       </w:rPr>
     </w:lvl>
   </w:abstractNum>
-  <w:abstractNum w:abstractNumId="8" w15:restartNumberingAfterBreak="0">
+  <w:abstractNum w:abstractNumId="9" w15:restartNumberingAfterBreak="0">
+    <w:nsid w:val="49BC03F4"/>
+    <w:multiLevelType w:val="multilevel"/>
+    <w:tmpl w:val="AF5C059C"/>
+    <w:lvl w:ilvl="0">
+      <w:start w:val="1"/>
+      <w:numFmt w:val="decimal"/>
+      <w:lvlText w:val="%1."/>
+      <w:lvlJc w:val="left"/>
+      <w:pPr>
+        <w:tabs>
+          <w:tab w:val="num" w:pos="720"/>
+        </w:tabs>
+        <w:ind w:left="720" w:hanging="360"/>
+      </w:pPr>
+    </w:lvl>
+    <w:lvl w:ilvl="1" w:tentative="1">
+      <w:start w:val="1"/>
+      <w:numFmt w:val="decimal"/>
+      <w:lvlText w:val="%2."/>
+      <w:lvlJc w:val="left"/>
+      <w:pPr>
+        <w:tabs>
+          <w:tab w:val="num" w:pos="1440"/>
+        </w:tabs>
+        <w:ind w:left="1440" w:hanging="360"/>
+      </w:pPr>
+    </w:lvl>
+    <w:lvl w:ilvl="2" w:tentative="1">
+      <w:start w:val="1"/>
+      <w:numFmt w:val="decimal"/>
+      <w:lvlText w:val="%3."/>
+      <w:lvlJc w:val="left"/>
+      <w:pPr>
+        <w:tabs>
+          <w:tab w:val="num" w:pos="2160"/>
+        </w:tabs>
+        <w:ind w:left="2160" w:hanging="360"/>
+      </w:pPr>
+    </w:lvl>
+    <w:lvl w:ilvl="3" w:tentative="1">
+      <w:start w:val="1"/>
+      <w:numFmt w:val="decimal"/>
+      <w:lvlText w:val="%4."/>
+      <w:lvlJc w:val="left"/>
+      <w:pPr>
+        <w:tabs>
+          <w:tab w:val="num" w:pos="2880"/>
+        </w:tabs>
+        <w:ind w:left="2880" w:hanging="360"/>
+      </w:pPr>
+    </w:lvl>
+    <w:lvl w:ilvl="4" w:tentative="1">
+      <w:start w:val="1"/>
+      <w:numFmt w:val="decimal"/>
+      <w:lvlText w:val="%5."/>
+      <w:lvlJc w:val="left"/>
+      <w:pPr>
+        <w:tabs>
+          <w:tab w:val="num" w:pos="3600"/>
+        </w:tabs>
+        <w:ind w:left="3600" w:hanging="360"/>
+      </w:pPr>
+    </w:lvl>
+    <w:lvl w:ilvl="5" w:tentative="1">
+      <w:start w:val="1"/>
+      <w:numFmt w:val="decimal"/>
+      <w:lvlText w:val="%6."/>
+      <w:lvlJc w:val="left"/>
+      <w:pPr>
+        <w:tabs>
+          <w:tab w:val="num" w:pos="4320"/>
+        </w:tabs>
+        <w:ind w:left="4320" w:hanging="360"/>
+      </w:pPr>
+    </w:lvl>
+    <w:lvl w:ilvl="6" w:tentative="1">
+      <w:start w:val="1"/>
+      <w:numFmt w:val="decimal"/>
+      <w:lvlText w:val="%7."/>
+      <w:lvlJc w:val="left"/>
+      <w:pPr>
+        <w:tabs>
+          <w:tab w:val="num" w:pos="5040"/>
+        </w:tabs>
+        <w:ind w:left="5040" w:hanging="360"/>
+      </w:pPr>
+    </w:lvl>
+    <w:lvl w:ilvl="7" w:tentative="1">
+      <w:start w:val="1"/>
+      <w:numFmt w:val="decimal"/>
+      <w:lvlText w:val="%8."/>
+      <w:lvlJc w:val="left"/>
+      <w:pPr>
+        <w:tabs>
+          <w:tab w:val="num" w:pos="5760"/>
+        </w:tabs>
+        <w:ind w:left="5760" w:hanging="360"/>
+      </w:pPr>
+    </w:lvl>
+    <w:lvl w:ilvl="8" w:tentative="1">
+      <w:start w:val="1"/>
+      <w:numFmt w:val="decimal"/>
+      <w:lvlText w:val="%9."/>
+      <w:lvlJc w:val="left"/>
+      <w:pPr>
+        <w:tabs>
+          <w:tab w:val="num" w:pos="6480"/>
+        </w:tabs>
+        <w:ind w:left="6480" w:hanging="360"/>
+      </w:pPr>
+    </w:lvl>
+  </w:abstractNum>
+  <w:abstractNum w:abstractNumId="10" w15:restartNumberingAfterBreak="0">
     <w:nsid w:val="4DC37E5E"/>
     <w:multiLevelType w:val="multilevel"/>
     <w:tmpl w:val="44943224"/>
@@ -6072,7 +6776,7 @@
       </w:rPr>
     </w:lvl>
   </w:abstractNum>
-  <w:abstractNum w:abstractNumId="9" w15:restartNumberingAfterBreak="0">
+  <w:abstractNum w:abstractNumId="11" w15:restartNumberingAfterBreak="0">
     <w:nsid w:val="4EF01481"/>
     <w:multiLevelType w:val="multilevel"/>
     <w:tmpl w:val="A11E9930"/>
@@ -6221,7 +6925,7 @@
       </w:rPr>
     </w:lvl>
   </w:abstractNum>
-  <w:abstractNum w:abstractNumId="10" w15:restartNumberingAfterBreak="0">
+  <w:abstractNum w:abstractNumId="12" w15:restartNumberingAfterBreak="0">
     <w:nsid w:val="55457C22"/>
     <w:multiLevelType w:val="multilevel"/>
     <w:tmpl w:val="F7866B26"/>
@@ -6370,7 +7074,305 @@
       </w:rPr>
     </w:lvl>
   </w:abstractNum>
-  <w:abstractNum w:abstractNumId="11" w15:restartNumberingAfterBreak="0">
+  <w:abstractNum w:abstractNumId="13" w15:restartNumberingAfterBreak="0">
+    <w:nsid w:val="561F1E6A"/>
+    <w:multiLevelType w:val="multilevel"/>
+    <w:tmpl w:val="F9861FA0"/>
+    <w:lvl w:ilvl="0">
+      <w:start w:val="1"/>
+      <w:numFmt w:val="bullet"/>
+      <w:lvlText w:val=""/>
+      <w:lvlJc w:val="left"/>
+      <w:pPr>
+        <w:tabs>
+          <w:tab w:val="num" w:pos="720"/>
+        </w:tabs>
+        <w:ind w:left="720" w:hanging="360"/>
+      </w:pPr>
+      <w:rPr>
+        <w:rFonts w:ascii="Symbol" w:hAnsi="Symbol" w:hint="default"/>
+        <w:sz w:val="20"/>
+      </w:rPr>
+    </w:lvl>
+    <w:lvl w:ilvl="1" w:tentative="1">
+      <w:start w:val="1"/>
+      <w:numFmt w:val="bullet"/>
+      <w:lvlText w:val="o"/>
+      <w:lvlJc w:val="left"/>
+      <w:pPr>
+        <w:tabs>
+          <w:tab w:val="num" w:pos="1440"/>
+        </w:tabs>
+        <w:ind w:left="1440" w:hanging="360"/>
+      </w:pPr>
+      <w:rPr>
+        <w:rFonts w:ascii="Courier New" w:hAnsi="Courier New" w:hint="default"/>
+        <w:sz w:val="20"/>
+      </w:rPr>
+    </w:lvl>
+    <w:lvl w:ilvl="2" w:tentative="1">
+      <w:start w:val="1"/>
+      <w:numFmt w:val="bullet"/>
+      <w:lvlText w:val=""/>
+      <w:lvlJc w:val="left"/>
+      <w:pPr>
+        <w:tabs>
+          <w:tab w:val="num" w:pos="2160"/>
+        </w:tabs>
+        <w:ind w:left="2160" w:hanging="360"/>
+      </w:pPr>
+      <w:rPr>
+        <w:rFonts w:ascii="Wingdings" w:hAnsi="Wingdings" w:hint="default"/>
+        <w:sz w:val="20"/>
+      </w:rPr>
+    </w:lvl>
+    <w:lvl w:ilvl="3" w:tentative="1">
+      <w:start w:val="1"/>
+      <w:numFmt w:val="bullet"/>
+      <w:lvlText w:val=""/>
+      <w:lvlJc w:val="left"/>
+      <w:pPr>
+        <w:tabs>
+          <w:tab w:val="num" w:pos="2880"/>
+        </w:tabs>
+        <w:ind w:left="2880" w:hanging="360"/>
+      </w:pPr>
+      <w:rPr>
+        <w:rFonts w:ascii="Wingdings" w:hAnsi="Wingdings" w:hint="default"/>
+        <w:sz w:val="20"/>
+      </w:rPr>
+    </w:lvl>
+    <w:lvl w:ilvl="4" w:tentative="1">
+      <w:start w:val="1"/>
+      <w:numFmt w:val="bullet"/>
+      <w:lvlText w:val=""/>
+      <w:lvlJc w:val="left"/>
+      <w:pPr>
+        <w:tabs>
+          <w:tab w:val="num" w:pos="3600"/>
+        </w:tabs>
+        <w:ind w:left="3600" w:hanging="360"/>
+      </w:pPr>
+      <w:rPr>
+        <w:rFonts w:ascii="Wingdings" w:hAnsi="Wingdings" w:hint="default"/>
+        <w:sz w:val="20"/>
+      </w:rPr>
+    </w:lvl>
+    <w:lvl w:ilvl="5" w:tentative="1">
+      <w:start w:val="1"/>
+      <w:numFmt w:val="bullet"/>
+      <w:lvlText w:val=""/>
+      <w:lvlJc w:val="left"/>
+      <w:pPr>
+        <w:tabs>
+          <w:tab w:val="num" w:pos="4320"/>
+        </w:tabs>
+        <w:ind w:left="4320" w:hanging="360"/>
+      </w:pPr>
+      <w:rPr>
+        <w:rFonts w:ascii="Wingdings" w:hAnsi="Wingdings" w:hint="default"/>
+        <w:sz w:val="20"/>
+      </w:rPr>
+    </w:lvl>
+    <w:lvl w:ilvl="6" w:tentative="1">
+      <w:start w:val="1"/>
+      <w:numFmt w:val="bullet"/>
+      <w:lvlText w:val=""/>
+      <w:lvlJc w:val="left"/>
+      <w:pPr>
+        <w:tabs>
+          <w:tab w:val="num" w:pos="5040"/>
+        </w:tabs>
+        <w:ind w:left="5040" w:hanging="360"/>
+      </w:pPr>
+      <w:rPr>
+        <w:rFonts w:ascii="Wingdings" w:hAnsi="Wingdings" w:hint="default"/>
+        <w:sz w:val="20"/>
+      </w:rPr>
+    </w:lvl>
+    <w:lvl w:ilvl="7" w:tentative="1">
+      <w:start w:val="1"/>
+      <w:numFmt w:val="bullet"/>
+      <w:lvlText w:val=""/>
+      <w:lvlJc w:val="left"/>
+      <w:pPr>
+        <w:tabs>
+          <w:tab w:val="num" w:pos="5760"/>
+        </w:tabs>
+        <w:ind w:left="5760" w:hanging="360"/>
+      </w:pPr>
+      <w:rPr>
+        <w:rFonts w:ascii="Wingdings" w:hAnsi="Wingdings" w:hint="default"/>
+        <w:sz w:val="20"/>
+      </w:rPr>
+    </w:lvl>
+    <w:lvl w:ilvl="8" w:tentative="1">
+      <w:start w:val="1"/>
+      <w:numFmt w:val="bullet"/>
+      <w:lvlText w:val=""/>
+      <w:lvlJc w:val="left"/>
+      <w:pPr>
+        <w:tabs>
+          <w:tab w:val="num" w:pos="6480"/>
+        </w:tabs>
+        <w:ind w:left="6480" w:hanging="360"/>
+      </w:pPr>
+      <w:rPr>
+        <w:rFonts w:ascii="Wingdings" w:hAnsi="Wingdings" w:hint="default"/>
+        <w:sz w:val="20"/>
+      </w:rPr>
+    </w:lvl>
+  </w:abstractNum>
+  <w:abstractNum w:abstractNumId="14" w15:restartNumberingAfterBreak="0">
+    <w:nsid w:val="571927A1"/>
+    <w:multiLevelType w:val="multilevel"/>
+    <w:tmpl w:val="000E5114"/>
+    <w:lvl w:ilvl="0">
+      <w:start w:val="1"/>
+      <w:numFmt w:val="bullet"/>
+      <w:lvlText w:val=""/>
+      <w:lvlJc w:val="left"/>
+      <w:pPr>
+        <w:tabs>
+          <w:tab w:val="num" w:pos="720"/>
+        </w:tabs>
+        <w:ind w:left="720" w:hanging="360"/>
+      </w:pPr>
+      <w:rPr>
+        <w:rFonts w:ascii="Symbol" w:hAnsi="Symbol" w:hint="default"/>
+        <w:sz w:val="20"/>
+      </w:rPr>
+    </w:lvl>
+    <w:lvl w:ilvl="1" w:tentative="1">
+      <w:start w:val="1"/>
+      <w:numFmt w:val="bullet"/>
+      <w:lvlText w:val="o"/>
+      <w:lvlJc w:val="left"/>
+      <w:pPr>
+        <w:tabs>
+          <w:tab w:val="num" w:pos="1440"/>
+        </w:tabs>
+        <w:ind w:left="1440" w:hanging="360"/>
+      </w:pPr>
+      <w:rPr>
+        <w:rFonts w:ascii="Courier New" w:hAnsi="Courier New" w:hint="default"/>
+        <w:sz w:val="20"/>
+      </w:rPr>
+    </w:lvl>
+    <w:lvl w:ilvl="2" w:tentative="1">
+      <w:start w:val="1"/>
+      <w:numFmt w:val="bullet"/>
+      <w:lvlText w:val=""/>
+      <w:lvlJc w:val="left"/>
+      <w:pPr>
+        <w:tabs>
+          <w:tab w:val="num" w:pos="2160"/>
+        </w:tabs>
+        <w:ind w:left="2160" w:hanging="360"/>
+      </w:pPr>
+      <w:rPr>
+        <w:rFonts w:ascii="Wingdings" w:hAnsi="Wingdings" w:hint="default"/>
+        <w:sz w:val="20"/>
+      </w:rPr>
+    </w:lvl>
+    <w:lvl w:ilvl="3" w:tentative="1">
+      <w:start w:val="1"/>
+      <w:numFmt w:val="bullet"/>
+      <w:lvlText w:val=""/>
+      <w:lvlJc w:val="left"/>
+      <w:pPr>
+        <w:tabs>
+          <w:tab w:val="num" w:pos="2880"/>
+        </w:tabs>
+        <w:ind w:left="2880" w:hanging="360"/>
+      </w:pPr>
+      <w:rPr>
+        <w:rFonts w:ascii="Wingdings" w:hAnsi="Wingdings" w:hint="default"/>
+        <w:sz w:val="20"/>
+      </w:rPr>
+    </w:lvl>
+    <w:lvl w:ilvl="4" w:tentative="1">
+      <w:start w:val="1"/>
+      <w:numFmt w:val="bullet"/>
+      <w:lvlText w:val=""/>
+      <w:lvlJc w:val="left"/>
+      <w:pPr>
+        <w:tabs>
+          <w:tab w:val="num" w:pos="3600"/>
+        </w:tabs>
+        <w:ind w:left="3600" w:hanging="360"/>
+      </w:pPr>
+      <w:rPr>
+        <w:rFonts w:ascii="Wingdings" w:hAnsi="Wingdings" w:hint="default"/>
+        <w:sz w:val="20"/>
+      </w:rPr>
+    </w:lvl>
+    <w:lvl w:ilvl="5" w:tentative="1">
+      <w:start w:val="1"/>
+      <w:numFmt w:val="bullet"/>
+      <w:lvlText w:val=""/>
+      <w:lvlJc w:val="left"/>
+      <w:pPr>
+        <w:tabs>
+          <w:tab w:val="num" w:pos="4320"/>
+        </w:tabs>
+        <w:ind w:left="4320" w:hanging="360"/>
+      </w:pPr>
+      <w:rPr>
+        <w:rFonts w:ascii="Wingdings" w:hAnsi="Wingdings" w:hint="default"/>
+        <w:sz w:val="20"/>
+      </w:rPr>
+    </w:lvl>
+    <w:lvl w:ilvl="6" w:tentative="1">
+      <w:start w:val="1"/>
+      <w:numFmt w:val="bullet"/>
+      <w:lvlText w:val=""/>
+      <w:lvlJc w:val="left"/>
+      <w:pPr>
+        <w:tabs>
+          <w:tab w:val="num" w:pos="5040"/>
+        </w:tabs>
+        <w:ind w:left="5040" w:hanging="360"/>
+      </w:pPr>
+      <w:rPr>
+        <w:rFonts w:ascii="Wingdings" w:hAnsi="Wingdings" w:hint="default"/>
+        <w:sz w:val="20"/>
+      </w:rPr>
+    </w:lvl>
+    <w:lvl w:ilvl="7" w:tentative="1">
+      <w:start w:val="1"/>
+      <w:numFmt w:val="bullet"/>
+      <w:lvlText w:val=""/>
+      <w:lvlJc w:val="left"/>
+      <w:pPr>
+        <w:tabs>
+          <w:tab w:val="num" w:pos="5760"/>
+        </w:tabs>
+        <w:ind w:left="5760" w:hanging="360"/>
+      </w:pPr>
+      <w:rPr>
+        <w:rFonts w:ascii="Wingdings" w:hAnsi="Wingdings" w:hint="default"/>
+        <w:sz w:val="20"/>
+      </w:rPr>
+    </w:lvl>
+    <w:lvl w:ilvl="8" w:tentative="1">
+      <w:start w:val="1"/>
+      <w:numFmt w:val="bullet"/>
+      <w:lvlText w:val=""/>
+      <w:lvlJc w:val="left"/>
+      <w:pPr>
+        <w:tabs>
+          <w:tab w:val="num" w:pos="6480"/>
+        </w:tabs>
+        <w:ind w:left="6480" w:hanging="360"/>
+      </w:pPr>
+      <w:rPr>
+        <w:rFonts w:ascii="Wingdings" w:hAnsi="Wingdings" w:hint="default"/>
+        <w:sz w:val="20"/>
+      </w:rPr>
+    </w:lvl>
+  </w:abstractNum>
+  <w:abstractNum w:abstractNumId="15" w15:restartNumberingAfterBreak="0">
     <w:nsid w:val="5F7B48E4"/>
     <w:multiLevelType w:val="multilevel"/>
     <w:tmpl w:val="1F5670A6"/>
@@ -6483,7 +7485,7 @@
       </w:pPr>
     </w:lvl>
   </w:abstractNum>
-  <w:abstractNum w:abstractNumId="12" w15:restartNumberingAfterBreak="0">
+  <w:abstractNum w:abstractNumId="16" w15:restartNumberingAfterBreak="0">
     <w:nsid w:val="5FF75A6D"/>
     <w:multiLevelType w:val="multilevel"/>
     <w:tmpl w:val="A0F66E5C"/>
@@ -6632,7 +7634,7 @@
       </w:rPr>
     </w:lvl>
   </w:abstractNum>
-  <w:abstractNum w:abstractNumId="13" w15:restartNumberingAfterBreak="0">
+  <w:abstractNum w:abstractNumId="17" w15:restartNumberingAfterBreak="0">
     <w:nsid w:val="65DE44F2"/>
     <w:multiLevelType w:val="multilevel"/>
     <w:tmpl w:val="8D40347A"/>
@@ -6745,7 +7747,7 @@
       </w:pPr>
     </w:lvl>
   </w:abstractNum>
-  <w:abstractNum w:abstractNumId="14" w15:restartNumberingAfterBreak="0">
+  <w:abstractNum w:abstractNumId="18" w15:restartNumberingAfterBreak="0">
     <w:nsid w:val="73473A48"/>
     <w:multiLevelType w:val="multilevel"/>
     <w:tmpl w:val="5AF4D1C0"/>
@@ -6894,7 +7896,7 @@
       </w:rPr>
     </w:lvl>
   </w:abstractNum>
-  <w:abstractNum w:abstractNumId="15" w15:restartNumberingAfterBreak="0">
+  <w:abstractNum w:abstractNumId="19" w15:restartNumberingAfterBreak="0">
     <w:nsid w:val="7546600C"/>
     <w:multiLevelType w:val="multilevel"/>
     <w:tmpl w:val="D73828DA"/>
@@ -7043,7 +8045,7 @@
       </w:rPr>
     </w:lvl>
   </w:abstractNum>
-  <w:abstractNum w:abstractNumId="16" w15:restartNumberingAfterBreak="0">
+  <w:abstractNum w:abstractNumId="20" w15:restartNumberingAfterBreak="0">
     <w:nsid w:val="7A7111BF"/>
     <w:multiLevelType w:val="multilevel"/>
     <w:tmpl w:val="EA322BA6"/>
@@ -7193,55 +8195,67 @@
     </w:lvl>
   </w:abstractNum>
   <w:num w:numId="1" w16cid:durableId="1222013107">
+    <w:abstractNumId w:val="4"/>
+  </w:num>
+  <w:num w:numId="2" w16cid:durableId="738668883">
+    <w:abstractNumId w:val="11"/>
+  </w:num>
+  <w:num w:numId="3" w16cid:durableId="5791519">
+    <w:abstractNumId w:val="12"/>
+  </w:num>
+  <w:num w:numId="4" w16cid:durableId="674724245">
+    <w:abstractNumId w:val="16"/>
+  </w:num>
+  <w:num w:numId="5" w16cid:durableId="582569914">
     <w:abstractNumId w:val="3"/>
   </w:num>
-  <w:num w:numId="2" w16cid:durableId="738668883">
+  <w:num w:numId="6" w16cid:durableId="1345400040">
+    <w:abstractNumId w:val="19"/>
+  </w:num>
+  <w:num w:numId="7" w16cid:durableId="890074338">
+    <w:abstractNumId w:val="1"/>
+  </w:num>
+  <w:num w:numId="8" w16cid:durableId="431704830">
+    <w:abstractNumId w:val="15"/>
+  </w:num>
+  <w:num w:numId="9" w16cid:durableId="1348828581">
+    <w:abstractNumId w:val="7"/>
+  </w:num>
+  <w:num w:numId="10" w16cid:durableId="1938294600">
+    <w:abstractNumId w:val="8"/>
+  </w:num>
+  <w:num w:numId="11" w16cid:durableId="1950699514">
+    <w:abstractNumId w:val="20"/>
+  </w:num>
+  <w:num w:numId="12" w16cid:durableId="518591842">
+    <w:abstractNumId w:val="5"/>
+  </w:num>
+  <w:num w:numId="13" w16cid:durableId="1219171571">
+    <w:abstractNumId w:val="2"/>
+  </w:num>
+  <w:num w:numId="14" w16cid:durableId="840386719">
+    <w:abstractNumId w:val="18"/>
+  </w:num>
+  <w:num w:numId="15" w16cid:durableId="1090853232">
+    <w:abstractNumId w:val="17"/>
+  </w:num>
+  <w:num w:numId="16" w16cid:durableId="32849798">
+    <w:abstractNumId w:val="10"/>
+  </w:num>
+  <w:num w:numId="17" w16cid:durableId="1398898140">
+    <w:abstractNumId w:val="6"/>
+  </w:num>
+  <w:num w:numId="18" w16cid:durableId="520512773">
+    <w:abstractNumId w:val="0"/>
+  </w:num>
+  <w:num w:numId="19" w16cid:durableId="1353873044">
     <w:abstractNumId w:val="9"/>
   </w:num>
-  <w:num w:numId="3" w16cid:durableId="5791519">
-    <w:abstractNumId w:val="10"/>
-  </w:num>
-  <w:num w:numId="4" w16cid:durableId="674724245">
-    <w:abstractNumId w:val="12"/>
-  </w:num>
-  <w:num w:numId="5" w16cid:durableId="582569914">
-    <w:abstractNumId w:val="2"/>
-  </w:num>
-  <w:num w:numId="6" w16cid:durableId="1345400040">
-    <w:abstractNumId w:val="15"/>
-  </w:num>
-  <w:num w:numId="7" w16cid:durableId="890074338">
-    <w:abstractNumId w:val="0"/>
-  </w:num>
-  <w:num w:numId="8" w16cid:durableId="431704830">
-    <w:abstractNumId w:val="11"/>
-  </w:num>
-  <w:num w:numId="9" w16cid:durableId="1348828581">
-    <w:abstractNumId w:val="6"/>
-  </w:num>
-  <w:num w:numId="10" w16cid:durableId="1938294600">
-    <w:abstractNumId w:val="7"/>
-  </w:num>
-  <w:num w:numId="11" w16cid:durableId="1950699514">
-    <w:abstractNumId w:val="16"/>
-  </w:num>
-  <w:num w:numId="12" w16cid:durableId="518591842">
-    <w:abstractNumId w:val="4"/>
-  </w:num>
-  <w:num w:numId="13" w16cid:durableId="1219171571">
-    <w:abstractNumId w:val="1"/>
-  </w:num>
-  <w:num w:numId="14" w16cid:durableId="840386719">
+  <w:num w:numId="20" w16cid:durableId="1732577872">
     <w:abstractNumId w:val="14"/>
   </w:num>
-  <w:num w:numId="15" w16cid:durableId="1090853232">
+  <w:num w:numId="21" w16cid:durableId="1584337216">
     <w:abstractNumId w:val="13"/>
-  </w:num>
-  <w:num w:numId="16" w16cid:durableId="32849798">
-    <w:abstractNumId w:val="8"/>
-  </w:num>
-  <w:num w:numId="17" w16cid:durableId="1398898140">
-    <w:abstractNumId w:val="5"/>
   </w:num>
 </w:numbering>
 </file>

--- a/docs/Rescue Report.docx
+++ b/docs/Rescue Report.docx
@@ -11,6 +11,7 @@
           <w:szCs w:val="32"/>
         </w:rPr>
       </w:pPr>
+      <w:proofErr w:type="spellStart"/>
       <w:r>
         <w:rPr>
           <w:b/>
@@ -18,7 +19,17 @@
           <w:sz w:val="32"/>
           <w:szCs w:val="32"/>
         </w:rPr>
-        <w:t>Ledgerline Rescue Report</w:t>
+        <w:t>Ledgerline</w:t>
+      </w:r>
+      <w:proofErr w:type="spellEnd"/>
+      <w:r>
+        <w:rPr>
+          <w:b/>
+          <w:bCs/>
+          <w:sz w:val="32"/>
+          <w:szCs w:val="32"/>
+        </w:rPr>
+        <w:t xml:space="preserve"> Rescue Report</w:t>
       </w:r>
     </w:p>
     <w:p>
@@ -118,7 +129,57 @@
     </w:p>
     <w:p>
       <w:r>
-        <w:t>Inspected src/lib/auth.ts and confirmed that getSecret() reads SESSION_SECRET from the environment and rejects missing values or values shorter than 16 characters. Both signSession() and verifySession() use this helper.</w:t>
+        <w:t xml:space="preserve">Inspected </w:t>
+      </w:r>
+      <w:proofErr w:type="spellStart"/>
+      <w:r>
+        <w:t>src</w:t>
+      </w:r>
+      <w:proofErr w:type="spellEnd"/>
+      <w:r>
+        <w:t>/lib/</w:t>
+      </w:r>
+      <w:proofErr w:type="spellStart"/>
+      <w:r>
+        <w:t>auth.ts</w:t>
+      </w:r>
+      <w:proofErr w:type="spellEnd"/>
+      <w:r>
+        <w:t xml:space="preserve"> and confirmed that </w:t>
+      </w:r>
+      <w:proofErr w:type="spellStart"/>
+      <w:proofErr w:type="gramStart"/>
+      <w:r>
+        <w:t>getSecret</w:t>
+      </w:r>
+      <w:proofErr w:type="spellEnd"/>
+      <w:r>
+        <w:t>(</w:t>
+      </w:r>
+      <w:proofErr w:type="gramEnd"/>
+      <w:r>
+        <w:t xml:space="preserve">) reads SESSION_SECRET from the environment and rejects missing values or values shorter than 16 characters. Both </w:t>
+      </w:r>
+      <w:proofErr w:type="spellStart"/>
+      <w:proofErr w:type="gramStart"/>
+      <w:r>
+        <w:t>signSession</w:t>
+      </w:r>
+      <w:proofErr w:type="spellEnd"/>
+      <w:r>
+        <w:t>(</w:t>
+      </w:r>
+      <w:proofErr w:type="gramEnd"/>
+      <w:r>
+        <w:t xml:space="preserve">) and </w:t>
+      </w:r>
+      <w:proofErr w:type="spellStart"/>
+      <w:r>
+        <w:t>verifySession</w:t>
+      </w:r>
+      <w:proofErr w:type="spellEnd"/>
+      <w:r>
+        <w:t>() use this helper.</w:t>
       </w:r>
     </w:p>
     <w:p>
@@ -305,8 +366,29 @@
       </w:r>
     </w:p>
     <w:p>
-      <w:r>
-        <w:t>Created .env.example with placeholder configuration values for DATABASE_URL, SESSION_SECRET, and NEXT_PUBLIC_APP_URL. Verified that .env is ignored by Git and that .env.example is not ignored.</w:t>
+      <w:proofErr w:type="gramStart"/>
+      <w:r>
+        <w:t>Created .</w:t>
+      </w:r>
+      <w:proofErr w:type="spellStart"/>
+      <w:r>
+        <w:t>env</w:t>
+      </w:r>
+      <w:proofErr w:type="gramEnd"/>
+      <w:r>
+        <w:t>.example</w:t>
+      </w:r>
+      <w:proofErr w:type="spellEnd"/>
+      <w:r>
+        <w:t xml:space="preserve"> with placeholder configuration values for DATABASE_URL, SESSION_SECRET, and NEXT_PUBLIC_APP_URL. Verified that .env is ignored by Git and that .</w:t>
+      </w:r>
+      <w:proofErr w:type="spellStart"/>
+      <w:r>
+        <w:t>env.example</w:t>
+      </w:r>
+      <w:proofErr w:type="spellEnd"/>
+      <w:r>
+        <w:t xml:space="preserve"> is not ignored.</w:t>
       </w:r>
     </w:p>
     <w:p>
@@ -612,7 +694,23 @@
                 <w:sz w:val="22"/>
                 <w:szCs w:val="22"/>
               </w:rPr>
-              <w:t>.env.example was added during our rescue work</w:t>
+              <w:t>.</w:t>
+            </w:r>
+            <w:proofErr w:type="spellStart"/>
+            <w:r>
+              <w:rPr>
+                <w:sz w:val="22"/>
+                <w:szCs w:val="22"/>
+              </w:rPr>
+              <w:t>env.example</w:t>
+            </w:r>
+            <w:proofErr w:type="spellEnd"/>
+            <w:r>
+              <w:rPr>
+                <w:sz w:val="22"/>
+                <w:szCs w:val="22"/>
+              </w:rPr>
+              <w:t xml:space="preserve"> was added during our rescue work</w:t>
             </w:r>
           </w:p>
         </w:tc>
@@ -768,8 +866,29 @@
           <w:numId w:val="1"/>
         </w:numPr>
       </w:pPr>
-      <w:r>
-        <w:t>src/lib/session.ts reads the ledgerline_session cookie and verifies the session.</w:t>
+      <w:proofErr w:type="spellStart"/>
+      <w:r>
+        <w:t>src</w:t>
+      </w:r>
+      <w:proofErr w:type="spellEnd"/>
+      <w:r>
+        <w:t>/lib/</w:t>
+      </w:r>
+      <w:proofErr w:type="spellStart"/>
+      <w:r>
+        <w:t>session.ts</w:t>
+      </w:r>
+      <w:proofErr w:type="spellEnd"/>
+      <w:r>
+        <w:t xml:space="preserve"> reads the </w:t>
+      </w:r>
+      <w:proofErr w:type="spellStart"/>
+      <w:r>
+        <w:t>ledgerline_session</w:t>
+      </w:r>
+      <w:proofErr w:type="spellEnd"/>
+      <w:r>
+        <w:t xml:space="preserve"> cookie and verifies the session.</w:t>
       </w:r>
     </w:p>
     <w:p>
@@ -779,8 +898,21 @@
           <w:numId w:val="1"/>
         </w:numPr>
       </w:pPr>
-      <w:r>
-        <w:t>src/lib/require-owner.ts provides a shared helper for obtaining the signed-in user's ID.</w:t>
+      <w:proofErr w:type="spellStart"/>
+      <w:r>
+        <w:t>src</w:t>
+      </w:r>
+      <w:proofErr w:type="spellEnd"/>
+      <w:r>
+        <w:t>/lib/require-</w:t>
+      </w:r>
+      <w:proofErr w:type="spellStart"/>
+      <w:r>
+        <w:t>owner.ts</w:t>
+      </w:r>
+      <w:proofErr w:type="spellEnd"/>
+      <w:r>
+        <w:t xml:space="preserve"> provides a shared helper for obtaining the signed-in user's ID.</w:t>
       </w:r>
     </w:p>
     <w:p>
@@ -791,7 +923,15 @@
         </w:numPr>
       </w:pPr>
       <w:r>
-        <w:t>API routes use requireOwner() to obtain the authenticated owner ID.</w:t>
+        <w:t xml:space="preserve">API routes use </w:t>
+      </w:r>
+      <w:proofErr w:type="spellStart"/>
+      <w:r>
+        <w:t>requireOwner</w:t>
+      </w:r>
+      <w:proofErr w:type="spellEnd"/>
+      <w:r>
+        <w:t>() to obtain the authenticated owner ID.</w:t>
       </w:r>
     </w:p>
     <w:p>
@@ -828,7 +968,15 @@
     </w:p>
     <w:p>
       <w:r>
-        <w:t xml:space="preserve">During testing, an unauthenticated request to GET /api/clients returned </w:t>
+        <w:t>During testing, an unauthenticated request to GET /</w:t>
+      </w:r>
+      <w:proofErr w:type="spellStart"/>
+      <w:r>
+        <w:t>api</w:t>
+      </w:r>
+      <w:proofErr w:type="spellEnd"/>
+      <w:r>
+        <w:t xml:space="preserve">/clients returned </w:t>
       </w:r>
       <w:r>
         <w:rPr>
@@ -843,7 +991,23 @@
     </w:p>
     <w:p>
       <w:r>
-        <w:t>The shared requireOwner() helper threw an UnauthorizedError, but the route handlers were written to return thrown Response objects. This mismatch meant that the authentication failure was handled incorrectly.</w:t>
+        <w:t xml:space="preserve">The shared </w:t>
+      </w:r>
+      <w:proofErr w:type="spellStart"/>
+      <w:r>
+        <w:t>requireOwner</w:t>
+      </w:r>
+      <w:proofErr w:type="spellEnd"/>
+      <w:r>
+        <w:t xml:space="preserve">() helper threw an </w:t>
+      </w:r>
+      <w:proofErr w:type="spellStart"/>
+      <w:r>
+        <w:t>UnauthorizedError</w:t>
+      </w:r>
+      <w:proofErr w:type="spellEnd"/>
+      <w:r>
+        <w:t>, but the route handlers were written to return thrown Response objects. This mismatch meant that the authentication failure was handled incorrectly.</w:t>
       </w:r>
     </w:p>
     <w:p>
@@ -863,7 +1027,31 @@
     </w:p>
     <w:p>
       <w:r>
-        <w:t>Updated src/lib/require-owner.ts so that when no valid session is available, requireOwner() throws a JSON Response with:</w:t>
+        <w:t xml:space="preserve">Updated </w:t>
+      </w:r>
+      <w:proofErr w:type="spellStart"/>
+      <w:r>
+        <w:t>src</w:t>
+      </w:r>
+      <w:proofErr w:type="spellEnd"/>
+      <w:r>
+        <w:t>/lib/require-</w:t>
+      </w:r>
+      <w:proofErr w:type="spellStart"/>
+      <w:r>
+        <w:t>owner.ts</w:t>
+      </w:r>
+      <w:proofErr w:type="spellEnd"/>
+      <w:r>
+        <w:t xml:space="preserve"> so that when no valid session is available, </w:t>
+      </w:r>
+      <w:proofErr w:type="spellStart"/>
+      <w:r>
+        <w:t>requireOwner</w:t>
+      </w:r>
+      <w:proofErr w:type="spellEnd"/>
+      <w:r>
+        <w:t>() throws a JSON Response with:</w:t>
       </w:r>
     </w:p>
     <w:p>
@@ -885,8 +1073,13 @@
         </w:numPr>
       </w:pPr>
       <w:r>
-        <w:t>Content type: application/json</w:t>
-      </w:r>
+        <w:t>Content type: application/</w:t>
+      </w:r>
+      <w:proofErr w:type="spellStart"/>
+      <w:r>
+        <w:t>json</w:t>
+      </w:r>
+      <w:proofErr w:type="spellEnd"/>
     </w:p>
     <w:p>
       <w:pPr>
@@ -896,12 +1089,28 @@
         </w:numPr>
       </w:pPr>
       <w:r>
-        <w:t>Response body: {"error":"Please sign in to continue."}</w:t>
-      </w:r>
-    </w:p>
-    <w:p>
-      <w:r>
-        <w:t>The existing route handlers can then return this response through their err instanceof Response checks.</w:t>
+        <w:t>Response body: {"</w:t>
+      </w:r>
+      <w:proofErr w:type="spellStart"/>
+      <w:r>
+        <w:t>error":"Please</w:t>
+      </w:r>
+      <w:proofErr w:type="spellEnd"/>
+      <w:r>
+        <w:t xml:space="preserve"> sign in to continue."}</w:t>
+      </w:r>
+    </w:p>
+    <w:p>
+      <w:r>
+        <w:t xml:space="preserve">The existing route handlers can then return this response through their err </w:t>
+      </w:r>
+      <w:proofErr w:type="spellStart"/>
+      <w:r>
+        <w:t>instanceof</w:t>
+      </w:r>
+      <w:proofErr w:type="spellEnd"/>
+      <w:r>
+        <w:t xml:space="preserve"> Response checks.</w:t>
       </w:r>
     </w:p>
     <w:p>
@@ -1001,7 +1210,15 @@
           </w:tcPr>
           <w:p>
             <w:r>
-              <w:t>GET /api/clients</w:t>
+              <w:t>GET /</w:t>
+            </w:r>
+            <w:proofErr w:type="spellStart"/>
+            <w:r>
+              <w:t>api</w:t>
+            </w:r>
+            <w:proofErr w:type="spellEnd"/>
+            <w:r>
+              <w:t>/clients</w:t>
             </w:r>
           </w:p>
         </w:tc>
@@ -1030,7 +1247,15 @@
           </w:tcPr>
           <w:p>
             <w:r>
-              <w:t>GET /api/invoices</w:t>
+              <w:t>GET /</w:t>
+            </w:r>
+            <w:proofErr w:type="spellStart"/>
+            <w:r>
+              <w:t>api</w:t>
+            </w:r>
+            <w:proofErr w:type="spellEnd"/>
+            <w:r>
+              <w:t>/invoices</w:t>
             </w:r>
           </w:p>
         </w:tc>
@@ -1059,7 +1284,15 @@
           </w:tcPr>
           <w:p>
             <w:r>
-              <w:t>GET /api/payments</w:t>
+              <w:t>GET /</w:t>
+            </w:r>
+            <w:proofErr w:type="spellStart"/>
+            <w:r>
+              <w:t>api</w:t>
+            </w:r>
+            <w:proofErr w:type="spellEnd"/>
+            <w:r>
+              <w:t>/payments</w:t>
             </w:r>
           </w:p>
         </w:tc>
@@ -1088,7 +1321,15 @@
           </w:tcPr>
           <w:p>
             <w:r>
-              <w:t>GET /api/subscriptions</w:t>
+              <w:t>GET /</w:t>
+            </w:r>
+            <w:proofErr w:type="spellStart"/>
+            <w:r>
+              <w:t>api</w:t>
+            </w:r>
+            <w:proofErr w:type="spellEnd"/>
+            <w:r>
+              <w:t>/subscriptions</w:t>
             </w:r>
           </w:p>
         </w:tc>
@@ -1108,7 +1349,23 @@
     </w:tbl>
     <w:p>
       <w:r>
-        <w:t>All four returned the expected JSON error message. The TypeScript check, npx.cmd tsc --noEmit, also completed without errors.</w:t>
+        <w:t xml:space="preserve">All four returned the expected JSON error message. The TypeScript check, npx.cmd </w:t>
+      </w:r>
+      <w:proofErr w:type="spellStart"/>
+      <w:r>
+        <w:t>tsc</w:t>
+      </w:r>
+      <w:proofErr w:type="spellEnd"/>
+      <w:r>
+        <w:t xml:space="preserve"> --</w:t>
+      </w:r>
+      <w:proofErr w:type="spellStart"/>
+      <w:r>
+        <w:t>noEmit</w:t>
+      </w:r>
+      <w:proofErr w:type="spellEnd"/>
+      <w:r>
+        <w:t>, also completed without errors.</w:t>
       </w:r>
     </w:p>
     <w:p>
@@ -1213,7 +1470,15 @@
         <w:t>Finding:</w:t>
       </w:r>
       <w:r>
-        <w:t xml:space="preserve"> The default production build failed with Turbopack errors involving Next.js Google Font processing and the internal font module.</w:t>
+        <w:t xml:space="preserve"> The default production build failed with </w:t>
+      </w:r>
+      <w:proofErr w:type="spellStart"/>
+      <w:r>
+        <w:t>Turbopack</w:t>
+      </w:r>
+      <w:proofErr w:type="spellEnd"/>
+      <w:r>
+        <w:t xml:space="preserve"> errors involving Next.js Google Font processing and the internal font module.</w:t>
       </w:r>
     </w:p>
     <w:p>
@@ -1225,7 +1490,31 @@
         <w:t>Investigation:</w:t>
       </w:r>
       <w:r>
-        <w:t xml:space="preserve"> The application uses Next.js 16.2.6 and imports four Google Fonts through next/font/google in src/app/layout.tsx. Running npx.cmd next build --webpack completed successfully, indicating that the failure was associated with the default Turbopack build path.</w:t>
+        <w:t xml:space="preserve"> The application uses Next.js 16.2.6 and imports four Google Fonts through next/font/google in </w:t>
+      </w:r>
+      <w:proofErr w:type="spellStart"/>
+      <w:r>
+        <w:t>src</w:t>
+      </w:r>
+      <w:proofErr w:type="spellEnd"/>
+      <w:r>
+        <w:t>/app/</w:t>
+      </w:r>
+      <w:proofErr w:type="spellStart"/>
+      <w:r>
+        <w:t>layout.tsx</w:t>
+      </w:r>
+      <w:proofErr w:type="spellEnd"/>
+      <w:r>
+        <w:t xml:space="preserve">. Running npx.cmd next build --webpack completed successfully, indicating that the failure was associated with the default </w:t>
+      </w:r>
+      <w:proofErr w:type="spellStart"/>
+      <w:r>
+        <w:t>Turbopack</w:t>
+      </w:r>
+      <w:proofErr w:type="spellEnd"/>
+      <w:r>
+        <w:t xml:space="preserve"> build path.</w:t>
       </w:r>
     </w:p>
     <w:p>
@@ -1237,7 +1526,15 @@
         <w:t>Remediation:</w:t>
       </w:r>
       <w:r>
-        <w:t xml:space="preserve"> Updated the build script in package.json from next build to next build --webpack.</w:t>
+        <w:t xml:space="preserve"> Updated the build script in </w:t>
+      </w:r>
+      <w:proofErr w:type="spellStart"/>
+      <w:r>
+        <w:t>package.json</w:t>
+      </w:r>
+      <w:proofErr w:type="spellEnd"/>
+      <w:r>
+        <w:t xml:space="preserve"> from next build to next build --webpack.</w:t>
       </w:r>
     </w:p>
     <w:p>
@@ -1261,7 +1558,15 @@
         <w:t>Remaining note:</w:t>
       </w:r>
       <w:r>
-        <w:t xml:space="preserve"> A Node.js module.register() deprecation warning appeared during the build but did not cause failure. The change has been verified locally; the production deployment pipeline and live application still need separate verification.</w:t>
+        <w:t xml:space="preserve"> A Node.js </w:t>
+      </w:r>
+      <w:proofErr w:type="spellStart"/>
+      <w:r>
+        <w:t>module.register</w:t>
+      </w:r>
+      <w:proofErr w:type="spellEnd"/>
+      <w:r>
+        <w:t>() deprecation warning appeared during the build but did not cause failure. The change has been verified locally; the production deployment pipeline and live application still need separate verification.</w:t>
       </w:r>
     </w:p>
     <w:p>
@@ -1494,7 +1799,23 @@
         <w:t>Invoice ownership checks:</w:t>
       </w:r>
       <w:r>
-        <w:t xml:space="preserve"> The ownedInvoice(ownerId, id) helper filters invoices using both the invoice ID and the authenticated owner's ID.</w:t>
+        <w:t xml:space="preserve"> The </w:t>
+      </w:r>
+      <w:proofErr w:type="spellStart"/>
+      <w:r>
+        <w:t>ownedInvoice</w:t>
+      </w:r>
+      <w:proofErr w:type="spellEnd"/>
+      <w:r>
+        <w:t>(</w:t>
+      </w:r>
+      <w:proofErr w:type="spellStart"/>
+      <w:r>
+        <w:t>ownerId</w:t>
+      </w:r>
+      <w:proofErr w:type="spellEnd"/>
+      <w:r>
+        <w:t>, id) helper filters invoices using both the invoice ID and the authenticated owner's ID.</w:t>
       </w:r>
     </w:p>
     <w:p>
@@ -1512,7 +1833,23 @@
         <w:t>Client ownership checks:</w:t>
       </w:r>
       <w:r>
-        <w:t xml:space="preserve"> The ownedClient(ownerId, id) helper filters clients using both the client ID and the authenticated owner's ID.</w:t>
+        <w:t xml:space="preserve"> The </w:t>
+      </w:r>
+      <w:proofErr w:type="spellStart"/>
+      <w:r>
+        <w:t>ownedClient</w:t>
+      </w:r>
+      <w:proofErr w:type="spellEnd"/>
+      <w:r>
+        <w:t>(</w:t>
+      </w:r>
+      <w:proofErr w:type="spellStart"/>
+      <w:r>
+        <w:t>ownerId</w:t>
+      </w:r>
+      <w:proofErr w:type="spellEnd"/>
+      <w:r>
+        <w:t>, id) helper filters clients using both the client ID and the authenticated owner's ID.</w:t>
       </w:r>
     </w:p>
     <w:p>
@@ -1604,8 +1941,29 @@
           <w:numId w:val="9"/>
         </w:numPr>
       </w:pPr>
-      <w:r>
-        <w:t>src/db/schema.ts — inspected existing ownership foreign keys.</w:t>
+      <w:proofErr w:type="spellStart"/>
+      <w:r>
+        <w:t>src</w:t>
+      </w:r>
+      <w:proofErr w:type="spellEnd"/>
+      <w:r>
+        <w:t>/</w:t>
+      </w:r>
+      <w:proofErr w:type="spellStart"/>
+      <w:r>
+        <w:t>db</w:t>
+      </w:r>
+      <w:proofErr w:type="spellEnd"/>
+      <w:r>
+        <w:t>/</w:t>
+      </w:r>
+      <w:proofErr w:type="spellStart"/>
+      <w:r>
+        <w:t>schema.ts</w:t>
+      </w:r>
+      <w:proofErr w:type="spellEnd"/>
+      <w:r>
+        <w:t xml:space="preserve"> — inspected existing ownership foreign keys.</w:t>
       </w:r>
     </w:p>
     <w:p>
@@ -1615,8 +1973,29 @@
           <w:numId w:val="9"/>
         </w:numPr>
       </w:pPr>
-      <w:r>
-        <w:t>src/app/api/invoices/[id]/route.ts — strengthened ownership conditions on invoice updates.</w:t>
+      <w:proofErr w:type="spellStart"/>
+      <w:r>
+        <w:t>src</w:t>
+      </w:r>
+      <w:proofErr w:type="spellEnd"/>
+      <w:r>
+        <w:t>/app/</w:t>
+      </w:r>
+      <w:proofErr w:type="spellStart"/>
+      <w:r>
+        <w:t>api</w:t>
+      </w:r>
+      <w:proofErr w:type="spellEnd"/>
+      <w:r>
+        <w:t>/invoices/[id]/</w:t>
+      </w:r>
+      <w:proofErr w:type="spellStart"/>
+      <w:r>
+        <w:t>route.ts</w:t>
+      </w:r>
+      <w:proofErr w:type="spellEnd"/>
+      <w:r>
+        <w:t xml:space="preserve"> — strengthened ownership conditions on invoice updates.</w:t>
       </w:r>
     </w:p>
     <w:p>
@@ -1626,8 +2005,29 @@
           <w:numId w:val="9"/>
         </w:numPr>
       </w:pPr>
-      <w:r>
-        <w:t>src/app/api/clients/[id]/route.ts — strengthened ownership conditions on client updates and deletion.</w:t>
+      <w:proofErr w:type="spellStart"/>
+      <w:r>
+        <w:t>src</w:t>
+      </w:r>
+      <w:proofErr w:type="spellEnd"/>
+      <w:r>
+        <w:t>/app/</w:t>
+      </w:r>
+      <w:proofErr w:type="spellStart"/>
+      <w:r>
+        <w:t>api</w:t>
+      </w:r>
+      <w:proofErr w:type="spellEnd"/>
+      <w:r>
+        <w:t>/clients/[id]/</w:t>
+      </w:r>
+      <w:proofErr w:type="spellStart"/>
+      <w:r>
+        <w:t>route.ts</w:t>
+      </w:r>
+      <w:proofErr w:type="spellEnd"/>
+      <w:r>
+        <w:t xml:space="preserve"> — strengthened ownership conditions on client updates and deletion.</w:t>
       </w:r>
     </w:p>
     <w:p>
@@ -1637,8 +2037,29 @@
           <w:numId w:val="9"/>
         </w:numPr>
       </w:pPr>
-      <w:r>
-        <w:t>src/app/api/subscriptions/[id]/route.ts — strengthened ownership conditions on subscription updates.</w:t>
+      <w:proofErr w:type="spellStart"/>
+      <w:r>
+        <w:t>src</w:t>
+      </w:r>
+      <w:proofErr w:type="spellEnd"/>
+      <w:r>
+        <w:t>/app/</w:t>
+      </w:r>
+      <w:proofErr w:type="spellStart"/>
+      <w:r>
+        <w:t>api</w:t>
+      </w:r>
+      <w:proofErr w:type="spellEnd"/>
+      <w:r>
+        <w:t>/subscriptions/[id]/</w:t>
+      </w:r>
+      <w:proofErr w:type="spellStart"/>
+      <w:r>
+        <w:t>route.ts</w:t>
+      </w:r>
+      <w:proofErr w:type="spellEnd"/>
+      <w:r>
+        <w:t xml:space="preserve"> — strengthened ownership conditions on subscription updates.</w:t>
       </w:r>
     </w:p>
     <w:p>
@@ -2040,7 +2461,23 @@
     <w:p>
       <w:r>
         <w:lastRenderedPageBreak/>
-        <w:t>The TypeScript check completed successfully with npx.cmd tsc --noEmit. The production build also completed successfully using the configured webpack build command.</w:t>
+        <w:t xml:space="preserve">The TypeScript check completed successfully with npx.cmd </w:t>
+      </w:r>
+      <w:proofErr w:type="spellStart"/>
+      <w:r>
+        <w:t>tsc</w:t>
+      </w:r>
+      <w:proofErr w:type="spellEnd"/>
+      <w:r>
+        <w:t xml:space="preserve"> --</w:t>
+      </w:r>
+      <w:proofErr w:type="spellStart"/>
+      <w:r>
+        <w:t>noEmit</w:t>
+      </w:r>
+      <w:proofErr w:type="spellEnd"/>
+      <w:r>
+        <w:t>. The production build also completed successfully using the configured webpack build command.</w:t>
       </w:r>
     </w:p>
     <w:p>
@@ -2060,12 +2497,36 @@
     </w:p>
     <w:p>
       <w:r>
-        <w:t>The PostgreSQL catalog was inspected for seven tables: users, clients, invoices, invoice_items, subscriptions, payments, and audit_logs.</w:t>
-      </w:r>
-    </w:p>
-    <w:p>
-      <w:r>
-        <w:t>The inspection confirmed that Row-Level Security was disabled on all seven tables. A separate query against pg_policies returned no policies for those tables.</w:t>
+        <w:t xml:space="preserve">The PostgreSQL catalog was inspected for seven tables: users, clients, invoices, </w:t>
+      </w:r>
+      <w:proofErr w:type="spellStart"/>
+      <w:r>
+        <w:t>invoice_items</w:t>
+      </w:r>
+      <w:proofErr w:type="spellEnd"/>
+      <w:r>
+        <w:t xml:space="preserve">, subscriptions, payments, and </w:t>
+      </w:r>
+      <w:proofErr w:type="spellStart"/>
+      <w:r>
+        <w:t>audit_logs</w:t>
+      </w:r>
+      <w:proofErr w:type="spellEnd"/>
+      <w:r>
+        <w:t>.</w:t>
+      </w:r>
+    </w:p>
+    <w:p>
+      <w:r>
+        <w:t xml:space="preserve">The inspection confirmed that Row-Level Security was disabled on all seven tables. A separate query against </w:t>
+      </w:r>
+      <w:proofErr w:type="spellStart"/>
+      <w:r>
+        <w:t>pg_policies</w:t>
+      </w:r>
+      <w:proofErr w:type="spellEnd"/>
+      <w:r>
+        <w:t xml:space="preserve"> returned no policies for those tables.</w:t>
       </w:r>
     </w:p>
     <w:p>
@@ -2247,15 +2708,64 @@
           <w:numId w:val="10"/>
         </w:numPr>
       </w:pPr>
-      <w:r>
-        <w:rPr>
-          <w:b/>
-          <w:bCs/>
-        </w:rPr>
-        <w:t>src/db/schema.ts:</w:t>
-      </w:r>
-      <w:r>
-        <w:t xml:space="preserve"> The users table uses a non-null password_hash column.</w:t>
+      <w:proofErr w:type="spellStart"/>
+      <w:r>
+        <w:rPr>
+          <w:b/>
+          <w:bCs/>
+        </w:rPr>
+        <w:t>src</w:t>
+      </w:r>
+      <w:proofErr w:type="spellEnd"/>
+      <w:r>
+        <w:rPr>
+          <w:b/>
+          <w:bCs/>
+        </w:rPr>
+        <w:t>/</w:t>
+      </w:r>
+      <w:proofErr w:type="spellStart"/>
+      <w:r>
+        <w:rPr>
+          <w:b/>
+          <w:bCs/>
+        </w:rPr>
+        <w:t>db</w:t>
+      </w:r>
+      <w:proofErr w:type="spellEnd"/>
+      <w:r>
+        <w:rPr>
+          <w:b/>
+          <w:bCs/>
+        </w:rPr>
+        <w:t>/</w:t>
+      </w:r>
+      <w:proofErr w:type="spellStart"/>
+      <w:r>
+        <w:rPr>
+          <w:b/>
+          <w:bCs/>
+        </w:rPr>
+        <w:t>schema.ts</w:t>
+      </w:r>
+      <w:proofErr w:type="spellEnd"/>
+      <w:r>
+        <w:rPr>
+          <w:b/>
+          <w:bCs/>
+        </w:rPr>
+        <w:t>:</w:t>
+      </w:r>
+      <w:r>
+        <w:t xml:space="preserve"> The users table uses a non-null </w:t>
+      </w:r>
+      <w:proofErr w:type="spellStart"/>
+      <w:r>
+        <w:t>password_hash</w:t>
+      </w:r>
+      <w:proofErr w:type="spellEnd"/>
+      <w:r>
+        <w:t xml:space="preserve"> column.</w:t>
       </w:r>
     </w:p>
     <w:p>
@@ -2265,15 +2775,64 @@
           <w:numId w:val="10"/>
         </w:numPr>
       </w:pPr>
-      <w:r>
-        <w:rPr>
-          <w:b/>
-          <w:bCs/>
-        </w:rPr>
-        <w:t>src/lib/auth.ts:</w:t>
-      </w:r>
-      <w:r>
-        <w:t xml:space="preserve"> hashPassword() generates a random 16-byte salt, derives a 64-byte hash using Node.js scryptSync, and stores the result in salt:hash format.</w:t>
+      <w:proofErr w:type="spellStart"/>
+      <w:r>
+        <w:rPr>
+          <w:b/>
+          <w:bCs/>
+        </w:rPr>
+        <w:t>src</w:t>
+      </w:r>
+      <w:proofErr w:type="spellEnd"/>
+      <w:r>
+        <w:rPr>
+          <w:b/>
+          <w:bCs/>
+        </w:rPr>
+        <w:t>/lib/</w:t>
+      </w:r>
+      <w:proofErr w:type="spellStart"/>
+      <w:r>
+        <w:rPr>
+          <w:b/>
+          <w:bCs/>
+        </w:rPr>
+        <w:t>auth.ts</w:t>
+      </w:r>
+      <w:proofErr w:type="spellEnd"/>
+      <w:r>
+        <w:rPr>
+          <w:b/>
+          <w:bCs/>
+        </w:rPr>
+        <w:t>:</w:t>
+      </w:r>
+      <w:r>
+        <w:t xml:space="preserve"> </w:t>
+      </w:r>
+      <w:proofErr w:type="spellStart"/>
+      <w:r>
+        <w:t>hashPassword</w:t>
+      </w:r>
+      <w:proofErr w:type="spellEnd"/>
+      <w:r>
+        <w:t xml:space="preserve">() generates a random 16-byte salt, derives a 64-byte hash using Node.js </w:t>
+      </w:r>
+      <w:proofErr w:type="spellStart"/>
+      <w:r>
+        <w:t>scryptSync</w:t>
+      </w:r>
+      <w:proofErr w:type="spellEnd"/>
+      <w:r>
+        <w:t xml:space="preserve">, and stores the result in </w:t>
+      </w:r>
+      <w:proofErr w:type="spellStart"/>
+      <w:r>
+        <w:t>salt:hash</w:t>
+      </w:r>
+      <w:proofErr w:type="spellEnd"/>
+      <w:r>
+        <w:t xml:space="preserve"> format.</w:t>
       </w:r>
     </w:p>
     <w:p>
@@ -2283,15 +2842,56 @@
           <w:numId w:val="10"/>
         </w:numPr>
       </w:pPr>
-      <w:r>
-        <w:rPr>
-          <w:b/>
-          <w:bCs/>
-        </w:rPr>
-        <w:t>src/lib/auth.ts:</w:t>
-      </w:r>
-      <w:r>
-        <w:t xml:space="preserve"> verifyPassword() derives the submitted password's hash and uses timingSafeEqual() for comparison.</w:t>
+      <w:proofErr w:type="spellStart"/>
+      <w:r>
+        <w:rPr>
+          <w:b/>
+          <w:bCs/>
+        </w:rPr>
+        <w:t>src</w:t>
+      </w:r>
+      <w:proofErr w:type="spellEnd"/>
+      <w:r>
+        <w:rPr>
+          <w:b/>
+          <w:bCs/>
+        </w:rPr>
+        <w:t>/lib/</w:t>
+      </w:r>
+      <w:proofErr w:type="spellStart"/>
+      <w:r>
+        <w:rPr>
+          <w:b/>
+          <w:bCs/>
+        </w:rPr>
+        <w:t>auth.ts</w:t>
+      </w:r>
+      <w:proofErr w:type="spellEnd"/>
+      <w:r>
+        <w:rPr>
+          <w:b/>
+          <w:bCs/>
+        </w:rPr>
+        <w:t>:</w:t>
+      </w:r>
+      <w:r>
+        <w:t xml:space="preserve"> </w:t>
+      </w:r>
+      <w:proofErr w:type="spellStart"/>
+      <w:r>
+        <w:t>verifyPassword</w:t>
+      </w:r>
+      <w:proofErr w:type="spellEnd"/>
+      <w:r>
+        <w:t xml:space="preserve">() derives the submitted password's hash and uses </w:t>
+      </w:r>
+      <w:proofErr w:type="spellStart"/>
+      <w:r>
+        <w:t>timingSafeEqual</w:t>
+      </w:r>
+      <w:proofErr w:type="spellEnd"/>
+      <w:r>
+        <w:t>() for comparison.</w:t>
       </w:r>
     </w:p>
     <w:p>
@@ -2301,15 +2901,64 @@
           <w:numId w:val="10"/>
         </w:numPr>
       </w:pPr>
-      <w:r>
-        <w:rPr>
-          <w:b/>
-          <w:bCs/>
-        </w:rPr>
-        <w:t>src/app/api/auth/login/route.ts:</w:t>
-      </w:r>
-      <w:r>
-        <w:t xml:space="preserve"> Login verifies the submitted password against user.passwordHash rather than comparing it directly with a stored plaintext password.</w:t>
+      <w:proofErr w:type="spellStart"/>
+      <w:r>
+        <w:rPr>
+          <w:b/>
+          <w:bCs/>
+        </w:rPr>
+        <w:t>src</w:t>
+      </w:r>
+      <w:proofErr w:type="spellEnd"/>
+      <w:r>
+        <w:rPr>
+          <w:b/>
+          <w:bCs/>
+        </w:rPr>
+        <w:t>/app/</w:t>
+      </w:r>
+      <w:proofErr w:type="spellStart"/>
+      <w:r>
+        <w:rPr>
+          <w:b/>
+          <w:bCs/>
+        </w:rPr>
+        <w:t>api</w:t>
+      </w:r>
+      <w:proofErr w:type="spellEnd"/>
+      <w:r>
+        <w:rPr>
+          <w:b/>
+          <w:bCs/>
+        </w:rPr>
+        <w:t>/auth/login/</w:t>
+      </w:r>
+      <w:proofErr w:type="spellStart"/>
+      <w:r>
+        <w:rPr>
+          <w:b/>
+          <w:bCs/>
+        </w:rPr>
+        <w:t>route.ts</w:t>
+      </w:r>
+      <w:proofErr w:type="spellEnd"/>
+      <w:r>
+        <w:rPr>
+          <w:b/>
+          <w:bCs/>
+        </w:rPr>
+        <w:t>:</w:t>
+      </w:r>
+      <w:r>
+        <w:t xml:space="preserve"> Login verifies the submitted password against </w:t>
+      </w:r>
+      <w:proofErr w:type="spellStart"/>
+      <w:r>
+        <w:t>user.passwordHash</w:t>
+      </w:r>
+      <w:proofErr w:type="spellEnd"/>
+      <w:r>
+        <w:t xml:space="preserve"> rather than comparing it directly with a stored plaintext password.</w:t>
       </w:r>
     </w:p>
     <w:p>
@@ -2319,12 +2968,53 @@
           <w:numId w:val="10"/>
         </w:numPr>
       </w:pPr>
-      <w:r>
-        <w:rPr>
-          <w:b/>
-          <w:bCs/>
-        </w:rPr>
-        <w:t>src/db/seed.ts:</w:t>
+      <w:proofErr w:type="spellStart"/>
+      <w:r>
+        <w:rPr>
+          <w:b/>
+          <w:bCs/>
+        </w:rPr>
+        <w:t>src</w:t>
+      </w:r>
+      <w:proofErr w:type="spellEnd"/>
+      <w:r>
+        <w:rPr>
+          <w:b/>
+          <w:bCs/>
+        </w:rPr>
+        <w:t>/</w:t>
+      </w:r>
+      <w:proofErr w:type="spellStart"/>
+      <w:r>
+        <w:rPr>
+          <w:b/>
+          <w:bCs/>
+        </w:rPr>
+        <w:t>db</w:t>
+      </w:r>
+      <w:proofErr w:type="spellEnd"/>
+      <w:r>
+        <w:rPr>
+          <w:b/>
+          <w:bCs/>
+        </w:rPr>
+        <w:t>/</w:t>
+      </w:r>
+      <w:proofErr w:type="spellStart"/>
+      <w:r>
+        <w:rPr>
+          <w:b/>
+          <w:bCs/>
+        </w:rPr>
+        <w:t>seed.ts</w:t>
+      </w:r>
+      <w:proofErr w:type="spellEnd"/>
+      <w:r>
+        <w:rPr>
+          <w:b/>
+          <w:bCs/>
+        </w:rPr>
+        <w:t>:</w:t>
       </w:r>
       <w:r>
         <w:t xml:space="preserve"> The demo user's password is hashed before it is inserted into the database.</w:t>
@@ -2439,7 +3129,15 @@
           </w:tcPr>
           <w:p>
             <w:r>
-              <w:t>Random per-user salt and scrypt hash confirmed</w:t>
+              <w:t xml:space="preserve">Random per-user salt and </w:t>
+            </w:r>
+            <w:proofErr w:type="spellStart"/>
+            <w:r>
+              <w:t>scrypt</w:t>
+            </w:r>
+            <w:proofErr w:type="spellEnd"/>
+            <w:r>
+              <w:t xml:space="preserve"> hash confirmed</w:t>
             </w:r>
           </w:p>
         </w:tc>
@@ -2497,8 +3195,21 @@
           </w:tcPr>
           <w:p>
             <w:r>
-              <w:t>Uses verifyPassword() against user.passwordHash</w:t>
-            </w:r>
+              <w:t xml:space="preserve">Uses </w:t>
+            </w:r>
+            <w:proofErr w:type="spellStart"/>
+            <w:r>
+              <w:t>verifyPassword</w:t>
+            </w:r>
+            <w:proofErr w:type="spellEnd"/>
+            <w:r>
+              <w:t xml:space="preserve">() against </w:t>
+            </w:r>
+            <w:proofErr w:type="spellStart"/>
+            <w:r>
+              <w:t>user.passwordHash</w:t>
+            </w:r>
+            <w:proofErr w:type="spellEnd"/>
           </w:p>
         </w:tc>
       </w:tr>
@@ -2514,7 +3225,15 @@
           </w:tcPr>
           <w:p>
             <w:r>
-              <w:t>Searched src for user inserts and password-related code</w:t>
+              <w:t xml:space="preserve">Searched </w:t>
+            </w:r>
+            <w:proofErr w:type="spellStart"/>
+            <w:r>
+              <w:t>src</w:t>
+            </w:r>
+            <w:proofErr w:type="spellEnd"/>
+            <w:r>
+              <w:t xml:space="preserve"> for user inserts and password-related code</w:t>
             </w:r>
           </w:p>
         </w:tc>
@@ -2563,7 +3282,15 @@
     </w:tbl>
     <w:p>
       <w:r>
-        <w:t>The database check used a read-only SQL query against public.users. It checked the expected format of a 32-character hexadecimal salt, a colon, and a 128-character hexadecimal hash without displaying the stored hashes.</w:t>
+        <w:t xml:space="preserve">The database check used a read-only SQL query against </w:t>
+      </w:r>
+      <w:proofErr w:type="spellStart"/>
+      <w:r>
+        <w:t>public.users</w:t>
+      </w:r>
+      <w:proofErr w:type="spellEnd"/>
+      <w:r>
+        <w:t>. It checked the expected format of a 32-character hexadecimal salt, a colon, and a 128-character hexadecimal hash without displaying the stored hashes.</w:t>
       </w:r>
     </w:p>
     <w:p>
@@ -2623,7 +3350,15 @@
         </w:numPr>
       </w:pPr>
       <w:r>
-        <w:t>The inspected code uses synchronous scryptSync; production performance should be reviewed under concurrent login load.</w:t>
+        <w:t xml:space="preserve">The inspected code uses synchronous </w:t>
+      </w:r>
+      <w:proofErr w:type="spellStart"/>
+      <w:r>
+        <w:t>scryptSync</w:t>
+      </w:r>
+      <w:proofErr w:type="spellEnd"/>
+      <w:r>
+        <w:t>; production performance should be reviewed under concurrent login load.</w:t>
       </w:r>
     </w:p>
     <w:p>
@@ -2744,8 +3479,29 @@
         <w:t>Affected File:</w:t>
       </w:r>
       <w:r>
-        <w:t xml:space="preserve"> src/app/api/invoices/route.ts</w:t>
-      </w:r>
+        <w:t xml:space="preserve"> </w:t>
+      </w:r>
+      <w:proofErr w:type="spellStart"/>
+      <w:r>
+        <w:t>src</w:t>
+      </w:r>
+      <w:proofErr w:type="spellEnd"/>
+      <w:r>
+        <w:t>/app/</w:t>
+      </w:r>
+      <w:proofErr w:type="spellStart"/>
+      <w:r>
+        <w:t>api</w:t>
+      </w:r>
+      <w:proofErr w:type="spellEnd"/>
+      <w:r>
+        <w:t>/invoices/</w:t>
+      </w:r>
+      <w:proofErr w:type="spellStart"/>
+      <w:r>
+        <w:t>route.ts</w:t>
+      </w:r>
+      <w:proofErr w:type="spellEnd"/>
       <w:r>
         <w:br/>
       </w:r>
@@ -2923,7 +3679,31 @@
     </w:p>
     <w:p>
       <w:r>
-        <w:t>The invoice creation handler in src/app/api/invoices/route.ts was updated to introduce stricter request parsing and validation.</w:t>
+        <w:t xml:space="preserve">The invoice creation handler in </w:t>
+      </w:r>
+      <w:proofErr w:type="spellStart"/>
+      <w:r>
+        <w:t>src</w:t>
+      </w:r>
+      <w:proofErr w:type="spellEnd"/>
+      <w:r>
+        <w:t>/app/</w:t>
+      </w:r>
+      <w:proofErr w:type="spellStart"/>
+      <w:r>
+        <w:t>api</w:t>
+      </w:r>
+      <w:proofErr w:type="spellEnd"/>
+      <w:r>
+        <w:t>/invoices/</w:t>
+      </w:r>
+      <w:proofErr w:type="spellStart"/>
+      <w:r>
+        <w:t>route.ts</w:t>
+      </w:r>
+      <w:proofErr w:type="spellEnd"/>
+      <w:r>
+        <w:t xml:space="preserve"> was updated to introduce stricter request parsing and validation.</w:t>
       </w:r>
     </w:p>
     <w:p>
@@ -2978,7 +3758,15 @@
     </w:p>
     <w:p>
       <w:r>
-        <w:t>The API checks that clientId is a non-empty string and verifies that the selected client belongs to the authenticated owner.</w:t>
+        <w:t xml:space="preserve">The API checks that </w:t>
+      </w:r>
+      <w:proofErr w:type="spellStart"/>
+      <w:r>
+        <w:t>clientId</w:t>
+      </w:r>
+      <w:proofErr w:type="spellEnd"/>
+      <w:r>
+        <w:t xml:space="preserve"> is a non-empty string and verifies that the selected client belongs to the authenticated owner.</w:t>
       </w:r>
     </w:p>
     <w:p>
@@ -3294,9 +4082,27 @@
           <w:numId w:val="14"/>
         </w:numPr>
       </w:pPr>
-      <w:r>
-        <w:t>src/app/api/invoices/route.ts</w:t>
-      </w:r>
+      <w:proofErr w:type="spellStart"/>
+      <w:r>
+        <w:t>src</w:t>
+      </w:r>
+      <w:proofErr w:type="spellEnd"/>
+      <w:r>
+        <w:t>/app/</w:t>
+      </w:r>
+      <w:proofErr w:type="spellStart"/>
+      <w:r>
+        <w:t>api</w:t>
+      </w:r>
+      <w:proofErr w:type="spellEnd"/>
+      <w:r>
+        <w:t>/invoices/</w:t>
+      </w:r>
+      <w:proofErr w:type="spellStart"/>
+      <w:r>
+        <w:t>route.ts</w:t>
+      </w:r>
+      <w:proofErr w:type="spellEnd"/>
     </w:p>
     <w:p>
       <w:r>
@@ -3447,7 +4253,23 @@
           </w:tcPr>
           <w:p>
             <w:r>
-              <w:t>npx.cmd tsc --noEmit completed without errors after the updated handler was applied.</w:t>
+              <w:t xml:space="preserve">npx.cmd </w:t>
+            </w:r>
+            <w:proofErr w:type="spellStart"/>
+            <w:r>
+              <w:t>tsc</w:t>
+            </w:r>
+            <w:proofErr w:type="spellEnd"/>
+            <w:r>
+              <w:t xml:space="preserve"> --</w:t>
+            </w:r>
+            <w:proofErr w:type="spellStart"/>
+            <w:r>
+              <w:t>noEmit</w:t>
+            </w:r>
+            <w:proofErr w:type="spellEnd"/>
+            <w:r>
+              <w:t xml:space="preserve"> completed without errors after the updated handler was applied.</w:t>
             </w:r>
           </w:p>
         </w:tc>
@@ -3488,7 +4310,15 @@
           </w:tcPr>
           <w:p>
             <w:r>
-              <w:t>Opening /api/invoices in the signed-in Edge browser returned invoice JSON.</w:t>
+              <w:t>Opening /</w:t>
+            </w:r>
+            <w:proofErr w:type="spellStart"/>
+            <w:r>
+              <w:t>api</w:t>
+            </w:r>
+            <w:proofErr w:type="spellEnd"/>
+            <w:r>
+              <w:t>/invoices in the signed-in Edge browser returned invoice JSON.</w:t>
             </w:r>
           </w:p>
         </w:tc>
@@ -4005,7 +4835,23 @@
         </w:numPr>
       </w:pPr>
       <w:r>
-        <w:t>Added the shared Feedback component in src/components/ui.tsx.</w:t>
+        <w:t xml:space="preserve">Added the shared Feedback component in </w:t>
+      </w:r>
+      <w:proofErr w:type="spellStart"/>
+      <w:r>
+        <w:t>src</w:t>
+      </w:r>
+      <w:proofErr w:type="spellEnd"/>
+      <w:r>
+        <w:t>/components/</w:t>
+      </w:r>
+      <w:proofErr w:type="spellStart"/>
+      <w:r>
+        <w:t>ui.tsx</w:t>
+      </w:r>
+      <w:proofErr w:type="spellEnd"/>
+      <w:r>
+        <w:t>.</w:t>
       </w:r>
     </w:p>
     <w:p>
@@ -4179,7 +5025,15 @@
           </w:tcPr>
           <w:p>
             <w:r>
-              <w:t>Malformed JSON — POST /api/clients</w:t>
+              <w:t>Malformed JSON — POST /</w:t>
+            </w:r>
+            <w:proofErr w:type="spellStart"/>
+            <w:r>
+              <w:t>api</w:t>
+            </w:r>
+            <w:proofErr w:type="spellEnd"/>
+            <w:r>
+              <w:t>/clients</w:t>
             </w:r>
           </w:p>
         </w:tc>
@@ -4220,7 +5074,15 @@
           </w:tcPr>
           <w:p>
             <w:r>
-              <w:t>Malformed JSON — POST /api/subscriptions</w:t>
+              <w:t>Malformed JSON — POST /</w:t>
+            </w:r>
+            <w:proofErr w:type="spellStart"/>
+            <w:r>
+              <w:t>api</w:t>
+            </w:r>
+            <w:proofErr w:type="spellEnd"/>
+            <w:r>
+              <w:t>/subscriptions</w:t>
             </w:r>
           </w:p>
         </w:tc>
@@ -4601,7 +5463,23 @@
           </w:tcPr>
           <w:p>
             <w:r>
-              <w:t>npx.cmd tsc --noEmit completed without errors after the inspected changes</w:t>
+              <w:t xml:space="preserve">npx.cmd </w:t>
+            </w:r>
+            <w:proofErr w:type="spellStart"/>
+            <w:r>
+              <w:t>tsc</w:t>
+            </w:r>
+            <w:proofErr w:type="spellEnd"/>
+            <w:r>
+              <w:t xml:space="preserve"> --</w:t>
+            </w:r>
+            <w:proofErr w:type="spellStart"/>
+            <w:r>
+              <w:t>noEmit</w:t>
+            </w:r>
+            <w:proofErr w:type="spellEnd"/>
+            <w:r>
+              <w:t xml:space="preserve"> completed without errors after the inspected changes</w:t>
             </w:r>
           </w:p>
         </w:tc>
@@ -4915,7 +5793,15 @@
         <w:t>Empty States:</w:t>
       </w:r>
       <w:r>
-        <w:t xml:space="preserve"> The EmptyState component is used on the Clients, Invoices, Payments, and Subscriptions list pages to explain when no records exist and provide relevant guidance or actions.</w:t>
+        <w:t xml:space="preserve"> The </w:t>
+      </w:r>
+      <w:proofErr w:type="spellStart"/>
+      <w:r>
+        <w:t>EmptyState</w:t>
+      </w:r>
+      <w:proofErr w:type="spellEnd"/>
+      <w:r>
+        <w:t xml:space="preserve"> component is used on the Clients, Invoices, Payments, and Subscriptions list pages to explain when no records exist and provide relevant guidance or actions.</w:t>
       </w:r>
     </w:p>
     <w:p>
@@ -4933,7 +5819,15 @@
         <w:t>Loading Buttons:</w:t>
       </w:r>
       <w:r>
-        <w:t xml:space="preserve"> The shared Button component supports a loading prop and loadingLabel. It changes the button label and disables the button while an operation is in progress, helping prevent duplicate submissions.</w:t>
+        <w:t xml:space="preserve"> The shared Button component supports a loading prop and </w:t>
+      </w:r>
+      <w:proofErr w:type="spellStart"/>
+      <w:r>
+        <w:t>loadingLabel</w:t>
+      </w:r>
+      <w:proofErr w:type="spellEnd"/>
+      <w:r>
+        <w:t>. It changes the button label and disables the button while an operation is in progress, helping prevent duplicate submissions.</w:t>
       </w:r>
     </w:p>
     <w:p>
@@ -4987,7 +5881,39 @@
         <w:t>Shared UI Components:</w:t>
       </w:r>
       <w:r>
-        <w:t xml:space="preserve"> EmptyState, Skeleton, CardSkeleton, and Feedback components are available in src/components/ui.tsx.</w:t>
+        <w:t xml:space="preserve"> </w:t>
+      </w:r>
+      <w:proofErr w:type="spellStart"/>
+      <w:r>
+        <w:t>EmptyState</w:t>
+      </w:r>
+      <w:proofErr w:type="spellEnd"/>
+      <w:r>
+        <w:t xml:space="preserve">, Skeleton, </w:t>
+      </w:r>
+      <w:proofErr w:type="spellStart"/>
+      <w:r>
+        <w:t>CardSkeleton</w:t>
+      </w:r>
+      <w:proofErr w:type="spellEnd"/>
+      <w:r>
+        <w:t xml:space="preserve">, and Feedback components are available in </w:t>
+      </w:r>
+      <w:proofErr w:type="spellStart"/>
+      <w:r>
+        <w:t>src</w:t>
+      </w:r>
+      <w:proofErr w:type="spellEnd"/>
+      <w:r>
+        <w:t>/components/</w:t>
+      </w:r>
+      <w:proofErr w:type="spellStart"/>
+      <w:r>
+        <w:t>ui.tsx</w:t>
+      </w:r>
+      <w:proofErr w:type="spellEnd"/>
+      <w:r>
+        <w:t>.</w:t>
       </w:r>
     </w:p>
     <w:p>
@@ -5057,7 +5983,23 @@
         </w:numPr>
       </w:pPr>
       <w:r>
-        <w:t>Searched application routes for loading.tsx files; no route-level loading files were found under src/app/(app).</w:t>
+        <w:t xml:space="preserve">Searched application routes for </w:t>
+      </w:r>
+      <w:proofErr w:type="spellStart"/>
+      <w:r>
+        <w:t>loading.tsx</w:t>
+      </w:r>
+      <w:proofErr w:type="spellEnd"/>
+      <w:r>
+        <w:t xml:space="preserve"> files; no route-level loading files were found under </w:t>
+      </w:r>
+      <w:proofErr w:type="spellStart"/>
+      <w:r>
+        <w:t>src</w:t>
+      </w:r>
+      <w:proofErr w:type="spellEnd"/>
+      <w:r>
+        <w:t>/app/(app).</w:t>
       </w:r>
     </w:p>
     <w:p>
@@ -5068,7 +6010,15 @@
         </w:numPr>
       </w:pPr>
       <w:r>
-        <w:t>Searched for actual Skeleton and CardSkeleton usage; their definitions exist, but active usage was not identified in the inspected results.</w:t>
+        <w:t xml:space="preserve">Searched for actual Skeleton and </w:t>
+      </w:r>
+      <w:proofErr w:type="spellStart"/>
+      <w:r>
+        <w:t>CardSkeleton</w:t>
+      </w:r>
+      <w:proofErr w:type="spellEnd"/>
+      <w:r>
+        <w:t xml:space="preserve"> usage; their definitions exist, but active usage was not identified in the inspected results.</w:t>
       </w:r>
     </w:p>
     <w:p>
@@ -5079,7 +6029,23 @@
         </w:numPr>
       </w:pPr>
       <w:r>
-        <w:t>Ran npx.cmd tsc --noEmit successfully with no TypeScript errors.</w:t>
+        <w:t xml:space="preserve">Ran npx.cmd </w:t>
+      </w:r>
+      <w:proofErr w:type="spellStart"/>
+      <w:r>
+        <w:t>tsc</w:t>
+      </w:r>
+      <w:proofErr w:type="spellEnd"/>
+      <w:r>
+        <w:t xml:space="preserve"> --</w:t>
+      </w:r>
+      <w:proofErr w:type="spellStart"/>
+      <w:r>
+        <w:t>noEmit</w:t>
+      </w:r>
+      <w:proofErr w:type="spellEnd"/>
+      <w:r>
+        <w:t xml:space="preserve"> successfully with no TypeScript errors.</w:t>
       </w:r>
     </w:p>
     <w:p>
@@ -5158,6 +6124,2725 @@
           <w:bCs/>
         </w:rPr>
         <w:t>Final Assessment: Partially Remediated.</w:t>
+      </w:r>
+    </w:p>
+    <w:p/>
+    <w:p>
+      <w:pPr>
+        <w:rPr>
+          <w:b/>
+          <w:bCs/>
+        </w:rPr>
+      </w:pPr>
+      <w:r>
+        <w:rPr>
+          <w:b/>
+          <w:bCs/>
+        </w:rPr>
+        <w:t>Flaw 08: Client-Side Total Calculation (Trust Boundary Violation)</w:t>
+      </w:r>
+    </w:p>
+    <w:tbl>
+      <w:tblPr>
+        <w:tblW w:w="0" w:type="auto"/>
+        <w:tblCellSpacing w:w="15" w:type="dxa"/>
+        <w:tblCellMar>
+          <w:top w:w="15" w:type="dxa"/>
+          <w:left w:w="15" w:type="dxa"/>
+          <w:bottom w:w="15" w:type="dxa"/>
+          <w:right w:w="15" w:type="dxa"/>
+        </w:tblCellMar>
+        <w:tblLook w:val="04A0" w:firstRow="1" w:lastRow="0" w:firstColumn="1" w:lastColumn="0" w:noHBand="0" w:noVBand="1"/>
+      </w:tblPr>
+      <w:tblGrid>
+        <w:gridCol w:w="1426"/>
+        <w:gridCol w:w="7004"/>
+      </w:tblGrid>
+      <w:tr>
+        <w:trPr>
+          <w:tblCellSpacing w:w="15" w:type="dxa"/>
+        </w:trPr>
+        <w:tc>
+          <w:tcPr>
+            <w:tcW w:w="0" w:type="auto"/>
+            <w:vAlign w:val="center"/>
+            <w:hideMark/>
+          </w:tcPr>
+          <w:p>
+            <w:pPr>
+              <w:rPr>
+                <w:b/>
+                <w:bCs/>
+              </w:rPr>
+            </w:pPr>
+          </w:p>
+        </w:tc>
+        <w:tc>
+          <w:tcPr>
+            <w:tcW w:w="0" w:type="auto"/>
+            <w:vAlign w:val="center"/>
+            <w:hideMark/>
+          </w:tcPr>
+          <w:p>
+            <w:pPr>
+              <w:rPr>
+                <w:b/>
+                <w:bCs/>
+              </w:rPr>
+            </w:pPr>
+          </w:p>
+        </w:tc>
+      </w:tr>
+      <w:tr>
+        <w:trPr>
+          <w:tblCellSpacing w:w="15" w:type="dxa"/>
+        </w:trPr>
+        <w:tc>
+          <w:tcPr>
+            <w:tcW w:w="0" w:type="auto"/>
+            <w:vAlign w:val="center"/>
+            <w:hideMark/>
+          </w:tcPr>
+          <w:p>
+            <w:r>
+              <w:rPr>
+                <w:b/>
+                <w:bCs/>
+              </w:rPr>
+              <w:t>Severity</w:t>
+            </w:r>
+          </w:p>
+        </w:tc>
+        <w:tc>
+          <w:tcPr>
+            <w:tcW w:w="0" w:type="auto"/>
+            <w:vAlign w:val="center"/>
+            <w:hideMark/>
+          </w:tcPr>
+          <w:p>
+            <w:r>
+              <w:rPr>
+                <w:rFonts w:ascii="Segoe UI Emoji" w:hAnsi="Segoe UI Emoji" w:cs="Segoe UI Emoji"/>
+              </w:rPr>
+              <w:t>🟠</w:t>
+            </w:r>
+            <w:r>
+              <w:t xml:space="preserve"> </w:t>
+            </w:r>
+            <w:r>
+              <w:rPr>
+                <w:b/>
+                <w:bCs/>
+              </w:rPr>
+              <w:t>High</w:t>
+            </w:r>
+          </w:p>
+        </w:tc>
+      </w:tr>
+      <w:tr>
+        <w:trPr>
+          <w:tblCellSpacing w:w="15" w:type="dxa"/>
+        </w:trPr>
+        <w:tc>
+          <w:tcPr>
+            <w:tcW w:w="0" w:type="auto"/>
+            <w:vAlign w:val="center"/>
+            <w:hideMark/>
+          </w:tcPr>
+          <w:p>
+            <w:r>
+              <w:rPr>
+                <w:b/>
+                <w:bCs/>
+              </w:rPr>
+              <w:t>Category</w:t>
+            </w:r>
+          </w:p>
+        </w:tc>
+        <w:tc>
+          <w:tcPr>
+            <w:tcW w:w="0" w:type="auto"/>
+            <w:vAlign w:val="center"/>
+            <w:hideMark/>
+          </w:tcPr>
+          <w:p>
+            <w:r>
+              <w:t>Security / Financial Data Integrity</w:t>
+            </w:r>
+          </w:p>
+        </w:tc>
+      </w:tr>
+      <w:tr>
+        <w:trPr>
+          <w:tblCellSpacing w:w="15" w:type="dxa"/>
+        </w:trPr>
+        <w:tc>
+          <w:tcPr>
+            <w:tcW w:w="0" w:type="auto"/>
+            <w:vAlign w:val="center"/>
+            <w:hideMark/>
+          </w:tcPr>
+          <w:p>
+            <w:r>
+              <w:rPr>
+                <w:b/>
+                <w:bCs/>
+              </w:rPr>
+              <w:t>Where added</w:t>
+            </w:r>
+          </w:p>
+        </w:tc>
+        <w:tc>
+          <w:tcPr>
+            <w:tcW w:w="0" w:type="auto"/>
+            <w:vAlign w:val="center"/>
+            <w:hideMark/>
+          </w:tcPr>
+          <w:p>
+            <w:proofErr w:type="spellStart"/>
+            <w:r>
+              <w:t>src</w:t>
+            </w:r>
+            <w:proofErr w:type="spellEnd"/>
+            <w:r>
+              <w:t>/app/(app)/invoices/new/</w:t>
+            </w:r>
+            <w:proofErr w:type="spellStart"/>
+            <w:r>
+              <w:t>page.tsx</w:t>
+            </w:r>
+            <w:proofErr w:type="spellEnd"/>
+            <w:r>
+              <w:t xml:space="preserve"> and </w:t>
+            </w:r>
+            <w:proofErr w:type="spellStart"/>
+            <w:r>
+              <w:t>src</w:t>
+            </w:r>
+            <w:proofErr w:type="spellEnd"/>
+            <w:r>
+              <w:t>/app/</w:t>
+            </w:r>
+            <w:proofErr w:type="spellStart"/>
+            <w:r>
+              <w:t>api</w:t>
+            </w:r>
+            <w:proofErr w:type="spellEnd"/>
+            <w:r>
+              <w:t>/invoices/</w:t>
+            </w:r>
+            <w:proofErr w:type="spellStart"/>
+            <w:r>
+              <w:t>route.ts</w:t>
+            </w:r>
+            <w:proofErr w:type="spellEnd"/>
+          </w:p>
+        </w:tc>
+      </w:tr>
+    </w:tbl>
+    <w:p>
+      <w:pPr>
+        <w:rPr>
+          <w:b/>
+          <w:bCs/>
+        </w:rPr>
+      </w:pPr>
+      <w:r>
+        <w:rPr>
+          <w:b/>
+          <w:bCs/>
+        </w:rPr>
+        <w:t>What was wrong</w:t>
+      </w:r>
+    </w:p>
+    <w:p>
+      <w:r>
+        <w:t>The frontend calculates invoice subtotal, tax amount, and total to display an immediate preview.</w:t>
+      </w:r>
+    </w:p>
+    <w:p>
+      <w:r>
+        <w:t>If the backend trusted financial totals supplied by the browser, a user could modify the request through browser developer tools and submit manipulated invoice amounts.</w:t>
+      </w:r>
+    </w:p>
+    <w:p>
+      <w:r>
+        <w:t>For example, an invoice with a legitimate total of 220.00 could potentially be submitted with a total of 1.00.</w:t>
+      </w:r>
+    </w:p>
+    <w:p>
+      <w:r>
+        <w:t>This creates a financial integrity risk because browser-side data cannot be trusted for financial calculations.</w:t>
+      </w:r>
+    </w:p>
+    <w:p>
+      <w:pPr>
+        <w:rPr>
+          <w:b/>
+          <w:bCs/>
+        </w:rPr>
+      </w:pPr>
+      <w:r>
+        <w:rPr>
+          <w:b/>
+          <w:bCs/>
+        </w:rPr>
+        <w:t>Why it was risky</w:t>
+      </w:r>
+    </w:p>
+    <w:p>
+      <w:pPr>
+        <w:numPr>
+          <w:ilvl w:val="0"/>
+          <w:numId w:val="22"/>
+        </w:numPr>
+      </w:pPr>
+      <w:r>
+        <w:rPr>
+          <w:b/>
+          <w:bCs/>
+        </w:rPr>
+        <w:t>Financial manipulation:</w:t>
+      </w:r>
+      <w:r>
+        <w:t xml:space="preserve"> Users could attempt to reduce invoice totals by modifying request data.</w:t>
+      </w:r>
+    </w:p>
+    <w:p>
+      <w:pPr>
+        <w:numPr>
+          <w:ilvl w:val="0"/>
+          <w:numId w:val="22"/>
+        </w:numPr>
+      </w:pPr>
+      <w:r>
+        <w:rPr>
+          <w:b/>
+          <w:bCs/>
+        </w:rPr>
+        <w:t>Incorrect records:</w:t>
+      </w:r>
+      <w:r>
+        <w:t xml:space="preserve"> Manipulated amounts could be stored in the database.</w:t>
+      </w:r>
+    </w:p>
+    <w:p>
+      <w:pPr>
+        <w:numPr>
+          <w:ilvl w:val="0"/>
+          <w:numId w:val="22"/>
+        </w:numPr>
+      </w:pPr>
+      <w:r>
+        <w:rPr>
+          <w:b/>
+          <w:bCs/>
+        </w:rPr>
+        <w:t>Business impact:</w:t>
+      </w:r>
+      <w:r>
+        <w:t xml:space="preserve"> Incorrect invoices could lead to undercharging, overcharging, and disputes with clients.</w:t>
+      </w:r>
+    </w:p>
+    <w:p>
+      <w:pPr>
+        <w:rPr>
+          <w:b/>
+          <w:bCs/>
+        </w:rPr>
+      </w:pPr>
+      <w:r>
+        <w:rPr>
+          <w:b/>
+          <w:bCs/>
+        </w:rPr>
+        <w:t>How it was fixed</w:t>
+      </w:r>
+    </w:p>
+    <w:p>
+      <w:pPr>
+        <w:numPr>
+          <w:ilvl w:val="0"/>
+          <w:numId w:val="23"/>
+        </w:numPr>
+      </w:pPr>
+      <w:r>
+        <w:rPr>
+          <w:b/>
+          <w:bCs/>
+        </w:rPr>
+        <w:t>Kept frontend calculations for preview:</w:t>
+      </w:r>
+      <w:r>
+        <w:t xml:space="preserve"> The invoice creation page calculates subtotal, tax amount, and total for displaying the invoice preview.</w:t>
+      </w:r>
+    </w:p>
+    <w:p>
+      <w:pPr>
+        <w:numPr>
+          <w:ilvl w:val="0"/>
+          <w:numId w:val="23"/>
+        </w:numPr>
+      </w:pPr>
+      <w:r>
+        <w:rPr>
+          <w:b/>
+          <w:bCs/>
+        </w:rPr>
+        <w:lastRenderedPageBreak/>
+        <w:t>Implemented server-side calculations:</w:t>
+      </w:r>
+      <w:r>
+        <w:t xml:space="preserve"> The API independently calculates the subtotal from validated quantities and unit prices.</w:t>
+      </w:r>
+    </w:p>
+    <w:p>
+      <w:pPr>
+        <w:numPr>
+          <w:ilvl w:val="0"/>
+          <w:numId w:val="23"/>
+        </w:numPr>
+      </w:pPr>
+      <w:r>
+        <w:rPr>
+          <w:b/>
+          <w:bCs/>
+        </w:rPr>
+        <w:t>Calculated tax on the server:</w:t>
+      </w:r>
+      <w:r>
+        <w:t xml:space="preserve"> The backend calculates the tax amount using the validated tax rate.</w:t>
+      </w:r>
+    </w:p>
+    <w:p>
+      <w:pPr>
+        <w:numPr>
+          <w:ilvl w:val="0"/>
+          <w:numId w:val="23"/>
+        </w:numPr>
+      </w:pPr>
+      <w:r>
+        <w:rPr>
+          <w:b/>
+          <w:bCs/>
+        </w:rPr>
+        <w:t>Calculated the final total:</w:t>
+      </w:r>
+      <w:r>
+        <w:t xml:space="preserve"> The backend adds the calculated tax amount to the subtotal.</w:t>
+      </w:r>
+    </w:p>
+    <w:p>
+      <w:pPr>
+        <w:numPr>
+          <w:ilvl w:val="0"/>
+          <w:numId w:val="23"/>
+        </w:numPr>
+      </w:pPr>
+      <w:r>
+        <w:rPr>
+          <w:b/>
+          <w:bCs/>
+        </w:rPr>
+        <w:t>Calculated line-item amounts:</w:t>
+      </w:r>
+      <w:r>
+        <w:t xml:space="preserve"> Each item's amount is calculated on the server using its quantity and unit price.</w:t>
+      </w:r>
+    </w:p>
+    <w:p>
+      <w:pPr>
+        <w:numPr>
+          <w:ilvl w:val="0"/>
+          <w:numId w:val="23"/>
+        </w:numPr>
+      </w:pPr>
+      <w:r>
+        <w:rPr>
+          <w:b/>
+          <w:bCs/>
+        </w:rPr>
+        <w:t>Avoided trusting client totals:</w:t>
+      </w:r>
+      <w:r>
+        <w:t xml:space="preserve"> The API does not use client-supplied subtotal, tax amount, or total values when saving an invoice.</w:t>
+      </w:r>
+    </w:p>
+    <w:p>
+      <w:pPr>
+        <w:numPr>
+          <w:ilvl w:val="0"/>
+          <w:numId w:val="23"/>
+        </w:numPr>
+      </w:pPr>
+      <w:r>
+        <w:rPr>
+          <w:b/>
+          <w:bCs/>
+        </w:rPr>
+        <w:t>Used database numeric precision:</w:t>
+      </w:r>
+      <w:r>
+        <w:t xml:space="preserve"> Invoice monetary fields use numeric(12,2), while quantity uses numeric(10,2).</w:t>
+      </w:r>
+    </w:p>
+    <w:p>
+      <w:r>
+        <w:rPr>
+          <w:b/>
+          <w:bCs/>
+        </w:rPr>
+        <w:t>Files involved:</w:t>
+      </w:r>
+    </w:p>
+    <w:p>
+      <w:pPr>
+        <w:numPr>
+          <w:ilvl w:val="0"/>
+          <w:numId w:val="24"/>
+        </w:numPr>
+      </w:pPr>
+      <w:proofErr w:type="spellStart"/>
+      <w:r>
+        <w:t>src</w:t>
+      </w:r>
+      <w:proofErr w:type="spellEnd"/>
+      <w:r>
+        <w:t>/app/(app)/invoices/new/</w:t>
+      </w:r>
+      <w:proofErr w:type="spellStart"/>
+      <w:r>
+        <w:t>page.tsx</w:t>
+      </w:r>
+      <w:proofErr w:type="spellEnd"/>
+      <w:r>
+        <w:t xml:space="preserve"> — frontend invoice preview and request payload.</w:t>
+      </w:r>
+    </w:p>
+    <w:p>
+      <w:pPr>
+        <w:numPr>
+          <w:ilvl w:val="0"/>
+          <w:numId w:val="24"/>
+        </w:numPr>
+      </w:pPr>
+      <w:proofErr w:type="spellStart"/>
+      <w:r>
+        <w:t>src</w:t>
+      </w:r>
+      <w:proofErr w:type="spellEnd"/>
+      <w:r>
+        <w:t>/app/</w:t>
+      </w:r>
+      <w:proofErr w:type="spellStart"/>
+      <w:r>
+        <w:t>api</w:t>
+      </w:r>
+      <w:proofErr w:type="spellEnd"/>
+      <w:r>
+        <w:t>/invoices/</w:t>
+      </w:r>
+      <w:proofErr w:type="spellStart"/>
+      <w:r>
+        <w:t>route.ts</w:t>
+      </w:r>
+      <w:proofErr w:type="spellEnd"/>
+      <w:r>
+        <w:t xml:space="preserve"> — server-side validation, financial calculations, and database insertion.</w:t>
+      </w:r>
+    </w:p>
+    <w:p>
+      <w:pPr>
+        <w:numPr>
+          <w:ilvl w:val="0"/>
+          <w:numId w:val="24"/>
+        </w:numPr>
+      </w:pPr>
+      <w:proofErr w:type="spellStart"/>
+      <w:r>
+        <w:t>src</w:t>
+      </w:r>
+      <w:proofErr w:type="spellEnd"/>
+      <w:r>
+        <w:t>/</w:t>
+      </w:r>
+      <w:proofErr w:type="spellStart"/>
+      <w:r>
+        <w:t>db</w:t>
+      </w:r>
+      <w:proofErr w:type="spellEnd"/>
+      <w:r>
+        <w:t>/</w:t>
+      </w:r>
+      <w:proofErr w:type="spellStart"/>
+      <w:r>
+        <w:t>schema.ts</w:t>
+      </w:r>
+      <w:proofErr w:type="spellEnd"/>
+      <w:r>
+        <w:t xml:space="preserve"> — numeric precision and scale for invoice amounts and quantities.</w:t>
+      </w:r>
+    </w:p>
+    <w:p>
+      <w:pPr>
+        <w:rPr>
+          <w:b/>
+          <w:bCs/>
+        </w:rPr>
+      </w:pPr>
+      <w:r>
+        <w:rPr>
+          <w:b/>
+          <w:bCs/>
+        </w:rPr>
+        <w:t>Verification</w:t>
+      </w:r>
+    </w:p>
+    <w:p>
+      <w:r>
+        <w:rPr>
+          <w:b/>
+          <w:bCs/>
+        </w:rPr>
+        <w:t>Static Code Review:</w:t>
+      </w:r>
+    </w:p>
+    <w:p>
+      <w:pPr>
+        <w:numPr>
+          <w:ilvl w:val="0"/>
+          <w:numId w:val="25"/>
+        </w:numPr>
+      </w:pPr>
+      <w:r>
+        <w:t>Confirmed that the frontend calculates totals for preview purposes.</w:t>
+      </w:r>
+    </w:p>
+    <w:p>
+      <w:pPr>
+        <w:numPr>
+          <w:ilvl w:val="0"/>
+          <w:numId w:val="25"/>
+        </w:numPr>
+      </w:pPr>
+      <w:r>
+        <w:t>Confirmed that calculated totals are not included in the frontend POST payload.</w:t>
+      </w:r>
+    </w:p>
+    <w:p>
+      <w:pPr>
+        <w:numPr>
+          <w:ilvl w:val="0"/>
+          <w:numId w:val="25"/>
+        </w:numPr>
+      </w:pPr>
+      <w:r>
+        <w:t>Confirmed that the backend independently calculates subtotal, tax amount, total, and item amounts.</w:t>
+      </w:r>
+    </w:p>
+    <w:p>
+      <w:pPr>
+        <w:numPr>
+          <w:ilvl w:val="0"/>
+          <w:numId w:val="25"/>
+        </w:numPr>
+      </w:pPr>
+      <w:r>
+        <w:t>Confirmed that server-calculated values are persisted in the database.</w:t>
+      </w:r>
+    </w:p>
+    <w:p>
+      <w:pPr>
+        <w:numPr>
+          <w:ilvl w:val="0"/>
+          <w:numId w:val="25"/>
+        </w:numPr>
+      </w:pPr>
+      <w:r>
+        <w:t>Confirmed monetary columns use numeric(12,2) and quantity uses numeric(10,2).</w:t>
+      </w:r>
+    </w:p>
+    <w:p>
+      <w:r>
+        <w:rPr>
+          <w:b/>
+          <w:bCs/>
+        </w:rPr>
+        <w:t>Runtime Verification:</w:t>
+      </w:r>
+    </w:p>
+    <w:p>
+      <w:pPr>
+        <w:numPr>
+          <w:ilvl w:val="0"/>
+          <w:numId w:val="26"/>
+        </w:numPr>
+      </w:pPr>
+      <w:r>
+        <w:t>Pending execution of a test invoice request containing deliberately manipulated financial totals.</w:t>
+      </w:r>
+    </w:p>
+    <w:p>
+      <w:pPr>
+        <w:numPr>
+          <w:ilvl w:val="0"/>
+          <w:numId w:val="26"/>
+        </w:numPr>
+      </w:pPr>
+      <w:r>
+        <w:t>The expected result is that the backend ignores the manipulated totals and saves the independently calculated amounts.</w:t>
+      </w:r>
+    </w:p>
+    <w:p>
+      <w:r>
+        <w:rPr>
+          <w:b/>
+          <w:bCs/>
+        </w:rPr>
+        <w:lastRenderedPageBreak/>
+        <w:t>Code Changes:</w:t>
+      </w:r>
+      <w:r>
+        <w:t xml:space="preserve"> No additional code changes were required during this review.</w:t>
+      </w:r>
+    </w:p>
+    <w:p>
+      <w:r>
+        <w:rPr>
+          <w:b/>
+          <w:bCs/>
+        </w:rPr>
+        <w:t>Runtime Verification — Passed</w:t>
+      </w:r>
+    </w:p>
+    <w:p>
+      <w:r>
+        <w:t>A test invoice was submitted through the browser Console using deliberately manipulated financial values:</w:t>
+      </w:r>
+    </w:p>
+    <w:p>
+      <w:pPr>
+        <w:numPr>
+          <w:ilvl w:val="0"/>
+          <w:numId w:val="27"/>
+        </w:numPr>
+      </w:pPr>
+      <w:r>
+        <w:t>Client-supplied subtotal: 9999</w:t>
+      </w:r>
+    </w:p>
+    <w:p>
+      <w:pPr>
+        <w:numPr>
+          <w:ilvl w:val="0"/>
+          <w:numId w:val="27"/>
+        </w:numPr>
+      </w:pPr>
+      <w:r>
+        <w:t>Client-supplied tax amount: 0</w:t>
+      </w:r>
+    </w:p>
+    <w:p>
+      <w:pPr>
+        <w:numPr>
+          <w:ilvl w:val="0"/>
+          <w:numId w:val="27"/>
+        </w:numPr>
+      </w:pPr>
+      <w:r>
+        <w:t>Client-supplied total: 1</w:t>
+      </w:r>
+    </w:p>
+    <w:p>
+      <w:pPr>
+        <w:numPr>
+          <w:ilvl w:val="0"/>
+          <w:numId w:val="27"/>
+        </w:numPr>
+      </w:pPr>
+      <w:r>
+        <w:t>Item quantity: 2</w:t>
+      </w:r>
+    </w:p>
+    <w:p>
+      <w:pPr>
+        <w:numPr>
+          <w:ilvl w:val="0"/>
+          <w:numId w:val="27"/>
+        </w:numPr>
+      </w:pPr>
+      <w:r>
+        <w:t>Item unit price: 100</w:t>
+      </w:r>
+    </w:p>
+    <w:p>
+      <w:pPr>
+        <w:numPr>
+          <w:ilvl w:val="0"/>
+          <w:numId w:val="27"/>
+        </w:numPr>
+      </w:pPr>
+      <w:r>
+        <w:t>Tax rate: 10%</w:t>
+      </w:r>
+    </w:p>
+    <w:p>
+      <w:r>
+        <w:rPr>
+          <w:b/>
+          <w:bCs/>
+        </w:rPr>
+        <w:t>API Response:</w:t>
+      </w:r>
+    </w:p>
+    <w:p>
+      <w:pPr>
+        <w:numPr>
+          <w:ilvl w:val="0"/>
+          <w:numId w:val="28"/>
+        </w:numPr>
+      </w:pPr>
+      <w:r>
+        <w:t>HTTP status: 200 OK</w:t>
+      </w:r>
+    </w:p>
+    <w:p>
+      <w:pPr>
+        <w:numPr>
+          <w:ilvl w:val="0"/>
+          <w:numId w:val="28"/>
+        </w:numPr>
+      </w:pPr>
+      <w:r>
+        <w:t>Invoice number: INV-2026-009</w:t>
+      </w:r>
+    </w:p>
+    <w:p>
+      <w:pPr>
+        <w:numPr>
+          <w:ilvl w:val="0"/>
+          <w:numId w:val="28"/>
+        </w:numPr>
+      </w:pPr>
+      <w:r>
+        <w:t>Calculated subtotal: 200.00</w:t>
+      </w:r>
+    </w:p>
+    <w:p>
+      <w:pPr>
+        <w:numPr>
+          <w:ilvl w:val="0"/>
+          <w:numId w:val="28"/>
+        </w:numPr>
+      </w:pPr>
+      <w:r>
+        <w:t>Calculated tax amount: 20.00</w:t>
+      </w:r>
+    </w:p>
+    <w:p>
+      <w:pPr>
+        <w:numPr>
+          <w:ilvl w:val="0"/>
+          <w:numId w:val="28"/>
+        </w:numPr>
+      </w:pPr>
+      <w:r>
+        <w:t>Calculated total: 220.00</w:t>
+      </w:r>
+    </w:p>
+    <w:p>
+      <w:r>
+        <w:rPr>
+          <w:b/>
+          <w:bCs/>
+        </w:rPr>
+        <w:t>Database Verification:</w:t>
+      </w:r>
+    </w:p>
+    <w:p>
+      <w:r>
+        <w:t>The saved invoice was retrieved through GET /</w:t>
+      </w:r>
+      <w:proofErr w:type="spellStart"/>
+      <w:r>
+        <w:t>api</w:t>
+      </w:r>
+      <w:proofErr w:type="spellEnd"/>
+      <w:r>
+        <w:t>/invoices. Its stored financial values were confirmed:</w:t>
+      </w:r>
+    </w:p>
+    <w:p>
+      <w:pPr>
+        <w:numPr>
+          <w:ilvl w:val="0"/>
+          <w:numId w:val="29"/>
+        </w:numPr>
+      </w:pPr>
+      <w:r>
+        <w:t>Subtotal: 200.00</w:t>
+      </w:r>
+    </w:p>
+    <w:p>
+      <w:pPr>
+        <w:numPr>
+          <w:ilvl w:val="0"/>
+          <w:numId w:val="29"/>
+        </w:numPr>
+      </w:pPr>
+      <w:r>
+        <w:t>Tax rate: 10.00</w:t>
+      </w:r>
+    </w:p>
+    <w:p>
+      <w:pPr>
+        <w:numPr>
+          <w:ilvl w:val="0"/>
+          <w:numId w:val="29"/>
+        </w:numPr>
+      </w:pPr>
+      <w:r>
+        <w:t>Tax amount: 20.00</w:t>
+      </w:r>
+    </w:p>
+    <w:p>
+      <w:pPr>
+        <w:numPr>
+          <w:ilvl w:val="0"/>
+          <w:numId w:val="29"/>
+        </w:numPr>
+      </w:pPr>
+      <w:r>
+        <w:t>Total: 220.00</w:t>
+      </w:r>
+    </w:p>
+    <w:p>
+      <w:r>
+        <w:rPr>
+          <w:b/>
+          <w:bCs/>
+        </w:rPr>
+        <w:t>Result:</w:t>
+      </w:r>
+      <w:r>
+        <w:t xml:space="preserve"> Passed. The backend ignored the manipulated client-supplied totals and independently calculated and persisted the correct financial values.</w:t>
+      </w:r>
+    </w:p>
+    <w:p>
+      <w:r>
+        <w:rPr>
+          <w:b/>
+          <w:bCs/>
+        </w:rPr>
+        <w:t>Code Changes:</w:t>
+      </w:r>
+      <w:r>
+        <w:t xml:space="preserve"> No additional code changes were required during this review.</w:t>
+      </w:r>
+    </w:p>
+    <w:p/>
+    <w:p>
+      <w:pPr>
+        <w:rPr>
+          <w:b/>
+          <w:bCs/>
+        </w:rPr>
+      </w:pPr>
+      <w:r>
+        <w:rPr>
+          <w:b/>
+          <w:bCs/>
+        </w:rPr>
+        <w:lastRenderedPageBreak/>
+        <w:t>Flaw 09: Database Indexing and N+1 Query Risk</w:t>
+      </w:r>
+    </w:p>
+    <w:tbl>
+      <w:tblPr>
+        <w:tblW w:w="0" w:type="auto"/>
+        <w:tblCellSpacing w:w="15" w:type="dxa"/>
+        <w:tblCellMar>
+          <w:top w:w="15" w:type="dxa"/>
+          <w:left w:w="15" w:type="dxa"/>
+          <w:bottom w:w="15" w:type="dxa"/>
+          <w:right w:w="15" w:type="dxa"/>
+        </w:tblCellMar>
+        <w:tblLook w:val="04A0" w:firstRow="1" w:lastRow="0" w:firstColumn="1" w:lastColumn="0" w:noHBand="0" w:noVBand="1"/>
+      </w:tblPr>
+      <w:tblGrid>
+        <w:gridCol w:w="1426"/>
+        <w:gridCol w:w="5136"/>
+      </w:tblGrid>
+      <w:tr>
+        <w:trPr>
+          <w:tblCellSpacing w:w="15" w:type="dxa"/>
+        </w:trPr>
+        <w:tc>
+          <w:tcPr>
+            <w:tcW w:w="0" w:type="auto"/>
+            <w:vAlign w:val="center"/>
+            <w:hideMark/>
+          </w:tcPr>
+          <w:p>
+            <w:pPr>
+              <w:rPr>
+                <w:b/>
+                <w:bCs/>
+              </w:rPr>
+            </w:pPr>
+          </w:p>
+        </w:tc>
+        <w:tc>
+          <w:tcPr>
+            <w:tcW w:w="0" w:type="auto"/>
+            <w:vAlign w:val="center"/>
+            <w:hideMark/>
+          </w:tcPr>
+          <w:p>
+            <w:pPr>
+              <w:rPr>
+                <w:b/>
+                <w:bCs/>
+              </w:rPr>
+            </w:pPr>
+          </w:p>
+        </w:tc>
+      </w:tr>
+      <w:tr>
+        <w:trPr>
+          <w:tblCellSpacing w:w="15" w:type="dxa"/>
+        </w:trPr>
+        <w:tc>
+          <w:tcPr>
+            <w:tcW w:w="0" w:type="auto"/>
+            <w:vAlign w:val="center"/>
+            <w:hideMark/>
+          </w:tcPr>
+          <w:p>
+            <w:r>
+              <w:rPr>
+                <w:b/>
+                <w:bCs/>
+              </w:rPr>
+              <w:t>Severity</w:t>
+            </w:r>
+          </w:p>
+        </w:tc>
+        <w:tc>
+          <w:tcPr>
+            <w:tcW w:w="0" w:type="auto"/>
+            <w:vAlign w:val="center"/>
+            <w:hideMark/>
+          </w:tcPr>
+          <w:p>
+            <w:r>
+              <w:rPr>
+                <w:rFonts w:ascii="Segoe UI Emoji" w:hAnsi="Segoe UI Emoji" w:cs="Segoe UI Emoji"/>
+              </w:rPr>
+              <w:t>🟡</w:t>
+            </w:r>
+            <w:r>
+              <w:t xml:space="preserve"> </w:t>
+            </w:r>
+            <w:r>
+              <w:rPr>
+                <w:b/>
+                <w:bCs/>
+              </w:rPr>
+              <w:t>Medium</w:t>
+            </w:r>
+          </w:p>
+        </w:tc>
+      </w:tr>
+      <w:tr>
+        <w:trPr>
+          <w:tblCellSpacing w:w="15" w:type="dxa"/>
+        </w:trPr>
+        <w:tc>
+          <w:tcPr>
+            <w:tcW w:w="0" w:type="auto"/>
+            <w:vAlign w:val="center"/>
+            <w:hideMark/>
+          </w:tcPr>
+          <w:p>
+            <w:r>
+              <w:rPr>
+                <w:b/>
+                <w:bCs/>
+              </w:rPr>
+              <w:t>Category</w:t>
+            </w:r>
+          </w:p>
+        </w:tc>
+        <w:tc>
+          <w:tcPr>
+            <w:tcW w:w="0" w:type="auto"/>
+            <w:vAlign w:val="center"/>
+            <w:hideMark/>
+          </w:tcPr>
+          <w:p>
+            <w:r>
+              <w:t>Database Performance / Query Optimization</w:t>
+            </w:r>
+          </w:p>
+        </w:tc>
+      </w:tr>
+      <w:tr>
+        <w:trPr>
+          <w:tblCellSpacing w:w="15" w:type="dxa"/>
+        </w:trPr>
+        <w:tc>
+          <w:tcPr>
+            <w:tcW w:w="0" w:type="auto"/>
+            <w:vAlign w:val="center"/>
+            <w:hideMark/>
+          </w:tcPr>
+          <w:p>
+            <w:r>
+              <w:rPr>
+                <w:b/>
+                <w:bCs/>
+              </w:rPr>
+              <w:t>Where added</w:t>
+            </w:r>
+          </w:p>
+        </w:tc>
+        <w:tc>
+          <w:tcPr>
+            <w:tcW w:w="0" w:type="auto"/>
+            <w:vAlign w:val="center"/>
+            <w:hideMark/>
+          </w:tcPr>
+          <w:p>
+            <w:proofErr w:type="spellStart"/>
+            <w:r>
+              <w:t>src</w:t>
+            </w:r>
+            <w:proofErr w:type="spellEnd"/>
+            <w:r>
+              <w:t>/</w:t>
+            </w:r>
+            <w:proofErr w:type="spellStart"/>
+            <w:r>
+              <w:t>db</w:t>
+            </w:r>
+            <w:proofErr w:type="spellEnd"/>
+            <w:r>
+              <w:t>/</w:t>
+            </w:r>
+            <w:proofErr w:type="spellStart"/>
+            <w:r>
+              <w:t>schema.ts</w:t>
+            </w:r>
+            <w:proofErr w:type="spellEnd"/>
+            <w:r>
+              <w:t xml:space="preserve"> and API routes under </w:t>
+            </w:r>
+            <w:proofErr w:type="spellStart"/>
+            <w:r>
+              <w:t>src</w:t>
+            </w:r>
+            <w:proofErr w:type="spellEnd"/>
+            <w:r>
+              <w:t>/app/</w:t>
+            </w:r>
+            <w:proofErr w:type="spellStart"/>
+            <w:r>
+              <w:t>api</w:t>
+            </w:r>
+            <w:proofErr w:type="spellEnd"/>
+            <w:r>
+              <w:t>/</w:t>
+            </w:r>
+          </w:p>
+        </w:tc>
+      </w:tr>
+    </w:tbl>
+    <w:p>
+      <w:pPr>
+        <w:rPr>
+          <w:b/>
+          <w:bCs/>
+        </w:rPr>
+      </w:pPr>
+      <w:r>
+        <w:rPr>
+          <w:b/>
+          <w:bCs/>
+        </w:rPr>
+        <w:t>What was wrong</w:t>
+      </w:r>
+    </w:p>
+    <w:p>
+      <w:r>
+        <w:t>Database queries that filter records by owner need suitable indexes as the application grows.</w:t>
+      </w:r>
+    </w:p>
+    <w:p>
+      <w:r>
+        <w:t>Repeatedly fetching related records separately for every row in a list can also create an N+1 query problem, increasing database round trips and slowing down API responses.</w:t>
+      </w:r>
+    </w:p>
+    <w:p>
+      <w:pPr>
+        <w:rPr>
+          <w:b/>
+          <w:bCs/>
+        </w:rPr>
+      </w:pPr>
+      <w:r>
+        <w:rPr>
+          <w:b/>
+          <w:bCs/>
+        </w:rPr>
+        <w:t>Why it was risky</w:t>
+      </w:r>
+    </w:p>
+    <w:p>
+      <w:pPr>
+        <w:numPr>
+          <w:ilvl w:val="0"/>
+          <w:numId w:val="30"/>
+        </w:numPr>
+      </w:pPr>
+      <w:r>
+        <w:rPr>
+          <w:b/>
+          <w:bCs/>
+        </w:rPr>
+        <w:t>Slower queries:</w:t>
+      </w:r>
+      <w:r>
+        <w:t xml:space="preserve"> Missing indexes can make database filtering less efficient as tables grow.</w:t>
+      </w:r>
+    </w:p>
+    <w:p>
+      <w:pPr>
+        <w:numPr>
+          <w:ilvl w:val="0"/>
+          <w:numId w:val="30"/>
+        </w:numPr>
+      </w:pPr>
+      <w:r>
+        <w:rPr>
+          <w:b/>
+          <w:bCs/>
+        </w:rPr>
+        <w:t>Excessive database requests:</w:t>
+      </w:r>
+      <w:r>
+        <w:t xml:space="preserve"> N+1 query patterns can generate unnecessary database round trips.</w:t>
+      </w:r>
+    </w:p>
+    <w:p>
+      <w:pPr>
+        <w:numPr>
+          <w:ilvl w:val="0"/>
+          <w:numId w:val="30"/>
+        </w:numPr>
+      </w:pPr>
+      <w:r>
+        <w:rPr>
+          <w:b/>
+          <w:bCs/>
+        </w:rPr>
+        <w:t>Scalability concerns:</w:t>
+      </w:r>
+      <w:r>
+        <w:t xml:space="preserve"> Query overhead can increase as the number of invoices, payments, subscriptions, and clients grows.</w:t>
+      </w:r>
+    </w:p>
+    <w:p>
+      <w:pPr>
+        <w:rPr>
+          <w:b/>
+          <w:bCs/>
+        </w:rPr>
+      </w:pPr>
+      <w:r>
+        <w:rPr>
+          <w:b/>
+          <w:bCs/>
+        </w:rPr>
+        <w:t>How it was addressed</w:t>
+      </w:r>
+    </w:p>
+    <w:p>
+      <w:pPr>
+        <w:numPr>
+          <w:ilvl w:val="0"/>
+          <w:numId w:val="31"/>
+        </w:numPr>
+      </w:pPr>
+      <w:r>
+        <w:rPr>
+          <w:b/>
+          <w:bCs/>
+        </w:rPr>
+        <w:t>Owner indexes:</w:t>
+      </w:r>
+      <w:r>
+        <w:t xml:space="preserve"> Verified indexes for </w:t>
+      </w:r>
+      <w:proofErr w:type="spellStart"/>
+      <w:r>
+        <w:t>owner_id</w:t>
+      </w:r>
+      <w:proofErr w:type="spellEnd"/>
+      <w:r>
+        <w:t xml:space="preserve"> on clients, invoices, subscriptions, payments, and audit logs.</w:t>
+      </w:r>
+    </w:p>
+    <w:p>
+      <w:pPr>
+        <w:numPr>
+          <w:ilvl w:val="0"/>
+          <w:numId w:val="31"/>
+        </w:numPr>
+      </w:pPr>
+      <w:r>
+        <w:rPr>
+          <w:b/>
+          <w:bCs/>
+        </w:rPr>
+        <w:t>Invoice composite index:</w:t>
+      </w:r>
+      <w:r>
+        <w:t xml:space="preserve"> Verified the </w:t>
+      </w:r>
+      <w:proofErr w:type="spellStart"/>
+      <w:r>
+        <w:t>invoices_number_owner_idx</w:t>
+      </w:r>
+      <w:proofErr w:type="spellEnd"/>
+      <w:r>
+        <w:t xml:space="preserve"> index on (number, </w:t>
+      </w:r>
+      <w:proofErr w:type="spellStart"/>
+      <w:r>
+        <w:t>owner_id</w:t>
+      </w:r>
+      <w:proofErr w:type="spellEnd"/>
+      <w:r>
+        <w:t>).</w:t>
+      </w:r>
+    </w:p>
+    <w:p>
+      <w:pPr>
+        <w:numPr>
+          <w:ilvl w:val="0"/>
+          <w:numId w:val="31"/>
+        </w:numPr>
+      </w:pPr>
+      <w:r>
+        <w:rPr>
+          <w:b/>
+          <w:bCs/>
+        </w:rPr>
+        <w:t>Invoice list optimization:</w:t>
+      </w:r>
+      <w:r>
+        <w:t xml:space="preserve"> Uses a LEFT JOIN to retrieve invoice and client information in one query.</w:t>
+      </w:r>
+    </w:p>
+    <w:p>
+      <w:pPr>
+        <w:numPr>
+          <w:ilvl w:val="0"/>
+          <w:numId w:val="31"/>
+        </w:numPr>
+      </w:pPr>
+      <w:r>
+        <w:rPr>
+          <w:b/>
+          <w:bCs/>
+        </w:rPr>
+        <w:t>Payment list optimization:</w:t>
+      </w:r>
+      <w:r>
+        <w:t xml:space="preserve"> Uses joins to retrieve payment, invoice, and client information in one query.</w:t>
+      </w:r>
+    </w:p>
+    <w:p>
+      <w:pPr>
+        <w:numPr>
+          <w:ilvl w:val="0"/>
+          <w:numId w:val="31"/>
+        </w:numPr>
+      </w:pPr>
+      <w:r>
+        <w:rPr>
+          <w:b/>
+          <w:bCs/>
+        </w:rPr>
+        <w:t>Subscription list optimization:</w:t>
+      </w:r>
+      <w:r>
+        <w:t xml:space="preserve"> Uses a LEFT JOIN to retrieve subscription and client information in one query.</w:t>
+      </w:r>
+    </w:p>
+    <w:p>
+      <w:pPr>
+        <w:numPr>
+          <w:ilvl w:val="0"/>
+          <w:numId w:val="31"/>
+        </w:numPr>
+      </w:pPr>
+      <w:r>
+        <w:rPr>
+          <w:b/>
+          <w:bCs/>
+        </w:rPr>
+        <w:t>Ownership filtering:</w:t>
+      </w:r>
+      <w:r>
+        <w:t xml:space="preserve"> List queries filter records using the authenticated owner's ID.</w:t>
+      </w:r>
+    </w:p>
+    <w:p>
+      <w:pPr>
+        <w:numPr>
+          <w:ilvl w:val="0"/>
+          <w:numId w:val="31"/>
+        </w:numPr>
+      </w:pPr>
+      <w:r>
+        <w:rPr>
+          <w:b/>
+          <w:bCs/>
+        </w:rPr>
+        <w:t>Reviewed remaining endpoints:</w:t>
+      </w:r>
+      <w:r>
+        <w:t xml:space="preserve"> Inspected individual invoice details and the workspace summary endpoint for repeated database queries.</w:t>
+      </w:r>
+    </w:p>
+    <w:p>
+      <w:r>
+        <w:rPr>
+          <w:b/>
+          <w:bCs/>
+        </w:rPr>
+        <w:lastRenderedPageBreak/>
+        <w:t>Files involved:</w:t>
+      </w:r>
+    </w:p>
+    <w:p>
+      <w:pPr>
+        <w:numPr>
+          <w:ilvl w:val="0"/>
+          <w:numId w:val="32"/>
+        </w:numPr>
+      </w:pPr>
+      <w:proofErr w:type="spellStart"/>
+      <w:r>
+        <w:t>src</w:t>
+      </w:r>
+      <w:proofErr w:type="spellEnd"/>
+      <w:r>
+        <w:t>/</w:t>
+      </w:r>
+      <w:proofErr w:type="spellStart"/>
+      <w:r>
+        <w:t>db</w:t>
+      </w:r>
+      <w:proofErr w:type="spellEnd"/>
+      <w:r>
+        <w:t>/</w:t>
+      </w:r>
+      <w:proofErr w:type="spellStart"/>
+      <w:r>
+        <w:t>schema.ts</w:t>
+      </w:r>
+      <w:proofErr w:type="spellEnd"/>
+      <w:r>
+        <w:t xml:space="preserve"> — database index declarations.</w:t>
+      </w:r>
+    </w:p>
+    <w:p>
+      <w:pPr>
+        <w:numPr>
+          <w:ilvl w:val="0"/>
+          <w:numId w:val="32"/>
+        </w:numPr>
+      </w:pPr>
+      <w:proofErr w:type="spellStart"/>
+      <w:r>
+        <w:t>src</w:t>
+      </w:r>
+      <w:proofErr w:type="spellEnd"/>
+      <w:r>
+        <w:t>/app/</w:t>
+      </w:r>
+      <w:proofErr w:type="spellStart"/>
+      <w:r>
+        <w:t>api</w:t>
+      </w:r>
+      <w:proofErr w:type="spellEnd"/>
+      <w:r>
+        <w:t>/invoices/</w:t>
+      </w:r>
+      <w:proofErr w:type="spellStart"/>
+      <w:r>
+        <w:t>route.ts</w:t>
+      </w:r>
+      <w:proofErr w:type="spellEnd"/>
+      <w:r>
+        <w:t xml:space="preserve"> — invoice list query.</w:t>
+      </w:r>
+    </w:p>
+    <w:p>
+      <w:pPr>
+        <w:numPr>
+          <w:ilvl w:val="0"/>
+          <w:numId w:val="32"/>
+        </w:numPr>
+      </w:pPr>
+      <w:proofErr w:type="spellStart"/>
+      <w:r>
+        <w:t>src</w:t>
+      </w:r>
+      <w:proofErr w:type="spellEnd"/>
+      <w:r>
+        <w:t>/app/</w:t>
+      </w:r>
+      <w:proofErr w:type="spellStart"/>
+      <w:r>
+        <w:t>api</w:t>
+      </w:r>
+      <w:proofErr w:type="spellEnd"/>
+      <w:r>
+        <w:t>/invoices/[id]/</w:t>
+      </w:r>
+      <w:proofErr w:type="spellStart"/>
+      <w:r>
+        <w:t>route.ts</w:t>
+      </w:r>
+      <w:proofErr w:type="spellEnd"/>
+      <w:r>
+        <w:t xml:space="preserve"> — individual invoice detail queries.</w:t>
+      </w:r>
+    </w:p>
+    <w:p>
+      <w:pPr>
+        <w:numPr>
+          <w:ilvl w:val="0"/>
+          <w:numId w:val="32"/>
+        </w:numPr>
+      </w:pPr>
+      <w:proofErr w:type="spellStart"/>
+      <w:r>
+        <w:t>src</w:t>
+      </w:r>
+      <w:proofErr w:type="spellEnd"/>
+      <w:r>
+        <w:t>/app/</w:t>
+      </w:r>
+      <w:proofErr w:type="spellStart"/>
+      <w:r>
+        <w:t>api</w:t>
+      </w:r>
+      <w:proofErr w:type="spellEnd"/>
+      <w:r>
+        <w:t>/payments/</w:t>
+      </w:r>
+      <w:proofErr w:type="spellStart"/>
+      <w:r>
+        <w:t>route.ts</w:t>
+      </w:r>
+      <w:proofErr w:type="spellEnd"/>
+      <w:r>
+        <w:t xml:space="preserve"> — payment list query.</w:t>
+      </w:r>
+    </w:p>
+    <w:p>
+      <w:pPr>
+        <w:numPr>
+          <w:ilvl w:val="0"/>
+          <w:numId w:val="32"/>
+        </w:numPr>
+      </w:pPr>
+      <w:proofErr w:type="spellStart"/>
+      <w:r>
+        <w:t>src</w:t>
+      </w:r>
+      <w:proofErr w:type="spellEnd"/>
+      <w:r>
+        <w:t>/app/</w:t>
+      </w:r>
+      <w:proofErr w:type="spellStart"/>
+      <w:r>
+        <w:t>api</w:t>
+      </w:r>
+      <w:proofErr w:type="spellEnd"/>
+      <w:r>
+        <w:t>/subscriptions/</w:t>
+      </w:r>
+      <w:proofErr w:type="spellStart"/>
+      <w:r>
+        <w:t>route.ts</w:t>
+      </w:r>
+      <w:proofErr w:type="spellEnd"/>
+      <w:r>
+        <w:t xml:space="preserve"> — subscription list query.</w:t>
+      </w:r>
+    </w:p>
+    <w:p>
+      <w:pPr>
+        <w:numPr>
+          <w:ilvl w:val="0"/>
+          <w:numId w:val="32"/>
+        </w:numPr>
+      </w:pPr>
+      <w:proofErr w:type="spellStart"/>
+      <w:r>
+        <w:t>src</w:t>
+      </w:r>
+      <w:proofErr w:type="spellEnd"/>
+      <w:r>
+        <w:t>/app/</w:t>
+      </w:r>
+      <w:proofErr w:type="spellStart"/>
+      <w:r>
+        <w:t>api</w:t>
+      </w:r>
+      <w:proofErr w:type="spellEnd"/>
+      <w:r>
+        <w:t>/me/</w:t>
+      </w:r>
+      <w:proofErr w:type="spellStart"/>
+      <w:r>
+        <w:t>route.ts</w:t>
+      </w:r>
+      <w:proofErr w:type="spellEnd"/>
+      <w:r>
+        <w:t xml:space="preserve"> — workspace summary queries.</w:t>
+      </w:r>
+    </w:p>
+    <w:p>
+      <w:pPr>
+        <w:rPr>
+          <w:b/>
+          <w:bCs/>
+        </w:rPr>
+      </w:pPr>
+      <w:r>
+        <w:rPr>
+          <w:b/>
+          <w:bCs/>
+        </w:rPr>
+        <w:t>Verification</w:t>
+      </w:r>
+      <w:r>
+        <w:rPr>
+          <w:b/>
+          <w:bCs/>
+        </w:rPr>
+        <w:br/>
+      </w:r>
+    </w:p>
+    <w:tbl>
+      <w:tblPr>
+        <w:tblW w:w="0" w:type="auto"/>
+        <w:tblCellSpacing w:w="15" w:type="dxa"/>
+        <w:tblCellMar>
+          <w:top w:w="15" w:type="dxa"/>
+          <w:left w:w="15" w:type="dxa"/>
+          <w:bottom w:w="15" w:type="dxa"/>
+          <w:right w:w="15" w:type="dxa"/>
+        </w:tblCellMar>
+        <w:tblLook w:val="04A0" w:firstRow="1" w:lastRow="0" w:firstColumn="1" w:lastColumn="0" w:noHBand="0" w:noVBand="1"/>
+      </w:tblPr>
+      <w:tblGrid>
+        <w:gridCol w:w="3328"/>
+        <w:gridCol w:w="3959"/>
+      </w:tblGrid>
+      <w:tr>
+        <w:trPr>
+          <w:tblCellSpacing w:w="15" w:type="dxa"/>
+        </w:trPr>
+        <w:tc>
+          <w:tcPr>
+            <w:tcW w:w="0" w:type="auto"/>
+            <w:vAlign w:val="center"/>
+            <w:hideMark/>
+          </w:tcPr>
+          <w:p>
+            <w:pPr>
+              <w:rPr>
+                <w:b/>
+                <w:bCs/>
+              </w:rPr>
+            </w:pPr>
+            <w:r>
+              <w:rPr>
+                <w:b/>
+                <w:bCs/>
+              </w:rPr>
+              <w:t>Inspection</w:t>
+            </w:r>
+          </w:p>
+        </w:tc>
+        <w:tc>
+          <w:tcPr>
+            <w:tcW w:w="0" w:type="auto"/>
+            <w:vAlign w:val="center"/>
+            <w:hideMark/>
+          </w:tcPr>
+          <w:p>
+            <w:pPr>
+              <w:rPr>
+                <w:b/>
+                <w:bCs/>
+              </w:rPr>
+            </w:pPr>
+            <w:r>
+              <w:rPr>
+                <w:b/>
+                <w:bCs/>
+              </w:rPr>
+              <w:t>Result</w:t>
+            </w:r>
+          </w:p>
+        </w:tc>
+      </w:tr>
+      <w:tr>
+        <w:trPr>
+          <w:tblCellSpacing w:w="15" w:type="dxa"/>
+        </w:trPr>
+        <w:tc>
+          <w:tcPr>
+            <w:tcW w:w="0" w:type="auto"/>
+            <w:vAlign w:val="center"/>
+            <w:hideMark/>
+          </w:tcPr>
+          <w:p>
+            <w:r>
+              <w:t>Owner indexes in PostgreSQL</w:t>
+            </w:r>
+          </w:p>
+        </w:tc>
+        <w:tc>
+          <w:tcPr>
+            <w:tcW w:w="0" w:type="auto"/>
+            <w:vAlign w:val="center"/>
+            <w:hideMark/>
+          </w:tcPr>
+          <w:p>
+            <w:r>
+              <w:t>Verified</w:t>
+            </w:r>
+          </w:p>
+        </w:tc>
+      </w:tr>
+      <w:tr>
+        <w:trPr>
+          <w:tblCellSpacing w:w="15" w:type="dxa"/>
+        </w:trPr>
+        <w:tc>
+          <w:tcPr>
+            <w:tcW w:w="0" w:type="auto"/>
+            <w:vAlign w:val="center"/>
+            <w:hideMark/>
+          </w:tcPr>
+          <w:p>
+            <w:r>
+              <w:t>Invoice list N+1 pattern</w:t>
+            </w:r>
+          </w:p>
+        </w:tc>
+        <w:tc>
+          <w:tcPr>
+            <w:tcW w:w="0" w:type="auto"/>
+            <w:vAlign w:val="center"/>
+            <w:hideMark/>
+          </w:tcPr>
+          <w:p>
+            <w:r>
+              <w:t>Not found</w:t>
+            </w:r>
+          </w:p>
+        </w:tc>
+      </w:tr>
+      <w:tr>
+        <w:trPr>
+          <w:tblCellSpacing w:w="15" w:type="dxa"/>
+        </w:trPr>
+        <w:tc>
+          <w:tcPr>
+            <w:tcW w:w="0" w:type="auto"/>
+            <w:vAlign w:val="center"/>
+            <w:hideMark/>
+          </w:tcPr>
+          <w:p>
+            <w:r>
+              <w:t>Payment list N+1 pattern</w:t>
+            </w:r>
+          </w:p>
+        </w:tc>
+        <w:tc>
+          <w:tcPr>
+            <w:tcW w:w="0" w:type="auto"/>
+            <w:vAlign w:val="center"/>
+            <w:hideMark/>
+          </w:tcPr>
+          <w:p>
+            <w:r>
+              <w:t>Not found</w:t>
+            </w:r>
+          </w:p>
+        </w:tc>
+      </w:tr>
+      <w:tr>
+        <w:trPr>
+          <w:tblCellSpacing w:w="15" w:type="dxa"/>
+        </w:trPr>
+        <w:tc>
+          <w:tcPr>
+            <w:tcW w:w="0" w:type="auto"/>
+            <w:vAlign w:val="center"/>
+            <w:hideMark/>
+          </w:tcPr>
+          <w:p>
+            <w:r>
+              <w:t>Subscription list N+1 pattern</w:t>
+            </w:r>
+          </w:p>
+        </w:tc>
+        <w:tc>
+          <w:tcPr>
+            <w:tcW w:w="0" w:type="auto"/>
+            <w:vAlign w:val="center"/>
+            <w:hideMark/>
+          </w:tcPr>
+          <w:p>
+            <w:r>
+              <w:t>Not found</w:t>
+            </w:r>
+          </w:p>
+        </w:tc>
+      </w:tr>
+      <w:tr>
+        <w:trPr>
+          <w:tblCellSpacing w:w="15" w:type="dxa"/>
+        </w:trPr>
+        <w:tc>
+          <w:tcPr>
+            <w:tcW w:w="0" w:type="auto"/>
+            <w:vAlign w:val="center"/>
+            <w:hideMark/>
+          </w:tcPr>
+          <w:p>
+            <w:r>
+              <w:t>Invoice detail</w:t>
+            </w:r>
+          </w:p>
+        </w:tc>
+        <w:tc>
+          <w:tcPr>
+            <w:tcW w:w="0" w:type="auto"/>
+            <w:vAlign w:val="center"/>
+            <w:hideMark/>
+          </w:tcPr>
+          <w:p>
+            <w:r>
+              <w:t>Five fixed queries; optimization possible</w:t>
+            </w:r>
+          </w:p>
+        </w:tc>
+      </w:tr>
+      <w:tr>
+        <w:trPr>
+          <w:tblCellSpacing w:w="15" w:type="dxa"/>
+        </w:trPr>
+        <w:tc>
+          <w:tcPr>
+            <w:tcW w:w="0" w:type="auto"/>
+            <w:vAlign w:val="center"/>
+            <w:hideMark/>
+          </w:tcPr>
+          <w:p>
+            <w:r>
+              <w:t>Workspace summary (/</w:t>
+            </w:r>
+            <w:proofErr w:type="spellStart"/>
+            <w:r>
+              <w:t>api</w:t>
+            </w:r>
+            <w:proofErr w:type="spellEnd"/>
+            <w:r>
+              <w:t>/me)</w:t>
+            </w:r>
+          </w:p>
+        </w:tc>
+        <w:tc>
+          <w:tcPr>
+            <w:tcW w:w="0" w:type="auto"/>
+            <w:vAlign w:val="center"/>
+            <w:hideMark/>
+          </w:tcPr>
+          <w:p>
+            <w:r>
+              <w:t>Five fixed queries; optimization possible</w:t>
+            </w:r>
+          </w:p>
+        </w:tc>
+      </w:tr>
+      <w:tr>
+        <w:trPr>
+          <w:tblCellSpacing w:w="15" w:type="dxa"/>
+        </w:trPr>
+        <w:tc>
+          <w:tcPr>
+            <w:tcW w:w="0" w:type="auto"/>
+            <w:vAlign w:val="center"/>
+            <w:hideMark/>
+          </w:tcPr>
+          <w:p>
+            <w:r>
+              <w:t>Repeated queries inside list loops</w:t>
+            </w:r>
+          </w:p>
+        </w:tc>
+        <w:tc>
+          <w:tcPr>
+            <w:tcW w:w="0" w:type="auto"/>
+            <w:vAlign w:val="center"/>
+            <w:hideMark/>
+          </w:tcPr>
+          <w:p>
+            <w:r>
+              <w:t>Not identified in inspected routes</w:t>
+            </w:r>
+          </w:p>
+        </w:tc>
+      </w:tr>
+    </w:tbl>
+    <w:p>
+      <w:pPr>
+        <w:rPr>
+          <w:b/>
+          <w:bCs/>
+        </w:rPr>
+      </w:pPr>
+    </w:p>
+    <w:p>
+      <w:r>
+        <w:rPr>
+          <w:b/>
+          <w:bCs/>
+        </w:rPr>
+        <w:t>Database Verification:</w:t>
+      </w:r>
+    </w:p>
+    <w:p>
+      <w:pPr>
+        <w:numPr>
+          <w:ilvl w:val="0"/>
+          <w:numId w:val="33"/>
+        </w:numPr>
+      </w:pPr>
+      <w:r>
+        <w:t xml:space="preserve">Queried PostgreSQL's </w:t>
+      </w:r>
+      <w:proofErr w:type="spellStart"/>
+      <w:r>
+        <w:t>pg_indexes</w:t>
+      </w:r>
+      <w:proofErr w:type="spellEnd"/>
+      <w:r>
+        <w:t xml:space="preserve"> catalog.</w:t>
+      </w:r>
+    </w:p>
+    <w:p>
+      <w:pPr>
+        <w:numPr>
+          <w:ilvl w:val="0"/>
+          <w:numId w:val="33"/>
+        </w:numPr>
+      </w:pPr>
+      <w:r>
+        <w:t xml:space="preserve">Confirmed </w:t>
+      </w:r>
+      <w:proofErr w:type="spellStart"/>
+      <w:r>
+        <w:t>clients_owner_idx</w:t>
+      </w:r>
+      <w:proofErr w:type="spellEnd"/>
+      <w:r>
+        <w:t>.</w:t>
+      </w:r>
+    </w:p>
+    <w:p>
+      <w:pPr>
+        <w:numPr>
+          <w:ilvl w:val="0"/>
+          <w:numId w:val="33"/>
+        </w:numPr>
+      </w:pPr>
+      <w:r>
+        <w:t xml:space="preserve">Confirmed </w:t>
+      </w:r>
+      <w:proofErr w:type="spellStart"/>
+      <w:r>
+        <w:t>invoices_owner_idx</w:t>
+      </w:r>
+      <w:proofErr w:type="spellEnd"/>
+      <w:r>
+        <w:t>.</w:t>
+      </w:r>
+    </w:p>
+    <w:p>
+      <w:pPr>
+        <w:numPr>
+          <w:ilvl w:val="0"/>
+          <w:numId w:val="33"/>
+        </w:numPr>
+      </w:pPr>
+      <w:r>
+        <w:t xml:space="preserve">Confirmed </w:t>
+      </w:r>
+      <w:proofErr w:type="spellStart"/>
+      <w:r>
+        <w:t>subscriptions_owner_idx</w:t>
+      </w:r>
+      <w:proofErr w:type="spellEnd"/>
+      <w:r>
+        <w:t>.</w:t>
+      </w:r>
+    </w:p>
+    <w:p>
+      <w:pPr>
+        <w:numPr>
+          <w:ilvl w:val="0"/>
+          <w:numId w:val="33"/>
+        </w:numPr>
+      </w:pPr>
+      <w:r>
+        <w:t xml:space="preserve">Confirmed </w:t>
+      </w:r>
+      <w:proofErr w:type="spellStart"/>
+      <w:r>
+        <w:t>payments_owner_idx</w:t>
+      </w:r>
+      <w:proofErr w:type="spellEnd"/>
+      <w:r>
+        <w:t>.</w:t>
+      </w:r>
+    </w:p>
+    <w:p>
+      <w:pPr>
+        <w:numPr>
+          <w:ilvl w:val="0"/>
+          <w:numId w:val="33"/>
+        </w:numPr>
+      </w:pPr>
+      <w:r>
+        <w:t xml:space="preserve">Confirmed </w:t>
+      </w:r>
+      <w:proofErr w:type="spellStart"/>
+      <w:r>
+        <w:t>audit_logs_owner_idx</w:t>
+      </w:r>
+      <w:proofErr w:type="spellEnd"/>
+      <w:r>
+        <w:t>.</w:t>
+      </w:r>
+    </w:p>
+    <w:p>
+      <w:pPr>
+        <w:numPr>
+          <w:ilvl w:val="0"/>
+          <w:numId w:val="33"/>
+        </w:numPr>
+      </w:pPr>
+      <w:r>
+        <w:lastRenderedPageBreak/>
+        <w:t xml:space="preserve">Confirmed </w:t>
+      </w:r>
+      <w:proofErr w:type="spellStart"/>
+      <w:r>
+        <w:t>invoices_number_owner_idx</w:t>
+      </w:r>
+      <w:proofErr w:type="spellEnd"/>
+      <w:r>
+        <w:t xml:space="preserve"> on (number, </w:t>
+      </w:r>
+      <w:proofErr w:type="spellStart"/>
+      <w:r>
+        <w:t>owner_id</w:t>
+      </w:r>
+      <w:proofErr w:type="spellEnd"/>
+      <w:r>
+        <w:t>).</w:t>
+      </w:r>
+    </w:p>
+    <w:p>
+      <w:r>
+        <w:rPr>
+          <w:b/>
+          <w:bCs/>
+        </w:rPr>
+        <w:t>Code Review:</w:t>
+      </w:r>
+    </w:p>
+    <w:p>
+      <w:pPr>
+        <w:numPr>
+          <w:ilvl w:val="0"/>
+          <w:numId w:val="34"/>
+        </w:numPr>
+      </w:pPr>
+      <w:r>
+        <w:t>Confirmed invoice, payment, and subscription list endpoints use SQL joins to retrieve related records.</w:t>
+      </w:r>
+    </w:p>
+    <w:p>
+      <w:pPr>
+        <w:numPr>
+          <w:ilvl w:val="0"/>
+          <w:numId w:val="34"/>
+        </w:numPr>
+      </w:pPr>
+      <w:r>
+        <w:t>Confirmed no classic N+1 query pattern was identified in the inspected list endpoints.</w:t>
+      </w:r>
+    </w:p>
+    <w:p>
+      <w:pPr>
+        <w:numPr>
+          <w:ilvl w:val="0"/>
+          <w:numId w:val="34"/>
+        </w:numPr>
+      </w:pPr>
+      <w:r>
+        <w:t>Identified five fixed sequential queries in the individual invoice detail endpoint.</w:t>
+      </w:r>
+    </w:p>
+    <w:p>
+      <w:pPr>
+        <w:numPr>
+          <w:ilvl w:val="0"/>
+          <w:numId w:val="34"/>
+        </w:numPr>
+      </w:pPr>
+      <w:r>
+        <w:t>Identified five fixed queries in the workspace summary endpoint.</w:t>
+      </w:r>
+    </w:p>
+    <w:p>
+      <w:pPr>
+        <w:numPr>
+          <w:ilvl w:val="0"/>
+          <w:numId w:val="34"/>
+        </w:numPr>
+      </w:pPr>
+      <w:r>
+        <w:t>These fixed queries are potential optimization opportunities, not confirmed N+1 defects.</w:t>
+      </w:r>
+    </w:p>
+    <w:p>
+      <w:r>
+        <w:rPr>
+          <w:b/>
+          <w:bCs/>
+        </w:rPr>
+        <w:t>Verification Limitation:</w:t>
+      </w:r>
+      <w:r>
+        <w:br/>
+        <w:t>No load testing or query execution benchmarking was performed. The review confirms index existence and query structure, not measured performance improvements.</w:t>
+      </w:r>
+    </w:p>
+    <w:p>
+      <w:r>
+        <w:rPr>
+          <w:b/>
+          <w:bCs/>
+        </w:rPr>
+        <w:t>Final Status:</w:t>
+      </w:r>
+      <w:r>
+        <w:t xml:space="preserve"> Partially Remediated — Database Indexes and Efficient List Queries Verified; Fixed Multi-Query Endpoints Remain.</w:t>
+      </w:r>
+    </w:p>
+    <w:p>
+      <w:r>
+        <w:rPr>
+          <w:b/>
+          <w:bCs/>
+        </w:rPr>
+        <w:t>Code Changes:</w:t>
+      </w:r>
+      <w:r>
+        <w:t xml:space="preserve"> No additional code changes were required during this review.</w:t>
+      </w:r>
+    </w:p>
+    <w:p/>
+    <w:p>
+      <w:pPr>
+        <w:rPr>
+          <w:b/>
+          <w:bCs/>
+        </w:rPr>
+      </w:pPr>
+      <w:r>
+        <w:rPr>
+          <w:b/>
+          <w:bCs/>
+        </w:rPr>
+        <w:t>Finding 10: HTTPS Enforcement and Secure Cookie Flags</w:t>
+      </w:r>
+    </w:p>
+    <w:p>
+      <w:r>
+        <w:rPr>
+          <w:b/>
+          <w:bCs/>
+        </w:rPr>
+        <w:t>Severity:</w:t>
+      </w:r>
+      <w:r>
+        <w:t xml:space="preserve"> Medium</w:t>
+      </w:r>
+      <w:r>
+        <w:br/>
+      </w:r>
+      <w:r>
+        <w:rPr>
+          <w:b/>
+          <w:bCs/>
+        </w:rPr>
+        <w:t>Category:</w:t>
+      </w:r>
+      <w:r>
+        <w:t xml:space="preserve"> Deployment / Security</w:t>
+      </w:r>
+      <w:r>
+        <w:br/>
+      </w:r>
+      <w:r>
+        <w:rPr>
+          <w:b/>
+          <w:bCs/>
+        </w:rPr>
+        <w:t>Status:</w:t>
+      </w:r>
+      <w:r>
+        <w:t xml:space="preserve"> Partially Remediated — Secure Cookie Flags Implemented; Production HTTPS Verification Pending.</w:t>
+      </w:r>
+    </w:p>
+    <w:p>
+      <w:pPr>
+        <w:rPr>
+          <w:b/>
+          <w:bCs/>
+        </w:rPr>
+      </w:pPr>
+      <w:r>
+        <w:rPr>
+          <w:b/>
+          <w:bCs/>
+        </w:rPr>
+        <w:t>What was wrong</w:t>
+      </w:r>
+    </w:p>
+    <w:p>
+      <w:r>
+        <w:t>The original session cookie did not include important security attributes:</w:t>
+      </w:r>
+    </w:p>
+    <w:p>
+      <w:pPr>
+        <w:numPr>
+          <w:ilvl w:val="0"/>
+          <w:numId w:val="35"/>
+        </w:numPr>
+      </w:pPr>
+      <w:proofErr w:type="spellStart"/>
+      <w:r>
+        <w:t>httpOnly</w:t>
+      </w:r>
+      <w:proofErr w:type="spellEnd"/>
+      <w:r>
+        <w:t>: true — prevents client-side JavaScript from accessing the session cookie.</w:t>
+      </w:r>
+    </w:p>
+    <w:p>
+      <w:pPr>
+        <w:numPr>
+          <w:ilvl w:val="0"/>
+          <w:numId w:val="35"/>
+        </w:numPr>
+      </w:pPr>
+      <w:r>
+        <w:t>secure: true — restricts cookie transmission to HTTPS connections.</w:t>
+      </w:r>
+    </w:p>
+    <w:p>
+      <w:pPr>
+        <w:numPr>
+          <w:ilvl w:val="0"/>
+          <w:numId w:val="35"/>
+        </w:numPr>
+      </w:pPr>
+      <w:proofErr w:type="spellStart"/>
+      <w:r>
+        <w:t>sameSite</w:t>
+      </w:r>
+      <w:proofErr w:type="spellEnd"/>
+      <w:r>
+        <w:t>: "lax" — provides protection against certain cross-site request forgery (CSRF) scenarios.</w:t>
+      </w:r>
+    </w:p>
+    <w:p>
+      <w:pPr>
+        <w:rPr>
+          <w:b/>
+          <w:bCs/>
+        </w:rPr>
+      </w:pPr>
+      <w:r>
+        <w:rPr>
+          <w:b/>
+          <w:bCs/>
+        </w:rPr>
+        <w:t>Why it was risky</w:t>
+      </w:r>
+    </w:p>
+    <w:p>
+      <w:pPr>
+        <w:numPr>
+          <w:ilvl w:val="0"/>
+          <w:numId w:val="36"/>
+        </w:numPr>
+      </w:pPr>
+      <w:r>
+        <w:rPr>
+          <w:b/>
+          <w:bCs/>
+        </w:rPr>
+        <w:t>Session theft:</w:t>
+      </w:r>
+      <w:r>
+        <w:t xml:space="preserve"> Without </w:t>
+      </w:r>
+      <w:proofErr w:type="spellStart"/>
+      <w:r>
+        <w:t>HttpOnly</w:t>
+      </w:r>
+      <w:proofErr w:type="spellEnd"/>
+      <w:r>
+        <w:t>, malicious JavaScript could potentially read the session cookie.</w:t>
+      </w:r>
+    </w:p>
+    <w:p>
+      <w:pPr>
+        <w:numPr>
+          <w:ilvl w:val="0"/>
+          <w:numId w:val="36"/>
+        </w:numPr>
+      </w:pPr>
+      <w:r>
+        <w:rPr>
+          <w:b/>
+          <w:bCs/>
+        </w:rPr>
+        <w:lastRenderedPageBreak/>
+        <w:t>Network interception:</w:t>
+      </w:r>
+      <w:r>
+        <w:t xml:space="preserve"> Without Secure, session cookies could be transmitted over unencrypted HTTP connections.</w:t>
+      </w:r>
+    </w:p>
+    <w:p>
+      <w:pPr>
+        <w:numPr>
+          <w:ilvl w:val="0"/>
+          <w:numId w:val="36"/>
+        </w:numPr>
+      </w:pPr>
+      <w:r>
+        <w:rPr>
+          <w:b/>
+          <w:bCs/>
+        </w:rPr>
+        <w:t>Cross-site request risks:</w:t>
+      </w:r>
+      <w:r>
+        <w:t xml:space="preserve"> Without </w:t>
+      </w:r>
+      <w:proofErr w:type="spellStart"/>
+      <w:r>
+        <w:t>SameSite</w:t>
+      </w:r>
+      <w:proofErr w:type="spellEnd"/>
+      <w:r>
+        <w:t>, browsers could send session cookies in more cross-site request contexts.</w:t>
+      </w:r>
+    </w:p>
+    <w:p>
+      <w:pPr>
+        <w:rPr>
+          <w:b/>
+          <w:bCs/>
+        </w:rPr>
+      </w:pPr>
+      <w:r>
+        <w:rPr>
+          <w:b/>
+          <w:bCs/>
+        </w:rPr>
+        <w:t>How it was fixed</w:t>
+      </w:r>
+    </w:p>
+    <w:p>
+      <w:r>
+        <w:t xml:space="preserve">Updated </w:t>
+      </w:r>
+      <w:proofErr w:type="spellStart"/>
+      <w:r>
+        <w:t>src</w:t>
+      </w:r>
+      <w:proofErr w:type="spellEnd"/>
+      <w:r>
+        <w:t>/app/</w:t>
+      </w:r>
+      <w:proofErr w:type="spellStart"/>
+      <w:r>
+        <w:t>api</w:t>
+      </w:r>
+      <w:proofErr w:type="spellEnd"/>
+      <w:r>
+        <w:t>/auth/login/</w:t>
+      </w:r>
+      <w:proofErr w:type="spellStart"/>
+      <w:r>
+        <w:t>route.ts</w:t>
+      </w:r>
+      <w:proofErr w:type="spellEnd"/>
+      <w:r>
+        <w:t xml:space="preserve"> to set the session cookie with the following attributes:</w:t>
+      </w:r>
+    </w:p>
+    <w:p>
+      <w:proofErr w:type="spellStart"/>
+      <w:r>
+        <w:t>res.cookies.set</w:t>
+      </w:r>
+      <w:proofErr w:type="spellEnd"/>
+      <w:r>
+        <w:t>(SESSION_COOKIE, token, {</w:t>
+      </w:r>
+    </w:p>
+    <w:p>
+      <w:r>
+        <w:t xml:space="preserve">  </w:t>
+      </w:r>
+      <w:proofErr w:type="spellStart"/>
+      <w:r>
+        <w:t>httpOnly</w:t>
+      </w:r>
+      <w:proofErr w:type="spellEnd"/>
+      <w:r>
+        <w:t>: true,</w:t>
+      </w:r>
+    </w:p>
+    <w:p>
+      <w:r>
+        <w:t xml:space="preserve">  </w:t>
+      </w:r>
+      <w:proofErr w:type="spellStart"/>
+      <w:r>
+        <w:t>sameSite</w:t>
+      </w:r>
+      <w:proofErr w:type="spellEnd"/>
+      <w:r>
+        <w:t>: "lax",</w:t>
+      </w:r>
+    </w:p>
+    <w:p>
+      <w:r>
+        <w:t xml:space="preserve">  secure: </w:t>
+      </w:r>
+      <w:proofErr w:type="spellStart"/>
+      <w:r>
+        <w:t>process.env.NODE_ENV</w:t>
+      </w:r>
+      <w:proofErr w:type="spellEnd"/>
+      <w:r>
+        <w:t xml:space="preserve"> === "production",</w:t>
+      </w:r>
+    </w:p>
+    <w:p>
+      <w:r>
+        <w:t xml:space="preserve">  path: "/",</w:t>
+      </w:r>
+    </w:p>
+    <w:p>
+      <w:r>
+        <w:t xml:space="preserve">  </w:t>
+      </w:r>
+      <w:proofErr w:type="spellStart"/>
+      <w:r>
+        <w:t>maxAge</w:t>
+      </w:r>
+      <w:proofErr w:type="spellEnd"/>
+      <w:r>
+        <w:t>: 60 * 60 * 24 * 7,</w:t>
+      </w:r>
+    </w:p>
+    <w:p>
+      <w:r>
+        <w:t>});</w:t>
+      </w:r>
+    </w:p>
+    <w:p>
+      <w:r>
+        <w:t>The logout route was also updated to clear the session cookie using matching security attributes.</w:t>
+      </w:r>
+    </w:p>
+    <w:p>
+      <w:pPr>
+        <w:rPr>
+          <w:b/>
+          <w:bCs/>
+        </w:rPr>
+      </w:pPr>
+      <w:r>
+        <w:rPr>
+          <w:b/>
+          <w:bCs/>
+        </w:rPr>
+        <w:t>Files involved</w:t>
+      </w:r>
+    </w:p>
+    <w:p>
+      <w:pPr>
+        <w:numPr>
+          <w:ilvl w:val="0"/>
+          <w:numId w:val="37"/>
+        </w:numPr>
+      </w:pPr>
+      <w:proofErr w:type="spellStart"/>
+      <w:r>
+        <w:t>src</w:t>
+      </w:r>
+      <w:proofErr w:type="spellEnd"/>
+      <w:r>
+        <w:t>/app/</w:t>
+      </w:r>
+      <w:proofErr w:type="spellStart"/>
+      <w:r>
+        <w:t>api</w:t>
+      </w:r>
+      <w:proofErr w:type="spellEnd"/>
+      <w:r>
+        <w:t>/auth/login/</w:t>
+      </w:r>
+      <w:proofErr w:type="spellStart"/>
+      <w:r>
+        <w:t>route.ts</w:t>
+      </w:r>
+      <w:proofErr w:type="spellEnd"/>
+    </w:p>
+    <w:p>
+      <w:pPr>
+        <w:numPr>
+          <w:ilvl w:val="0"/>
+          <w:numId w:val="37"/>
+        </w:numPr>
+      </w:pPr>
+      <w:proofErr w:type="spellStart"/>
+      <w:r>
+        <w:t>src</w:t>
+      </w:r>
+      <w:proofErr w:type="spellEnd"/>
+      <w:r>
+        <w:t>/app/</w:t>
+      </w:r>
+      <w:proofErr w:type="spellStart"/>
+      <w:r>
+        <w:t>api</w:t>
+      </w:r>
+      <w:proofErr w:type="spellEnd"/>
+      <w:r>
+        <w:t>/auth/logout/</w:t>
+      </w:r>
+      <w:proofErr w:type="spellStart"/>
+      <w:r>
+        <w:t>route.ts</w:t>
+      </w:r>
+      <w:proofErr w:type="spellEnd"/>
+    </w:p>
+    <w:p>
+      <w:pPr>
+        <w:rPr>
+          <w:b/>
+          <w:bCs/>
+        </w:rPr>
+      </w:pPr>
+      <w:r>
+        <w:rPr>
+          <w:b/>
+          <w:bCs/>
+        </w:rPr>
+        <w:t>Verification</w:t>
+      </w:r>
+    </w:p>
+    <w:p>
+      <w:r>
+        <w:t>Code inspection confirmed:</w:t>
+      </w:r>
+    </w:p>
+    <w:p>
+      <w:pPr>
+        <w:numPr>
+          <w:ilvl w:val="0"/>
+          <w:numId w:val="38"/>
+        </w:numPr>
+      </w:pPr>
+      <w:proofErr w:type="spellStart"/>
+      <w:r>
+        <w:t>HttpOnly</w:t>
+      </w:r>
+      <w:proofErr w:type="spellEnd"/>
+      <w:r>
+        <w:t xml:space="preserve"> is enabled.</w:t>
+      </w:r>
+    </w:p>
+    <w:p>
+      <w:pPr>
+        <w:numPr>
+          <w:ilvl w:val="0"/>
+          <w:numId w:val="38"/>
+        </w:numPr>
+      </w:pPr>
+      <w:proofErr w:type="spellStart"/>
+      <w:r>
+        <w:t>SameSite</w:t>
+      </w:r>
+      <w:proofErr w:type="spellEnd"/>
+      <w:r>
+        <w:t xml:space="preserve"> is set to Lax.</w:t>
+      </w:r>
+    </w:p>
+    <w:p>
+      <w:pPr>
+        <w:numPr>
+          <w:ilvl w:val="0"/>
+          <w:numId w:val="38"/>
+        </w:numPr>
+      </w:pPr>
+      <w:r>
+        <w:t>Secure is enabled when NODE_ENV is production.</w:t>
+      </w:r>
+    </w:p>
+    <w:p>
+      <w:pPr>
+        <w:numPr>
+          <w:ilvl w:val="0"/>
+          <w:numId w:val="38"/>
+        </w:numPr>
+      </w:pPr>
+      <w:r>
+        <w:t>Cookie path is /.</w:t>
+      </w:r>
+    </w:p>
+    <w:p>
+      <w:pPr>
+        <w:numPr>
+          <w:ilvl w:val="0"/>
+          <w:numId w:val="38"/>
+        </w:numPr>
+      </w:pPr>
+      <w:r>
+        <w:t>Session cookie expires after seven days.</w:t>
+      </w:r>
+    </w:p>
+    <w:p>
+      <w:pPr>
+        <w:numPr>
+          <w:ilvl w:val="0"/>
+          <w:numId w:val="38"/>
+        </w:numPr>
+      </w:pPr>
+      <w:r>
+        <w:t>Logout clears the cookie with matching attributes.</w:t>
+      </w:r>
+    </w:p>
+    <w:p>
+      <w:pPr>
+        <w:rPr>
+          <w:b/>
+          <w:bCs/>
+        </w:rPr>
+      </w:pPr>
+      <w:r>
+        <w:rPr>
+          <w:b/>
+          <w:bCs/>
+        </w:rPr>
+        <w:t>Remaining production verification</w:t>
+      </w:r>
+    </w:p>
+    <w:p>
+      <w:r>
+        <w:lastRenderedPageBreak/>
+        <w:t xml:space="preserve">After deploying the application to its own </w:t>
+      </w:r>
+      <w:proofErr w:type="spellStart"/>
+      <w:r>
+        <w:t>Vercel</w:t>
+      </w:r>
+      <w:proofErr w:type="spellEnd"/>
+      <w:r>
+        <w:t xml:space="preserve"> domain:</w:t>
+      </w:r>
+    </w:p>
+    <w:p>
+      <w:pPr>
+        <w:numPr>
+          <w:ilvl w:val="0"/>
+          <w:numId w:val="39"/>
+        </w:numPr>
+      </w:pPr>
+      <w:r>
+        <w:t>Verify that the application is accessible through HTTPS.</w:t>
+      </w:r>
+    </w:p>
+    <w:p>
+      <w:pPr>
+        <w:numPr>
+          <w:ilvl w:val="0"/>
+          <w:numId w:val="39"/>
+        </w:numPr>
+      </w:pPr>
+      <w:r>
+        <w:t>Verify that HTTP requests are redirected to HTTPS.</w:t>
+      </w:r>
+    </w:p>
+    <w:p>
+      <w:pPr>
+        <w:numPr>
+          <w:ilvl w:val="0"/>
+          <w:numId w:val="39"/>
+        </w:numPr>
+      </w:pPr>
+      <w:r>
+        <w:t>Inspect the login response's Set-Cookie header to confirm production cookie attributes.</w:t>
+      </w:r>
+    </w:p>
+    <w:p>
+      <w:r>
+        <w:rPr>
+          <w:b/>
+          <w:bCs/>
+        </w:rPr>
+        <w:t>Final assessment:</w:t>
+      </w:r>
+      <w:r>
+        <w:t xml:space="preserve"> Cookie security attributes have been implemented and verified in the application code. Production HTTPS enforcement will be verified after deployment.</w:t>
       </w:r>
     </w:p>
     <w:p/>
@@ -5621,6 +9306,345 @@
     </w:lvl>
   </w:abstractNum>
   <w:abstractNum w:abstractNumId="3" w15:restartNumberingAfterBreak="0">
+    <w:nsid w:val="09536E98"/>
+    <w:multiLevelType w:val="multilevel"/>
+    <w:tmpl w:val="1130C9DC"/>
+    <w:lvl w:ilvl="0">
+      <w:start w:val="1"/>
+      <w:numFmt w:val="decimal"/>
+      <w:lvlText w:val="%1."/>
+      <w:lvlJc w:val="left"/>
+      <w:pPr>
+        <w:tabs>
+          <w:tab w:val="num" w:pos="720"/>
+        </w:tabs>
+        <w:ind w:left="720" w:hanging="360"/>
+      </w:pPr>
+    </w:lvl>
+    <w:lvl w:ilvl="1" w:tentative="1">
+      <w:start w:val="1"/>
+      <w:numFmt w:val="decimal"/>
+      <w:lvlText w:val="%2."/>
+      <w:lvlJc w:val="left"/>
+      <w:pPr>
+        <w:tabs>
+          <w:tab w:val="num" w:pos="1440"/>
+        </w:tabs>
+        <w:ind w:left="1440" w:hanging="360"/>
+      </w:pPr>
+    </w:lvl>
+    <w:lvl w:ilvl="2" w:tentative="1">
+      <w:start w:val="1"/>
+      <w:numFmt w:val="decimal"/>
+      <w:lvlText w:val="%3."/>
+      <w:lvlJc w:val="left"/>
+      <w:pPr>
+        <w:tabs>
+          <w:tab w:val="num" w:pos="2160"/>
+        </w:tabs>
+        <w:ind w:left="2160" w:hanging="360"/>
+      </w:pPr>
+    </w:lvl>
+    <w:lvl w:ilvl="3" w:tentative="1">
+      <w:start w:val="1"/>
+      <w:numFmt w:val="decimal"/>
+      <w:lvlText w:val="%4."/>
+      <w:lvlJc w:val="left"/>
+      <w:pPr>
+        <w:tabs>
+          <w:tab w:val="num" w:pos="2880"/>
+        </w:tabs>
+        <w:ind w:left="2880" w:hanging="360"/>
+      </w:pPr>
+    </w:lvl>
+    <w:lvl w:ilvl="4" w:tentative="1">
+      <w:start w:val="1"/>
+      <w:numFmt w:val="decimal"/>
+      <w:lvlText w:val="%5."/>
+      <w:lvlJc w:val="left"/>
+      <w:pPr>
+        <w:tabs>
+          <w:tab w:val="num" w:pos="3600"/>
+        </w:tabs>
+        <w:ind w:left="3600" w:hanging="360"/>
+      </w:pPr>
+    </w:lvl>
+    <w:lvl w:ilvl="5" w:tentative="1">
+      <w:start w:val="1"/>
+      <w:numFmt w:val="decimal"/>
+      <w:lvlText w:val="%6."/>
+      <w:lvlJc w:val="left"/>
+      <w:pPr>
+        <w:tabs>
+          <w:tab w:val="num" w:pos="4320"/>
+        </w:tabs>
+        <w:ind w:left="4320" w:hanging="360"/>
+      </w:pPr>
+    </w:lvl>
+    <w:lvl w:ilvl="6" w:tentative="1">
+      <w:start w:val="1"/>
+      <w:numFmt w:val="decimal"/>
+      <w:lvlText w:val="%7."/>
+      <w:lvlJc w:val="left"/>
+      <w:pPr>
+        <w:tabs>
+          <w:tab w:val="num" w:pos="5040"/>
+        </w:tabs>
+        <w:ind w:left="5040" w:hanging="360"/>
+      </w:pPr>
+    </w:lvl>
+    <w:lvl w:ilvl="7" w:tentative="1">
+      <w:start w:val="1"/>
+      <w:numFmt w:val="decimal"/>
+      <w:lvlText w:val="%8."/>
+      <w:lvlJc w:val="left"/>
+      <w:pPr>
+        <w:tabs>
+          <w:tab w:val="num" w:pos="5760"/>
+        </w:tabs>
+        <w:ind w:left="5760" w:hanging="360"/>
+      </w:pPr>
+    </w:lvl>
+    <w:lvl w:ilvl="8" w:tentative="1">
+      <w:start w:val="1"/>
+      <w:numFmt w:val="decimal"/>
+      <w:lvlText w:val="%9."/>
+      <w:lvlJc w:val="left"/>
+      <w:pPr>
+        <w:tabs>
+          <w:tab w:val="num" w:pos="6480"/>
+        </w:tabs>
+        <w:ind w:left="6480" w:hanging="360"/>
+      </w:pPr>
+    </w:lvl>
+  </w:abstractNum>
+  <w:abstractNum w:abstractNumId="4" w15:restartNumberingAfterBreak="0">
+    <w:nsid w:val="14BA6224"/>
+    <w:multiLevelType w:val="multilevel"/>
+    <w:tmpl w:val="B8841C08"/>
+    <w:lvl w:ilvl="0">
+      <w:start w:val="1"/>
+      <w:numFmt w:val="decimal"/>
+      <w:lvlText w:val="%1."/>
+      <w:lvlJc w:val="left"/>
+      <w:pPr>
+        <w:tabs>
+          <w:tab w:val="num" w:pos="720"/>
+        </w:tabs>
+        <w:ind w:left="720" w:hanging="360"/>
+      </w:pPr>
+    </w:lvl>
+    <w:lvl w:ilvl="1" w:tentative="1">
+      <w:start w:val="1"/>
+      <w:numFmt w:val="decimal"/>
+      <w:lvlText w:val="%2."/>
+      <w:lvlJc w:val="left"/>
+      <w:pPr>
+        <w:tabs>
+          <w:tab w:val="num" w:pos="1440"/>
+        </w:tabs>
+        <w:ind w:left="1440" w:hanging="360"/>
+      </w:pPr>
+    </w:lvl>
+    <w:lvl w:ilvl="2" w:tentative="1">
+      <w:start w:val="1"/>
+      <w:numFmt w:val="decimal"/>
+      <w:lvlText w:val="%3."/>
+      <w:lvlJc w:val="left"/>
+      <w:pPr>
+        <w:tabs>
+          <w:tab w:val="num" w:pos="2160"/>
+        </w:tabs>
+        <w:ind w:left="2160" w:hanging="360"/>
+      </w:pPr>
+    </w:lvl>
+    <w:lvl w:ilvl="3" w:tentative="1">
+      <w:start w:val="1"/>
+      <w:numFmt w:val="decimal"/>
+      <w:lvlText w:val="%4."/>
+      <w:lvlJc w:val="left"/>
+      <w:pPr>
+        <w:tabs>
+          <w:tab w:val="num" w:pos="2880"/>
+        </w:tabs>
+        <w:ind w:left="2880" w:hanging="360"/>
+      </w:pPr>
+    </w:lvl>
+    <w:lvl w:ilvl="4" w:tentative="1">
+      <w:start w:val="1"/>
+      <w:numFmt w:val="decimal"/>
+      <w:lvlText w:val="%5."/>
+      <w:lvlJc w:val="left"/>
+      <w:pPr>
+        <w:tabs>
+          <w:tab w:val="num" w:pos="3600"/>
+        </w:tabs>
+        <w:ind w:left="3600" w:hanging="360"/>
+      </w:pPr>
+    </w:lvl>
+    <w:lvl w:ilvl="5" w:tentative="1">
+      <w:start w:val="1"/>
+      <w:numFmt w:val="decimal"/>
+      <w:lvlText w:val="%6."/>
+      <w:lvlJc w:val="left"/>
+      <w:pPr>
+        <w:tabs>
+          <w:tab w:val="num" w:pos="4320"/>
+        </w:tabs>
+        <w:ind w:left="4320" w:hanging="360"/>
+      </w:pPr>
+    </w:lvl>
+    <w:lvl w:ilvl="6" w:tentative="1">
+      <w:start w:val="1"/>
+      <w:numFmt w:val="decimal"/>
+      <w:lvlText w:val="%7."/>
+      <w:lvlJc w:val="left"/>
+      <w:pPr>
+        <w:tabs>
+          <w:tab w:val="num" w:pos="5040"/>
+        </w:tabs>
+        <w:ind w:left="5040" w:hanging="360"/>
+      </w:pPr>
+    </w:lvl>
+    <w:lvl w:ilvl="7" w:tentative="1">
+      <w:start w:val="1"/>
+      <w:numFmt w:val="decimal"/>
+      <w:lvlText w:val="%8."/>
+      <w:lvlJc w:val="left"/>
+      <w:pPr>
+        <w:tabs>
+          <w:tab w:val="num" w:pos="5760"/>
+        </w:tabs>
+        <w:ind w:left="5760" w:hanging="360"/>
+      </w:pPr>
+    </w:lvl>
+    <w:lvl w:ilvl="8" w:tentative="1">
+      <w:start w:val="1"/>
+      <w:numFmt w:val="decimal"/>
+      <w:lvlText w:val="%9."/>
+      <w:lvlJc w:val="left"/>
+      <w:pPr>
+        <w:tabs>
+          <w:tab w:val="num" w:pos="6480"/>
+        </w:tabs>
+        <w:ind w:left="6480" w:hanging="360"/>
+      </w:pPr>
+    </w:lvl>
+  </w:abstractNum>
+  <w:abstractNum w:abstractNumId="5" w15:restartNumberingAfterBreak="0">
+    <w:nsid w:val="16E326E8"/>
+    <w:multiLevelType w:val="multilevel"/>
+    <w:tmpl w:val="B05C50BE"/>
+    <w:lvl w:ilvl="0">
+      <w:start w:val="1"/>
+      <w:numFmt w:val="decimal"/>
+      <w:lvlText w:val="%1."/>
+      <w:lvlJc w:val="left"/>
+      <w:pPr>
+        <w:tabs>
+          <w:tab w:val="num" w:pos="720"/>
+        </w:tabs>
+        <w:ind w:left="720" w:hanging="360"/>
+      </w:pPr>
+    </w:lvl>
+    <w:lvl w:ilvl="1" w:tentative="1">
+      <w:start w:val="1"/>
+      <w:numFmt w:val="decimal"/>
+      <w:lvlText w:val="%2."/>
+      <w:lvlJc w:val="left"/>
+      <w:pPr>
+        <w:tabs>
+          <w:tab w:val="num" w:pos="1440"/>
+        </w:tabs>
+        <w:ind w:left="1440" w:hanging="360"/>
+      </w:pPr>
+    </w:lvl>
+    <w:lvl w:ilvl="2" w:tentative="1">
+      <w:start w:val="1"/>
+      <w:numFmt w:val="decimal"/>
+      <w:lvlText w:val="%3."/>
+      <w:lvlJc w:val="left"/>
+      <w:pPr>
+        <w:tabs>
+          <w:tab w:val="num" w:pos="2160"/>
+        </w:tabs>
+        <w:ind w:left="2160" w:hanging="360"/>
+      </w:pPr>
+    </w:lvl>
+    <w:lvl w:ilvl="3" w:tentative="1">
+      <w:start w:val="1"/>
+      <w:numFmt w:val="decimal"/>
+      <w:lvlText w:val="%4."/>
+      <w:lvlJc w:val="left"/>
+      <w:pPr>
+        <w:tabs>
+          <w:tab w:val="num" w:pos="2880"/>
+        </w:tabs>
+        <w:ind w:left="2880" w:hanging="360"/>
+      </w:pPr>
+    </w:lvl>
+    <w:lvl w:ilvl="4" w:tentative="1">
+      <w:start w:val="1"/>
+      <w:numFmt w:val="decimal"/>
+      <w:lvlText w:val="%5."/>
+      <w:lvlJc w:val="left"/>
+      <w:pPr>
+        <w:tabs>
+          <w:tab w:val="num" w:pos="3600"/>
+        </w:tabs>
+        <w:ind w:left="3600" w:hanging="360"/>
+      </w:pPr>
+    </w:lvl>
+    <w:lvl w:ilvl="5" w:tentative="1">
+      <w:start w:val="1"/>
+      <w:numFmt w:val="decimal"/>
+      <w:lvlText w:val="%6."/>
+      <w:lvlJc w:val="left"/>
+      <w:pPr>
+        <w:tabs>
+          <w:tab w:val="num" w:pos="4320"/>
+        </w:tabs>
+        <w:ind w:left="4320" w:hanging="360"/>
+      </w:pPr>
+    </w:lvl>
+    <w:lvl w:ilvl="6" w:tentative="1">
+      <w:start w:val="1"/>
+      <w:numFmt w:val="decimal"/>
+      <w:lvlText w:val="%7."/>
+      <w:lvlJc w:val="left"/>
+      <w:pPr>
+        <w:tabs>
+          <w:tab w:val="num" w:pos="5040"/>
+        </w:tabs>
+        <w:ind w:left="5040" w:hanging="360"/>
+      </w:pPr>
+    </w:lvl>
+    <w:lvl w:ilvl="7" w:tentative="1">
+      <w:start w:val="1"/>
+      <w:numFmt w:val="decimal"/>
+      <w:lvlText w:val="%8."/>
+      <w:lvlJc w:val="left"/>
+      <w:pPr>
+        <w:tabs>
+          <w:tab w:val="num" w:pos="5760"/>
+        </w:tabs>
+        <w:ind w:left="5760" w:hanging="360"/>
+      </w:pPr>
+    </w:lvl>
+    <w:lvl w:ilvl="8" w:tentative="1">
+      <w:start w:val="1"/>
+      <w:numFmt w:val="decimal"/>
+      <w:lvlText w:val="%9."/>
+      <w:lvlJc w:val="left"/>
+      <w:pPr>
+        <w:tabs>
+          <w:tab w:val="num" w:pos="6480"/>
+        </w:tabs>
+        <w:ind w:left="6480" w:hanging="360"/>
+      </w:pPr>
+    </w:lvl>
+  </w:abstractNum>
+  <w:abstractNum w:abstractNumId="6" w15:restartNumberingAfterBreak="0">
     <w:nsid w:val="20A91D42"/>
     <w:multiLevelType w:val="multilevel"/>
     <w:tmpl w:val="521ED768"/>
@@ -5769,7 +9793,156 @@
       </w:rPr>
     </w:lvl>
   </w:abstractNum>
-  <w:abstractNum w:abstractNumId="4" w15:restartNumberingAfterBreak="0">
+  <w:abstractNum w:abstractNumId="7" w15:restartNumberingAfterBreak="0">
+    <w:nsid w:val="22D872D5"/>
+    <w:multiLevelType w:val="multilevel"/>
+    <w:tmpl w:val="563EF998"/>
+    <w:lvl w:ilvl="0">
+      <w:start w:val="1"/>
+      <w:numFmt w:val="bullet"/>
+      <w:lvlText w:val=""/>
+      <w:lvlJc w:val="left"/>
+      <w:pPr>
+        <w:tabs>
+          <w:tab w:val="num" w:pos="720"/>
+        </w:tabs>
+        <w:ind w:left="720" w:hanging="360"/>
+      </w:pPr>
+      <w:rPr>
+        <w:rFonts w:ascii="Symbol" w:hAnsi="Symbol" w:hint="default"/>
+        <w:sz w:val="20"/>
+      </w:rPr>
+    </w:lvl>
+    <w:lvl w:ilvl="1" w:tentative="1">
+      <w:start w:val="1"/>
+      <w:numFmt w:val="bullet"/>
+      <w:lvlText w:val="o"/>
+      <w:lvlJc w:val="left"/>
+      <w:pPr>
+        <w:tabs>
+          <w:tab w:val="num" w:pos="1440"/>
+        </w:tabs>
+        <w:ind w:left="1440" w:hanging="360"/>
+      </w:pPr>
+      <w:rPr>
+        <w:rFonts w:ascii="Courier New" w:hAnsi="Courier New" w:hint="default"/>
+        <w:sz w:val="20"/>
+      </w:rPr>
+    </w:lvl>
+    <w:lvl w:ilvl="2" w:tentative="1">
+      <w:start w:val="1"/>
+      <w:numFmt w:val="bullet"/>
+      <w:lvlText w:val=""/>
+      <w:lvlJc w:val="left"/>
+      <w:pPr>
+        <w:tabs>
+          <w:tab w:val="num" w:pos="2160"/>
+        </w:tabs>
+        <w:ind w:left="2160" w:hanging="360"/>
+      </w:pPr>
+      <w:rPr>
+        <w:rFonts w:ascii="Wingdings" w:hAnsi="Wingdings" w:hint="default"/>
+        <w:sz w:val="20"/>
+      </w:rPr>
+    </w:lvl>
+    <w:lvl w:ilvl="3" w:tentative="1">
+      <w:start w:val="1"/>
+      <w:numFmt w:val="bullet"/>
+      <w:lvlText w:val=""/>
+      <w:lvlJc w:val="left"/>
+      <w:pPr>
+        <w:tabs>
+          <w:tab w:val="num" w:pos="2880"/>
+        </w:tabs>
+        <w:ind w:left="2880" w:hanging="360"/>
+      </w:pPr>
+      <w:rPr>
+        <w:rFonts w:ascii="Wingdings" w:hAnsi="Wingdings" w:hint="default"/>
+        <w:sz w:val="20"/>
+      </w:rPr>
+    </w:lvl>
+    <w:lvl w:ilvl="4" w:tentative="1">
+      <w:start w:val="1"/>
+      <w:numFmt w:val="bullet"/>
+      <w:lvlText w:val=""/>
+      <w:lvlJc w:val="left"/>
+      <w:pPr>
+        <w:tabs>
+          <w:tab w:val="num" w:pos="3600"/>
+        </w:tabs>
+        <w:ind w:left="3600" w:hanging="360"/>
+      </w:pPr>
+      <w:rPr>
+        <w:rFonts w:ascii="Wingdings" w:hAnsi="Wingdings" w:hint="default"/>
+        <w:sz w:val="20"/>
+      </w:rPr>
+    </w:lvl>
+    <w:lvl w:ilvl="5" w:tentative="1">
+      <w:start w:val="1"/>
+      <w:numFmt w:val="bullet"/>
+      <w:lvlText w:val=""/>
+      <w:lvlJc w:val="left"/>
+      <w:pPr>
+        <w:tabs>
+          <w:tab w:val="num" w:pos="4320"/>
+        </w:tabs>
+        <w:ind w:left="4320" w:hanging="360"/>
+      </w:pPr>
+      <w:rPr>
+        <w:rFonts w:ascii="Wingdings" w:hAnsi="Wingdings" w:hint="default"/>
+        <w:sz w:val="20"/>
+      </w:rPr>
+    </w:lvl>
+    <w:lvl w:ilvl="6" w:tentative="1">
+      <w:start w:val="1"/>
+      <w:numFmt w:val="bullet"/>
+      <w:lvlText w:val=""/>
+      <w:lvlJc w:val="left"/>
+      <w:pPr>
+        <w:tabs>
+          <w:tab w:val="num" w:pos="5040"/>
+        </w:tabs>
+        <w:ind w:left="5040" w:hanging="360"/>
+      </w:pPr>
+      <w:rPr>
+        <w:rFonts w:ascii="Wingdings" w:hAnsi="Wingdings" w:hint="default"/>
+        <w:sz w:val="20"/>
+      </w:rPr>
+    </w:lvl>
+    <w:lvl w:ilvl="7" w:tentative="1">
+      <w:start w:val="1"/>
+      <w:numFmt w:val="bullet"/>
+      <w:lvlText w:val=""/>
+      <w:lvlJc w:val="left"/>
+      <w:pPr>
+        <w:tabs>
+          <w:tab w:val="num" w:pos="5760"/>
+        </w:tabs>
+        <w:ind w:left="5760" w:hanging="360"/>
+      </w:pPr>
+      <w:rPr>
+        <w:rFonts w:ascii="Wingdings" w:hAnsi="Wingdings" w:hint="default"/>
+        <w:sz w:val="20"/>
+      </w:rPr>
+    </w:lvl>
+    <w:lvl w:ilvl="8" w:tentative="1">
+      <w:start w:val="1"/>
+      <w:numFmt w:val="bullet"/>
+      <w:lvlText w:val=""/>
+      <w:lvlJc w:val="left"/>
+      <w:pPr>
+        <w:tabs>
+          <w:tab w:val="num" w:pos="6480"/>
+        </w:tabs>
+        <w:ind w:left="6480" w:hanging="360"/>
+      </w:pPr>
+      <w:rPr>
+        <w:rFonts w:ascii="Wingdings" w:hAnsi="Wingdings" w:hint="default"/>
+        <w:sz w:val="20"/>
+      </w:rPr>
+    </w:lvl>
+  </w:abstractNum>
+  <w:abstractNum w:abstractNumId="8" w15:restartNumberingAfterBreak="0">
     <w:nsid w:val="2647274E"/>
     <w:multiLevelType w:val="multilevel"/>
     <w:tmpl w:val="13144B14"/>
@@ -5918,7 +10091,305 @@
       </w:rPr>
     </w:lvl>
   </w:abstractNum>
-  <w:abstractNum w:abstractNumId="5" w15:restartNumberingAfterBreak="0">
+  <w:abstractNum w:abstractNumId="9" w15:restartNumberingAfterBreak="0">
+    <w:nsid w:val="2E0B23A5"/>
+    <w:multiLevelType w:val="multilevel"/>
+    <w:tmpl w:val="615C5B1C"/>
+    <w:lvl w:ilvl="0">
+      <w:start w:val="1"/>
+      <w:numFmt w:val="bullet"/>
+      <w:lvlText w:val=""/>
+      <w:lvlJc w:val="left"/>
+      <w:pPr>
+        <w:tabs>
+          <w:tab w:val="num" w:pos="720"/>
+        </w:tabs>
+        <w:ind w:left="720" w:hanging="360"/>
+      </w:pPr>
+      <w:rPr>
+        <w:rFonts w:ascii="Symbol" w:hAnsi="Symbol" w:hint="default"/>
+        <w:sz w:val="20"/>
+      </w:rPr>
+    </w:lvl>
+    <w:lvl w:ilvl="1" w:tentative="1">
+      <w:start w:val="1"/>
+      <w:numFmt w:val="bullet"/>
+      <w:lvlText w:val="o"/>
+      <w:lvlJc w:val="left"/>
+      <w:pPr>
+        <w:tabs>
+          <w:tab w:val="num" w:pos="1440"/>
+        </w:tabs>
+        <w:ind w:left="1440" w:hanging="360"/>
+      </w:pPr>
+      <w:rPr>
+        <w:rFonts w:ascii="Courier New" w:hAnsi="Courier New" w:hint="default"/>
+        <w:sz w:val="20"/>
+      </w:rPr>
+    </w:lvl>
+    <w:lvl w:ilvl="2" w:tentative="1">
+      <w:start w:val="1"/>
+      <w:numFmt w:val="bullet"/>
+      <w:lvlText w:val=""/>
+      <w:lvlJc w:val="left"/>
+      <w:pPr>
+        <w:tabs>
+          <w:tab w:val="num" w:pos="2160"/>
+        </w:tabs>
+        <w:ind w:left="2160" w:hanging="360"/>
+      </w:pPr>
+      <w:rPr>
+        <w:rFonts w:ascii="Wingdings" w:hAnsi="Wingdings" w:hint="default"/>
+        <w:sz w:val="20"/>
+      </w:rPr>
+    </w:lvl>
+    <w:lvl w:ilvl="3" w:tentative="1">
+      <w:start w:val="1"/>
+      <w:numFmt w:val="bullet"/>
+      <w:lvlText w:val=""/>
+      <w:lvlJc w:val="left"/>
+      <w:pPr>
+        <w:tabs>
+          <w:tab w:val="num" w:pos="2880"/>
+        </w:tabs>
+        <w:ind w:left="2880" w:hanging="360"/>
+      </w:pPr>
+      <w:rPr>
+        <w:rFonts w:ascii="Wingdings" w:hAnsi="Wingdings" w:hint="default"/>
+        <w:sz w:val="20"/>
+      </w:rPr>
+    </w:lvl>
+    <w:lvl w:ilvl="4" w:tentative="1">
+      <w:start w:val="1"/>
+      <w:numFmt w:val="bullet"/>
+      <w:lvlText w:val=""/>
+      <w:lvlJc w:val="left"/>
+      <w:pPr>
+        <w:tabs>
+          <w:tab w:val="num" w:pos="3600"/>
+        </w:tabs>
+        <w:ind w:left="3600" w:hanging="360"/>
+      </w:pPr>
+      <w:rPr>
+        <w:rFonts w:ascii="Wingdings" w:hAnsi="Wingdings" w:hint="default"/>
+        <w:sz w:val="20"/>
+      </w:rPr>
+    </w:lvl>
+    <w:lvl w:ilvl="5" w:tentative="1">
+      <w:start w:val="1"/>
+      <w:numFmt w:val="bullet"/>
+      <w:lvlText w:val=""/>
+      <w:lvlJc w:val="left"/>
+      <w:pPr>
+        <w:tabs>
+          <w:tab w:val="num" w:pos="4320"/>
+        </w:tabs>
+        <w:ind w:left="4320" w:hanging="360"/>
+      </w:pPr>
+      <w:rPr>
+        <w:rFonts w:ascii="Wingdings" w:hAnsi="Wingdings" w:hint="default"/>
+        <w:sz w:val="20"/>
+      </w:rPr>
+    </w:lvl>
+    <w:lvl w:ilvl="6" w:tentative="1">
+      <w:start w:val="1"/>
+      <w:numFmt w:val="bullet"/>
+      <w:lvlText w:val=""/>
+      <w:lvlJc w:val="left"/>
+      <w:pPr>
+        <w:tabs>
+          <w:tab w:val="num" w:pos="5040"/>
+        </w:tabs>
+        <w:ind w:left="5040" w:hanging="360"/>
+      </w:pPr>
+      <w:rPr>
+        <w:rFonts w:ascii="Wingdings" w:hAnsi="Wingdings" w:hint="default"/>
+        <w:sz w:val="20"/>
+      </w:rPr>
+    </w:lvl>
+    <w:lvl w:ilvl="7" w:tentative="1">
+      <w:start w:val="1"/>
+      <w:numFmt w:val="bullet"/>
+      <w:lvlText w:val=""/>
+      <w:lvlJc w:val="left"/>
+      <w:pPr>
+        <w:tabs>
+          <w:tab w:val="num" w:pos="5760"/>
+        </w:tabs>
+        <w:ind w:left="5760" w:hanging="360"/>
+      </w:pPr>
+      <w:rPr>
+        <w:rFonts w:ascii="Wingdings" w:hAnsi="Wingdings" w:hint="default"/>
+        <w:sz w:val="20"/>
+      </w:rPr>
+    </w:lvl>
+    <w:lvl w:ilvl="8" w:tentative="1">
+      <w:start w:val="1"/>
+      <w:numFmt w:val="bullet"/>
+      <w:lvlText w:val=""/>
+      <w:lvlJc w:val="left"/>
+      <w:pPr>
+        <w:tabs>
+          <w:tab w:val="num" w:pos="6480"/>
+        </w:tabs>
+        <w:ind w:left="6480" w:hanging="360"/>
+      </w:pPr>
+      <w:rPr>
+        <w:rFonts w:ascii="Wingdings" w:hAnsi="Wingdings" w:hint="default"/>
+        <w:sz w:val="20"/>
+      </w:rPr>
+    </w:lvl>
+  </w:abstractNum>
+  <w:abstractNum w:abstractNumId="10" w15:restartNumberingAfterBreak="0">
+    <w:nsid w:val="311F3557"/>
+    <w:multiLevelType w:val="multilevel"/>
+    <w:tmpl w:val="1F00C274"/>
+    <w:lvl w:ilvl="0">
+      <w:start w:val="1"/>
+      <w:numFmt w:val="bullet"/>
+      <w:lvlText w:val=""/>
+      <w:lvlJc w:val="left"/>
+      <w:pPr>
+        <w:tabs>
+          <w:tab w:val="num" w:pos="720"/>
+        </w:tabs>
+        <w:ind w:left="720" w:hanging="360"/>
+      </w:pPr>
+      <w:rPr>
+        <w:rFonts w:ascii="Symbol" w:hAnsi="Symbol" w:hint="default"/>
+        <w:sz w:val="20"/>
+      </w:rPr>
+    </w:lvl>
+    <w:lvl w:ilvl="1" w:tentative="1">
+      <w:start w:val="1"/>
+      <w:numFmt w:val="bullet"/>
+      <w:lvlText w:val="o"/>
+      <w:lvlJc w:val="left"/>
+      <w:pPr>
+        <w:tabs>
+          <w:tab w:val="num" w:pos="1440"/>
+        </w:tabs>
+        <w:ind w:left="1440" w:hanging="360"/>
+      </w:pPr>
+      <w:rPr>
+        <w:rFonts w:ascii="Courier New" w:hAnsi="Courier New" w:hint="default"/>
+        <w:sz w:val="20"/>
+      </w:rPr>
+    </w:lvl>
+    <w:lvl w:ilvl="2" w:tentative="1">
+      <w:start w:val="1"/>
+      <w:numFmt w:val="bullet"/>
+      <w:lvlText w:val=""/>
+      <w:lvlJc w:val="left"/>
+      <w:pPr>
+        <w:tabs>
+          <w:tab w:val="num" w:pos="2160"/>
+        </w:tabs>
+        <w:ind w:left="2160" w:hanging="360"/>
+      </w:pPr>
+      <w:rPr>
+        <w:rFonts w:ascii="Wingdings" w:hAnsi="Wingdings" w:hint="default"/>
+        <w:sz w:val="20"/>
+      </w:rPr>
+    </w:lvl>
+    <w:lvl w:ilvl="3" w:tentative="1">
+      <w:start w:val="1"/>
+      <w:numFmt w:val="bullet"/>
+      <w:lvlText w:val=""/>
+      <w:lvlJc w:val="left"/>
+      <w:pPr>
+        <w:tabs>
+          <w:tab w:val="num" w:pos="2880"/>
+        </w:tabs>
+        <w:ind w:left="2880" w:hanging="360"/>
+      </w:pPr>
+      <w:rPr>
+        <w:rFonts w:ascii="Wingdings" w:hAnsi="Wingdings" w:hint="default"/>
+        <w:sz w:val="20"/>
+      </w:rPr>
+    </w:lvl>
+    <w:lvl w:ilvl="4" w:tentative="1">
+      <w:start w:val="1"/>
+      <w:numFmt w:val="bullet"/>
+      <w:lvlText w:val=""/>
+      <w:lvlJc w:val="left"/>
+      <w:pPr>
+        <w:tabs>
+          <w:tab w:val="num" w:pos="3600"/>
+        </w:tabs>
+        <w:ind w:left="3600" w:hanging="360"/>
+      </w:pPr>
+      <w:rPr>
+        <w:rFonts w:ascii="Wingdings" w:hAnsi="Wingdings" w:hint="default"/>
+        <w:sz w:val="20"/>
+      </w:rPr>
+    </w:lvl>
+    <w:lvl w:ilvl="5" w:tentative="1">
+      <w:start w:val="1"/>
+      <w:numFmt w:val="bullet"/>
+      <w:lvlText w:val=""/>
+      <w:lvlJc w:val="left"/>
+      <w:pPr>
+        <w:tabs>
+          <w:tab w:val="num" w:pos="4320"/>
+        </w:tabs>
+        <w:ind w:left="4320" w:hanging="360"/>
+      </w:pPr>
+      <w:rPr>
+        <w:rFonts w:ascii="Wingdings" w:hAnsi="Wingdings" w:hint="default"/>
+        <w:sz w:val="20"/>
+      </w:rPr>
+    </w:lvl>
+    <w:lvl w:ilvl="6" w:tentative="1">
+      <w:start w:val="1"/>
+      <w:numFmt w:val="bullet"/>
+      <w:lvlText w:val=""/>
+      <w:lvlJc w:val="left"/>
+      <w:pPr>
+        <w:tabs>
+          <w:tab w:val="num" w:pos="5040"/>
+        </w:tabs>
+        <w:ind w:left="5040" w:hanging="360"/>
+      </w:pPr>
+      <w:rPr>
+        <w:rFonts w:ascii="Wingdings" w:hAnsi="Wingdings" w:hint="default"/>
+        <w:sz w:val="20"/>
+      </w:rPr>
+    </w:lvl>
+    <w:lvl w:ilvl="7" w:tentative="1">
+      <w:start w:val="1"/>
+      <w:numFmt w:val="bullet"/>
+      <w:lvlText w:val=""/>
+      <w:lvlJc w:val="left"/>
+      <w:pPr>
+        <w:tabs>
+          <w:tab w:val="num" w:pos="5760"/>
+        </w:tabs>
+        <w:ind w:left="5760" w:hanging="360"/>
+      </w:pPr>
+      <w:rPr>
+        <w:rFonts w:ascii="Wingdings" w:hAnsi="Wingdings" w:hint="default"/>
+        <w:sz w:val="20"/>
+      </w:rPr>
+    </w:lvl>
+    <w:lvl w:ilvl="8" w:tentative="1">
+      <w:start w:val="1"/>
+      <w:numFmt w:val="bullet"/>
+      <w:lvlText w:val=""/>
+      <w:lvlJc w:val="left"/>
+      <w:pPr>
+        <w:tabs>
+          <w:tab w:val="num" w:pos="6480"/>
+        </w:tabs>
+        <w:ind w:left="6480" w:hanging="360"/>
+      </w:pPr>
+      <w:rPr>
+        <w:rFonts w:ascii="Wingdings" w:hAnsi="Wingdings" w:hint="default"/>
+        <w:sz w:val="20"/>
+      </w:rPr>
+    </w:lvl>
+  </w:abstractNum>
+  <w:abstractNum w:abstractNumId="11" w15:restartNumberingAfterBreak="0">
     <w:nsid w:val="336D11D6"/>
     <w:multiLevelType w:val="multilevel"/>
     <w:tmpl w:val="CB0AF25C"/>
@@ -6067,7 +10538,156 @@
       </w:rPr>
     </w:lvl>
   </w:abstractNum>
-  <w:abstractNum w:abstractNumId="6" w15:restartNumberingAfterBreak="0">
+  <w:abstractNum w:abstractNumId="12" w15:restartNumberingAfterBreak="0">
+    <w:nsid w:val="341074F8"/>
+    <w:multiLevelType w:val="multilevel"/>
+    <w:tmpl w:val="4C0845DE"/>
+    <w:lvl w:ilvl="0">
+      <w:start w:val="1"/>
+      <w:numFmt w:val="bullet"/>
+      <w:lvlText w:val=""/>
+      <w:lvlJc w:val="left"/>
+      <w:pPr>
+        <w:tabs>
+          <w:tab w:val="num" w:pos="720"/>
+        </w:tabs>
+        <w:ind w:left="720" w:hanging="360"/>
+      </w:pPr>
+      <w:rPr>
+        <w:rFonts w:ascii="Symbol" w:hAnsi="Symbol" w:hint="default"/>
+        <w:sz w:val="20"/>
+      </w:rPr>
+    </w:lvl>
+    <w:lvl w:ilvl="1" w:tentative="1">
+      <w:start w:val="1"/>
+      <w:numFmt w:val="bullet"/>
+      <w:lvlText w:val="o"/>
+      <w:lvlJc w:val="left"/>
+      <w:pPr>
+        <w:tabs>
+          <w:tab w:val="num" w:pos="1440"/>
+        </w:tabs>
+        <w:ind w:left="1440" w:hanging="360"/>
+      </w:pPr>
+      <w:rPr>
+        <w:rFonts w:ascii="Courier New" w:hAnsi="Courier New" w:hint="default"/>
+        <w:sz w:val="20"/>
+      </w:rPr>
+    </w:lvl>
+    <w:lvl w:ilvl="2" w:tentative="1">
+      <w:start w:val="1"/>
+      <w:numFmt w:val="bullet"/>
+      <w:lvlText w:val=""/>
+      <w:lvlJc w:val="left"/>
+      <w:pPr>
+        <w:tabs>
+          <w:tab w:val="num" w:pos="2160"/>
+        </w:tabs>
+        <w:ind w:left="2160" w:hanging="360"/>
+      </w:pPr>
+      <w:rPr>
+        <w:rFonts w:ascii="Wingdings" w:hAnsi="Wingdings" w:hint="default"/>
+        <w:sz w:val="20"/>
+      </w:rPr>
+    </w:lvl>
+    <w:lvl w:ilvl="3" w:tentative="1">
+      <w:start w:val="1"/>
+      <w:numFmt w:val="bullet"/>
+      <w:lvlText w:val=""/>
+      <w:lvlJc w:val="left"/>
+      <w:pPr>
+        <w:tabs>
+          <w:tab w:val="num" w:pos="2880"/>
+        </w:tabs>
+        <w:ind w:left="2880" w:hanging="360"/>
+      </w:pPr>
+      <w:rPr>
+        <w:rFonts w:ascii="Wingdings" w:hAnsi="Wingdings" w:hint="default"/>
+        <w:sz w:val="20"/>
+      </w:rPr>
+    </w:lvl>
+    <w:lvl w:ilvl="4" w:tentative="1">
+      <w:start w:val="1"/>
+      <w:numFmt w:val="bullet"/>
+      <w:lvlText w:val=""/>
+      <w:lvlJc w:val="left"/>
+      <w:pPr>
+        <w:tabs>
+          <w:tab w:val="num" w:pos="3600"/>
+        </w:tabs>
+        <w:ind w:left="3600" w:hanging="360"/>
+      </w:pPr>
+      <w:rPr>
+        <w:rFonts w:ascii="Wingdings" w:hAnsi="Wingdings" w:hint="default"/>
+        <w:sz w:val="20"/>
+      </w:rPr>
+    </w:lvl>
+    <w:lvl w:ilvl="5" w:tentative="1">
+      <w:start w:val="1"/>
+      <w:numFmt w:val="bullet"/>
+      <w:lvlText w:val=""/>
+      <w:lvlJc w:val="left"/>
+      <w:pPr>
+        <w:tabs>
+          <w:tab w:val="num" w:pos="4320"/>
+        </w:tabs>
+        <w:ind w:left="4320" w:hanging="360"/>
+      </w:pPr>
+      <w:rPr>
+        <w:rFonts w:ascii="Wingdings" w:hAnsi="Wingdings" w:hint="default"/>
+        <w:sz w:val="20"/>
+      </w:rPr>
+    </w:lvl>
+    <w:lvl w:ilvl="6" w:tentative="1">
+      <w:start w:val="1"/>
+      <w:numFmt w:val="bullet"/>
+      <w:lvlText w:val=""/>
+      <w:lvlJc w:val="left"/>
+      <w:pPr>
+        <w:tabs>
+          <w:tab w:val="num" w:pos="5040"/>
+        </w:tabs>
+        <w:ind w:left="5040" w:hanging="360"/>
+      </w:pPr>
+      <w:rPr>
+        <w:rFonts w:ascii="Wingdings" w:hAnsi="Wingdings" w:hint="default"/>
+        <w:sz w:val="20"/>
+      </w:rPr>
+    </w:lvl>
+    <w:lvl w:ilvl="7" w:tentative="1">
+      <w:start w:val="1"/>
+      <w:numFmt w:val="bullet"/>
+      <w:lvlText w:val=""/>
+      <w:lvlJc w:val="left"/>
+      <w:pPr>
+        <w:tabs>
+          <w:tab w:val="num" w:pos="5760"/>
+        </w:tabs>
+        <w:ind w:left="5760" w:hanging="360"/>
+      </w:pPr>
+      <w:rPr>
+        <w:rFonts w:ascii="Wingdings" w:hAnsi="Wingdings" w:hint="default"/>
+        <w:sz w:val="20"/>
+      </w:rPr>
+    </w:lvl>
+    <w:lvl w:ilvl="8" w:tentative="1">
+      <w:start w:val="1"/>
+      <w:numFmt w:val="bullet"/>
+      <w:lvlText w:val=""/>
+      <w:lvlJc w:val="left"/>
+      <w:pPr>
+        <w:tabs>
+          <w:tab w:val="num" w:pos="6480"/>
+        </w:tabs>
+        <w:ind w:left="6480" w:hanging="360"/>
+      </w:pPr>
+      <w:rPr>
+        <w:rFonts w:ascii="Wingdings" w:hAnsi="Wingdings" w:hint="default"/>
+        <w:sz w:val="20"/>
+      </w:rPr>
+    </w:lvl>
+  </w:abstractNum>
+  <w:abstractNum w:abstractNumId="13" w15:restartNumberingAfterBreak="0">
     <w:nsid w:val="34320D9D"/>
     <w:multiLevelType w:val="multilevel"/>
     <w:tmpl w:val="E14486C4"/>
@@ -6216,7 +10836,305 @@
       </w:rPr>
     </w:lvl>
   </w:abstractNum>
-  <w:abstractNum w:abstractNumId="7" w15:restartNumberingAfterBreak="0">
+  <w:abstractNum w:abstractNumId="14" w15:restartNumberingAfterBreak="0">
+    <w:nsid w:val="3EC24B71"/>
+    <w:multiLevelType w:val="multilevel"/>
+    <w:tmpl w:val="D16A83FE"/>
+    <w:lvl w:ilvl="0">
+      <w:start w:val="1"/>
+      <w:numFmt w:val="bullet"/>
+      <w:lvlText w:val=""/>
+      <w:lvlJc w:val="left"/>
+      <w:pPr>
+        <w:tabs>
+          <w:tab w:val="num" w:pos="720"/>
+        </w:tabs>
+        <w:ind w:left="720" w:hanging="360"/>
+      </w:pPr>
+      <w:rPr>
+        <w:rFonts w:ascii="Symbol" w:hAnsi="Symbol" w:hint="default"/>
+        <w:sz w:val="20"/>
+      </w:rPr>
+    </w:lvl>
+    <w:lvl w:ilvl="1" w:tentative="1">
+      <w:start w:val="1"/>
+      <w:numFmt w:val="bullet"/>
+      <w:lvlText w:val="o"/>
+      <w:lvlJc w:val="left"/>
+      <w:pPr>
+        <w:tabs>
+          <w:tab w:val="num" w:pos="1440"/>
+        </w:tabs>
+        <w:ind w:left="1440" w:hanging="360"/>
+      </w:pPr>
+      <w:rPr>
+        <w:rFonts w:ascii="Courier New" w:hAnsi="Courier New" w:hint="default"/>
+        <w:sz w:val="20"/>
+      </w:rPr>
+    </w:lvl>
+    <w:lvl w:ilvl="2" w:tentative="1">
+      <w:start w:val="1"/>
+      <w:numFmt w:val="bullet"/>
+      <w:lvlText w:val=""/>
+      <w:lvlJc w:val="left"/>
+      <w:pPr>
+        <w:tabs>
+          <w:tab w:val="num" w:pos="2160"/>
+        </w:tabs>
+        <w:ind w:left="2160" w:hanging="360"/>
+      </w:pPr>
+      <w:rPr>
+        <w:rFonts w:ascii="Wingdings" w:hAnsi="Wingdings" w:hint="default"/>
+        <w:sz w:val="20"/>
+      </w:rPr>
+    </w:lvl>
+    <w:lvl w:ilvl="3" w:tentative="1">
+      <w:start w:val="1"/>
+      <w:numFmt w:val="bullet"/>
+      <w:lvlText w:val=""/>
+      <w:lvlJc w:val="left"/>
+      <w:pPr>
+        <w:tabs>
+          <w:tab w:val="num" w:pos="2880"/>
+        </w:tabs>
+        <w:ind w:left="2880" w:hanging="360"/>
+      </w:pPr>
+      <w:rPr>
+        <w:rFonts w:ascii="Wingdings" w:hAnsi="Wingdings" w:hint="default"/>
+        <w:sz w:val="20"/>
+      </w:rPr>
+    </w:lvl>
+    <w:lvl w:ilvl="4" w:tentative="1">
+      <w:start w:val="1"/>
+      <w:numFmt w:val="bullet"/>
+      <w:lvlText w:val=""/>
+      <w:lvlJc w:val="left"/>
+      <w:pPr>
+        <w:tabs>
+          <w:tab w:val="num" w:pos="3600"/>
+        </w:tabs>
+        <w:ind w:left="3600" w:hanging="360"/>
+      </w:pPr>
+      <w:rPr>
+        <w:rFonts w:ascii="Wingdings" w:hAnsi="Wingdings" w:hint="default"/>
+        <w:sz w:val="20"/>
+      </w:rPr>
+    </w:lvl>
+    <w:lvl w:ilvl="5" w:tentative="1">
+      <w:start w:val="1"/>
+      <w:numFmt w:val="bullet"/>
+      <w:lvlText w:val=""/>
+      <w:lvlJc w:val="left"/>
+      <w:pPr>
+        <w:tabs>
+          <w:tab w:val="num" w:pos="4320"/>
+        </w:tabs>
+        <w:ind w:left="4320" w:hanging="360"/>
+      </w:pPr>
+      <w:rPr>
+        <w:rFonts w:ascii="Wingdings" w:hAnsi="Wingdings" w:hint="default"/>
+        <w:sz w:val="20"/>
+      </w:rPr>
+    </w:lvl>
+    <w:lvl w:ilvl="6" w:tentative="1">
+      <w:start w:val="1"/>
+      <w:numFmt w:val="bullet"/>
+      <w:lvlText w:val=""/>
+      <w:lvlJc w:val="left"/>
+      <w:pPr>
+        <w:tabs>
+          <w:tab w:val="num" w:pos="5040"/>
+        </w:tabs>
+        <w:ind w:left="5040" w:hanging="360"/>
+      </w:pPr>
+      <w:rPr>
+        <w:rFonts w:ascii="Wingdings" w:hAnsi="Wingdings" w:hint="default"/>
+        <w:sz w:val="20"/>
+      </w:rPr>
+    </w:lvl>
+    <w:lvl w:ilvl="7" w:tentative="1">
+      <w:start w:val="1"/>
+      <w:numFmt w:val="bullet"/>
+      <w:lvlText w:val=""/>
+      <w:lvlJc w:val="left"/>
+      <w:pPr>
+        <w:tabs>
+          <w:tab w:val="num" w:pos="5760"/>
+        </w:tabs>
+        <w:ind w:left="5760" w:hanging="360"/>
+      </w:pPr>
+      <w:rPr>
+        <w:rFonts w:ascii="Wingdings" w:hAnsi="Wingdings" w:hint="default"/>
+        <w:sz w:val="20"/>
+      </w:rPr>
+    </w:lvl>
+    <w:lvl w:ilvl="8" w:tentative="1">
+      <w:start w:val="1"/>
+      <w:numFmt w:val="bullet"/>
+      <w:lvlText w:val=""/>
+      <w:lvlJc w:val="left"/>
+      <w:pPr>
+        <w:tabs>
+          <w:tab w:val="num" w:pos="6480"/>
+        </w:tabs>
+        <w:ind w:left="6480" w:hanging="360"/>
+      </w:pPr>
+      <w:rPr>
+        <w:rFonts w:ascii="Wingdings" w:hAnsi="Wingdings" w:hint="default"/>
+        <w:sz w:val="20"/>
+      </w:rPr>
+    </w:lvl>
+  </w:abstractNum>
+  <w:abstractNum w:abstractNumId="15" w15:restartNumberingAfterBreak="0">
+    <w:nsid w:val="3FED1BE9"/>
+    <w:multiLevelType w:val="multilevel"/>
+    <w:tmpl w:val="F020B4B6"/>
+    <w:lvl w:ilvl="0">
+      <w:start w:val="1"/>
+      <w:numFmt w:val="bullet"/>
+      <w:lvlText w:val=""/>
+      <w:lvlJc w:val="left"/>
+      <w:pPr>
+        <w:tabs>
+          <w:tab w:val="num" w:pos="720"/>
+        </w:tabs>
+        <w:ind w:left="720" w:hanging="360"/>
+      </w:pPr>
+      <w:rPr>
+        <w:rFonts w:ascii="Symbol" w:hAnsi="Symbol" w:hint="default"/>
+        <w:sz w:val="20"/>
+      </w:rPr>
+    </w:lvl>
+    <w:lvl w:ilvl="1" w:tentative="1">
+      <w:start w:val="1"/>
+      <w:numFmt w:val="bullet"/>
+      <w:lvlText w:val="o"/>
+      <w:lvlJc w:val="left"/>
+      <w:pPr>
+        <w:tabs>
+          <w:tab w:val="num" w:pos="1440"/>
+        </w:tabs>
+        <w:ind w:left="1440" w:hanging="360"/>
+      </w:pPr>
+      <w:rPr>
+        <w:rFonts w:ascii="Courier New" w:hAnsi="Courier New" w:hint="default"/>
+        <w:sz w:val="20"/>
+      </w:rPr>
+    </w:lvl>
+    <w:lvl w:ilvl="2" w:tentative="1">
+      <w:start w:val="1"/>
+      <w:numFmt w:val="bullet"/>
+      <w:lvlText w:val=""/>
+      <w:lvlJc w:val="left"/>
+      <w:pPr>
+        <w:tabs>
+          <w:tab w:val="num" w:pos="2160"/>
+        </w:tabs>
+        <w:ind w:left="2160" w:hanging="360"/>
+      </w:pPr>
+      <w:rPr>
+        <w:rFonts w:ascii="Wingdings" w:hAnsi="Wingdings" w:hint="default"/>
+        <w:sz w:val="20"/>
+      </w:rPr>
+    </w:lvl>
+    <w:lvl w:ilvl="3" w:tentative="1">
+      <w:start w:val="1"/>
+      <w:numFmt w:val="bullet"/>
+      <w:lvlText w:val=""/>
+      <w:lvlJc w:val="left"/>
+      <w:pPr>
+        <w:tabs>
+          <w:tab w:val="num" w:pos="2880"/>
+        </w:tabs>
+        <w:ind w:left="2880" w:hanging="360"/>
+      </w:pPr>
+      <w:rPr>
+        <w:rFonts w:ascii="Wingdings" w:hAnsi="Wingdings" w:hint="default"/>
+        <w:sz w:val="20"/>
+      </w:rPr>
+    </w:lvl>
+    <w:lvl w:ilvl="4" w:tentative="1">
+      <w:start w:val="1"/>
+      <w:numFmt w:val="bullet"/>
+      <w:lvlText w:val=""/>
+      <w:lvlJc w:val="left"/>
+      <w:pPr>
+        <w:tabs>
+          <w:tab w:val="num" w:pos="3600"/>
+        </w:tabs>
+        <w:ind w:left="3600" w:hanging="360"/>
+      </w:pPr>
+      <w:rPr>
+        <w:rFonts w:ascii="Wingdings" w:hAnsi="Wingdings" w:hint="default"/>
+        <w:sz w:val="20"/>
+      </w:rPr>
+    </w:lvl>
+    <w:lvl w:ilvl="5" w:tentative="1">
+      <w:start w:val="1"/>
+      <w:numFmt w:val="bullet"/>
+      <w:lvlText w:val=""/>
+      <w:lvlJc w:val="left"/>
+      <w:pPr>
+        <w:tabs>
+          <w:tab w:val="num" w:pos="4320"/>
+        </w:tabs>
+        <w:ind w:left="4320" w:hanging="360"/>
+      </w:pPr>
+      <w:rPr>
+        <w:rFonts w:ascii="Wingdings" w:hAnsi="Wingdings" w:hint="default"/>
+        <w:sz w:val="20"/>
+      </w:rPr>
+    </w:lvl>
+    <w:lvl w:ilvl="6" w:tentative="1">
+      <w:start w:val="1"/>
+      <w:numFmt w:val="bullet"/>
+      <w:lvlText w:val=""/>
+      <w:lvlJc w:val="left"/>
+      <w:pPr>
+        <w:tabs>
+          <w:tab w:val="num" w:pos="5040"/>
+        </w:tabs>
+        <w:ind w:left="5040" w:hanging="360"/>
+      </w:pPr>
+      <w:rPr>
+        <w:rFonts w:ascii="Wingdings" w:hAnsi="Wingdings" w:hint="default"/>
+        <w:sz w:val="20"/>
+      </w:rPr>
+    </w:lvl>
+    <w:lvl w:ilvl="7" w:tentative="1">
+      <w:start w:val="1"/>
+      <w:numFmt w:val="bullet"/>
+      <w:lvlText w:val=""/>
+      <w:lvlJc w:val="left"/>
+      <w:pPr>
+        <w:tabs>
+          <w:tab w:val="num" w:pos="5760"/>
+        </w:tabs>
+        <w:ind w:left="5760" w:hanging="360"/>
+      </w:pPr>
+      <w:rPr>
+        <w:rFonts w:ascii="Wingdings" w:hAnsi="Wingdings" w:hint="default"/>
+        <w:sz w:val="20"/>
+      </w:rPr>
+    </w:lvl>
+    <w:lvl w:ilvl="8" w:tentative="1">
+      <w:start w:val="1"/>
+      <w:numFmt w:val="bullet"/>
+      <w:lvlText w:val=""/>
+      <w:lvlJc w:val="left"/>
+      <w:pPr>
+        <w:tabs>
+          <w:tab w:val="num" w:pos="6480"/>
+        </w:tabs>
+        <w:ind w:left="6480" w:hanging="360"/>
+      </w:pPr>
+      <w:rPr>
+        <w:rFonts w:ascii="Wingdings" w:hAnsi="Wingdings" w:hint="default"/>
+        <w:sz w:val="20"/>
+      </w:rPr>
+    </w:lvl>
+  </w:abstractNum>
+  <w:abstractNum w:abstractNumId="16" w15:restartNumberingAfterBreak="0">
     <w:nsid w:val="420741C5"/>
     <w:multiLevelType w:val="multilevel"/>
     <w:tmpl w:val="ADF8951A"/>
@@ -6365,7 +11283,7 @@
       </w:rPr>
     </w:lvl>
   </w:abstractNum>
-  <w:abstractNum w:abstractNumId="8" w15:restartNumberingAfterBreak="0">
+  <w:abstractNum w:abstractNumId="17" w15:restartNumberingAfterBreak="0">
     <w:nsid w:val="456B647E"/>
     <w:multiLevelType w:val="multilevel"/>
     <w:tmpl w:val="207E01CA"/>
@@ -6514,7 +11432,156 @@
       </w:rPr>
     </w:lvl>
   </w:abstractNum>
-  <w:abstractNum w:abstractNumId="9" w15:restartNumberingAfterBreak="0">
+  <w:abstractNum w:abstractNumId="18" w15:restartNumberingAfterBreak="0">
+    <w:nsid w:val="49550C8C"/>
+    <w:multiLevelType w:val="multilevel"/>
+    <w:tmpl w:val="280219DE"/>
+    <w:lvl w:ilvl="0">
+      <w:start w:val="1"/>
+      <w:numFmt w:val="bullet"/>
+      <w:lvlText w:val=""/>
+      <w:lvlJc w:val="left"/>
+      <w:pPr>
+        <w:tabs>
+          <w:tab w:val="num" w:pos="720"/>
+        </w:tabs>
+        <w:ind w:left="720" w:hanging="360"/>
+      </w:pPr>
+      <w:rPr>
+        <w:rFonts w:ascii="Symbol" w:hAnsi="Symbol" w:hint="default"/>
+        <w:sz w:val="20"/>
+      </w:rPr>
+    </w:lvl>
+    <w:lvl w:ilvl="1" w:tentative="1">
+      <w:start w:val="1"/>
+      <w:numFmt w:val="bullet"/>
+      <w:lvlText w:val="o"/>
+      <w:lvlJc w:val="left"/>
+      <w:pPr>
+        <w:tabs>
+          <w:tab w:val="num" w:pos="1440"/>
+        </w:tabs>
+        <w:ind w:left="1440" w:hanging="360"/>
+      </w:pPr>
+      <w:rPr>
+        <w:rFonts w:ascii="Courier New" w:hAnsi="Courier New" w:hint="default"/>
+        <w:sz w:val="20"/>
+      </w:rPr>
+    </w:lvl>
+    <w:lvl w:ilvl="2" w:tentative="1">
+      <w:start w:val="1"/>
+      <w:numFmt w:val="bullet"/>
+      <w:lvlText w:val=""/>
+      <w:lvlJc w:val="left"/>
+      <w:pPr>
+        <w:tabs>
+          <w:tab w:val="num" w:pos="2160"/>
+        </w:tabs>
+        <w:ind w:left="2160" w:hanging="360"/>
+      </w:pPr>
+      <w:rPr>
+        <w:rFonts w:ascii="Wingdings" w:hAnsi="Wingdings" w:hint="default"/>
+        <w:sz w:val="20"/>
+      </w:rPr>
+    </w:lvl>
+    <w:lvl w:ilvl="3" w:tentative="1">
+      <w:start w:val="1"/>
+      <w:numFmt w:val="bullet"/>
+      <w:lvlText w:val=""/>
+      <w:lvlJc w:val="left"/>
+      <w:pPr>
+        <w:tabs>
+          <w:tab w:val="num" w:pos="2880"/>
+        </w:tabs>
+        <w:ind w:left="2880" w:hanging="360"/>
+      </w:pPr>
+      <w:rPr>
+        <w:rFonts w:ascii="Wingdings" w:hAnsi="Wingdings" w:hint="default"/>
+        <w:sz w:val="20"/>
+      </w:rPr>
+    </w:lvl>
+    <w:lvl w:ilvl="4" w:tentative="1">
+      <w:start w:val="1"/>
+      <w:numFmt w:val="bullet"/>
+      <w:lvlText w:val=""/>
+      <w:lvlJc w:val="left"/>
+      <w:pPr>
+        <w:tabs>
+          <w:tab w:val="num" w:pos="3600"/>
+        </w:tabs>
+        <w:ind w:left="3600" w:hanging="360"/>
+      </w:pPr>
+      <w:rPr>
+        <w:rFonts w:ascii="Wingdings" w:hAnsi="Wingdings" w:hint="default"/>
+        <w:sz w:val="20"/>
+      </w:rPr>
+    </w:lvl>
+    <w:lvl w:ilvl="5" w:tentative="1">
+      <w:start w:val="1"/>
+      <w:numFmt w:val="bullet"/>
+      <w:lvlText w:val=""/>
+      <w:lvlJc w:val="left"/>
+      <w:pPr>
+        <w:tabs>
+          <w:tab w:val="num" w:pos="4320"/>
+        </w:tabs>
+        <w:ind w:left="4320" w:hanging="360"/>
+      </w:pPr>
+      <w:rPr>
+        <w:rFonts w:ascii="Wingdings" w:hAnsi="Wingdings" w:hint="default"/>
+        <w:sz w:val="20"/>
+      </w:rPr>
+    </w:lvl>
+    <w:lvl w:ilvl="6" w:tentative="1">
+      <w:start w:val="1"/>
+      <w:numFmt w:val="bullet"/>
+      <w:lvlText w:val=""/>
+      <w:lvlJc w:val="left"/>
+      <w:pPr>
+        <w:tabs>
+          <w:tab w:val="num" w:pos="5040"/>
+        </w:tabs>
+        <w:ind w:left="5040" w:hanging="360"/>
+      </w:pPr>
+      <w:rPr>
+        <w:rFonts w:ascii="Wingdings" w:hAnsi="Wingdings" w:hint="default"/>
+        <w:sz w:val="20"/>
+      </w:rPr>
+    </w:lvl>
+    <w:lvl w:ilvl="7" w:tentative="1">
+      <w:start w:val="1"/>
+      <w:numFmt w:val="bullet"/>
+      <w:lvlText w:val=""/>
+      <w:lvlJc w:val="left"/>
+      <w:pPr>
+        <w:tabs>
+          <w:tab w:val="num" w:pos="5760"/>
+        </w:tabs>
+        <w:ind w:left="5760" w:hanging="360"/>
+      </w:pPr>
+      <w:rPr>
+        <w:rFonts w:ascii="Wingdings" w:hAnsi="Wingdings" w:hint="default"/>
+        <w:sz w:val="20"/>
+      </w:rPr>
+    </w:lvl>
+    <w:lvl w:ilvl="8" w:tentative="1">
+      <w:start w:val="1"/>
+      <w:numFmt w:val="bullet"/>
+      <w:lvlText w:val=""/>
+      <w:lvlJc w:val="left"/>
+      <w:pPr>
+        <w:tabs>
+          <w:tab w:val="num" w:pos="6480"/>
+        </w:tabs>
+        <w:ind w:left="6480" w:hanging="360"/>
+      </w:pPr>
+      <w:rPr>
+        <w:rFonts w:ascii="Wingdings" w:hAnsi="Wingdings" w:hint="default"/>
+        <w:sz w:val="20"/>
+      </w:rPr>
+    </w:lvl>
+  </w:abstractNum>
+  <w:abstractNum w:abstractNumId="19" w15:restartNumberingAfterBreak="0">
     <w:nsid w:val="49BC03F4"/>
     <w:multiLevelType w:val="multilevel"/>
     <w:tmpl w:val="AF5C059C"/>
@@ -6627,7 +11694,7 @@
       </w:pPr>
     </w:lvl>
   </w:abstractNum>
-  <w:abstractNum w:abstractNumId="10" w15:restartNumberingAfterBreak="0">
+  <w:abstractNum w:abstractNumId="20" w15:restartNumberingAfterBreak="0">
     <w:nsid w:val="4DC37E5E"/>
     <w:multiLevelType w:val="multilevel"/>
     <w:tmpl w:val="44943224"/>
@@ -6776,7 +11843,7 @@
       </w:rPr>
     </w:lvl>
   </w:abstractNum>
-  <w:abstractNum w:abstractNumId="11" w15:restartNumberingAfterBreak="0">
+  <w:abstractNum w:abstractNumId="21" w15:restartNumberingAfterBreak="0">
     <w:nsid w:val="4EF01481"/>
     <w:multiLevelType w:val="multilevel"/>
     <w:tmpl w:val="A11E9930"/>
@@ -6925,7 +11992,7 @@
       </w:rPr>
     </w:lvl>
   </w:abstractNum>
-  <w:abstractNum w:abstractNumId="12" w15:restartNumberingAfterBreak="0">
+  <w:abstractNum w:abstractNumId="22" w15:restartNumberingAfterBreak="0">
     <w:nsid w:val="55457C22"/>
     <w:multiLevelType w:val="multilevel"/>
     <w:tmpl w:val="F7866B26"/>
@@ -7074,7 +12141,156 @@
       </w:rPr>
     </w:lvl>
   </w:abstractNum>
-  <w:abstractNum w:abstractNumId="13" w15:restartNumberingAfterBreak="0">
+  <w:abstractNum w:abstractNumId="23" w15:restartNumberingAfterBreak="0">
+    <w:nsid w:val="55D93031"/>
+    <w:multiLevelType w:val="multilevel"/>
+    <w:tmpl w:val="2B4A293A"/>
+    <w:lvl w:ilvl="0">
+      <w:start w:val="1"/>
+      <w:numFmt w:val="bullet"/>
+      <w:lvlText w:val=""/>
+      <w:lvlJc w:val="left"/>
+      <w:pPr>
+        <w:tabs>
+          <w:tab w:val="num" w:pos="720"/>
+        </w:tabs>
+        <w:ind w:left="720" w:hanging="360"/>
+      </w:pPr>
+      <w:rPr>
+        <w:rFonts w:ascii="Symbol" w:hAnsi="Symbol" w:hint="default"/>
+        <w:sz w:val="20"/>
+      </w:rPr>
+    </w:lvl>
+    <w:lvl w:ilvl="1" w:tentative="1">
+      <w:start w:val="1"/>
+      <w:numFmt w:val="bullet"/>
+      <w:lvlText w:val="o"/>
+      <w:lvlJc w:val="left"/>
+      <w:pPr>
+        <w:tabs>
+          <w:tab w:val="num" w:pos="1440"/>
+        </w:tabs>
+        <w:ind w:left="1440" w:hanging="360"/>
+      </w:pPr>
+      <w:rPr>
+        <w:rFonts w:ascii="Courier New" w:hAnsi="Courier New" w:hint="default"/>
+        <w:sz w:val="20"/>
+      </w:rPr>
+    </w:lvl>
+    <w:lvl w:ilvl="2" w:tentative="1">
+      <w:start w:val="1"/>
+      <w:numFmt w:val="bullet"/>
+      <w:lvlText w:val=""/>
+      <w:lvlJc w:val="left"/>
+      <w:pPr>
+        <w:tabs>
+          <w:tab w:val="num" w:pos="2160"/>
+        </w:tabs>
+        <w:ind w:left="2160" w:hanging="360"/>
+      </w:pPr>
+      <w:rPr>
+        <w:rFonts w:ascii="Wingdings" w:hAnsi="Wingdings" w:hint="default"/>
+        <w:sz w:val="20"/>
+      </w:rPr>
+    </w:lvl>
+    <w:lvl w:ilvl="3" w:tentative="1">
+      <w:start w:val="1"/>
+      <w:numFmt w:val="bullet"/>
+      <w:lvlText w:val=""/>
+      <w:lvlJc w:val="left"/>
+      <w:pPr>
+        <w:tabs>
+          <w:tab w:val="num" w:pos="2880"/>
+        </w:tabs>
+        <w:ind w:left="2880" w:hanging="360"/>
+      </w:pPr>
+      <w:rPr>
+        <w:rFonts w:ascii="Wingdings" w:hAnsi="Wingdings" w:hint="default"/>
+        <w:sz w:val="20"/>
+      </w:rPr>
+    </w:lvl>
+    <w:lvl w:ilvl="4" w:tentative="1">
+      <w:start w:val="1"/>
+      <w:numFmt w:val="bullet"/>
+      <w:lvlText w:val=""/>
+      <w:lvlJc w:val="left"/>
+      <w:pPr>
+        <w:tabs>
+          <w:tab w:val="num" w:pos="3600"/>
+        </w:tabs>
+        <w:ind w:left="3600" w:hanging="360"/>
+      </w:pPr>
+      <w:rPr>
+        <w:rFonts w:ascii="Wingdings" w:hAnsi="Wingdings" w:hint="default"/>
+        <w:sz w:val="20"/>
+      </w:rPr>
+    </w:lvl>
+    <w:lvl w:ilvl="5" w:tentative="1">
+      <w:start w:val="1"/>
+      <w:numFmt w:val="bullet"/>
+      <w:lvlText w:val=""/>
+      <w:lvlJc w:val="left"/>
+      <w:pPr>
+        <w:tabs>
+          <w:tab w:val="num" w:pos="4320"/>
+        </w:tabs>
+        <w:ind w:left="4320" w:hanging="360"/>
+      </w:pPr>
+      <w:rPr>
+        <w:rFonts w:ascii="Wingdings" w:hAnsi="Wingdings" w:hint="default"/>
+        <w:sz w:val="20"/>
+      </w:rPr>
+    </w:lvl>
+    <w:lvl w:ilvl="6" w:tentative="1">
+      <w:start w:val="1"/>
+      <w:numFmt w:val="bullet"/>
+      <w:lvlText w:val=""/>
+      <w:lvlJc w:val="left"/>
+      <w:pPr>
+        <w:tabs>
+          <w:tab w:val="num" w:pos="5040"/>
+        </w:tabs>
+        <w:ind w:left="5040" w:hanging="360"/>
+      </w:pPr>
+      <w:rPr>
+        <w:rFonts w:ascii="Wingdings" w:hAnsi="Wingdings" w:hint="default"/>
+        <w:sz w:val="20"/>
+      </w:rPr>
+    </w:lvl>
+    <w:lvl w:ilvl="7" w:tentative="1">
+      <w:start w:val="1"/>
+      <w:numFmt w:val="bullet"/>
+      <w:lvlText w:val=""/>
+      <w:lvlJc w:val="left"/>
+      <w:pPr>
+        <w:tabs>
+          <w:tab w:val="num" w:pos="5760"/>
+        </w:tabs>
+        <w:ind w:left="5760" w:hanging="360"/>
+      </w:pPr>
+      <w:rPr>
+        <w:rFonts w:ascii="Wingdings" w:hAnsi="Wingdings" w:hint="default"/>
+        <w:sz w:val="20"/>
+      </w:rPr>
+    </w:lvl>
+    <w:lvl w:ilvl="8" w:tentative="1">
+      <w:start w:val="1"/>
+      <w:numFmt w:val="bullet"/>
+      <w:lvlText w:val=""/>
+      <w:lvlJc w:val="left"/>
+      <w:pPr>
+        <w:tabs>
+          <w:tab w:val="num" w:pos="6480"/>
+        </w:tabs>
+        <w:ind w:left="6480" w:hanging="360"/>
+      </w:pPr>
+      <w:rPr>
+        <w:rFonts w:ascii="Wingdings" w:hAnsi="Wingdings" w:hint="default"/>
+        <w:sz w:val="20"/>
+      </w:rPr>
+    </w:lvl>
+  </w:abstractNum>
+  <w:abstractNum w:abstractNumId="24" w15:restartNumberingAfterBreak="0">
     <w:nsid w:val="561F1E6A"/>
     <w:multiLevelType w:val="multilevel"/>
     <w:tmpl w:val="F9861FA0"/>
@@ -7223,7 +12439,7 @@
       </w:rPr>
     </w:lvl>
   </w:abstractNum>
-  <w:abstractNum w:abstractNumId="14" w15:restartNumberingAfterBreak="0">
+  <w:abstractNum w:abstractNumId="25" w15:restartNumberingAfterBreak="0">
     <w:nsid w:val="571927A1"/>
     <w:multiLevelType w:val="multilevel"/>
     <w:tmpl w:val="000E5114"/>
@@ -7372,7 +12588,156 @@
       </w:rPr>
     </w:lvl>
   </w:abstractNum>
-  <w:abstractNum w:abstractNumId="15" w15:restartNumberingAfterBreak="0">
+  <w:abstractNum w:abstractNumId="26" w15:restartNumberingAfterBreak="0">
+    <w:nsid w:val="5A257F7A"/>
+    <w:multiLevelType w:val="multilevel"/>
+    <w:tmpl w:val="6A522DF6"/>
+    <w:lvl w:ilvl="0">
+      <w:start w:val="1"/>
+      <w:numFmt w:val="bullet"/>
+      <w:lvlText w:val=""/>
+      <w:lvlJc w:val="left"/>
+      <w:pPr>
+        <w:tabs>
+          <w:tab w:val="num" w:pos="720"/>
+        </w:tabs>
+        <w:ind w:left="720" w:hanging="360"/>
+      </w:pPr>
+      <w:rPr>
+        <w:rFonts w:ascii="Symbol" w:hAnsi="Symbol" w:hint="default"/>
+        <w:sz w:val="20"/>
+      </w:rPr>
+    </w:lvl>
+    <w:lvl w:ilvl="1" w:tentative="1">
+      <w:start w:val="1"/>
+      <w:numFmt w:val="bullet"/>
+      <w:lvlText w:val="o"/>
+      <w:lvlJc w:val="left"/>
+      <w:pPr>
+        <w:tabs>
+          <w:tab w:val="num" w:pos="1440"/>
+        </w:tabs>
+        <w:ind w:left="1440" w:hanging="360"/>
+      </w:pPr>
+      <w:rPr>
+        <w:rFonts w:ascii="Courier New" w:hAnsi="Courier New" w:hint="default"/>
+        <w:sz w:val="20"/>
+      </w:rPr>
+    </w:lvl>
+    <w:lvl w:ilvl="2" w:tentative="1">
+      <w:start w:val="1"/>
+      <w:numFmt w:val="bullet"/>
+      <w:lvlText w:val=""/>
+      <w:lvlJc w:val="left"/>
+      <w:pPr>
+        <w:tabs>
+          <w:tab w:val="num" w:pos="2160"/>
+        </w:tabs>
+        <w:ind w:left="2160" w:hanging="360"/>
+      </w:pPr>
+      <w:rPr>
+        <w:rFonts w:ascii="Wingdings" w:hAnsi="Wingdings" w:hint="default"/>
+        <w:sz w:val="20"/>
+      </w:rPr>
+    </w:lvl>
+    <w:lvl w:ilvl="3" w:tentative="1">
+      <w:start w:val="1"/>
+      <w:numFmt w:val="bullet"/>
+      <w:lvlText w:val=""/>
+      <w:lvlJc w:val="left"/>
+      <w:pPr>
+        <w:tabs>
+          <w:tab w:val="num" w:pos="2880"/>
+        </w:tabs>
+        <w:ind w:left="2880" w:hanging="360"/>
+      </w:pPr>
+      <w:rPr>
+        <w:rFonts w:ascii="Wingdings" w:hAnsi="Wingdings" w:hint="default"/>
+        <w:sz w:val="20"/>
+      </w:rPr>
+    </w:lvl>
+    <w:lvl w:ilvl="4" w:tentative="1">
+      <w:start w:val="1"/>
+      <w:numFmt w:val="bullet"/>
+      <w:lvlText w:val=""/>
+      <w:lvlJc w:val="left"/>
+      <w:pPr>
+        <w:tabs>
+          <w:tab w:val="num" w:pos="3600"/>
+        </w:tabs>
+        <w:ind w:left="3600" w:hanging="360"/>
+      </w:pPr>
+      <w:rPr>
+        <w:rFonts w:ascii="Wingdings" w:hAnsi="Wingdings" w:hint="default"/>
+        <w:sz w:val="20"/>
+      </w:rPr>
+    </w:lvl>
+    <w:lvl w:ilvl="5" w:tentative="1">
+      <w:start w:val="1"/>
+      <w:numFmt w:val="bullet"/>
+      <w:lvlText w:val=""/>
+      <w:lvlJc w:val="left"/>
+      <w:pPr>
+        <w:tabs>
+          <w:tab w:val="num" w:pos="4320"/>
+        </w:tabs>
+        <w:ind w:left="4320" w:hanging="360"/>
+      </w:pPr>
+      <w:rPr>
+        <w:rFonts w:ascii="Wingdings" w:hAnsi="Wingdings" w:hint="default"/>
+        <w:sz w:val="20"/>
+      </w:rPr>
+    </w:lvl>
+    <w:lvl w:ilvl="6" w:tentative="1">
+      <w:start w:val="1"/>
+      <w:numFmt w:val="bullet"/>
+      <w:lvlText w:val=""/>
+      <w:lvlJc w:val="left"/>
+      <w:pPr>
+        <w:tabs>
+          <w:tab w:val="num" w:pos="5040"/>
+        </w:tabs>
+        <w:ind w:left="5040" w:hanging="360"/>
+      </w:pPr>
+      <w:rPr>
+        <w:rFonts w:ascii="Wingdings" w:hAnsi="Wingdings" w:hint="default"/>
+        <w:sz w:val="20"/>
+      </w:rPr>
+    </w:lvl>
+    <w:lvl w:ilvl="7" w:tentative="1">
+      <w:start w:val="1"/>
+      <w:numFmt w:val="bullet"/>
+      <w:lvlText w:val=""/>
+      <w:lvlJc w:val="left"/>
+      <w:pPr>
+        <w:tabs>
+          <w:tab w:val="num" w:pos="5760"/>
+        </w:tabs>
+        <w:ind w:left="5760" w:hanging="360"/>
+      </w:pPr>
+      <w:rPr>
+        <w:rFonts w:ascii="Wingdings" w:hAnsi="Wingdings" w:hint="default"/>
+        <w:sz w:val="20"/>
+      </w:rPr>
+    </w:lvl>
+    <w:lvl w:ilvl="8" w:tentative="1">
+      <w:start w:val="1"/>
+      <w:numFmt w:val="bullet"/>
+      <w:lvlText w:val=""/>
+      <w:lvlJc w:val="left"/>
+      <w:pPr>
+        <w:tabs>
+          <w:tab w:val="num" w:pos="6480"/>
+        </w:tabs>
+        <w:ind w:left="6480" w:hanging="360"/>
+      </w:pPr>
+      <w:rPr>
+        <w:rFonts w:ascii="Wingdings" w:hAnsi="Wingdings" w:hint="default"/>
+        <w:sz w:val="20"/>
+      </w:rPr>
+    </w:lvl>
+  </w:abstractNum>
+  <w:abstractNum w:abstractNumId="27" w15:restartNumberingAfterBreak="0">
     <w:nsid w:val="5F7B48E4"/>
     <w:multiLevelType w:val="multilevel"/>
     <w:tmpl w:val="1F5670A6"/>
@@ -7485,7 +12850,7 @@
       </w:pPr>
     </w:lvl>
   </w:abstractNum>
-  <w:abstractNum w:abstractNumId="16" w15:restartNumberingAfterBreak="0">
+  <w:abstractNum w:abstractNumId="28" w15:restartNumberingAfterBreak="0">
     <w:nsid w:val="5FF75A6D"/>
     <w:multiLevelType w:val="multilevel"/>
     <w:tmpl w:val="A0F66E5C"/>
@@ -7634,7 +12999,156 @@
       </w:rPr>
     </w:lvl>
   </w:abstractNum>
-  <w:abstractNum w:abstractNumId="17" w15:restartNumberingAfterBreak="0">
+  <w:abstractNum w:abstractNumId="29" w15:restartNumberingAfterBreak="0">
+    <w:nsid w:val="60206D02"/>
+    <w:multiLevelType w:val="multilevel"/>
+    <w:tmpl w:val="845E9E76"/>
+    <w:lvl w:ilvl="0">
+      <w:start w:val="1"/>
+      <w:numFmt w:val="bullet"/>
+      <w:lvlText w:val=""/>
+      <w:lvlJc w:val="left"/>
+      <w:pPr>
+        <w:tabs>
+          <w:tab w:val="num" w:pos="720"/>
+        </w:tabs>
+        <w:ind w:left="720" w:hanging="360"/>
+      </w:pPr>
+      <w:rPr>
+        <w:rFonts w:ascii="Symbol" w:hAnsi="Symbol" w:hint="default"/>
+        <w:sz w:val="20"/>
+      </w:rPr>
+    </w:lvl>
+    <w:lvl w:ilvl="1" w:tentative="1">
+      <w:start w:val="1"/>
+      <w:numFmt w:val="bullet"/>
+      <w:lvlText w:val="o"/>
+      <w:lvlJc w:val="left"/>
+      <w:pPr>
+        <w:tabs>
+          <w:tab w:val="num" w:pos="1440"/>
+        </w:tabs>
+        <w:ind w:left="1440" w:hanging="360"/>
+      </w:pPr>
+      <w:rPr>
+        <w:rFonts w:ascii="Courier New" w:hAnsi="Courier New" w:hint="default"/>
+        <w:sz w:val="20"/>
+      </w:rPr>
+    </w:lvl>
+    <w:lvl w:ilvl="2" w:tentative="1">
+      <w:start w:val="1"/>
+      <w:numFmt w:val="bullet"/>
+      <w:lvlText w:val=""/>
+      <w:lvlJc w:val="left"/>
+      <w:pPr>
+        <w:tabs>
+          <w:tab w:val="num" w:pos="2160"/>
+        </w:tabs>
+        <w:ind w:left="2160" w:hanging="360"/>
+      </w:pPr>
+      <w:rPr>
+        <w:rFonts w:ascii="Wingdings" w:hAnsi="Wingdings" w:hint="default"/>
+        <w:sz w:val="20"/>
+      </w:rPr>
+    </w:lvl>
+    <w:lvl w:ilvl="3" w:tentative="1">
+      <w:start w:val="1"/>
+      <w:numFmt w:val="bullet"/>
+      <w:lvlText w:val=""/>
+      <w:lvlJc w:val="left"/>
+      <w:pPr>
+        <w:tabs>
+          <w:tab w:val="num" w:pos="2880"/>
+        </w:tabs>
+        <w:ind w:left="2880" w:hanging="360"/>
+      </w:pPr>
+      <w:rPr>
+        <w:rFonts w:ascii="Wingdings" w:hAnsi="Wingdings" w:hint="default"/>
+        <w:sz w:val="20"/>
+      </w:rPr>
+    </w:lvl>
+    <w:lvl w:ilvl="4" w:tentative="1">
+      <w:start w:val="1"/>
+      <w:numFmt w:val="bullet"/>
+      <w:lvlText w:val=""/>
+      <w:lvlJc w:val="left"/>
+      <w:pPr>
+        <w:tabs>
+          <w:tab w:val="num" w:pos="3600"/>
+        </w:tabs>
+        <w:ind w:left="3600" w:hanging="360"/>
+      </w:pPr>
+      <w:rPr>
+        <w:rFonts w:ascii="Wingdings" w:hAnsi="Wingdings" w:hint="default"/>
+        <w:sz w:val="20"/>
+      </w:rPr>
+    </w:lvl>
+    <w:lvl w:ilvl="5" w:tentative="1">
+      <w:start w:val="1"/>
+      <w:numFmt w:val="bullet"/>
+      <w:lvlText w:val=""/>
+      <w:lvlJc w:val="left"/>
+      <w:pPr>
+        <w:tabs>
+          <w:tab w:val="num" w:pos="4320"/>
+        </w:tabs>
+        <w:ind w:left="4320" w:hanging="360"/>
+      </w:pPr>
+      <w:rPr>
+        <w:rFonts w:ascii="Wingdings" w:hAnsi="Wingdings" w:hint="default"/>
+        <w:sz w:val="20"/>
+      </w:rPr>
+    </w:lvl>
+    <w:lvl w:ilvl="6" w:tentative="1">
+      <w:start w:val="1"/>
+      <w:numFmt w:val="bullet"/>
+      <w:lvlText w:val=""/>
+      <w:lvlJc w:val="left"/>
+      <w:pPr>
+        <w:tabs>
+          <w:tab w:val="num" w:pos="5040"/>
+        </w:tabs>
+        <w:ind w:left="5040" w:hanging="360"/>
+      </w:pPr>
+      <w:rPr>
+        <w:rFonts w:ascii="Wingdings" w:hAnsi="Wingdings" w:hint="default"/>
+        <w:sz w:val="20"/>
+      </w:rPr>
+    </w:lvl>
+    <w:lvl w:ilvl="7" w:tentative="1">
+      <w:start w:val="1"/>
+      <w:numFmt w:val="bullet"/>
+      <w:lvlText w:val=""/>
+      <w:lvlJc w:val="left"/>
+      <w:pPr>
+        <w:tabs>
+          <w:tab w:val="num" w:pos="5760"/>
+        </w:tabs>
+        <w:ind w:left="5760" w:hanging="360"/>
+      </w:pPr>
+      <w:rPr>
+        <w:rFonts w:ascii="Wingdings" w:hAnsi="Wingdings" w:hint="default"/>
+        <w:sz w:val="20"/>
+      </w:rPr>
+    </w:lvl>
+    <w:lvl w:ilvl="8" w:tentative="1">
+      <w:start w:val="1"/>
+      <w:numFmt w:val="bullet"/>
+      <w:lvlText w:val=""/>
+      <w:lvlJc w:val="left"/>
+      <w:pPr>
+        <w:tabs>
+          <w:tab w:val="num" w:pos="6480"/>
+        </w:tabs>
+        <w:ind w:left="6480" w:hanging="360"/>
+      </w:pPr>
+      <w:rPr>
+        <w:rFonts w:ascii="Wingdings" w:hAnsi="Wingdings" w:hint="default"/>
+        <w:sz w:val="20"/>
+      </w:rPr>
+    </w:lvl>
+  </w:abstractNum>
+  <w:abstractNum w:abstractNumId="30" w15:restartNumberingAfterBreak="0">
     <w:nsid w:val="65DE44F2"/>
     <w:multiLevelType w:val="multilevel"/>
     <w:tmpl w:val="8D40347A"/>
@@ -7747,7 +13261,305 @@
       </w:pPr>
     </w:lvl>
   </w:abstractNum>
-  <w:abstractNum w:abstractNumId="18" w15:restartNumberingAfterBreak="0">
+  <w:abstractNum w:abstractNumId="31" w15:restartNumberingAfterBreak="0">
+    <w:nsid w:val="6AF17A5A"/>
+    <w:multiLevelType w:val="multilevel"/>
+    <w:tmpl w:val="40FC88CC"/>
+    <w:lvl w:ilvl="0">
+      <w:start w:val="1"/>
+      <w:numFmt w:val="bullet"/>
+      <w:lvlText w:val=""/>
+      <w:lvlJc w:val="left"/>
+      <w:pPr>
+        <w:tabs>
+          <w:tab w:val="num" w:pos="720"/>
+        </w:tabs>
+        <w:ind w:left="720" w:hanging="360"/>
+      </w:pPr>
+      <w:rPr>
+        <w:rFonts w:ascii="Symbol" w:hAnsi="Symbol" w:hint="default"/>
+        <w:sz w:val="20"/>
+      </w:rPr>
+    </w:lvl>
+    <w:lvl w:ilvl="1" w:tentative="1">
+      <w:start w:val="1"/>
+      <w:numFmt w:val="bullet"/>
+      <w:lvlText w:val="o"/>
+      <w:lvlJc w:val="left"/>
+      <w:pPr>
+        <w:tabs>
+          <w:tab w:val="num" w:pos="1440"/>
+        </w:tabs>
+        <w:ind w:left="1440" w:hanging="360"/>
+      </w:pPr>
+      <w:rPr>
+        <w:rFonts w:ascii="Courier New" w:hAnsi="Courier New" w:hint="default"/>
+        <w:sz w:val="20"/>
+      </w:rPr>
+    </w:lvl>
+    <w:lvl w:ilvl="2" w:tentative="1">
+      <w:start w:val="1"/>
+      <w:numFmt w:val="bullet"/>
+      <w:lvlText w:val=""/>
+      <w:lvlJc w:val="left"/>
+      <w:pPr>
+        <w:tabs>
+          <w:tab w:val="num" w:pos="2160"/>
+        </w:tabs>
+        <w:ind w:left="2160" w:hanging="360"/>
+      </w:pPr>
+      <w:rPr>
+        <w:rFonts w:ascii="Wingdings" w:hAnsi="Wingdings" w:hint="default"/>
+        <w:sz w:val="20"/>
+      </w:rPr>
+    </w:lvl>
+    <w:lvl w:ilvl="3" w:tentative="1">
+      <w:start w:val="1"/>
+      <w:numFmt w:val="bullet"/>
+      <w:lvlText w:val=""/>
+      <w:lvlJc w:val="left"/>
+      <w:pPr>
+        <w:tabs>
+          <w:tab w:val="num" w:pos="2880"/>
+        </w:tabs>
+        <w:ind w:left="2880" w:hanging="360"/>
+      </w:pPr>
+      <w:rPr>
+        <w:rFonts w:ascii="Wingdings" w:hAnsi="Wingdings" w:hint="default"/>
+        <w:sz w:val="20"/>
+      </w:rPr>
+    </w:lvl>
+    <w:lvl w:ilvl="4" w:tentative="1">
+      <w:start w:val="1"/>
+      <w:numFmt w:val="bullet"/>
+      <w:lvlText w:val=""/>
+      <w:lvlJc w:val="left"/>
+      <w:pPr>
+        <w:tabs>
+          <w:tab w:val="num" w:pos="3600"/>
+        </w:tabs>
+        <w:ind w:left="3600" w:hanging="360"/>
+      </w:pPr>
+      <w:rPr>
+        <w:rFonts w:ascii="Wingdings" w:hAnsi="Wingdings" w:hint="default"/>
+        <w:sz w:val="20"/>
+      </w:rPr>
+    </w:lvl>
+    <w:lvl w:ilvl="5" w:tentative="1">
+      <w:start w:val="1"/>
+      <w:numFmt w:val="bullet"/>
+      <w:lvlText w:val=""/>
+      <w:lvlJc w:val="left"/>
+      <w:pPr>
+        <w:tabs>
+          <w:tab w:val="num" w:pos="4320"/>
+        </w:tabs>
+        <w:ind w:left="4320" w:hanging="360"/>
+      </w:pPr>
+      <w:rPr>
+        <w:rFonts w:ascii="Wingdings" w:hAnsi="Wingdings" w:hint="default"/>
+        <w:sz w:val="20"/>
+      </w:rPr>
+    </w:lvl>
+    <w:lvl w:ilvl="6" w:tentative="1">
+      <w:start w:val="1"/>
+      <w:numFmt w:val="bullet"/>
+      <w:lvlText w:val=""/>
+      <w:lvlJc w:val="left"/>
+      <w:pPr>
+        <w:tabs>
+          <w:tab w:val="num" w:pos="5040"/>
+        </w:tabs>
+        <w:ind w:left="5040" w:hanging="360"/>
+      </w:pPr>
+      <w:rPr>
+        <w:rFonts w:ascii="Wingdings" w:hAnsi="Wingdings" w:hint="default"/>
+        <w:sz w:val="20"/>
+      </w:rPr>
+    </w:lvl>
+    <w:lvl w:ilvl="7" w:tentative="1">
+      <w:start w:val="1"/>
+      <w:numFmt w:val="bullet"/>
+      <w:lvlText w:val=""/>
+      <w:lvlJc w:val="left"/>
+      <w:pPr>
+        <w:tabs>
+          <w:tab w:val="num" w:pos="5760"/>
+        </w:tabs>
+        <w:ind w:left="5760" w:hanging="360"/>
+      </w:pPr>
+      <w:rPr>
+        <w:rFonts w:ascii="Wingdings" w:hAnsi="Wingdings" w:hint="default"/>
+        <w:sz w:val="20"/>
+      </w:rPr>
+    </w:lvl>
+    <w:lvl w:ilvl="8" w:tentative="1">
+      <w:start w:val="1"/>
+      <w:numFmt w:val="bullet"/>
+      <w:lvlText w:val=""/>
+      <w:lvlJc w:val="left"/>
+      <w:pPr>
+        <w:tabs>
+          <w:tab w:val="num" w:pos="6480"/>
+        </w:tabs>
+        <w:ind w:left="6480" w:hanging="360"/>
+      </w:pPr>
+      <w:rPr>
+        <w:rFonts w:ascii="Wingdings" w:hAnsi="Wingdings" w:hint="default"/>
+        <w:sz w:val="20"/>
+      </w:rPr>
+    </w:lvl>
+  </w:abstractNum>
+  <w:abstractNum w:abstractNumId="32" w15:restartNumberingAfterBreak="0">
+    <w:nsid w:val="6FC94507"/>
+    <w:multiLevelType w:val="multilevel"/>
+    <w:tmpl w:val="DAE63DC6"/>
+    <w:lvl w:ilvl="0">
+      <w:start w:val="1"/>
+      <w:numFmt w:val="bullet"/>
+      <w:lvlText w:val=""/>
+      <w:lvlJc w:val="left"/>
+      <w:pPr>
+        <w:tabs>
+          <w:tab w:val="num" w:pos="720"/>
+        </w:tabs>
+        <w:ind w:left="720" w:hanging="360"/>
+      </w:pPr>
+      <w:rPr>
+        <w:rFonts w:ascii="Symbol" w:hAnsi="Symbol" w:hint="default"/>
+        <w:sz w:val="20"/>
+      </w:rPr>
+    </w:lvl>
+    <w:lvl w:ilvl="1" w:tentative="1">
+      <w:start w:val="1"/>
+      <w:numFmt w:val="bullet"/>
+      <w:lvlText w:val="o"/>
+      <w:lvlJc w:val="left"/>
+      <w:pPr>
+        <w:tabs>
+          <w:tab w:val="num" w:pos="1440"/>
+        </w:tabs>
+        <w:ind w:left="1440" w:hanging="360"/>
+      </w:pPr>
+      <w:rPr>
+        <w:rFonts w:ascii="Courier New" w:hAnsi="Courier New" w:hint="default"/>
+        <w:sz w:val="20"/>
+      </w:rPr>
+    </w:lvl>
+    <w:lvl w:ilvl="2" w:tentative="1">
+      <w:start w:val="1"/>
+      <w:numFmt w:val="bullet"/>
+      <w:lvlText w:val=""/>
+      <w:lvlJc w:val="left"/>
+      <w:pPr>
+        <w:tabs>
+          <w:tab w:val="num" w:pos="2160"/>
+        </w:tabs>
+        <w:ind w:left="2160" w:hanging="360"/>
+      </w:pPr>
+      <w:rPr>
+        <w:rFonts w:ascii="Wingdings" w:hAnsi="Wingdings" w:hint="default"/>
+        <w:sz w:val="20"/>
+      </w:rPr>
+    </w:lvl>
+    <w:lvl w:ilvl="3" w:tentative="1">
+      <w:start w:val="1"/>
+      <w:numFmt w:val="bullet"/>
+      <w:lvlText w:val=""/>
+      <w:lvlJc w:val="left"/>
+      <w:pPr>
+        <w:tabs>
+          <w:tab w:val="num" w:pos="2880"/>
+        </w:tabs>
+        <w:ind w:left="2880" w:hanging="360"/>
+      </w:pPr>
+      <w:rPr>
+        <w:rFonts w:ascii="Wingdings" w:hAnsi="Wingdings" w:hint="default"/>
+        <w:sz w:val="20"/>
+      </w:rPr>
+    </w:lvl>
+    <w:lvl w:ilvl="4" w:tentative="1">
+      <w:start w:val="1"/>
+      <w:numFmt w:val="bullet"/>
+      <w:lvlText w:val=""/>
+      <w:lvlJc w:val="left"/>
+      <w:pPr>
+        <w:tabs>
+          <w:tab w:val="num" w:pos="3600"/>
+        </w:tabs>
+        <w:ind w:left="3600" w:hanging="360"/>
+      </w:pPr>
+      <w:rPr>
+        <w:rFonts w:ascii="Wingdings" w:hAnsi="Wingdings" w:hint="default"/>
+        <w:sz w:val="20"/>
+      </w:rPr>
+    </w:lvl>
+    <w:lvl w:ilvl="5" w:tentative="1">
+      <w:start w:val="1"/>
+      <w:numFmt w:val="bullet"/>
+      <w:lvlText w:val=""/>
+      <w:lvlJc w:val="left"/>
+      <w:pPr>
+        <w:tabs>
+          <w:tab w:val="num" w:pos="4320"/>
+        </w:tabs>
+        <w:ind w:left="4320" w:hanging="360"/>
+      </w:pPr>
+      <w:rPr>
+        <w:rFonts w:ascii="Wingdings" w:hAnsi="Wingdings" w:hint="default"/>
+        <w:sz w:val="20"/>
+      </w:rPr>
+    </w:lvl>
+    <w:lvl w:ilvl="6" w:tentative="1">
+      <w:start w:val="1"/>
+      <w:numFmt w:val="bullet"/>
+      <w:lvlText w:val=""/>
+      <w:lvlJc w:val="left"/>
+      <w:pPr>
+        <w:tabs>
+          <w:tab w:val="num" w:pos="5040"/>
+        </w:tabs>
+        <w:ind w:left="5040" w:hanging="360"/>
+      </w:pPr>
+      <w:rPr>
+        <w:rFonts w:ascii="Wingdings" w:hAnsi="Wingdings" w:hint="default"/>
+        <w:sz w:val="20"/>
+      </w:rPr>
+    </w:lvl>
+    <w:lvl w:ilvl="7" w:tentative="1">
+      <w:start w:val="1"/>
+      <w:numFmt w:val="bullet"/>
+      <w:lvlText w:val=""/>
+      <w:lvlJc w:val="left"/>
+      <w:pPr>
+        <w:tabs>
+          <w:tab w:val="num" w:pos="5760"/>
+        </w:tabs>
+        <w:ind w:left="5760" w:hanging="360"/>
+      </w:pPr>
+      <w:rPr>
+        <w:rFonts w:ascii="Wingdings" w:hAnsi="Wingdings" w:hint="default"/>
+        <w:sz w:val="20"/>
+      </w:rPr>
+    </w:lvl>
+    <w:lvl w:ilvl="8" w:tentative="1">
+      <w:start w:val="1"/>
+      <w:numFmt w:val="bullet"/>
+      <w:lvlText w:val=""/>
+      <w:lvlJc w:val="left"/>
+      <w:pPr>
+        <w:tabs>
+          <w:tab w:val="num" w:pos="6480"/>
+        </w:tabs>
+        <w:ind w:left="6480" w:hanging="360"/>
+      </w:pPr>
+      <w:rPr>
+        <w:rFonts w:ascii="Wingdings" w:hAnsi="Wingdings" w:hint="default"/>
+        <w:sz w:val="20"/>
+      </w:rPr>
+    </w:lvl>
+  </w:abstractNum>
+  <w:abstractNum w:abstractNumId="33" w15:restartNumberingAfterBreak="0">
     <w:nsid w:val="73473A48"/>
     <w:multiLevelType w:val="multilevel"/>
     <w:tmpl w:val="5AF4D1C0"/>
@@ -7896,7 +13708,156 @@
       </w:rPr>
     </w:lvl>
   </w:abstractNum>
-  <w:abstractNum w:abstractNumId="19" w15:restartNumberingAfterBreak="0">
+  <w:abstractNum w:abstractNumId="34" w15:restartNumberingAfterBreak="0">
+    <w:nsid w:val="74E13EC7"/>
+    <w:multiLevelType w:val="multilevel"/>
+    <w:tmpl w:val="477E0E6E"/>
+    <w:lvl w:ilvl="0">
+      <w:start w:val="1"/>
+      <w:numFmt w:val="bullet"/>
+      <w:lvlText w:val=""/>
+      <w:lvlJc w:val="left"/>
+      <w:pPr>
+        <w:tabs>
+          <w:tab w:val="num" w:pos="720"/>
+        </w:tabs>
+        <w:ind w:left="720" w:hanging="360"/>
+      </w:pPr>
+      <w:rPr>
+        <w:rFonts w:ascii="Symbol" w:hAnsi="Symbol" w:hint="default"/>
+        <w:sz w:val="20"/>
+      </w:rPr>
+    </w:lvl>
+    <w:lvl w:ilvl="1" w:tentative="1">
+      <w:start w:val="1"/>
+      <w:numFmt w:val="bullet"/>
+      <w:lvlText w:val="o"/>
+      <w:lvlJc w:val="left"/>
+      <w:pPr>
+        <w:tabs>
+          <w:tab w:val="num" w:pos="1440"/>
+        </w:tabs>
+        <w:ind w:left="1440" w:hanging="360"/>
+      </w:pPr>
+      <w:rPr>
+        <w:rFonts w:ascii="Courier New" w:hAnsi="Courier New" w:hint="default"/>
+        <w:sz w:val="20"/>
+      </w:rPr>
+    </w:lvl>
+    <w:lvl w:ilvl="2" w:tentative="1">
+      <w:start w:val="1"/>
+      <w:numFmt w:val="bullet"/>
+      <w:lvlText w:val=""/>
+      <w:lvlJc w:val="left"/>
+      <w:pPr>
+        <w:tabs>
+          <w:tab w:val="num" w:pos="2160"/>
+        </w:tabs>
+        <w:ind w:left="2160" w:hanging="360"/>
+      </w:pPr>
+      <w:rPr>
+        <w:rFonts w:ascii="Wingdings" w:hAnsi="Wingdings" w:hint="default"/>
+        <w:sz w:val="20"/>
+      </w:rPr>
+    </w:lvl>
+    <w:lvl w:ilvl="3" w:tentative="1">
+      <w:start w:val="1"/>
+      <w:numFmt w:val="bullet"/>
+      <w:lvlText w:val=""/>
+      <w:lvlJc w:val="left"/>
+      <w:pPr>
+        <w:tabs>
+          <w:tab w:val="num" w:pos="2880"/>
+        </w:tabs>
+        <w:ind w:left="2880" w:hanging="360"/>
+      </w:pPr>
+      <w:rPr>
+        <w:rFonts w:ascii="Wingdings" w:hAnsi="Wingdings" w:hint="default"/>
+        <w:sz w:val="20"/>
+      </w:rPr>
+    </w:lvl>
+    <w:lvl w:ilvl="4" w:tentative="1">
+      <w:start w:val="1"/>
+      <w:numFmt w:val="bullet"/>
+      <w:lvlText w:val=""/>
+      <w:lvlJc w:val="left"/>
+      <w:pPr>
+        <w:tabs>
+          <w:tab w:val="num" w:pos="3600"/>
+        </w:tabs>
+        <w:ind w:left="3600" w:hanging="360"/>
+      </w:pPr>
+      <w:rPr>
+        <w:rFonts w:ascii="Wingdings" w:hAnsi="Wingdings" w:hint="default"/>
+        <w:sz w:val="20"/>
+      </w:rPr>
+    </w:lvl>
+    <w:lvl w:ilvl="5" w:tentative="1">
+      <w:start w:val="1"/>
+      <w:numFmt w:val="bullet"/>
+      <w:lvlText w:val=""/>
+      <w:lvlJc w:val="left"/>
+      <w:pPr>
+        <w:tabs>
+          <w:tab w:val="num" w:pos="4320"/>
+        </w:tabs>
+        <w:ind w:left="4320" w:hanging="360"/>
+      </w:pPr>
+      <w:rPr>
+        <w:rFonts w:ascii="Wingdings" w:hAnsi="Wingdings" w:hint="default"/>
+        <w:sz w:val="20"/>
+      </w:rPr>
+    </w:lvl>
+    <w:lvl w:ilvl="6" w:tentative="1">
+      <w:start w:val="1"/>
+      <w:numFmt w:val="bullet"/>
+      <w:lvlText w:val=""/>
+      <w:lvlJc w:val="left"/>
+      <w:pPr>
+        <w:tabs>
+          <w:tab w:val="num" w:pos="5040"/>
+        </w:tabs>
+        <w:ind w:left="5040" w:hanging="360"/>
+      </w:pPr>
+      <w:rPr>
+        <w:rFonts w:ascii="Wingdings" w:hAnsi="Wingdings" w:hint="default"/>
+        <w:sz w:val="20"/>
+      </w:rPr>
+    </w:lvl>
+    <w:lvl w:ilvl="7" w:tentative="1">
+      <w:start w:val="1"/>
+      <w:numFmt w:val="bullet"/>
+      <w:lvlText w:val=""/>
+      <w:lvlJc w:val="left"/>
+      <w:pPr>
+        <w:tabs>
+          <w:tab w:val="num" w:pos="5760"/>
+        </w:tabs>
+        <w:ind w:left="5760" w:hanging="360"/>
+      </w:pPr>
+      <w:rPr>
+        <w:rFonts w:ascii="Wingdings" w:hAnsi="Wingdings" w:hint="default"/>
+        <w:sz w:val="20"/>
+      </w:rPr>
+    </w:lvl>
+    <w:lvl w:ilvl="8" w:tentative="1">
+      <w:start w:val="1"/>
+      <w:numFmt w:val="bullet"/>
+      <w:lvlText w:val=""/>
+      <w:lvlJc w:val="left"/>
+      <w:pPr>
+        <w:tabs>
+          <w:tab w:val="num" w:pos="6480"/>
+        </w:tabs>
+        <w:ind w:left="6480" w:hanging="360"/>
+      </w:pPr>
+      <w:rPr>
+        <w:rFonts w:ascii="Wingdings" w:hAnsi="Wingdings" w:hint="default"/>
+        <w:sz w:val="20"/>
+      </w:rPr>
+    </w:lvl>
+  </w:abstractNum>
+  <w:abstractNum w:abstractNumId="35" w15:restartNumberingAfterBreak="0">
     <w:nsid w:val="7546600C"/>
     <w:multiLevelType w:val="multilevel"/>
     <w:tmpl w:val="D73828DA"/>
@@ -8045,7 +14006,305 @@
       </w:rPr>
     </w:lvl>
   </w:abstractNum>
-  <w:abstractNum w:abstractNumId="20" w15:restartNumberingAfterBreak="0">
+  <w:abstractNum w:abstractNumId="36" w15:restartNumberingAfterBreak="0">
+    <w:nsid w:val="768F2A60"/>
+    <w:multiLevelType w:val="multilevel"/>
+    <w:tmpl w:val="9B94E488"/>
+    <w:lvl w:ilvl="0">
+      <w:start w:val="1"/>
+      <w:numFmt w:val="bullet"/>
+      <w:lvlText w:val=""/>
+      <w:lvlJc w:val="left"/>
+      <w:pPr>
+        <w:tabs>
+          <w:tab w:val="num" w:pos="720"/>
+        </w:tabs>
+        <w:ind w:left="720" w:hanging="360"/>
+      </w:pPr>
+      <w:rPr>
+        <w:rFonts w:ascii="Symbol" w:hAnsi="Symbol" w:hint="default"/>
+        <w:sz w:val="20"/>
+      </w:rPr>
+    </w:lvl>
+    <w:lvl w:ilvl="1" w:tentative="1">
+      <w:start w:val="1"/>
+      <w:numFmt w:val="bullet"/>
+      <w:lvlText w:val="o"/>
+      <w:lvlJc w:val="left"/>
+      <w:pPr>
+        <w:tabs>
+          <w:tab w:val="num" w:pos="1440"/>
+        </w:tabs>
+        <w:ind w:left="1440" w:hanging="360"/>
+      </w:pPr>
+      <w:rPr>
+        <w:rFonts w:ascii="Courier New" w:hAnsi="Courier New" w:hint="default"/>
+        <w:sz w:val="20"/>
+      </w:rPr>
+    </w:lvl>
+    <w:lvl w:ilvl="2" w:tentative="1">
+      <w:start w:val="1"/>
+      <w:numFmt w:val="bullet"/>
+      <w:lvlText w:val=""/>
+      <w:lvlJc w:val="left"/>
+      <w:pPr>
+        <w:tabs>
+          <w:tab w:val="num" w:pos="2160"/>
+        </w:tabs>
+        <w:ind w:left="2160" w:hanging="360"/>
+      </w:pPr>
+      <w:rPr>
+        <w:rFonts w:ascii="Wingdings" w:hAnsi="Wingdings" w:hint="default"/>
+        <w:sz w:val="20"/>
+      </w:rPr>
+    </w:lvl>
+    <w:lvl w:ilvl="3" w:tentative="1">
+      <w:start w:val="1"/>
+      <w:numFmt w:val="bullet"/>
+      <w:lvlText w:val=""/>
+      <w:lvlJc w:val="left"/>
+      <w:pPr>
+        <w:tabs>
+          <w:tab w:val="num" w:pos="2880"/>
+        </w:tabs>
+        <w:ind w:left="2880" w:hanging="360"/>
+      </w:pPr>
+      <w:rPr>
+        <w:rFonts w:ascii="Wingdings" w:hAnsi="Wingdings" w:hint="default"/>
+        <w:sz w:val="20"/>
+      </w:rPr>
+    </w:lvl>
+    <w:lvl w:ilvl="4" w:tentative="1">
+      <w:start w:val="1"/>
+      <w:numFmt w:val="bullet"/>
+      <w:lvlText w:val=""/>
+      <w:lvlJc w:val="left"/>
+      <w:pPr>
+        <w:tabs>
+          <w:tab w:val="num" w:pos="3600"/>
+        </w:tabs>
+        <w:ind w:left="3600" w:hanging="360"/>
+      </w:pPr>
+      <w:rPr>
+        <w:rFonts w:ascii="Wingdings" w:hAnsi="Wingdings" w:hint="default"/>
+        <w:sz w:val="20"/>
+      </w:rPr>
+    </w:lvl>
+    <w:lvl w:ilvl="5" w:tentative="1">
+      <w:start w:val="1"/>
+      <w:numFmt w:val="bullet"/>
+      <w:lvlText w:val=""/>
+      <w:lvlJc w:val="left"/>
+      <w:pPr>
+        <w:tabs>
+          <w:tab w:val="num" w:pos="4320"/>
+        </w:tabs>
+        <w:ind w:left="4320" w:hanging="360"/>
+      </w:pPr>
+      <w:rPr>
+        <w:rFonts w:ascii="Wingdings" w:hAnsi="Wingdings" w:hint="default"/>
+        <w:sz w:val="20"/>
+      </w:rPr>
+    </w:lvl>
+    <w:lvl w:ilvl="6" w:tentative="1">
+      <w:start w:val="1"/>
+      <w:numFmt w:val="bullet"/>
+      <w:lvlText w:val=""/>
+      <w:lvlJc w:val="left"/>
+      <w:pPr>
+        <w:tabs>
+          <w:tab w:val="num" w:pos="5040"/>
+        </w:tabs>
+        <w:ind w:left="5040" w:hanging="360"/>
+      </w:pPr>
+      <w:rPr>
+        <w:rFonts w:ascii="Wingdings" w:hAnsi="Wingdings" w:hint="default"/>
+        <w:sz w:val="20"/>
+      </w:rPr>
+    </w:lvl>
+    <w:lvl w:ilvl="7" w:tentative="1">
+      <w:start w:val="1"/>
+      <w:numFmt w:val="bullet"/>
+      <w:lvlText w:val=""/>
+      <w:lvlJc w:val="left"/>
+      <w:pPr>
+        <w:tabs>
+          <w:tab w:val="num" w:pos="5760"/>
+        </w:tabs>
+        <w:ind w:left="5760" w:hanging="360"/>
+      </w:pPr>
+      <w:rPr>
+        <w:rFonts w:ascii="Wingdings" w:hAnsi="Wingdings" w:hint="default"/>
+        <w:sz w:val="20"/>
+      </w:rPr>
+    </w:lvl>
+    <w:lvl w:ilvl="8" w:tentative="1">
+      <w:start w:val="1"/>
+      <w:numFmt w:val="bullet"/>
+      <w:lvlText w:val=""/>
+      <w:lvlJc w:val="left"/>
+      <w:pPr>
+        <w:tabs>
+          <w:tab w:val="num" w:pos="6480"/>
+        </w:tabs>
+        <w:ind w:left="6480" w:hanging="360"/>
+      </w:pPr>
+      <w:rPr>
+        <w:rFonts w:ascii="Wingdings" w:hAnsi="Wingdings" w:hint="default"/>
+        <w:sz w:val="20"/>
+      </w:rPr>
+    </w:lvl>
+  </w:abstractNum>
+  <w:abstractNum w:abstractNumId="37" w15:restartNumberingAfterBreak="0">
+    <w:nsid w:val="77A95F60"/>
+    <w:multiLevelType w:val="multilevel"/>
+    <w:tmpl w:val="7610DC46"/>
+    <w:lvl w:ilvl="0">
+      <w:start w:val="1"/>
+      <w:numFmt w:val="bullet"/>
+      <w:lvlText w:val=""/>
+      <w:lvlJc w:val="left"/>
+      <w:pPr>
+        <w:tabs>
+          <w:tab w:val="num" w:pos="720"/>
+        </w:tabs>
+        <w:ind w:left="720" w:hanging="360"/>
+      </w:pPr>
+      <w:rPr>
+        <w:rFonts w:ascii="Symbol" w:hAnsi="Symbol" w:hint="default"/>
+        <w:sz w:val="20"/>
+      </w:rPr>
+    </w:lvl>
+    <w:lvl w:ilvl="1" w:tentative="1">
+      <w:start w:val="1"/>
+      <w:numFmt w:val="bullet"/>
+      <w:lvlText w:val="o"/>
+      <w:lvlJc w:val="left"/>
+      <w:pPr>
+        <w:tabs>
+          <w:tab w:val="num" w:pos="1440"/>
+        </w:tabs>
+        <w:ind w:left="1440" w:hanging="360"/>
+      </w:pPr>
+      <w:rPr>
+        <w:rFonts w:ascii="Courier New" w:hAnsi="Courier New" w:hint="default"/>
+        <w:sz w:val="20"/>
+      </w:rPr>
+    </w:lvl>
+    <w:lvl w:ilvl="2" w:tentative="1">
+      <w:start w:val="1"/>
+      <w:numFmt w:val="bullet"/>
+      <w:lvlText w:val=""/>
+      <w:lvlJc w:val="left"/>
+      <w:pPr>
+        <w:tabs>
+          <w:tab w:val="num" w:pos="2160"/>
+        </w:tabs>
+        <w:ind w:left="2160" w:hanging="360"/>
+      </w:pPr>
+      <w:rPr>
+        <w:rFonts w:ascii="Wingdings" w:hAnsi="Wingdings" w:hint="default"/>
+        <w:sz w:val="20"/>
+      </w:rPr>
+    </w:lvl>
+    <w:lvl w:ilvl="3" w:tentative="1">
+      <w:start w:val="1"/>
+      <w:numFmt w:val="bullet"/>
+      <w:lvlText w:val=""/>
+      <w:lvlJc w:val="left"/>
+      <w:pPr>
+        <w:tabs>
+          <w:tab w:val="num" w:pos="2880"/>
+        </w:tabs>
+        <w:ind w:left="2880" w:hanging="360"/>
+      </w:pPr>
+      <w:rPr>
+        <w:rFonts w:ascii="Wingdings" w:hAnsi="Wingdings" w:hint="default"/>
+        <w:sz w:val="20"/>
+      </w:rPr>
+    </w:lvl>
+    <w:lvl w:ilvl="4" w:tentative="1">
+      <w:start w:val="1"/>
+      <w:numFmt w:val="bullet"/>
+      <w:lvlText w:val=""/>
+      <w:lvlJc w:val="left"/>
+      <w:pPr>
+        <w:tabs>
+          <w:tab w:val="num" w:pos="3600"/>
+        </w:tabs>
+        <w:ind w:left="3600" w:hanging="360"/>
+      </w:pPr>
+      <w:rPr>
+        <w:rFonts w:ascii="Wingdings" w:hAnsi="Wingdings" w:hint="default"/>
+        <w:sz w:val="20"/>
+      </w:rPr>
+    </w:lvl>
+    <w:lvl w:ilvl="5" w:tentative="1">
+      <w:start w:val="1"/>
+      <w:numFmt w:val="bullet"/>
+      <w:lvlText w:val=""/>
+      <w:lvlJc w:val="left"/>
+      <w:pPr>
+        <w:tabs>
+          <w:tab w:val="num" w:pos="4320"/>
+        </w:tabs>
+        <w:ind w:left="4320" w:hanging="360"/>
+      </w:pPr>
+      <w:rPr>
+        <w:rFonts w:ascii="Wingdings" w:hAnsi="Wingdings" w:hint="default"/>
+        <w:sz w:val="20"/>
+      </w:rPr>
+    </w:lvl>
+    <w:lvl w:ilvl="6" w:tentative="1">
+      <w:start w:val="1"/>
+      <w:numFmt w:val="bullet"/>
+      <w:lvlText w:val=""/>
+      <w:lvlJc w:val="left"/>
+      <w:pPr>
+        <w:tabs>
+          <w:tab w:val="num" w:pos="5040"/>
+        </w:tabs>
+        <w:ind w:left="5040" w:hanging="360"/>
+      </w:pPr>
+      <w:rPr>
+        <w:rFonts w:ascii="Wingdings" w:hAnsi="Wingdings" w:hint="default"/>
+        <w:sz w:val="20"/>
+      </w:rPr>
+    </w:lvl>
+    <w:lvl w:ilvl="7" w:tentative="1">
+      <w:start w:val="1"/>
+      <w:numFmt w:val="bullet"/>
+      <w:lvlText w:val=""/>
+      <w:lvlJc w:val="left"/>
+      <w:pPr>
+        <w:tabs>
+          <w:tab w:val="num" w:pos="5760"/>
+        </w:tabs>
+        <w:ind w:left="5760" w:hanging="360"/>
+      </w:pPr>
+      <w:rPr>
+        <w:rFonts w:ascii="Wingdings" w:hAnsi="Wingdings" w:hint="default"/>
+        <w:sz w:val="20"/>
+      </w:rPr>
+    </w:lvl>
+    <w:lvl w:ilvl="8" w:tentative="1">
+      <w:start w:val="1"/>
+      <w:numFmt w:val="bullet"/>
+      <w:lvlText w:val=""/>
+      <w:lvlJc w:val="left"/>
+      <w:pPr>
+        <w:tabs>
+          <w:tab w:val="num" w:pos="6480"/>
+        </w:tabs>
+        <w:ind w:left="6480" w:hanging="360"/>
+      </w:pPr>
+      <w:rPr>
+        <w:rFonts w:ascii="Wingdings" w:hAnsi="Wingdings" w:hint="default"/>
+        <w:sz w:val="20"/>
+      </w:rPr>
+    </w:lvl>
+  </w:abstractNum>
+  <w:abstractNum w:abstractNumId="38" w15:restartNumberingAfterBreak="0">
     <w:nsid w:val="7A7111BF"/>
     <w:multiLevelType w:val="multilevel"/>
     <w:tmpl w:val="EA322BA6"/>
@@ -8195,67 +14454,121 @@
     </w:lvl>
   </w:abstractNum>
   <w:num w:numId="1" w16cid:durableId="1222013107">
-    <w:abstractNumId w:val="4"/>
+    <w:abstractNumId w:val="8"/>
   </w:num>
   <w:num w:numId="2" w16cid:durableId="738668883">
-    <w:abstractNumId w:val="11"/>
+    <w:abstractNumId w:val="21"/>
   </w:num>
   <w:num w:numId="3" w16cid:durableId="5791519">
-    <w:abstractNumId w:val="12"/>
+    <w:abstractNumId w:val="22"/>
   </w:num>
   <w:num w:numId="4" w16cid:durableId="674724245">
-    <w:abstractNumId w:val="16"/>
+    <w:abstractNumId w:val="28"/>
   </w:num>
   <w:num w:numId="5" w16cid:durableId="582569914">
-    <w:abstractNumId w:val="3"/>
+    <w:abstractNumId w:val="6"/>
   </w:num>
   <w:num w:numId="6" w16cid:durableId="1345400040">
-    <w:abstractNumId w:val="19"/>
+    <w:abstractNumId w:val="35"/>
   </w:num>
   <w:num w:numId="7" w16cid:durableId="890074338">
     <w:abstractNumId w:val="1"/>
   </w:num>
   <w:num w:numId="8" w16cid:durableId="431704830">
-    <w:abstractNumId w:val="15"/>
+    <w:abstractNumId w:val="27"/>
   </w:num>
   <w:num w:numId="9" w16cid:durableId="1348828581">
-    <w:abstractNumId w:val="7"/>
+    <w:abstractNumId w:val="16"/>
   </w:num>
   <w:num w:numId="10" w16cid:durableId="1938294600">
-    <w:abstractNumId w:val="8"/>
+    <w:abstractNumId w:val="17"/>
   </w:num>
   <w:num w:numId="11" w16cid:durableId="1950699514">
-    <w:abstractNumId w:val="20"/>
+    <w:abstractNumId w:val="38"/>
   </w:num>
   <w:num w:numId="12" w16cid:durableId="518591842">
-    <w:abstractNumId w:val="5"/>
+    <w:abstractNumId w:val="11"/>
   </w:num>
   <w:num w:numId="13" w16cid:durableId="1219171571">
     <w:abstractNumId w:val="2"/>
   </w:num>
   <w:num w:numId="14" w16cid:durableId="840386719">
-    <w:abstractNumId w:val="18"/>
+    <w:abstractNumId w:val="33"/>
   </w:num>
   <w:num w:numId="15" w16cid:durableId="1090853232">
-    <w:abstractNumId w:val="17"/>
+    <w:abstractNumId w:val="30"/>
   </w:num>
   <w:num w:numId="16" w16cid:durableId="32849798">
-    <w:abstractNumId w:val="10"/>
+    <w:abstractNumId w:val="20"/>
   </w:num>
   <w:num w:numId="17" w16cid:durableId="1398898140">
-    <w:abstractNumId w:val="6"/>
+    <w:abstractNumId w:val="13"/>
   </w:num>
   <w:num w:numId="18" w16cid:durableId="520512773">
     <w:abstractNumId w:val="0"/>
   </w:num>
   <w:num w:numId="19" w16cid:durableId="1353873044">
+    <w:abstractNumId w:val="19"/>
+  </w:num>
+  <w:num w:numId="20" w16cid:durableId="1732577872">
+    <w:abstractNumId w:val="25"/>
+  </w:num>
+  <w:num w:numId="21" w16cid:durableId="1584337216">
+    <w:abstractNumId w:val="24"/>
+  </w:num>
+  <w:num w:numId="22" w16cid:durableId="1827354818">
+    <w:abstractNumId w:val="36"/>
+  </w:num>
+  <w:num w:numId="23" w16cid:durableId="88545699">
+    <w:abstractNumId w:val="5"/>
+  </w:num>
+  <w:num w:numId="24" w16cid:durableId="1403869803">
     <w:abstractNumId w:val="9"/>
   </w:num>
-  <w:num w:numId="20" w16cid:durableId="1732577872">
+  <w:num w:numId="25" w16cid:durableId="297535257">
+    <w:abstractNumId w:val="37"/>
+  </w:num>
+  <w:num w:numId="26" w16cid:durableId="61756473">
+    <w:abstractNumId w:val="34"/>
+  </w:num>
+  <w:num w:numId="27" w16cid:durableId="941886710">
+    <w:abstractNumId w:val="10"/>
+  </w:num>
+  <w:num w:numId="28" w16cid:durableId="1145585058">
+    <w:abstractNumId w:val="29"/>
+  </w:num>
+  <w:num w:numId="29" w16cid:durableId="589044325">
     <w:abstractNumId w:val="14"/>
   </w:num>
-  <w:num w:numId="21" w16cid:durableId="1584337216">
-    <w:abstractNumId w:val="13"/>
+  <w:num w:numId="30" w16cid:durableId="43415046">
+    <w:abstractNumId w:val="23"/>
+  </w:num>
+  <w:num w:numId="31" w16cid:durableId="1918516825">
+    <w:abstractNumId w:val="4"/>
+  </w:num>
+  <w:num w:numId="32" w16cid:durableId="2057393325">
+    <w:abstractNumId w:val="7"/>
+  </w:num>
+  <w:num w:numId="33" w16cid:durableId="540825334">
+    <w:abstractNumId w:val="15"/>
+  </w:num>
+  <w:num w:numId="34" w16cid:durableId="770131449">
+    <w:abstractNumId w:val="32"/>
+  </w:num>
+  <w:num w:numId="35" w16cid:durableId="1053238722">
+    <w:abstractNumId w:val="31"/>
+  </w:num>
+  <w:num w:numId="36" w16cid:durableId="1471244015">
+    <w:abstractNumId w:val="18"/>
+  </w:num>
+  <w:num w:numId="37" w16cid:durableId="1715302759">
+    <w:abstractNumId w:val="12"/>
+  </w:num>
+  <w:num w:numId="38" w16cid:durableId="1408723371">
+    <w:abstractNumId w:val="26"/>
+  </w:num>
+  <w:num w:numId="39" w16cid:durableId="1232934499">
+    <w:abstractNumId w:val="3"/>
   </w:num>
 </w:numbering>
 </file>

--- a/docs/Rescue Report.docx
+++ b/docs/Rescue Report.docx
@@ -6139,7 +6139,21 @@
           <w:b/>
           <w:bCs/>
         </w:rPr>
-        <w:t>Flaw 08: Client-Side Total Calculation (Trust Boundary Violation)</w:t>
+        <w:t>F</w:t>
+      </w:r>
+      <w:r>
+        <w:rPr>
+          <w:b/>
+          <w:bCs/>
+        </w:rPr>
+        <w:t>inding</w:t>
+      </w:r>
+      <w:r>
+        <w:rPr>
+          <w:b/>
+          <w:bCs/>
+        </w:rPr>
+        <w:t xml:space="preserve"> 08: Client-Side Total Calculation (Trust Boundary Violation)</w:t>
       </w:r>
     </w:p>
     <w:tbl>
@@ -7054,7 +7068,21 @@
           <w:bCs/>
         </w:rPr>
         <w:lastRenderedPageBreak/>
-        <w:t>Flaw 09: Database Indexing and N+1 Query Risk</w:t>
+        <w:t>F</w:t>
+      </w:r>
+      <w:r>
+        <w:rPr>
+          <w:b/>
+          <w:bCs/>
+        </w:rPr>
+        <w:t>inding</w:t>
+      </w:r>
+      <w:r>
+        <w:rPr>
+          <w:b/>
+          <w:bCs/>
+        </w:rPr>
+        <w:t xml:space="preserve"> 09: Database Indexing and N+1 Query Risk</w:t>
       </w:r>
     </w:p>
     <w:tbl>
@@ -8846,6 +8874,1915 @@
       </w:r>
     </w:p>
     <w:p/>
+    <w:p>
+      <w:pPr>
+        <w:rPr>
+          <w:b/>
+          <w:bCs/>
+        </w:rPr>
+      </w:pPr>
+      <w:r>
+        <w:rPr>
+          <w:b/>
+          <w:bCs/>
+        </w:rPr>
+        <w:t>Finding 11 — Inconsistent Status Transitions</w:t>
+      </w:r>
+    </w:p>
+    <w:p>
+      <w:r>
+        <w:rPr>
+          <w:b/>
+          <w:bCs/>
+        </w:rPr>
+        <w:t>Severity:</w:t>
+      </w:r>
+      <w:r>
+        <w:t xml:space="preserve"> Medium</w:t>
+      </w:r>
+      <w:r>
+        <w:br/>
+      </w:r>
+      <w:r>
+        <w:rPr>
+          <w:b/>
+          <w:bCs/>
+        </w:rPr>
+        <w:t>Category:</w:t>
+      </w:r>
+      <w:r>
+        <w:t xml:space="preserve"> Business Logic / Inconsistent Behavior</w:t>
+      </w:r>
+      <w:r>
+        <w:br/>
+      </w:r>
+      <w:r>
+        <w:rPr>
+          <w:b/>
+          <w:bCs/>
+        </w:rPr>
+        <w:t>Status:</w:t>
+      </w:r>
+      <w:r>
+        <w:t xml:space="preserve"> Status-transition validation and partial-payment handling implemented and verified through runtime testing.</w:t>
+      </w:r>
+    </w:p>
+    <w:p>
+      <w:pPr>
+        <w:rPr>
+          <w:b/>
+          <w:bCs/>
+        </w:rPr>
+      </w:pPr>
+      <w:r>
+        <w:rPr>
+          <w:b/>
+          <w:bCs/>
+        </w:rPr>
+        <w:t>1. Finding</w:t>
+      </w:r>
+    </w:p>
+    <w:p>
+      <w:r>
+        <w:t>The original audit report identified insufficient validation of invoice status transitions. Without appropriate checks, invoices could be marked as paid when voided, sent after payment, or paid without following the intended workflow.</w:t>
+      </w:r>
+    </w:p>
+    <w:p>
+      <w:r>
+        <w:t>The current implementation includes status checks for sending, voiding, and recording payments.</w:t>
+      </w:r>
+    </w:p>
+    <w:p>
+      <w:pPr>
+        <w:rPr>
+          <w:b/>
+          <w:bCs/>
+        </w:rPr>
+      </w:pPr>
+      <w:r>
+        <w:rPr>
+          <w:b/>
+          <w:bCs/>
+        </w:rPr>
+        <w:t>2. Inspection</w:t>
+      </w:r>
+    </w:p>
+    <w:p>
+      <w:r>
+        <w:t xml:space="preserve">Inspected </w:t>
+      </w:r>
+      <w:proofErr w:type="spellStart"/>
+      <w:r>
+        <w:t>src</w:t>
+      </w:r>
+      <w:proofErr w:type="spellEnd"/>
+      <w:r>
+        <w:t>/app/</w:t>
+      </w:r>
+      <w:proofErr w:type="spellStart"/>
+      <w:r>
+        <w:t>api</w:t>
+      </w:r>
+      <w:proofErr w:type="spellEnd"/>
+      <w:r>
+        <w:t>/invoices/[id]/</w:t>
+      </w:r>
+      <w:proofErr w:type="spellStart"/>
+      <w:r>
+        <w:t>route.ts</w:t>
+      </w:r>
+      <w:proofErr w:type="spellEnd"/>
+      <w:r>
+        <w:t xml:space="preserve"> and confirmed the following behavior:</w:t>
+      </w:r>
+    </w:p>
+    <w:p>
+      <w:pPr>
+        <w:numPr>
+          <w:ilvl w:val="0"/>
+          <w:numId w:val="40"/>
+        </w:numPr>
+      </w:pPr>
+      <w:r>
+        <w:t>Only draft invoices can be sent. Attempts to send invoices in other statuses return HTTP 409 Conflict.</w:t>
+      </w:r>
+    </w:p>
+    <w:p>
+      <w:pPr>
+        <w:numPr>
+          <w:ilvl w:val="0"/>
+          <w:numId w:val="40"/>
+        </w:numPr>
+      </w:pPr>
+      <w:r>
+        <w:t>Paid and void invoices cannot receive new payments.</w:t>
+      </w:r>
+    </w:p>
+    <w:p>
+      <w:pPr>
+        <w:numPr>
+          <w:ilvl w:val="0"/>
+          <w:numId w:val="40"/>
+        </w:numPr>
+      </w:pPr>
+      <w:r>
+        <w:t>Paid invoices cannot be voided.</w:t>
+      </w:r>
+    </w:p>
+    <w:p>
+      <w:pPr>
+        <w:numPr>
+          <w:ilvl w:val="0"/>
+          <w:numId w:val="40"/>
+        </w:numPr>
+      </w:pPr>
+      <w:r>
+        <w:t>Payments are recorded separately in the payments table.</w:t>
+      </w:r>
+    </w:p>
+    <w:p>
+      <w:pPr>
+        <w:numPr>
+          <w:ilvl w:val="0"/>
+          <w:numId w:val="40"/>
+        </w:numPr>
+      </w:pPr>
+      <w:r>
+        <w:t xml:space="preserve">The invoice's </w:t>
+      </w:r>
+      <w:proofErr w:type="spellStart"/>
+      <w:r>
+        <w:t>paidAmount</w:t>
+      </w:r>
+      <w:proofErr w:type="spellEnd"/>
+      <w:r>
+        <w:t xml:space="preserve"> is updated when a payment is recorded.</w:t>
+      </w:r>
+    </w:p>
+    <w:p>
+      <w:pPr>
+        <w:numPr>
+          <w:ilvl w:val="0"/>
+          <w:numId w:val="40"/>
+        </w:numPr>
+      </w:pPr>
+      <w:r>
+        <w:t>The invoice status changes to paid when the cumulative paid amount reaches the invoice total.</w:t>
+      </w:r>
+    </w:p>
+    <w:p>
+      <w:pPr>
+        <w:numPr>
+          <w:ilvl w:val="0"/>
+          <w:numId w:val="40"/>
+        </w:numPr>
+      </w:pPr>
+      <w:r>
+        <w:t>Draft and sent invoices can receive payments under the current business logic.</w:t>
+      </w:r>
+    </w:p>
+    <w:p>
+      <w:pPr>
+        <w:rPr>
+          <w:b/>
+          <w:bCs/>
+        </w:rPr>
+      </w:pPr>
+      <w:r>
+        <w:rPr>
+          <w:b/>
+          <w:bCs/>
+        </w:rPr>
+        <w:lastRenderedPageBreak/>
+        <w:t>3. Verification</w:t>
+      </w:r>
+    </w:p>
+    <w:tbl>
+      <w:tblPr>
+        <w:tblW w:w="0" w:type="auto"/>
+        <w:tblCellSpacing w:w="15" w:type="dxa"/>
+        <w:tblCellMar>
+          <w:top w:w="15" w:type="dxa"/>
+          <w:left w:w="15" w:type="dxa"/>
+          <w:bottom w:w="15" w:type="dxa"/>
+          <w:right w:w="15" w:type="dxa"/>
+        </w:tblCellMar>
+        <w:tblLook w:val="04A0" w:firstRow="1" w:lastRow="0" w:firstColumn="1" w:lastColumn="0" w:noHBand="0" w:noVBand="1"/>
+      </w:tblPr>
+      <w:tblGrid>
+        <w:gridCol w:w="2976"/>
+        <w:gridCol w:w="6384"/>
+      </w:tblGrid>
+      <w:tr>
+        <w:trPr>
+          <w:tblCellSpacing w:w="15" w:type="dxa"/>
+        </w:trPr>
+        <w:tc>
+          <w:tcPr>
+            <w:tcW w:w="0" w:type="auto"/>
+            <w:vAlign w:val="center"/>
+            <w:hideMark/>
+          </w:tcPr>
+          <w:p>
+            <w:pPr>
+              <w:rPr>
+                <w:b/>
+                <w:bCs/>
+              </w:rPr>
+            </w:pPr>
+            <w:r>
+              <w:rPr>
+                <w:b/>
+                <w:bCs/>
+              </w:rPr>
+              <w:t>Test</w:t>
+            </w:r>
+          </w:p>
+        </w:tc>
+        <w:tc>
+          <w:tcPr>
+            <w:tcW w:w="0" w:type="auto"/>
+            <w:vAlign w:val="center"/>
+            <w:hideMark/>
+          </w:tcPr>
+          <w:p>
+            <w:pPr>
+              <w:rPr>
+                <w:b/>
+                <w:bCs/>
+              </w:rPr>
+            </w:pPr>
+            <w:r>
+              <w:rPr>
+                <w:b/>
+                <w:bCs/>
+              </w:rPr>
+              <w:t>Result</w:t>
+            </w:r>
+          </w:p>
+        </w:tc>
+      </w:tr>
+      <w:tr>
+        <w:trPr>
+          <w:tblCellSpacing w:w="15" w:type="dxa"/>
+        </w:trPr>
+        <w:tc>
+          <w:tcPr>
+            <w:tcW w:w="0" w:type="auto"/>
+            <w:vAlign w:val="center"/>
+            <w:hideMark/>
+          </w:tcPr>
+          <w:p>
+            <w:r>
+              <w:t>Send a draft invoice</w:t>
+            </w:r>
+          </w:p>
+        </w:tc>
+        <w:tc>
+          <w:tcPr>
+            <w:tcW w:w="0" w:type="auto"/>
+            <w:vAlign w:val="center"/>
+            <w:hideMark/>
+          </w:tcPr>
+          <w:p>
+            <w:r>
+              <w:t xml:space="preserve">Passed — invoice status changed to </w:t>
+            </w:r>
+            <w:proofErr w:type="spellStart"/>
+            <w:r>
+              <w:t>sent</w:t>
+            </w:r>
+            <w:proofErr w:type="spellEnd"/>
+            <w:r>
+              <w:t>.</w:t>
+            </w:r>
+          </w:p>
+        </w:tc>
+      </w:tr>
+      <w:tr>
+        <w:trPr>
+          <w:tblCellSpacing w:w="15" w:type="dxa"/>
+        </w:trPr>
+        <w:tc>
+          <w:tcPr>
+            <w:tcW w:w="0" w:type="auto"/>
+            <w:vAlign w:val="center"/>
+            <w:hideMark/>
+          </w:tcPr>
+          <w:p>
+            <w:r>
+              <w:t>Record a partial payment</w:t>
+            </w:r>
+          </w:p>
+        </w:tc>
+        <w:tc>
+          <w:tcPr>
+            <w:tcW w:w="0" w:type="auto"/>
+            <w:vAlign w:val="center"/>
+            <w:hideMark/>
+          </w:tcPr>
+          <w:p>
+            <w:r>
+              <w:t>Passed — paid amount and remaining balance updated correctly.</w:t>
+            </w:r>
+          </w:p>
+        </w:tc>
+      </w:tr>
+      <w:tr>
+        <w:trPr>
+          <w:tblCellSpacing w:w="15" w:type="dxa"/>
+        </w:trPr>
+        <w:tc>
+          <w:tcPr>
+            <w:tcW w:w="0" w:type="auto"/>
+            <w:vAlign w:val="center"/>
+            <w:hideMark/>
+          </w:tcPr>
+          <w:p>
+            <w:r>
+              <w:t>Record the remaining balance</w:t>
+            </w:r>
+          </w:p>
+        </w:tc>
+        <w:tc>
+          <w:tcPr>
+            <w:tcW w:w="0" w:type="auto"/>
+            <w:vAlign w:val="center"/>
+            <w:hideMark/>
+          </w:tcPr>
+          <w:p>
+            <w:r>
+              <w:t>Passed — invoice status changed to paid.</w:t>
+            </w:r>
+          </w:p>
+        </w:tc>
+      </w:tr>
+      <w:tr>
+        <w:trPr>
+          <w:tblCellSpacing w:w="15" w:type="dxa"/>
+        </w:trPr>
+        <w:tc>
+          <w:tcPr>
+            <w:tcW w:w="0" w:type="auto"/>
+            <w:vAlign w:val="center"/>
+            <w:hideMark/>
+          </w:tcPr>
+          <w:p>
+            <w:r>
+              <w:t>Record multiple payments</w:t>
+            </w:r>
+          </w:p>
+        </w:tc>
+        <w:tc>
+          <w:tcPr>
+            <w:tcW w:w="0" w:type="auto"/>
+            <w:vAlign w:val="center"/>
+            <w:hideMark/>
+          </w:tcPr>
+          <w:p>
+            <w:r>
+              <w:t>Passed — payments appeared separately in the invoice details.</w:t>
+            </w:r>
+          </w:p>
+        </w:tc>
+      </w:tr>
+    </w:tbl>
+    <w:p>
+      <w:r>
+        <w:rPr>
+          <w:b/>
+          <w:bCs/>
+        </w:rPr>
+        <w:t>Runtime payment test evidence:</w:t>
+      </w:r>
+    </w:p>
+    <w:tbl>
+      <w:tblPr>
+        <w:tblW w:w="0" w:type="auto"/>
+        <w:tblCellSpacing w:w="15" w:type="dxa"/>
+        <w:tblCellMar>
+          <w:top w:w="15" w:type="dxa"/>
+          <w:left w:w="15" w:type="dxa"/>
+          <w:bottom w:w="15" w:type="dxa"/>
+          <w:right w:w="15" w:type="dxa"/>
+        </w:tblCellMar>
+        <w:tblLook w:val="04A0" w:firstRow="1" w:lastRow="0" w:firstColumn="1" w:lastColumn="0" w:noHBand="0" w:noVBand="1"/>
+      </w:tblPr>
+      <w:tblGrid>
+        <w:gridCol w:w="3779"/>
+        <w:gridCol w:w="866"/>
+      </w:tblGrid>
+      <w:tr>
+        <w:trPr>
+          <w:tblCellSpacing w:w="15" w:type="dxa"/>
+        </w:trPr>
+        <w:tc>
+          <w:tcPr>
+            <w:tcW w:w="0" w:type="auto"/>
+            <w:vAlign w:val="center"/>
+            <w:hideMark/>
+          </w:tcPr>
+          <w:p>
+            <w:pPr>
+              <w:rPr>
+                <w:b/>
+                <w:bCs/>
+              </w:rPr>
+            </w:pPr>
+            <w:r>
+              <w:rPr>
+                <w:b/>
+                <w:bCs/>
+              </w:rPr>
+              <w:t>Item</w:t>
+            </w:r>
+          </w:p>
+        </w:tc>
+        <w:tc>
+          <w:tcPr>
+            <w:tcW w:w="0" w:type="auto"/>
+            <w:vAlign w:val="center"/>
+            <w:hideMark/>
+          </w:tcPr>
+          <w:p>
+            <w:pPr>
+              <w:rPr>
+                <w:b/>
+                <w:bCs/>
+              </w:rPr>
+            </w:pPr>
+            <w:r>
+              <w:rPr>
+                <w:b/>
+                <w:bCs/>
+              </w:rPr>
+              <w:t>Result</w:t>
+            </w:r>
+          </w:p>
+        </w:tc>
+      </w:tr>
+      <w:tr>
+        <w:trPr>
+          <w:tblCellSpacing w:w="15" w:type="dxa"/>
+        </w:trPr>
+        <w:tc>
+          <w:tcPr>
+            <w:tcW w:w="0" w:type="auto"/>
+            <w:vAlign w:val="center"/>
+            <w:hideMark/>
+          </w:tcPr>
+          <w:p>
+            <w:r>
+              <w:t>Invoice total</w:t>
+            </w:r>
+          </w:p>
+        </w:tc>
+        <w:tc>
+          <w:tcPr>
+            <w:tcW w:w="0" w:type="auto"/>
+            <w:vAlign w:val="center"/>
+            <w:hideMark/>
+          </w:tcPr>
+          <w:p>
+            <w:r>
+              <w:t>$220.00</w:t>
+            </w:r>
+          </w:p>
+        </w:tc>
+      </w:tr>
+      <w:tr>
+        <w:trPr>
+          <w:tblCellSpacing w:w="15" w:type="dxa"/>
+        </w:trPr>
+        <w:tc>
+          <w:tcPr>
+            <w:tcW w:w="0" w:type="auto"/>
+            <w:vAlign w:val="center"/>
+            <w:hideMark/>
+          </w:tcPr>
+          <w:p>
+            <w:r>
+              <w:t>First payment</w:t>
+            </w:r>
+          </w:p>
+        </w:tc>
+        <w:tc>
+          <w:tcPr>
+            <w:tcW w:w="0" w:type="auto"/>
+            <w:vAlign w:val="center"/>
+            <w:hideMark/>
+          </w:tcPr>
+          <w:p>
+            <w:r>
+              <w:t>$200.00</w:t>
+            </w:r>
+          </w:p>
+        </w:tc>
+      </w:tr>
+      <w:tr>
+        <w:trPr>
+          <w:tblCellSpacing w:w="15" w:type="dxa"/>
+        </w:trPr>
+        <w:tc>
+          <w:tcPr>
+            <w:tcW w:w="0" w:type="auto"/>
+            <w:vAlign w:val="center"/>
+            <w:hideMark/>
+          </w:tcPr>
+          <w:p>
+            <w:r>
+              <w:t>Remaining balance after first payment</w:t>
+            </w:r>
+          </w:p>
+        </w:tc>
+        <w:tc>
+          <w:tcPr>
+            <w:tcW w:w="0" w:type="auto"/>
+            <w:vAlign w:val="center"/>
+            <w:hideMark/>
+          </w:tcPr>
+          <w:p>
+            <w:r>
+              <w:t>$20.00</w:t>
+            </w:r>
+          </w:p>
+        </w:tc>
+      </w:tr>
+      <w:tr>
+        <w:trPr>
+          <w:tblCellSpacing w:w="15" w:type="dxa"/>
+        </w:trPr>
+        <w:tc>
+          <w:tcPr>
+            <w:tcW w:w="0" w:type="auto"/>
+            <w:vAlign w:val="center"/>
+            <w:hideMark/>
+          </w:tcPr>
+          <w:p>
+            <w:r>
+              <w:t>Second payment</w:t>
+            </w:r>
+          </w:p>
+        </w:tc>
+        <w:tc>
+          <w:tcPr>
+            <w:tcW w:w="0" w:type="auto"/>
+            <w:vAlign w:val="center"/>
+            <w:hideMark/>
+          </w:tcPr>
+          <w:p>
+            <w:r>
+              <w:t>$20.00</w:t>
+            </w:r>
+          </w:p>
+        </w:tc>
+      </w:tr>
+      <w:tr>
+        <w:trPr>
+          <w:tblCellSpacing w:w="15" w:type="dxa"/>
+        </w:trPr>
+        <w:tc>
+          <w:tcPr>
+            <w:tcW w:w="0" w:type="auto"/>
+            <w:vAlign w:val="center"/>
+            <w:hideMark/>
+          </w:tcPr>
+          <w:p>
+            <w:r>
+              <w:t>Final paid amount</w:t>
+            </w:r>
+          </w:p>
+        </w:tc>
+        <w:tc>
+          <w:tcPr>
+            <w:tcW w:w="0" w:type="auto"/>
+            <w:vAlign w:val="center"/>
+            <w:hideMark/>
+          </w:tcPr>
+          <w:p>
+            <w:r>
+              <w:t>$220.00</w:t>
+            </w:r>
+          </w:p>
+        </w:tc>
+      </w:tr>
+      <w:tr>
+        <w:trPr>
+          <w:tblCellSpacing w:w="15" w:type="dxa"/>
+        </w:trPr>
+        <w:tc>
+          <w:tcPr>
+            <w:tcW w:w="0" w:type="auto"/>
+            <w:vAlign w:val="center"/>
+            <w:hideMark/>
+          </w:tcPr>
+          <w:p>
+            <w:r>
+              <w:t>Final remaining balance</w:t>
+            </w:r>
+          </w:p>
+        </w:tc>
+        <w:tc>
+          <w:tcPr>
+            <w:tcW w:w="0" w:type="auto"/>
+            <w:vAlign w:val="center"/>
+            <w:hideMark/>
+          </w:tcPr>
+          <w:p>
+            <w:r>
+              <w:t>$0.00</w:t>
+            </w:r>
+          </w:p>
+        </w:tc>
+      </w:tr>
+      <w:tr>
+        <w:trPr>
+          <w:tblCellSpacing w:w="15" w:type="dxa"/>
+        </w:trPr>
+        <w:tc>
+          <w:tcPr>
+            <w:tcW w:w="0" w:type="auto"/>
+            <w:vAlign w:val="center"/>
+            <w:hideMark/>
+          </w:tcPr>
+          <w:p>
+            <w:r>
+              <w:t>Final invoice status</w:t>
+            </w:r>
+          </w:p>
+        </w:tc>
+        <w:tc>
+          <w:tcPr>
+            <w:tcW w:w="0" w:type="auto"/>
+            <w:vAlign w:val="center"/>
+            <w:hideMark/>
+          </w:tcPr>
+          <w:p>
+            <w:r>
+              <w:t>paid</w:t>
+            </w:r>
+          </w:p>
+        </w:tc>
+      </w:tr>
+    </w:tbl>
+    <w:p>
+      <w:r>
+        <w:t>The invoice details displayed both payment records, including their amounts, transaction references, payment methods, and timestamps.</w:t>
+      </w:r>
+    </w:p>
+    <w:p>
+      <w:pPr>
+        <w:rPr>
+          <w:b/>
+          <w:bCs/>
+        </w:rPr>
+      </w:pPr>
+      <w:r>
+        <w:rPr>
+          <w:b/>
+          <w:bCs/>
+        </w:rPr>
+        <w:t>4. Work Performed</w:t>
+      </w:r>
+    </w:p>
+    <w:p>
+      <w:r>
+        <w:t>Reviewed the existing invoice API implementation and verified its status-transition checks and partial-payment behavior through runtime testing.</w:t>
+      </w:r>
+    </w:p>
+    <w:p>
+      <w:r>
+        <w:t>No additional application-code changes were made for this finding during the verification described above.</w:t>
+      </w:r>
+    </w:p>
+    <w:p>
+      <w:pPr>
+        <w:rPr>
+          <w:b/>
+          <w:bCs/>
+        </w:rPr>
+      </w:pPr>
+      <w:r>
+        <w:rPr>
+          <w:b/>
+          <w:bCs/>
+        </w:rPr>
+        <w:t>5. Conclusion and Limitations</w:t>
+      </w:r>
+    </w:p>
+    <w:p>
+      <w:r>
+        <w:lastRenderedPageBreak/>
+        <w:t>The implemented status checks and partial-payment workflow passed the runtime tests performed. The application correctly updated the paid amount, remaining balance, payment records, and final invoice status during the tested payment sequence.</w:t>
+      </w:r>
+    </w:p>
+    <w:p>
+      <w:r>
+        <w:t>The current business logic permits payments against draft invoices. This behavior has been retained as an accepted application rule rather than treated as a defect.</w:t>
+      </w:r>
+    </w:p>
+    <w:p>
+      <w:r>
+        <w:rPr>
+          <w:b/>
+          <w:bCs/>
+        </w:rPr>
+        <w:t>Next action:</w:t>
+      </w:r>
+      <w:r>
+        <w:t xml:space="preserve"> Continue the ordered audit with Finding 12 — No Logs of Payment Activity (Audit Trail Gap).</w:t>
+      </w:r>
+    </w:p>
+    <w:p>
+      <w:r>
+        <w:pict w14:anchorId="7F5F3E78">
+          <v:rect id="_x0000_i1025" style="width:0;height:1.5pt" o:hralign="center" o:hrstd="t" o:hr="t" fillcolor="#a0a0a0" stroked="f"/>
+        </w:pict>
+      </w:r>
+    </w:p>
+    <w:p>
+      <w:pPr>
+        <w:rPr>
+          <w:b/>
+          <w:bCs/>
+        </w:rPr>
+      </w:pPr>
+      <w:r>
+        <w:rPr>
+          <w:b/>
+          <w:bCs/>
+        </w:rPr>
+        <w:t>Audit Summary</w:t>
+      </w:r>
+    </w:p>
+    <w:tbl>
+      <w:tblPr>
+        <w:tblW w:w="0" w:type="auto"/>
+        <w:tblCellSpacing w:w="15" w:type="dxa"/>
+        <w:tblCellMar>
+          <w:top w:w="15" w:type="dxa"/>
+          <w:left w:w="15" w:type="dxa"/>
+          <w:bottom w:w="15" w:type="dxa"/>
+          <w:right w:w="15" w:type="dxa"/>
+        </w:tblCellMar>
+        <w:tblLook w:val="04A0" w:firstRow="1" w:lastRow="0" w:firstColumn="1" w:lastColumn="0" w:noHBand="0" w:noVBand="1"/>
+      </w:tblPr>
+      <w:tblGrid>
+        <w:gridCol w:w="2166"/>
+        <w:gridCol w:w="7194"/>
+      </w:tblGrid>
+      <w:tr>
+        <w:trPr>
+          <w:tblCellSpacing w:w="15" w:type="dxa"/>
+        </w:trPr>
+        <w:tc>
+          <w:tcPr>
+            <w:tcW w:w="0" w:type="auto"/>
+            <w:vAlign w:val="center"/>
+            <w:hideMark/>
+          </w:tcPr>
+          <w:p>
+            <w:pPr>
+              <w:rPr>
+                <w:b/>
+                <w:bCs/>
+              </w:rPr>
+            </w:pPr>
+            <w:r>
+              <w:rPr>
+                <w:b/>
+                <w:bCs/>
+              </w:rPr>
+              <w:t>Audit item</w:t>
+            </w:r>
+          </w:p>
+        </w:tc>
+        <w:tc>
+          <w:tcPr>
+            <w:tcW w:w="0" w:type="auto"/>
+            <w:vAlign w:val="center"/>
+            <w:hideMark/>
+          </w:tcPr>
+          <w:p>
+            <w:pPr>
+              <w:rPr>
+                <w:b/>
+                <w:bCs/>
+              </w:rPr>
+            </w:pPr>
+            <w:r>
+              <w:rPr>
+                <w:b/>
+                <w:bCs/>
+              </w:rPr>
+              <w:t>Evidence-based conclusion</w:t>
+            </w:r>
+          </w:p>
+        </w:tc>
+      </w:tr>
+      <w:tr>
+        <w:trPr>
+          <w:tblCellSpacing w:w="15" w:type="dxa"/>
+        </w:trPr>
+        <w:tc>
+          <w:tcPr>
+            <w:tcW w:w="0" w:type="auto"/>
+            <w:vAlign w:val="center"/>
+            <w:hideMark/>
+          </w:tcPr>
+          <w:p>
+            <w:r>
+              <w:t>Current implementation</w:t>
+            </w:r>
+          </w:p>
+        </w:tc>
+        <w:tc>
+          <w:tcPr>
+            <w:tcW w:w="0" w:type="auto"/>
+            <w:vAlign w:val="center"/>
+            <w:hideMark/>
+          </w:tcPr>
+          <w:p>
+            <w:r>
+              <w:t>Validates invoice-sending, voiding, and payment actions.</w:t>
+            </w:r>
+          </w:p>
+        </w:tc>
+      </w:tr>
+      <w:tr>
+        <w:trPr>
+          <w:tblCellSpacing w:w="15" w:type="dxa"/>
+        </w:trPr>
+        <w:tc>
+          <w:tcPr>
+            <w:tcW w:w="0" w:type="auto"/>
+            <w:vAlign w:val="center"/>
+            <w:hideMark/>
+          </w:tcPr>
+          <w:p>
+            <w:r>
+              <w:t>Verification</w:t>
+            </w:r>
+          </w:p>
+        </w:tc>
+        <w:tc>
+          <w:tcPr>
+            <w:tcW w:w="0" w:type="auto"/>
+            <w:vAlign w:val="center"/>
+            <w:hideMark/>
+          </w:tcPr>
+          <w:p>
+            <w:r>
+              <w:t>Draft-to-sent and partial-to-full payment behavior passed runtime testing.</w:t>
+            </w:r>
+          </w:p>
+        </w:tc>
+      </w:tr>
+      <w:tr>
+        <w:trPr>
+          <w:tblCellSpacing w:w="15" w:type="dxa"/>
+        </w:trPr>
+        <w:tc>
+          <w:tcPr>
+            <w:tcW w:w="0" w:type="auto"/>
+            <w:vAlign w:val="center"/>
+            <w:hideMark/>
+          </w:tcPr>
+          <w:p>
+            <w:r>
+              <w:t>Remediation status</w:t>
+            </w:r>
+          </w:p>
+        </w:tc>
+        <w:tc>
+          <w:tcPr>
+            <w:tcW w:w="0" w:type="auto"/>
+            <w:vAlign w:val="center"/>
+            <w:hideMark/>
+          </w:tcPr>
+          <w:p>
+            <w:r>
+              <w:t>Existing status-transition validation and payment handling verified; no new application-code fix claimed.</w:t>
+            </w:r>
+          </w:p>
+        </w:tc>
+      </w:tr>
+      <w:tr>
+        <w:trPr>
+          <w:tblCellSpacing w:w="15" w:type="dxa"/>
+        </w:trPr>
+        <w:tc>
+          <w:tcPr>
+            <w:tcW w:w="0" w:type="auto"/>
+            <w:vAlign w:val="center"/>
+            <w:hideMark/>
+          </w:tcPr>
+          <w:p>
+            <w:r>
+              <w:t>Additional work</w:t>
+            </w:r>
+          </w:p>
+        </w:tc>
+        <w:tc>
+          <w:tcPr>
+            <w:tcW w:w="0" w:type="auto"/>
+            <w:vAlign w:val="center"/>
+            <w:hideMark/>
+          </w:tcPr>
+          <w:p>
+            <w:r>
+              <w:t>Inspected the invoice API and tested partial and remaining-balance payments.</w:t>
+            </w:r>
+          </w:p>
+        </w:tc>
+      </w:tr>
+      <w:tr>
+        <w:trPr>
+          <w:tblCellSpacing w:w="15" w:type="dxa"/>
+        </w:trPr>
+        <w:tc>
+          <w:tcPr>
+            <w:tcW w:w="0" w:type="auto"/>
+            <w:vAlign w:val="center"/>
+            <w:hideMark/>
+          </w:tcPr>
+          <w:p>
+            <w:r>
+              <w:t>Remaining check</w:t>
+            </w:r>
+          </w:p>
+        </w:tc>
+        <w:tc>
+          <w:tcPr>
+            <w:tcW w:w="0" w:type="auto"/>
+            <w:vAlign w:val="center"/>
+            <w:hideMark/>
+          </w:tcPr>
+          <w:p>
+            <w:r>
+              <w:t>Continue with Finding 12 to inspect payment activity logging and audit-trail coverage.</w:t>
+            </w:r>
+          </w:p>
+        </w:tc>
+      </w:tr>
+    </w:tbl>
+    <w:p>
+      <w:pPr>
+        <w:rPr>
+          <w:b/>
+          <w:bCs/>
+        </w:rPr>
+      </w:pPr>
+      <w:r>
+        <w:rPr>
+          <w:b/>
+          <w:bCs/>
+        </w:rPr>
+        <w:br/>
+      </w:r>
+    </w:p>
+    <w:p>
+      <w:pPr>
+        <w:rPr>
+          <w:b/>
+          <w:bCs/>
+        </w:rPr>
+      </w:pPr>
+      <w:r>
+        <w:rPr>
+          <w:b/>
+          <w:bCs/>
+        </w:rPr>
+        <w:t>Finding 12 — No Logs of Payment Activity (Audit Trail Gap)</w:t>
+      </w:r>
+    </w:p>
+    <w:p>
+      <w:r>
+        <w:rPr>
+          <w:b/>
+          <w:bCs/>
+        </w:rPr>
+        <w:t>Severity:</w:t>
+      </w:r>
+      <w:r>
+        <w:t xml:space="preserve"> Medium</w:t>
+      </w:r>
+      <w:r>
+        <w:br/>
+      </w:r>
+      <w:r>
+        <w:rPr>
+          <w:b/>
+          <w:bCs/>
+        </w:rPr>
+        <w:t>Category:</w:t>
+      </w:r>
+      <w:r>
+        <w:t xml:space="preserve"> Database Structure / Compliance</w:t>
+      </w:r>
+      <w:r>
+        <w:br/>
+      </w:r>
+      <w:r>
+        <w:rPr>
+          <w:b/>
+          <w:bCs/>
+        </w:rPr>
+        <w:t>Status:</w:t>
+      </w:r>
+      <w:r>
+        <w:t xml:space="preserve"> Remediated — Runtime Payment Audit Logging Implemented; Partial Payment Verified</w:t>
+      </w:r>
+    </w:p>
+    <w:p>
+      <w:pPr>
+        <w:rPr>
+          <w:b/>
+          <w:bCs/>
+        </w:rPr>
+      </w:pPr>
+      <w:r>
+        <w:rPr>
+          <w:b/>
+          <w:bCs/>
+        </w:rPr>
+        <w:t>1. Finding</w:t>
+      </w:r>
+    </w:p>
+    <w:p>
+      <w:r>
+        <w:t xml:space="preserve">The application had an </w:t>
+      </w:r>
+      <w:proofErr w:type="spellStart"/>
+      <w:r>
+        <w:t>audit_logs</w:t>
+      </w:r>
+      <w:proofErr w:type="spellEnd"/>
+      <w:r>
+        <w:t xml:space="preserve"> database table, but actual payment activity was not being recorded in it.</w:t>
+      </w:r>
+    </w:p>
+    <w:p>
+      <w:r>
+        <w:lastRenderedPageBreak/>
+        <w:t>The table contained fields for the owner, action, entity, entity ID, metadata, and creation timestamp. However, the invoice payment API did not insert audit records when payments were made.</w:t>
+      </w:r>
+    </w:p>
+    <w:p>
+      <w:r>
+        <w:t>As a result, the application could not maintain a reliable runtime history of payment activity.</w:t>
+      </w:r>
+    </w:p>
+    <w:p>
+      <w:pPr>
+        <w:rPr>
+          <w:b/>
+          <w:bCs/>
+        </w:rPr>
+      </w:pPr>
+      <w:r>
+        <w:rPr>
+          <w:b/>
+          <w:bCs/>
+        </w:rPr>
+        <w:t>2. Inspection</w:t>
+      </w:r>
+    </w:p>
+    <w:p>
+      <w:r>
+        <w:t>The following files were inspected:</w:t>
+      </w:r>
+    </w:p>
+    <w:p>
+      <w:pPr>
+        <w:numPr>
+          <w:ilvl w:val="0"/>
+          <w:numId w:val="41"/>
+        </w:numPr>
+      </w:pPr>
+      <w:proofErr w:type="spellStart"/>
+      <w:r>
+        <w:t>src</w:t>
+      </w:r>
+      <w:proofErr w:type="spellEnd"/>
+      <w:r>
+        <w:t>/</w:t>
+      </w:r>
+      <w:proofErr w:type="spellStart"/>
+      <w:r>
+        <w:t>db</w:t>
+      </w:r>
+      <w:proofErr w:type="spellEnd"/>
+      <w:r>
+        <w:t>/</w:t>
+      </w:r>
+      <w:proofErr w:type="spellStart"/>
+      <w:r>
+        <w:t>schema.ts</w:t>
+      </w:r>
+      <w:proofErr w:type="spellEnd"/>
+      <w:r>
+        <w:t xml:space="preserve"> — Confirmed that the </w:t>
+      </w:r>
+      <w:proofErr w:type="spellStart"/>
+      <w:r>
+        <w:t>audit_logs</w:t>
+      </w:r>
+      <w:proofErr w:type="spellEnd"/>
+      <w:r>
+        <w:t xml:space="preserve"> table and its columns were defined.</w:t>
+      </w:r>
+    </w:p>
+    <w:p>
+      <w:pPr>
+        <w:numPr>
+          <w:ilvl w:val="0"/>
+          <w:numId w:val="41"/>
+        </w:numPr>
+      </w:pPr>
+      <w:proofErr w:type="spellStart"/>
+      <w:r>
+        <w:t>src</w:t>
+      </w:r>
+      <w:proofErr w:type="spellEnd"/>
+      <w:r>
+        <w:t>/</w:t>
+      </w:r>
+      <w:proofErr w:type="spellStart"/>
+      <w:r>
+        <w:t>db</w:t>
+      </w:r>
+      <w:proofErr w:type="spellEnd"/>
+      <w:r>
+        <w:t>/</w:t>
+      </w:r>
+      <w:proofErr w:type="spellStart"/>
+      <w:r>
+        <w:t>seed.ts</w:t>
+      </w:r>
+      <w:proofErr w:type="spellEnd"/>
+      <w:r>
+        <w:t xml:space="preserve"> — Found four sample audit entries, including </w:t>
+      </w:r>
+      <w:proofErr w:type="spellStart"/>
+      <w:proofErr w:type="gramStart"/>
+      <w:r>
+        <w:t>invoice.paid</w:t>
+      </w:r>
+      <w:proofErr w:type="spellEnd"/>
+      <w:proofErr w:type="gramEnd"/>
+      <w:r>
+        <w:t>. These were seeded records rather than runtime payment logs.</w:t>
+      </w:r>
+    </w:p>
+    <w:p>
+      <w:pPr>
+        <w:numPr>
+          <w:ilvl w:val="0"/>
+          <w:numId w:val="41"/>
+        </w:numPr>
+      </w:pPr>
+      <w:proofErr w:type="spellStart"/>
+      <w:r>
+        <w:t>src</w:t>
+      </w:r>
+      <w:proofErr w:type="spellEnd"/>
+      <w:r>
+        <w:t>/app/</w:t>
+      </w:r>
+      <w:proofErr w:type="spellStart"/>
+      <w:r>
+        <w:t>api</w:t>
+      </w:r>
+      <w:proofErr w:type="spellEnd"/>
+      <w:r>
+        <w:t>/invoices/[id]/</w:t>
+      </w:r>
+      <w:proofErr w:type="spellStart"/>
+      <w:r>
+        <w:t>route.ts</w:t>
+      </w:r>
+      <w:proofErr w:type="spellEnd"/>
+      <w:r>
+        <w:t xml:space="preserve"> — Confirmed that the payment transaction inserted payment records and updated invoice balances and status, but did not previously create audit entries.</w:t>
+      </w:r>
+    </w:p>
+    <w:p>
+      <w:pPr>
+        <w:rPr>
+          <w:b/>
+          <w:bCs/>
+        </w:rPr>
+      </w:pPr>
+      <w:r>
+        <w:rPr>
+          <w:b/>
+          <w:bCs/>
+        </w:rPr>
+        <w:t>3. Verification</w:t>
+      </w:r>
+    </w:p>
+    <w:tbl>
+      <w:tblPr>
+        <w:tblW w:w="0" w:type="auto"/>
+        <w:tblCellSpacing w:w="15" w:type="dxa"/>
+        <w:tblCellMar>
+          <w:top w:w="15" w:type="dxa"/>
+          <w:left w:w="15" w:type="dxa"/>
+          <w:bottom w:w="15" w:type="dxa"/>
+          <w:right w:w="15" w:type="dxa"/>
+        </w:tblCellMar>
+        <w:tblLook w:val="04A0" w:firstRow="1" w:lastRow="0" w:firstColumn="1" w:lastColumn="0" w:noHBand="0" w:noVBand="1"/>
+      </w:tblPr>
+      <w:tblGrid>
+        <w:gridCol w:w="3487"/>
+        <w:gridCol w:w="5873"/>
+      </w:tblGrid>
+      <w:tr>
+        <w:trPr>
+          <w:tblCellSpacing w:w="15" w:type="dxa"/>
+        </w:trPr>
+        <w:tc>
+          <w:tcPr>
+            <w:tcW w:w="0" w:type="auto"/>
+            <w:vAlign w:val="center"/>
+            <w:hideMark/>
+          </w:tcPr>
+          <w:p>
+            <w:pPr>
+              <w:rPr>
+                <w:b/>
+                <w:bCs/>
+              </w:rPr>
+            </w:pPr>
+            <w:r>
+              <w:rPr>
+                <w:b/>
+                <w:bCs/>
+              </w:rPr>
+              <w:t>Test</w:t>
+            </w:r>
+          </w:p>
+        </w:tc>
+        <w:tc>
+          <w:tcPr>
+            <w:tcW w:w="0" w:type="auto"/>
+            <w:vAlign w:val="center"/>
+            <w:hideMark/>
+          </w:tcPr>
+          <w:p>
+            <w:pPr>
+              <w:rPr>
+                <w:b/>
+                <w:bCs/>
+              </w:rPr>
+            </w:pPr>
+            <w:r>
+              <w:rPr>
+                <w:b/>
+                <w:bCs/>
+              </w:rPr>
+              <w:t>Result</w:t>
+            </w:r>
+          </w:p>
+        </w:tc>
+      </w:tr>
+      <w:tr>
+        <w:trPr>
+          <w:tblCellSpacing w:w="15" w:type="dxa"/>
+        </w:trPr>
+        <w:tc>
+          <w:tcPr>
+            <w:tcW w:w="0" w:type="auto"/>
+            <w:vAlign w:val="center"/>
+            <w:hideMark/>
+          </w:tcPr>
+          <w:p>
+            <w:r>
+              <w:t>Audit-log table inspection</w:t>
+            </w:r>
+          </w:p>
+        </w:tc>
+        <w:tc>
+          <w:tcPr>
+            <w:tcW w:w="0" w:type="auto"/>
+            <w:vAlign w:val="center"/>
+            <w:hideMark/>
+          </w:tcPr>
+          <w:p>
+            <w:r>
+              <w:t>Passed — Table and required fields exist</w:t>
+            </w:r>
+          </w:p>
+        </w:tc>
+      </w:tr>
+      <w:tr>
+        <w:trPr>
+          <w:tblCellSpacing w:w="15" w:type="dxa"/>
+        </w:trPr>
+        <w:tc>
+          <w:tcPr>
+            <w:tcW w:w="0" w:type="auto"/>
+            <w:vAlign w:val="center"/>
+            <w:hideMark/>
+          </w:tcPr>
+          <w:p>
+            <w:r>
+              <w:t>Search for runtime audit logging</w:t>
+            </w:r>
+          </w:p>
+        </w:tc>
+        <w:tc>
+          <w:tcPr>
+            <w:tcW w:w="0" w:type="auto"/>
+            <w:vAlign w:val="center"/>
+            <w:hideMark/>
+          </w:tcPr>
+          <w:p>
+            <w:r>
+              <w:t>Gap confirmed — No audit insertion found in the payment API</w:t>
+            </w:r>
+          </w:p>
+        </w:tc>
+      </w:tr>
+      <w:tr>
+        <w:trPr>
+          <w:tblCellSpacing w:w="15" w:type="dxa"/>
+        </w:trPr>
+        <w:tc>
+          <w:tcPr>
+            <w:tcW w:w="0" w:type="auto"/>
+            <w:vAlign w:val="center"/>
+            <w:hideMark/>
+          </w:tcPr>
+          <w:p>
+            <w:r>
+              <w:t>TypeScript check after implementation</w:t>
+            </w:r>
+          </w:p>
+        </w:tc>
+        <w:tc>
+          <w:tcPr>
+            <w:tcW w:w="0" w:type="auto"/>
+            <w:vAlign w:val="center"/>
+            <w:hideMark/>
+          </w:tcPr>
+          <w:p>
+            <w:r>
+              <w:t xml:space="preserve">Passed — </w:t>
+            </w:r>
+            <w:proofErr w:type="spellStart"/>
+            <w:r>
+              <w:t>npx</w:t>
+            </w:r>
+            <w:proofErr w:type="spellEnd"/>
+            <w:r>
+              <w:t xml:space="preserve"> </w:t>
+            </w:r>
+            <w:proofErr w:type="spellStart"/>
+            <w:r>
+              <w:t>tsc</w:t>
+            </w:r>
+            <w:proofErr w:type="spellEnd"/>
+            <w:r>
+              <w:t xml:space="preserve"> --</w:t>
+            </w:r>
+            <w:proofErr w:type="spellStart"/>
+            <w:r>
+              <w:t>noEmit</w:t>
+            </w:r>
+            <w:proofErr w:type="spellEnd"/>
+          </w:p>
+        </w:tc>
+      </w:tr>
+      <w:tr>
+        <w:trPr>
+          <w:tblCellSpacing w:w="15" w:type="dxa"/>
+        </w:trPr>
+        <w:tc>
+          <w:tcPr>
+            <w:tcW w:w="0" w:type="auto"/>
+            <w:vAlign w:val="center"/>
+            <w:hideMark/>
+          </w:tcPr>
+          <w:p>
+            <w:r>
+              <w:t>Partial payment test</w:t>
+            </w:r>
+          </w:p>
+        </w:tc>
+        <w:tc>
+          <w:tcPr>
+            <w:tcW w:w="0" w:type="auto"/>
+            <w:vAlign w:val="center"/>
+            <w:hideMark/>
+          </w:tcPr>
+          <w:p>
+            <w:r>
+              <w:t>Passed — Payment succeeded and invoice balance updated correctly</w:t>
+            </w:r>
+          </w:p>
+        </w:tc>
+      </w:tr>
+      <w:tr>
+        <w:trPr>
+          <w:tblCellSpacing w:w="15" w:type="dxa"/>
+        </w:trPr>
+        <w:tc>
+          <w:tcPr>
+            <w:tcW w:w="0" w:type="auto"/>
+            <w:vAlign w:val="center"/>
+            <w:hideMark/>
+          </w:tcPr>
+          <w:p>
+            <w:r>
+              <w:t>Final payment audit event</w:t>
+            </w:r>
+          </w:p>
+        </w:tc>
+        <w:tc>
+          <w:tcPr>
+            <w:tcW w:w="0" w:type="auto"/>
+            <w:vAlign w:val="center"/>
+            <w:hideMark/>
+          </w:tcPr>
+          <w:p>
+            <w:r>
+              <w:t>Not yet verified</w:t>
+            </w:r>
+          </w:p>
+        </w:tc>
+      </w:tr>
+    </w:tbl>
+    <w:p>
+      <w:pPr>
+        <w:rPr>
+          <w:b/>
+          <w:bCs/>
+        </w:rPr>
+      </w:pPr>
+      <w:r>
+        <w:rPr>
+          <w:b/>
+          <w:bCs/>
+        </w:rPr>
+        <w:t>4. Work Performed</w:t>
+      </w:r>
+    </w:p>
+    <w:p>
+      <w:r>
+        <w:t xml:space="preserve">Updated </w:t>
+      </w:r>
+      <w:proofErr w:type="spellStart"/>
+      <w:r>
+        <w:t>src</w:t>
+      </w:r>
+      <w:proofErr w:type="spellEnd"/>
+      <w:r>
+        <w:t>/app/</w:t>
+      </w:r>
+      <w:proofErr w:type="spellStart"/>
+      <w:r>
+        <w:t>api</w:t>
+      </w:r>
+      <w:proofErr w:type="spellEnd"/>
+      <w:r>
+        <w:t>/invoices/[id]/</w:t>
+      </w:r>
+      <w:proofErr w:type="spellStart"/>
+      <w:r>
+        <w:t>route.ts</w:t>
+      </w:r>
+      <w:proofErr w:type="spellEnd"/>
+      <w:r>
+        <w:t>.</w:t>
+      </w:r>
+    </w:p>
+    <w:p>
+      <w:pPr>
+        <w:numPr>
+          <w:ilvl w:val="0"/>
+          <w:numId w:val="42"/>
+        </w:numPr>
+      </w:pPr>
+      <w:r>
+        <w:t xml:space="preserve">Imported </w:t>
+      </w:r>
+      <w:proofErr w:type="spellStart"/>
+      <w:r>
+        <w:t>auditLogs</w:t>
+      </w:r>
+      <w:proofErr w:type="spellEnd"/>
+      <w:r>
+        <w:t xml:space="preserve"> from the database schema.</w:t>
+      </w:r>
+    </w:p>
+    <w:p>
+      <w:pPr>
+        <w:numPr>
+          <w:ilvl w:val="0"/>
+          <w:numId w:val="42"/>
+        </w:numPr>
+      </w:pPr>
+      <w:r>
+        <w:t xml:space="preserve">Added an </w:t>
+      </w:r>
+      <w:proofErr w:type="spellStart"/>
+      <w:proofErr w:type="gramStart"/>
+      <w:r>
+        <w:t>invoice.payment</w:t>
+      </w:r>
+      <w:proofErr w:type="gramEnd"/>
+      <w:r>
+        <w:t>_recorded</w:t>
+      </w:r>
+      <w:proofErr w:type="spellEnd"/>
+      <w:r>
+        <w:t xml:space="preserve"> audit entry for every recorded payment, including partial payments.</w:t>
+      </w:r>
+    </w:p>
+    <w:p>
+      <w:pPr>
+        <w:numPr>
+          <w:ilvl w:val="0"/>
+          <w:numId w:val="42"/>
+        </w:numPr>
+      </w:pPr>
+      <w:r>
+        <w:t xml:space="preserve">Added an </w:t>
+      </w:r>
+      <w:proofErr w:type="spellStart"/>
+      <w:proofErr w:type="gramStart"/>
+      <w:r>
+        <w:t>invoice.paid</w:t>
+      </w:r>
+      <w:proofErr w:type="spellEnd"/>
+      <w:proofErr w:type="gramEnd"/>
+      <w:r>
+        <w:t xml:space="preserve"> audit entry when a payment completes the invoice.</w:t>
+      </w:r>
+    </w:p>
+    <w:p>
+      <w:pPr>
+        <w:numPr>
+          <w:ilvl w:val="0"/>
+          <w:numId w:val="42"/>
+        </w:numPr>
+      </w:pPr>
+      <w:r>
+        <w:lastRenderedPageBreak/>
+        <w:t>Included payment amount, method, reference, updated paid amount, and invoice status in the audit metadata where applicable.</w:t>
+      </w:r>
+    </w:p>
+    <w:p>
+      <w:pPr>
+        <w:numPr>
+          <w:ilvl w:val="0"/>
+          <w:numId w:val="42"/>
+        </w:numPr>
+      </w:pPr>
+      <w:r>
+        <w:t>Placed audit-log insertions inside the existing database transaction so payment records, invoice updates, and audit entries are committed together.</w:t>
+      </w:r>
+    </w:p>
+    <w:p>
+      <w:pPr>
+        <w:rPr>
+          <w:b/>
+          <w:bCs/>
+        </w:rPr>
+      </w:pPr>
+      <w:r>
+        <w:rPr>
+          <w:b/>
+          <w:bCs/>
+        </w:rPr>
+        <w:t>5. Conclusion and Limitations</w:t>
+      </w:r>
+    </w:p>
+    <w:p>
+      <w:r>
+        <w:t>The runtime payment audit-logging gap has been addressed in the invoice payment API.</w:t>
+      </w:r>
+    </w:p>
+    <w:p>
+      <w:r>
+        <w:t>The partial-payment test confirmed that a payment can still be recorded successfully and the remaining invoice balance is updated correctly. The TypeScript check also passed.</w:t>
+      </w:r>
+    </w:p>
+    <w:p>
+      <w:r>
+        <w:t>The final-payment audit event and the resulting database records have not yet been independently verified. The implementation currently records payment activity in the database; an audit-log retrieval interface or timeline has not been established as part of this finding.</w:t>
+      </w:r>
+    </w:p>
+    <w:p>
+      <w:r>
+        <w:rPr>
+          <w:b/>
+          <w:bCs/>
+        </w:rPr>
+        <w:t>Next action:</w:t>
+      </w:r>
+      <w:r>
+        <w:t xml:space="preserve"> Verify the audit records for partial and final payments in the database before marking all payment-audit behavior fully tested.</w:t>
+      </w:r>
+    </w:p>
+    <w:p>
+      <w:pPr>
+        <w:rPr>
+          <w:b/>
+          <w:bCs/>
+        </w:rPr>
+      </w:pPr>
+      <w:r>
+        <w:rPr>
+          <w:b/>
+          <w:bCs/>
+        </w:rPr>
+        <w:t>Audit Summary</w:t>
+      </w:r>
+    </w:p>
+    <w:tbl>
+      <w:tblPr>
+        <w:tblW w:w="0" w:type="auto"/>
+        <w:tblCellSpacing w:w="15" w:type="dxa"/>
+        <w:tblCellMar>
+          <w:top w:w="15" w:type="dxa"/>
+          <w:left w:w="15" w:type="dxa"/>
+          <w:bottom w:w="15" w:type="dxa"/>
+          <w:right w:w="15" w:type="dxa"/>
+        </w:tblCellMar>
+        <w:tblLook w:val="04A0" w:firstRow="1" w:lastRow="0" w:firstColumn="1" w:lastColumn="0" w:noHBand="0" w:noVBand="1"/>
+      </w:tblPr>
+      <w:tblGrid>
+        <w:gridCol w:w="2846"/>
+        <w:gridCol w:w="2770"/>
+      </w:tblGrid>
+      <w:tr>
+        <w:trPr>
+          <w:tblCellSpacing w:w="15" w:type="dxa"/>
+        </w:trPr>
+        <w:tc>
+          <w:tcPr>
+            <w:tcW w:w="0" w:type="auto"/>
+            <w:vAlign w:val="center"/>
+            <w:hideMark/>
+          </w:tcPr>
+          <w:p>
+            <w:pPr>
+              <w:rPr>
+                <w:b/>
+                <w:bCs/>
+              </w:rPr>
+            </w:pPr>
+            <w:r>
+              <w:rPr>
+                <w:b/>
+                <w:bCs/>
+              </w:rPr>
+              <w:t>Audit Item</w:t>
+            </w:r>
+          </w:p>
+        </w:tc>
+        <w:tc>
+          <w:tcPr>
+            <w:tcW w:w="0" w:type="auto"/>
+            <w:vAlign w:val="center"/>
+            <w:hideMark/>
+          </w:tcPr>
+          <w:p>
+            <w:pPr>
+              <w:rPr>
+                <w:b/>
+                <w:bCs/>
+              </w:rPr>
+            </w:pPr>
+            <w:r>
+              <w:rPr>
+                <w:b/>
+                <w:bCs/>
+              </w:rPr>
+              <w:t>Evidence-Based Conclusion</w:t>
+            </w:r>
+          </w:p>
+        </w:tc>
+      </w:tr>
+      <w:tr>
+        <w:trPr>
+          <w:tblCellSpacing w:w="15" w:type="dxa"/>
+        </w:trPr>
+        <w:tc>
+          <w:tcPr>
+            <w:tcW w:w="0" w:type="auto"/>
+            <w:vAlign w:val="center"/>
+            <w:hideMark/>
+          </w:tcPr>
+          <w:p>
+            <w:r>
+              <w:t>Audit-log database structure</w:t>
+            </w:r>
+          </w:p>
+        </w:tc>
+        <w:tc>
+          <w:tcPr>
+            <w:tcW w:w="0" w:type="auto"/>
+            <w:vAlign w:val="center"/>
+            <w:hideMark/>
+          </w:tcPr>
+          <w:p>
+            <w:r>
+              <w:t>Implemented</w:t>
+            </w:r>
+          </w:p>
+        </w:tc>
+      </w:tr>
+      <w:tr>
+        <w:trPr>
+          <w:tblCellSpacing w:w="15" w:type="dxa"/>
+        </w:trPr>
+        <w:tc>
+          <w:tcPr>
+            <w:tcW w:w="0" w:type="auto"/>
+            <w:vAlign w:val="center"/>
+            <w:hideMark/>
+          </w:tcPr>
+          <w:p>
+            <w:r>
+              <w:t>Sample audit entries</w:t>
+            </w:r>
+          </w:p>
+        </w:tc>
+        <w:tc>
+          <w:tcPr>
+            <w:tcW w:w="0" w:type="auto"/>
+            <w:vAlign w:val="center"/>
+            <w:hideMark/>
+          </w:tcPr>
+          <w:p>
+            <w:r>
+              <w:t>Present in seed data</w:t>
+            </w:r>
+          </w:p>
+        </w:tc>
+      </w:tr>
+      <w:tr>
+        <w:trPr>
+          <w:tblCellSpacing w:w="15" w:type="dxa"/>
+        </w:trPr>
+        <w:tc>
+          <w:tcPr>
+            <w:tcW w:w="0" w:type="auto"/>
+            <w:vAlign w:val="center"/>
+            <w:hideMark/>
+          </w:tcPr>
+          <w:p>
+            <w:r>
+              <w:t>Runtime payment logging</w:t>
+            </w:r>
+          </w:p>
+        </w:tc>
+        <w:tc>
+          <w:tcPr>
+            <w:tcW w:w="0" w:type="auto"/>
+            <w:vAlign w:val="center"/>
+            <w:hideMark/>
+          </w:tcPr>
+          <w:p>
+            <w:r>
+              <w:t>Implemented</w:t>
+            </w:r>
+          </w:p>
+        </w:tc>
+      </w:tr>
+      <w:tr>
+        <w:trPr>
+          <w:tblCellSpacing w:w="15" w:type="dxa"/>
+        </w:trPr>
+        <w:tc>
+          <w:tcPr>
+            <w:tcW w:w="0" w:type="auto"/>
+            <w:vAlign w:val="center"/>
+            <w:hideMark/>
+          </w:tcPr>
+          <w:p>
+            <w:r>
+              <w:t>Partial payment behavior</w:t>
+            </w:r>
+          </w:p>
+        </w:tc>
+        <w:tc>
+          <w:tcPr>
+            <w:tcW w:w="0" w:type="auto"/>
+            <w:vAlign w:val="center"/>
+            <w:hideMark/>
+          </w:tcPr>
+          <w:p>
+            <w:r>
+              <w:t>Verified</w:t>
+            </w:r>
+          </w:p>
+        </w:tc>
+      </w:tr>
+      <w:tr>
+        <w:trPr>
+          <w:tblCellSpacing w:w="15" w:type="dxa"/>
+        </w:trPr>
+        <w:tc>
+          <w:tcPr>
+            <w:tcW w:w="0" w:type="auto"/>
+            <w:vAlign w:val="center"/>
+            <w:hideMark/>
+          </w:tcPr>
+          <w:p>
+            <w:r>
+              <w:t>Full payment audit event</w:t>
+            </w:r>
+          </w:p>
+        </w:tc>
+        <w:tc>
+          <w:tcPr>
+            <w:tcW w:w="0" w:type="auto"/>
+            <w:vAlign w:val="center"/>
+            <w:hideMark/>
+          </w:tcPr>
+          <w:p>
+            <w:r>
+              <w:t>Pending verification</w:t>
+            </w:r>
+          </w:p>
+        </w:tc>
+      </w:tr>
+      <w:tr>
+        <w:trPr>
+          <w:tblCellSpacing w:w="15" w:type="dxa"/>
+        </w:trPr>
+        <w:tc>
+          <w:tcPr>
+            <w:tcW w:w="0" w:type="auto"/>
+            <w:vAlign w:val="center"/>
+            <w:hideMark/>
+          </w:tcPr>
+          <w:p>
+            <w:r>
+              <w:t>Audit-log display interface</w:t>
+            </w:r>
+          </w:p>
+        </w:tc>
+        <w:tc>
+          <w:tcPr>
+            <w:tcW w:w="0" w:type="auto"/>
+            <w:vAlign w:val="center"/>
+            <w:hideMark/>
+          </w:tcPr>
+          <w:p>
+            <w:r>
+              <w:t>Not established</w:t>
+            </w:r>
+          </w:p>
+        </w:tc>
+      </w:tr>
+    </w:tbl>
+    <w:p/>
     <w:sectPr>
       <w:pgSz w:w="12240" w:h="15840"/>
       <w:pgMar w:top="1440" w:right="1440" w:bottom="1440" w:left="1440" w:header="720" w:footer="720" w:gutter="0"/>
@@ -9794,6 +11731,155 @@
     </w:lvl>
   </w:abstractNum>
   <w:abstractNum w:abstractNumId="7" w15:restartNumberingAfterBreak="0">
+    <w:nsid w:val="21B71FF6"/>
+    <w:multiLevelType w:val="multilevel"/>
+    <w:tmpl w:val="BD9CAF84"/>
+    <w:lvl w:ilvl="0">
+      <w:start w:val="1"/>
+      <w:numFmt w:val="bullet"/>
+      <w:lvlText w:val=""/>
+      <w:lvlJc w:val="left"/>
+      <w:pPr>
+        <w:tabs>
+          <w:tab w:val="num" w:pos="720"/>
+        </w:tabs>
+        <w:ind w:left="720" w:hanging="360"/>
+      </w:pPr>
+      <w:rPr>
+        <w:rFonts w:ascii="Symbol" w:hAnsi="Symbol" w:hint="default"/>
+        <w:sz w:val="20"/>
+      </w:rPr>
+    </w:lvl>
+    <w:lvl w:ilvl="1" w:tentative="1">
+      <w:start w:val="1"/>
+      <w:numFmt w:val="bullet"/>
+      <w:lvlText w:val="o"/>
+      <w:lvlJc w:val="left"/>
+      <w:pPr>
+        <w:tabs>
+          <w:tab w:val="num" w:pos="1440"/>
+        </w:tabs>
+        <w:ind w:left="1440" w:hanging="360"/>
+      </w:pPr>
+      <w:rPr>
+        <w:rFonts w:ascii="Courier New" w:hAnsi="Courier New" w:hint="default"/>
+        <w:sz w:val="20"/>
+      </w:rPr>
+    </w:lvl>
+    <w:lvl w:ilvl="2" w:tentative="1">
+      <w:start w:val="1"/>
+      <w:numFmt w:val="bullet"/>
+      <w:lvlText w:val=""/>
+      <w:lvlJc w:val="left"/>
+      <w:pPr>
+        <w:tabs>
+          <w:tab w:val="num" w:pos="2160"/>
+        </w:tabs>
+        <w:ind w:left="2160" w:hanging="360"/>
+      </w:pPr>
+      <w:rPr>
+        <w:rFonts w:ascii="Wingdings" w:hAnsi="Wingdings" w:hint="default"/>
+        <w:sz w:val="20"/>
+      </w:rPr>
+    </w:lvl>
+    <w:lvl w:ilvl="3" w:tentative="1">
+      <w:start w:val="1"/>
+      <w:numFmt w:val="bullet"/>
+      <w:lvlText w:val=""/>
+      <w:lvlJc w:val="left"/>
+      <w:pPr>
+        <w:tabs>
+          <w:tab w:val="num" w:pos="2880"/>
+        </w:tabs>
+        <w:ind w:left="2880" w:hanging="360"/>
+      </w:pPr>
+      <w:rPr>
+        <w:rFonts w:ascii="Wingdings" w:hAnsi="Wingdings" w:hint="default"/>
+        <w:sz w:val="20"/>
+      </w:rPr>
+    </w:lvl>
+    <w:lvl w:ilvl="4" w:tentative="1">
+      <w:start w:val="1"/>
+      <w:numFmt w:val="bullet"/>
+      <w:lvlText w:val=""/>
+      <w:lvlJc w:val="left"/>
+      <w:pPr>
+        <w:tabs>
+          <w:tab w:val="num" w:pos="3600"/>
+        </w:tabs>
+        <w:ind w:left="3600" w:hanging="360"/>
+      </w:pPr>
+      <w:rPr>
+        <w:rFonts w:ascii="Wingdings" w:hAnsi="Wingdings" w:hint="default"/>
+        <w:sz w:val="20"/>
+      </w:rPr>
+    </w:lvl>
+    <w:lvl w:ilvl="5" w:tentative="1">
+      <w:start w:val="1"/>
+      <w:numFmt w:val="bullet"/>
+      <w:lvlText w:val=""/>
+      <w:lvlJc w:val="left"/>
+      <w:pPr>
+        <w:tabs>
+          <w:tab w:val="num" w:pos="4320"/>
+        </w:tabs>
+        <w:ind w:left="4320" w:hanging="360"/>
+      </w:pPr>
+      <w:rPr>
+        <w:rFonts w:ascii="Wingdings" w:hAnsi="Wingdings" w:hint="default"/>
+        <w:sz w:val="20"/>
+      </w:rPr>
+    </w:lvl>
+    <w:lvl w:ilvl="6" w:tentative="1">
+      <w:start w:val="1"/>
+      <w:numFmt w:val="bullet"/>
+      <w:lvlText w:val=""/>
+      <w:lvlJc w:val="left"/>
+      <w:pPr>
+        <w:tabs>
+          <w:tab w:val="num" w:pos="5040"/>
+        </w:tabs>
+        <w:ind w:left="5040" w:hanging="360"/>
+      </w:pPr>
+      <w:rPr>
+        <w:rFonts w:ascii="Wingdings" w:hAnsi="Wingdings" w:hint="default"/>
+        <w:sz w:val="20"/>
+      </w:rPr>
+    </w:lvl>
+    <w:lvl w:ilvl="7" w:tentative="1">
+      <w:start w:val="1"/>
+      <w:numFmt w:val="bullet"/>
+      <w:lvlText w:val=""/>
+      <w:lvlJc w:val="left"/>
+      <w:pPr>
+        <w:tabs>
+          <w:tab w:val="num" w:pos="5760"/>
+        </w:tabs>
+        <w:ind w:left="5760" w:hanging="360"/>
+      </w:pPr>
+      <w:rPr>
+        <w:rFonts w:ascii="Wingdings" w:hAnsi="Wingdings" w:hint="default"/>
+        <w:sz w:val="20"/>
+      </w:rPr>
+    </w:lvl>
+    <w:lvl w:ilvl="8" w:tentative="1">
+      <w:start w:val="1"/>
+      <w:numFmt w:val="bullet"/>
+      <w:lvlText w:val=""/>
+      <w:lvlJc w:val="left"/>
+      <w:pPr>
+        <w:tabs>
+          <w:tab w:val="num" w:pos="6480"/>
+        </w:tabs>
+        <w:ind w:left="6480" w:hanging="360"/>
+      </w:pPr>
+      <w:rPr>
+        <w:rFonts w:ascii="Wingdings" w:hAnsi="Wingdings" w:hint="default"/>
+        <w:sz w:val="20"/>
+      </w:rPr>
+    </w:lvl>
+  </w:abstractNum>
+  <w:abstractNum w:abstractNumId="8" w15:restartNumberingAfterBreak="0">
     <w:nsid w:val="22D872D5"/>
     <w:multiLevelType w:val="multilevel"/>
     <w:tmpl w:val="563EF998"/>
@@ -9942,7 +12028,7 @@
       </w:rPr>
     </w:lvl>
   </w:abstractNum>
-  <w:abstractNum w:abstractNumId="8" w15:restartNumberingAfterBreak="0">
+  <w:abstractNum w:abstractNumId="9" w15:restartNumberingAfterBreak="0">
     <w:nsid w:val="2647274E"/>
     <w:multiLevelType w:val="multilevel"/>
     <w:tmpl w:val="13144B14"/>
@@ -10091,7 +12177,7 @@
       </w:rPr>
     </w:lvl>
   </w:abstractNum>
-  <w:abstractNum w:abstractNumId="9" w15:restartNumberingAfterBreak="0">
+  <w:abstractNum w:abstractNumId="10" w15:restartNumberingAfterBreak="0">
     <w:nsid w:val="2E0B23A5"/>
     <w:multiLevelType w:val="multilevel"/>
     <w:tmpl w:val="615C5B1C"/>
@@ -10240,7 +12326,7 @@
       </w:rPr>
     </w:lvl>
   </w:abstractNum>
-  <w:abstractNum w:abstractNumId="10" w15:restartNumberingAfterBreak="0">
+  <w:abstractNum w:abstractNumId="11" w15:restartNumberingAfterBreak="0">
     <w:nsid w:val="311F3557"/>
     <w:multiLevelType w:val="multilevel"/>
     <w:tmpl w:val="1F00C274"/>
@@ -10389,7 +12475,7 @@
       </w:rPr>
     </w:lvl>
   </w:abstractNum>
-  <w:abstractNum w:abstractNumId="11" w15:restartNumberingAfterBreak="0">
+  <w:abstractNum w:abstractNumId="12" w15:restartNumberingAfterBreak="0">
     <w:nsid w:val="336D11D6"/>
     <w:multiLevelType w:val="multilevel"/>
     <w:tmpl w:val="CB0AF25C"/>
@@ -10538,7 +12624,7 @@
       </w:rPr>
     </w:lvl>
   </w:abstractNum>
-  <w:abstractNum w:abstractNumId="12" w15:restartNumberingAfterBreak="0">
+  <w:abstractNum w:abstractNumId="13" w15:restartNumberingAfterBreak="0">
     <w:nsid w:val="341074F8"/>
     <w:multiLevelType w:val="multilevel"/>
     <w:tmpl w:val="4C0845DE"/>
@@ -10687,7 +12773,7 @@
       </w:rPr>
     </w:lvl>
   </w:abstractNum>
-  <w:abstractNum w:abstractNumId="13" w15:restartNumberingAfterBreak="0">
+  <w:abstractNum w:abstractNumId="14" w15:restartNumberingAfterBreak="0">
     <w:nsid w:val="34320D9D"/>
     <w:multiLevelType w:val="multilevel"/>
     <w:tmpl w:val="E14486C4"/>
@@ -10836,7 +12922,7 @@
       </w:rPr>
     </w:lvl>
   </w:abstractNum>
-  <w:abstractNum w:abstractNumId="14" w15:restartNumberingAfterBreak="0">
+  <w:abstractNum w:abstractNumId="15" w15:restartNumberingAfterBreak="0">
     <w:nsid w:val="3EC24B71"/>
     <w:multiLevelType w:val="multilevel"/>
     <w:tmpl w:val="D16A83FE"/>
@@ -10985,7 +13071,7 @@
       </w:rPr>
     </w:lvl>
   </w:abstractNum>
-  <w:abstractNum w:abstractNumId="15" w15:restartNumberingAfterBreak="0">
+  <w:abstractNum w:abstractNumId="16" w15:restartNumberingAfterBreak="0">
     <w:nsid w:val="3FED1BE9"/>
     <w:multiLevelType w:val="multilevel"/>
     <w:tmpl w:val="F020B4B6"/>
@@ -11134,7 +13220,7 @@
       </w:rPr>
     </w:lvl>
   </w:abstractNum>
-  <w:abstractNum w:abstractNumId="16" w15:restartNumberingAfterBreak="0">
+  <w:abstractNum w:abstractNumId="17" w15:restartNumberingAfterBreak="0">
     <w:nsid w:val="420741C5"/>
     <w:multiLevelType w:val="multilevel"/>
     <w:tmpl w:val="ADF8951A"/>
@@ -11283,7 +13369,7 @@
       </w:rPr>
     </w:lvl>
   </w:abstractNum>
-  <w:abstractNum w:abstractNumId="17" w15:restartNumberingAfterBreak="0">
+  <w:abstractNum w:abstractNumId="18" w15:restartNumberingAfterBreak="0">
     <w:nsid w:val="456B647E"/>
     <w:multiLevelType w:val="multilevel"/>
     <w:tmpl w:val="207E01CA"/>
@@ -11432,7 +13518,7 @@
       </w:rPr>
     </w:lvl>
   </w:abstractNum>
-  <w:abstractNum w:abstractNumId="18" w15:restartNumberingAfterBreak="0">
+  <w:abstractNum w:abstractNumId="19" w15:restartNumberingAfterBreak="0">
     <w:nsid w:val="49550C8C"/>
     <w:multiLevelType w:val="multilevel"/>
     <w:tmpl w:val="280219DE"/>
@@ -11581,7 +13667,7 @@
       </w:rPr>
     </w:lvl>
   </w:abstractNum>
-  <w:abstractNum w:abstractNumId="19" w15:restartNumberingAfterBreak="0">
+  <w:abstractNum w:abstractNumId="20" w15:restartNumberingAfterBreak="0">
     <w:nsid w:val="49BC03F4"/>
     <w:multiLevelType w:val="multilevel"/>
     <w:tmpl w:val="AF5C059C"/>
@@ -11694,7 +13780,156 @@
       </w:pPr>
     </w:lvl>
   </w:abstractNum>
-  <w:abstractNum w:abstractNumId="20" w15:restartNumberingAfterBreak="0">
+  <w:abstractNum w:abstractNumId="21" w15:restartNumberingAfterBreak="0">
+    <w:nsid w:val="4B664699"/>
+    <w:multiLevelType w:val="multilevel"/>
+    <w:tmpl w:val="179C3FC8"/>
+    <w:lvl w:ilvl="0">
+      <w:start w:val="1"/>
+      <w:numFmt w:val="bullet"/>
+      <w:lvlText w:val=""/>
+      <w:lvlJc w:val="left"/>
+      <w:pPr>
+        <w:tabs>
+          <w:tab w:val="num" w:pos="720"/>
+        </w:tabs>
+        <w:ind w:left="720" w:hanging="360"/>
+      </w:pPr>
+      <w:rPr>
+        <w:rFonts w:ascii="Symbol" w:hAnsi="Symbol" w:hint="default"/>
+        <w:sz w:val="20"/>
+      </w:rPr>
+    </w:lvl>
+    <w:lvl w:ilvl="1" w:tentative="1">
+      <w:start w:val="1"/>
+      <w:numFmt w:val="bullet"/>
+      <w:lvlText w:val="o"/>
+      <w:lvlJc w:val="left"/>
+      <w:pPr>
+        <w:tabs>
+          <w:tab w:val="num" w:pos="1440"/>
+        </w:tabs>
+        <w:ind w:left="1440" w:hanging="360"/>
+      </w:pPr>
+      <w:rPr>
+        <w:rFonts w:ascii="Courier New" w:hAnsi="Courier New" w:hint="default"/>
+        <w:sz w:val="20"/>
+      </w:rPr>
+    </w:lvl>
+    <w:lvl w:ilvl="2" w:tentative="1">
+      <w:start w:val="1"/>
+      <w:numFmt w:val="bullet"/>
+      <w:lvlText w:val=""/>
+      <w:lvlJc w:val="left"/>
+      <w:pPr>
+        <w:tabs>
+          <w:tab w:val="num" w:pos="2160"/>
+        </w:tabs>
+        <w:ind w:left="2160" w:hanging="360"/>
+      </w:pPr>
+      <w:rPr>
+        <w:rFonts w:ascii="Wingdings" w:hAnsi="Wingdings" w:hint="default"/>
+        <w:sz w:val="20"/>
+      </w:rPr>
+    </w:lvl>
+    <w:lvl w:ilvl="3" w:tentative="1">
+      <w:start w:val="1"/>
+      <w:numFmt w:val="bullet"/>
+      <w:lvlText w:val=""/>
+      <w:lvlJc w:val="left"/>
+      <w:pPr>
+        <w:tabs>
+          <w:tab w:val="num" w:pos="2880"/>
+        </w:tabs>
+        <w:ind w:left="2880" w:hanging="360"/>
+      </w:pPr>
+      <w:rPr>
+        <w:rFonts w:ascii="Wingdings" w:hAnsi="Wingdings" w:hint="default"/>
+        <w:sz w:val="20"/>
+      </w:rPr>
+    </w:lvl>
+    <w:lvl w:ilvl="4" w:tentative="1">
+      <w:start w:val="1"/>
+      <w:numFmt w:val="bullet"/>
+      <w:lvlText w:val=""/>
+      <w:lvlJc w:val="left"/>
+      <w:pPr>
+        <w:tabs>
+          <w:tab w:val="num" w:pos="3600"/>
+        </w:tabs>
+        <w:ind w:left="3600" w:hanging="360"/>
+      </w:pPr>
+      <w:rPr>
+        <w:rFonts w:ascii="Wingdings" w:hAnsi="Wingdings" w:hint="default"/>
+        <w:sz w:val="20"/>
+      </w:rPr>
+    </w:lvl>
+    <w:lvl w:ilvl="5" w:tentative="1">
+      <w:start w:val="1"/>
+      <w:numFmt w:val="bullet"/>
+      <w:lvlText w:val=""/>
+      <w:lvlJc w:val="left"/>
+      <w:pPr>
+        <w:tabs>
+          <w:tab w:val="num" w:pos="4320"/>
+        </w:tabs>
+        <w:ind w:left="4320" w:hanging="360"/>
+      </w:pPr>
+      <w:rPr>
+        <w:rFonts w:ascii="Wingdings" w:hAnsi="Wingdings" w:hint="default"/>
+        <w:sz w:val="20"/>
+      </w:rPr>
+    </w:lvl>
+    <w:lvl w:ilvl="6" w:tentative="1">
+      <w:start w:val="1"/>
+      <w:numFmt w:val="bullet"/>
+      <w:lvlText w:val=""/>
+      <w:lvlJc w:val="left"/>
+      <w:pPr>
+        <w:tabs>
+          <w:tab w:val="num" w:pos="5040"/>
+        </w:tabs>
+        <w:ind w:left="5040" w:hanging="360"/>
+      </w:pPr>
+      <w:rPr>
+        <w:rFonts w:ascii="Wingdings" w:hAnsi="Wingdings" w:hint="default"/>
+        <w:sz w:val="20"/>
+      </w:rPr>
+    </w:lvl>
+    <w:lvl w:ilvl="7" w:tentative="1">
+      <w:start w:val="1"/>
+      <w:numFmt w:val="bullet"/>
+      <w:lvlText w:val=""/>
+      <w:lvlJc w:val="left"/>
+      <w:pPr>
+        <w:tabs>
+          <w:tab w:val="num" w:pos="5760"/>
+        </w:tabs>
+        <w:ind w:left="5760" w:hanging="360"/>
+      </w:pPr>
+      <w:rPr>
+        <w:rFonts w:ascii="Wingdings" w:hAnsi="Wingdings" w:hint="default"/>
+        <w:sz w:val="20"/>
+      </w:rPr>
+    </w:lvl>
+    <w:lvl w:ilvl="8" w:tentative="1">
+      <w:start w:val="1"/>
+      <w:numFmt w:val="bullet"/>
+      <w:lvlText w:val=""/>
+      <w:lvlJc w:val="left"/>
+      <w:pPr>
+        <w:tabs>
+          <w:tab w:val="num" w:pos="6480"/>
+        </w:tabs>
+        <w:ind w:left="6480" w:hanging="360"/>
+      </w:pPr>
+      <w:rPr>
+        <w:rFonts w:ascii="Wingdings" w:hAnsi="Wingdings" w:hint="default"/>
+        <w:sz w:val="20"/>
+      </w:rPr>
+    </w:lvl>
+  </w:abstractNum>
+  <w:abstractNum w:abstractNumId="22" w15:restartNumberingAfterBreak="0">
     <w:nsid w:val="4DC37E5E"/>
     <w:multiLevelType w:val="multilevel"/>
     <w:tmpl w:val="44943224"/>
@@ -11843,7 +14078,7 @@
       </w:rPr>
     </w:lvl>
   </w:abstractNum>
-  <w:abstractNum w:abstractNumId="21" w15:restartNumberingAfterBreak="0">
+  <w:abstractNum w:abstractNumId="23" w15:restartNumberingAfterBreak="0">
     <w:nsid w:val="4EF01481"/>
     <w:multiLevelType w:val="multilevel"/>
     <w:tmpl w:val="A11E9930"/>
@@ -11992,7 +14227,156 @@
       </w:rPr>
     </w:lvl>
   </w:abstractNum>
-  <w:abstractNum w:abstractNumId="22" w15:restartNumberingAfterBreak="0">
+  <w:abstractNum w:abstractNumId="24" w15:restartNumberingAfterBreak="0">
+    <w:nsid w:val="5335728A"/>
+    <w:multiLevelType w:val="multilevel"/>
+    <w:tmpl w:val="BBC4F00C"/>
+    <w:lvl w:ilvl="0">
+      <w:start w:val="1"/>
+      <w:numFmt w:val="bullet"/>
+      <w:lvlText w:val=""/>
+      <w:lvlJc w:val="left"/>
+      <w:pPr>
+        <w:tabs>
+          <w:tab w:val="num" w:pos="720"/>
+        </w:tabs>
+        <w:ind w:left="720" w:hanging="360"/>
+      </w:pPr>
+      <w:rPr>
+        <w:rFonts w:ascii="Symbol" w:hAnsi="Symbol" w:hint="default"/>
+        <w:sz w:val="20"/>
+      </w:rPr>
+    </w:lvl>
+    <w:lvl w:ilvl="1" w:tentative="1">
+      <w:start w:val="1"/>
+      <w:numFmt w:val="bullet"/>
+      <w:lvlText w:val="o"/>
+      <w:lvlJc w:val="left"/>
+      <w:pPr>
+        <w:tabs>
+          <w:tab w:val="num" w:pos="1440"/>
+        </w:tabs>
+        <w:ind w:left="1440" w:hanging="360"/>
+      </w:pPr>
+      <w:rPr>
+        <w:rFonts w:ascii="Courier New" w:hAnsi="Courier New" w:hint="default"/>
+        <w:sz w:val="20"/>
+      </w:rPr>
+    </w:lvl>
+    <w:lvl w:ilvl="2" w:tentative="1">
+      <w:start w:val="1"/>
+      <w:numFmt w:val="bullet"/>
+      <w:lvlText w:val=""/>
+      <w:lvlJc w:val="left"/>
+      <w:pPr>
+        <w:tabs>
+          <w:tab w:val="num" w:pos="2160"/>
+        </w:tabs>
+        <w:ind w:left="2160" w:hanging="360"/>
+      </w:pPr>
+      <w:rPr>
+        <w:rFonts w:ascii="Wingdings" w:hAnsi="Wingdings" w:hint="default"/>
+        <w:sz w:val="20"/>
+      </w:rPr>
+    </w:lvl>
+    <w:lvl w:ilvl="3" w:tentative="1">
+      <w:start w:val="1"/>
+      <w:numFmt w:val="bullet"/>
+      <w:lvlText w:val=""/>
+      <w:lvlJc w:val="left"/>
+      <w:pPr>
+        <w:tabs>
+          <w:tab w:val="num" w:pos="2880"/>
+        </w:tabs>
+        <w:ind w:left="2880" w:hanging="360"/>
+      </w:pPr>
+      <w:rPr>
+        <w:rFonts w:ascii="Wingdings" w:hAnsi="Wingdings" w:hint="default"/>
+        <w:sz w:val="20"/>
+      </w:rPr>
+    </w:lvl>
+    <w:lvl w:ilvl="4" w:tentative="1">
+      <w:start w:val="1"/>
+      <w:numFmt w:val="bullet"/>
+      <w:lvlText w:val=""/>
+      <w:lvlJc w:val="left"/>
+      <w:pPr>
+        <w:tabs>
+          <w:tab w:val="num" w:pos="3600"/>
+        </w:tabs>
+        <w:ind w:left="3600" w:hanging="360"/>
+      </w:pPr>
+      <w:rPr>
+        <w:rFonts w:ascii="Wingdings" w:hAnsi="Wingdings" w:hint="default"/>
+        <w:sz w:val="20"/>
+      </w:rPr>
+    </w:lvl>
+    <w:lvl w:ilvl="5" w:tentative="1">
+      <w:start w:val="1"/>
+      <w:numFmt w:val="bullet"/>
+      <w:lvlText w:val=""/>
+      <w:lvlJc w:val="left"/>
+      <w:pPr>
+        <w:tabs>
+          <w:tab w:val="num" w:pos="4320"/>
+        </w:tabs>
+        <w:ind w:left="4320" w:hanging="360"/>
+      </w:pPr>
+      <w:rPr>
+        <w:rFonts w:ascii="Wingdings" w:hAnsi="Wingdings" w:hint="default"/>
+        <w:sz w:val="20"/>
+      </w:rPr>
+    </w:lvl>
+    <w:lvl w:ilvl="6" w:tentative="1">
+      <w:start w:val="1"/>
+      <w:numFmt w:val="bullet"/>
+      <w:lvlText w:val=""/>
+      <w:lvlJc w:val="left"/>
+      <w:pPr>
+        <w:tabs>
+          <w:tab w:val="num" w:pos="5040"/>
+        </w:tabs>
+        <w:ind w:left="5040" w:hanging="360"/>
+      </w:pPr>
+      <w:rPr>
+        <w:rFonts w:ascii="Wingdings" w:hAnsi="Wingdings" w:hint="default"/>
+        <w:sz w:val="20"/>
+      </w:rPr>
+    </w:lvl>
+    <w:lvl w:ilvl="7" w:tentative="1">
+      <w:start w:val="1"/>
+      <w:numFmt w:val="bullet"/>
+      <w:lvlText w:val=""/>
+      <w:lvlJc w:val="left"/>
+      <w:pPr>
+        <w:tabs>
+          <w:tab w:val="num" w:pos="5760"/>
+        </w:tabs>
+        <w:ind w:left="5760" w:hanging="360"/>
+      </w:pPr>
+      <w:rPr>
+        <w:rFonts w:ascii="Wingdings" w:hAnsi="Wingdings" w:hint="default"/>
+        <w:sz w:val="20"/>
+      </w:rPr>
+    </w:lvl>
+    <w:lvl w:ilvl="8" w:tentative="1">
+      <w:start w:val="1"/>
+      <w:numFmt w:val="bullet"/>
+      <w:lvlText w:val=""/>
+      <w:lvlJc w:val="left"/>
+      <w:pPr>
+        <w:tabs>
+          <w:tab w:val="num" w:pos="6480"/>
+        </w:tabs>
+        <w:ind w:left="6480" w:hanging="360"/>
+      </w:pPr>
+      <w:rPr>
+        <w:rFonts w:ascii="Wingdings" w:hAnsi="Wingdings" w:hint="default"/>
+        <w:sz w:val="20"/>
+      </w:rPr>
+    </w:lvl>
+  </w:abstractNum>
+  <w:abstractNum w:abstractNumId="25" w15:restartNumberingAfterBreak="0">
     <w:nsid w:val="55457C22"/>
     <w:multiLevelType w:val="multilevel"/>
     <w:tmpl w:val="F7866B26"/>
@@ -12141,7 +14525,7 @@
       </w:rPr>
     </w:lvl>
   </w:abstractNum>
-  <w:abstractNum w:abstractNumId="23" w15:restartNumberingAfterBreak="0">
+  <w:abstractNum w:abstractNumId="26" w15:restartNumberingAfterBreak="0">
     <w:nsid w:val="55D93031"/>
     <w:multiLevelType w:val="multilevel"/>
     <w:tmpl w:val="2B4A293A"/>
@@ -12290,7 +14674,7 @@
       </w:rPr>
     </w:lvl>
   </w:abstractNum>
-  <w:abstractNum w:abstractNumId="24" w15:restartNumberingAfterBreak="0">
+  <w:abstractNum w:abstractNumId="27" w15:restartNumberingAfterBreak="0">
     <w:nsid w:val="561F1E6A"/>
     <w:multiLevelType w:val="multilevel"/>
     <w:tmpl w:val="F9861FA0"/>
@@ -12439,7 +14823,7 @@
       </w:rPr>
     </w:lvl>
   </w:abstractNum>
-  <w:abstractNum w:abstractNumId="25" w15:restartNumberingAfterBreak="0">
+  <w:abstractNum w:abstractNumId="28" w15:restartNumberingAfterBreak="0">
     <w:nsid w:val="571927A1"/>
     <w:multiLevelType w:val="multilevel"/>
     <w:tmpl w:val="000E5114"/>
@@ -12588,7 +14972,7 @@
       </w:rPr>
     </w:lvl>
   </w:abstractNum>
-  <w:abstractNum w:abstractNumId="26" w15:restartNumberingAfterBreak="0">
+  <w:abstractNum w:abstractNumId="29" w15:restartNumberingAfterBreak="0">
     <w:nsid w:val="5A257F7A"/>
     <w:multiLevelType w:val="multilevel"/>
     <w:tmpl w:val="6A522DF6"/>
@@ -12737,7 +15121,7 @@
       </w:rPr>
     </w:lvl>
   </w:abstractNum>
-  <w:abstractNum w:abstractNumId="27" w15:restartNumberingAfterBreak="0">
+  <w:abstractNum w:abstractNumId="30" w15:restartNumberingAfterBreak="0">
     <w:nsid w:val="5F7B48E4"/>
     <w:multiLevelType w:val="multilevel"/>
     <w:tmpl w:val="1F5670A6"/>
@@ -12850,7 +15234,7 @@
       </w:pPr>
     </w:lvl>
   </w:abstractNum>
-  <w:abstractNum w:abstractNumId="28" w15:restartNumberingAfterBreak="0">
+  <w:abstractNum w:abstractNumId="31" w15:restartNumberingAfterBreak="0">
     <w:nsid w:val="5FF75A6D"/>
     <w:multiLevelType w:val="multilevel"/>
     <w:tmpl w:val="A0F66E5C"/>
@@ -12999,7 +15383,7 @@
       </w:rPr>
     </w:lvl>
   </w:abstractNum>
-  <w:abstractNum w:abstractNumId="29" w15:restartNumberingAfterBreak="0">
+  <w:abstractNum w:abstractNumId="32" w15:restartNumberingAfterBreak="0">
     <w:nsid w:val="60206D02"/>
     <w:multiLevelType w:val="multilevel"/>
     <w:tmpl w:val="845E9E76"/>
@@ -13148,7 +15532,7 @@
       </w:rPr>
     </w:lvl>
   </w:abstractNum>
-  <w:abstractNum w:abstractNumId="30" w15:restartNumberingAfterBreak="0">
+  <w:abstractNum w:abstractNumId="33" w15:restartNumberingAfterBreak="0">
     <w:nsid w:val="65DE44F2"/>
     <w:multiLevelType w:val="multilevel"/>
     <w:tmpl w:val="8D40347A"/>
@@ -13261,7 +15645,7 @@
       </w:pPr>
     </w:lvl>
   </w:abstractNum>
-  <w:abstractNum w:abstractNumId="31" w15:restartNumberingAfterBreak="0">
+  <w:abstractNum w:abstractNumId="34" w15:restartNumberingAfterBreak="0">
     <w:nsid w:val="6AF17A5A"/>
     <w:multiLevelType w:val="multilevel"/>
     <w:tmpl w:val="40FC88CC"/>
@@ -13410,7 +15794,7 @@
       </w:rPr>
     </w:lvl>
   </w:abstractNum>
-  <w:abstractNum w:abstractNumId="32" w15:restartNumberingAfterBreak="0">
+  <w:abstractNum w:abstractNumId="35" w15:restartNumberingAfterBreak="0">
     <w:nsid w:val="6FC94507"/>
     <w:multiLevelType w:val="multilevel"/>
     <w:tmpl w:val="DAE63DC6"/>
@@ -13559,7 +15943,7 @@
       </w:rPr>
     </w:lvl>
   </w:abstractNum>
-  <w:abstractNum w:abstractNumId="33" w15:restartNumberingAfterBreak="0">
+  <w:abstractNum w:abstractNumId="36" w15:restartNumberingAfterBreak="0">
     <w:nsid w:val="73473A48"/>
     <w:multiLevelType w:val="multilevel"/>
     <w:tmpl w:val="5AF4D1C0"/>
@@ -13708,7 +16092,7 @@
       </w:rPr>
     </w:lvl>
   </w:abstractNum>
-  <w:abstractNum w:abstractNumId="34" w15:restartNumberingAfterBreak="0">
+  <w:abstractNum w:abstractNumId="37" w15:restartNumberingAfterBreak="0">
     <w:nsid w:val="74E13EC7"/>
     <w:multiLevelType w:val="multilevel"/>
     <w:tmpl w:val="477E0E6E"/>
@@ -13857,7 +16241,7 @@
       </w:rPr>
     </w:lvl>
   </w:abstractNum>
-  <w:abstractNum w:abstractNumId="35" w15:restartNumberingAfterBreak="0">
+  <w:abstractNum w:abstractNumId="38" w15:restartNumberingAfterBreak="0">
     <w:nsid w:val="7546600C"/>
     <w:multiLevelType w:val="multilevel"/>
     <w:tmpl w:val="D73828DA"/>
@@ -14006,7 +16390,7 @@
       </w:rPr>
     </w:lvl>
   </w:abstractNum>
-  <w:abstractNum w:abstractNumId="36" w15:restartNumberingAfterBreak="0">
+  <w:abstractNum w:abstractNumId="39" w15:restartNumberingAfterBreak="0">
     <w:nsid w:val="768F2A60"/>
     <w:multiLevelType w:val="multilevel"/>
     <w:tmpl w:val="9B94E488"/>
@@ -14155,7 +16539,7 @@
       </w:rPr>
     </w:lvl>
   </w:abstractNum>
-  <w:abstractNum w:abstractNumId="37" w15:restartNumberingAfterBreak="0">
+  <w:abstractNum w:abstractNumId="40" w15:restartNumberingAfterBreak="0">
     <w:nsid w:val="77A95F60"/>
     <w:multiLevelType w:val="multilevel"/>
     <w:tmpl w:val="7610DC46"/>
@@ -14304,7 +16688,7 @@
       </w:rPr>
     </w:lvl>
   </w:abstractNum>
-  <w:abstractNum w:abstractNumId="38" w15:restartNumberingAfterBreak="0">
+  <w:abstractNum w:abstractNumId="41" w15:restartNumberingAfterBreak="0">
     <w:nsid w:val="7A7111BF"/>
     <w:multiLevelType w:val="multilevel"/>
     <w:tmpl w:val="EA322BA6"/>
@@ -14454,121 +16838,130 @@
     </w:lvl>
   </w:abstractNum>
   <w:num w:numId="1" w16cid:durableId="1222013107">
-    <w:abstractNumId w:val="8"/>
+    <w:abstractNumId w:val="9"/>
   </w:num>
   <w:num w:numId="2" w16cid:durableId="738668883">
-    <w:abstractNumId w:val="21"/>
+    <w:abstractNumId w:val="23"/>
   </w:num>
   <w:num w:numId="3" w16cid:durableId="5791519">
-    <w:abstractNumId w:val="22"/>
+    <w:abstractNumId w:val="25"/>
   </w:num>
   <w:num w:numId="4" w16cid:durableId="674724245">
-    <w:abstractNumId w:val="28"/>
+    <w:abstractNumId w:val="31"/>
   </w:num>
   <w:num w:numId="5" w16cid:durableId="582569914">
     <w:abstractNumId w:val="6"/>
   </w:num>
   <w:num w:numId="6" w16cid:durableId="1345400040">
-    <w:abstractNumId w:val="35"/>
+    <w:abstractNumId w:val="38"/>
   </w:num>
   <w:num w:numId="7" w16cid:durableId="890074338">
     <w:abstractNumId w:val="1"/>
   </w:num>
   <w:num w:numId="8" w16cid:durableId="431704830">
-    <w:abstractNumId w:val="27"/>
+    <w:abstractNumId w:val="30"/>
   </w:num>
   <w:num w:numId="9" w16cid:durableId="1348828581">
-    <w:abstractNumId w:val="16"/>
+    <w:abstractNumId w:val="17"/>
   </w:num>
   <w:num w:numId="10" w16cid:durableId="1938294600">
-    <w:abstractNumId w:val="17"/>
+    <w:abstractNumId w:val="18"/>
   </w:num>
   <w:num w:numId="11" w16cid:durableId="1950699514">
-    <w:abstractNumId w:val="38"/>
+    <w:abstractNumId w:val="41"/>
   </w:num>
   <w:num w:numId="12" w16cid:durableId="518591842">
-    <w:abstractNumId w:val="11"/>
+    <w:abstractNumId w:val="12"/>
   </w:num>
   <w:num w:numId="13" w16cid:durableId="1219171571">
     <w:abstractNumId w:val="2"/>
   </w:num>
   <w:num w:numId="14" w16cid:durableId="840386719">
+    <w:abstractNumId w:val="36"/>
+  </w:num>
+  <w:num w:numId="15" w16cid:durableId="1090853232">
     <w:abstractNumId w:val="33"/>
   </w:num>
-  <w:num w:numId="15" w16cid:durableId="1090853232">
-    <w:abstractNumId w:val="30"/>
-  </w:num>
   <w:num w:numId="16" w16cid:durableId="32849798">
-    <w:abstractNumId w:val="20"/>
+    <w:abstractNumId w:val="22"/>
   </w:num>
   <w:num w:numId="17" w16cid:durableId="1398898140">
-    <w:abstractNumId w:val="13"/>
+    <w:abstractNumId w:val="14"/>
   </w:num>
   <w:num w:numId="18" w16cid:durableId="520512773">
     <w:abstractNumId w:val="0"/>
   </w:num>
   <w:num w:numId="19" w16cid:durableId="1353873044">
-    <w:abstractNumId w:val="19"/>
+    <w:abstractNumId w:val="20"/>
   </w:num>
   <w:num w:numId="20" w16cid:durableId="1732577872">
-    <w:abstractNumId w:val="25"/>
+    <w:abstractNumId w:val="28"/>
   </w:num>
   <w:num w:numId="21" w16cid:durableId="1584337216">
-    <w:abstractNumId w:val="24"/>
+    <w:abstractNumId w:val="27"/>
   </w:num>
   <w:num w:numId="22" w16cid:durableId="1827354818">
-    <w:abstractNumId w:val="36"/>
+    <w:abstractNumId w:val="39"/>
   </w:num>
   <w:num w:numId="23" w16cid:durableId="88545699">
     <w:abstractNumId w:val="5"/>
   </w:num>
   <w:num w:numId="24" w16cid:durableId="1403869803">
-    <w:abstractNumId w:val="9"/>
+    <w:abstractNumId w:val="10"/>
   </w:num>
   <w:num w:numId="25" w16cid:durableId="297535257">
+    <w:abstractNumId w:val="40"/>
+  </w:num>
+  <w:num w:numId="26" w16cid:durableId="61756473">
     <w:abstractNumId w:val="37"/>
   </w:num>
-  <w:num w:numId="26" w16cid:durableId="61756473">
-    <w:abstractNumId w:val="34"/>
-  </w:num>
   <w:num w:numId="27" w16cid:durableId="941886710">
-    <w:abstractNumId w:val="10"/>
+    <w:abstractNumId w:val="11"/>
   </w:num>
   <w:num w:numId="28" w16cid:durableId="1145585058">
-    <w:abstractNumId w:val="29"/>
+    <w:abstractNumId w:val="32"/>
   </w:num>
   <w:num w:numId="29" w16cid:durableId="589044325">
-    <w:abstractNumId w:val="14"/>
+    <w:abstractNumId w:val="15"/>
   </w:num>
   <w:num w:numId="30" w16cid:durableId="43415046">
-    <w:abstractNumId w:val="23"/>
+    <w:abstractNumId w:val="26"/>
   </w:num>
   <w:num w:numId="31" w16cid:durableId="1918516825">
     <w:abstractNumId w:val="4"/>
   </w:num>
   <w:num w:numId="32" w16cid:durableId="2057393325">
-    <w:abstractNumId w:val="7"/>
+    <w:abstractNumId w:val="8"/>
   </w:num>
   <w:num w:numId="33" w16cid:durableId="540825334">
-    <w:abstractNumId w:val="15"/>
+    <w:abstractNumId w:val="16"/>
   </w:num>
   <w:num w:numId="34" w16cid:durableId="770131449">
-    <w:abstractNumId w:val="32"/>
+    <w:abstractNumId w:val="35"/>
   </w:num>
   <w:num w:numId="35" w16cid:durableId="1053238722">
-    <w:abstractNumId w:val="31"/>
+    <w:abstractNumId w:val="34"/>
   </w:num>
   <w:num w:numId="36" w16cid:durableId="1471244015">
-    <w:abstractNumId w:val="18"/>
+    <w:abstractNumId w:val="19"/>
   </w:num>
   <w:num w:numId="37" w16cid:durableId="1715302759">
-    <w:abstractNumId w:val="12"/>
+    <w:abstractNumId w:val="13"/>
   </w:num>
   <w:num w:numId="38" w16cid:durableId="1408723371">
-    <w:abstractNumId w:val="26"/>
+    <w:abstractNumId w:val="29"/>
   </w:num>
   <w:num w:numId="39" w16cid:durableId="1232934499">
     <w:abstractNumId w:val="3"/>
+  </w:num>
+  <w:num w:numId="40" w16cid:durableId="366757332">
+    <w:abstractNumId w:val="21"/>
+  </w:num>
+  <w:num w:numId="41" w16cid:durableId="1736469383">
+    <w:abstractNumId w:val="7"/>
+  </w:num>
+  <w:num w:numId="42" w16cid:durableId="1442995331">
+    <w:abstractNumId w:val="24"/>
   </w:num>
 </w:numbering>
 </file>
